--- a/Downloads/SIC-25-26-Team013-main/submission_templates/1 Project Action Plan.docx
+++ b/Downloads/SIC-25-26-Team013-main/submission_templates/1 Project Action Plan.docx
@@ -1,120 +1,106 @@
 
 <file path=word/document.xml><?xml version="1.0" encoding="utf-8"?>
-<w:document xmlns:mc="http://schemas.openxmlformats.org/markup-compatibility/2006" xmlns:o="urn:schemas-microsoft-com:office:office" xmlns:r="http://schemas.openxmlformats.org/officeDocument/2006/relationships" xmlns:m="http://schemas.openxmlformats.org/officeDocument/2006/math" xmlns:v="urn:schemas-microsoft-com:vml" xmlns:wp="http://schemas.openxmlformats.org/drawingml/2006/wordprocessingDrawing" xmlns:w10="urn:schemas-microsoft-com:office:word" xmlns:w="http://schemas.openxmlformats.org/wordprocessingml/2006/main" xmlns:wne="http://schemas.microsoft.com/office/word/2006/wordml" xmlns:sl="http://schemas.openxmlformats.org/schemaLibrary/2006/main" xmlns:a="http://schemas.openxmlformats.org/drawingml/2006/main" xmlns:pic="http://schemas.openxmlformats.org/drawingml/2006/picture" xmlns:c="http://schemas.openxmlformats.org/drawingml/2006/chart" xmlns:lc="http://schemas.openxmlformats.org/drawingml/2006/lockedCanvas" xmlns:dgm="http://schemas.openxmlformats.org/drawingml/2006/diagram" xmlns:wps="http://schemas.microsoft.com/office/word/2010/wordprocessingShape" xmlns:wpg="http://schemas.microsoft.com/office/word/2010/wordprocessingGroup" xmlns:w14="http://schemas.microsoft.com/office/word/2010/wordml" xmlns:w15="http://schemas.microsoft.com/office/word/2012/wordml" xmlns:w16="http://schemas.microsoft.com/office/word/2018/wordml" xmlns:w16cex="http://schemas.microsoft.com/office/word/2018/wordml/cex" xmlns:w16cid="http://schemas.microsoft.com/office/word/2016/wordml/cid" xmlns="http://schemas.microsoft.com/office/tasks/2019/documenttasks" xmlns:cr="http://schemas.microsoft.com/office/comments/2020/reactions">
+<w:document xmlns:wpc="http://schemas.microsoft.com/office/word/2010/wordprocessingCanvas" xmlns:cx="http://schemas.microsoft.com/office/drawing/2014/chartex" xmlns:cx1="http://schemas.microsoft.com/office/drawing/2015/9/8/chartex" xmlns:cx2="http://schemas.microsoft.com/office/drawing/2015/10/21/chartex" xmlns:cx3="http://schemas.microsoft.com/office/drawing/2016/5/9/chartex" xmlns:cx4="http://schemas.microsoft.com/office/drawing/2016/5/10/chartex" xmlns:cx5="http://schemas.microsoft.com/office/drawing/2016/5/11/chartex" xmlns:cx6="http://schemas.microsoft.com/office/drawing/2016/5/12/chartex" xmlns:cx7="http://schemas.microsoft.com/office/drawing/2016/5/13/chartex" xmlns:cx8="http://schemas.microsoft.com/office/drawing/2016/5/14/chartex" xmlns:mc="http://schemas.openxmlformats.org/markup-compatibility/2006" xmlns:aink="http://schemas.microsoft.com/office/drawing/2016/ink" xmlns:am3d="http://schemas.microsoft.com/office/drawing/2017/model3d" xmlns:o="urn:schemas-microsoft-com:office:office" xmlns:oel="http://schemas.microsoft.com/office/2019/extlst" xmlns:r="http://schemas.openxmlformats.org/officeDocument/2006/relationships" xmlns:m="http://schemas.openxmlformats.org/officeDocument/2006/math" xmlns:v="urn:schemas-microsoft-com:vml" xmlns:wp14="http://schemas.microsoft.com/office/word/2010/wordprocessingDrawing" xmlns:wp="http://schemas.openxmlformats.org/drawingml/2006/wordprocessingDrawing" xmlns:w10="urn:schemas-microsoft-com:office:word" xmlns:w="http://schemas.openxmlformats.org/wordprocessingml/2006/main" xmlns:w14="http://schemas.microsoft.com/office/word/2010/wordml" xmlns:w15="http://schemas.microsoft.com/office/word/2012/wordml" xmlns:w16cex="http://schemas.microsoft.com/office/word/2018/wordml/cex" xmlns:w16cid="http://schemas.microsoft.com/office/word/2016/wordml/cid" xmlns:w16="http://schemas.microsoft.com/office/word/2018/wordml" xmlns:w16du="http://schemas.microsoft.com/office/word/2023/wordml/word16du" xmlns:w16sdtdh="http://schemas.microsoft.com/office/word/2020/wordml/sdtdatahash" xmlns:w16sdtfl="http://schemas.microsoft.com/office/word/2024/wordml/sdtformatlock" xmlns:w16se="http://schemas.microsoft.com/office/word/2015/wordml/symex" xmlns:wpg="http://schemas.microsoft.com/office/word/2010/wordprocessingGroup" xmlns:wpi="http://schemas.microsoft.com/office/word/2010/wordprocessingInk" xmlns:wne="http://schemas.microsoft.com/office/word/2006/wordml" xmlns:wps="http://schemas.microsoft.com/office/word/2010/wordprocessingShape" mc:Ignorable="w14 w15 w16se w16cid w16 w16cex w16sdtdh w16sdtfl w16du wp14">
   <w:body>
     <w:p>
       <w:pPr>
         <w:jc w:val="left"/>
         <w:rPr>
-          <w:rFonts w:ascii="Samsung Sharp Sans" w:cs="Samsung Sharp Sans" w:eastAsia="Samsung Sharp Sans" w:hAnsi="Samsung Sharp Sans"/>
+          <w:rFonts w:ascii="Samsung Sharp Sans" w:eastAsia="Samsung Sharp Sans" w:hAnsi="Samsung Sharp Sans" w:cs="Samsung Sharp Sans"/>
           <w:sz w:val="40"/>
           <w:szCs w:val="40"/>
         </w:rPr>
       </w:pPr>
-      <w:bookmarkStart w:colFirst="0" w:colLast="0" w:name="_heading=h.xj1yswpvugjx" w:id="0"/>
+      <w:bookmarkStart w:id="0" w:name="_heading=h.xj1yswpvugjx" w:colFirst="0" w:colLast="0"/>
       <w:bookmarkEnd w:id="0"/>
-      <w:r>
-        <w:rPr>
-          <w:rtl w:val="0"/>
-        </w:rPr>
-      </w:r>
     </w:p>
     <w:p>
       <w:pPr>
         <w:jc w:val="left"/>
         <w:rPr>
-          <w:rFonts w:ascii="Samsung Sharp Sans" w:cs="Samsung Sharp Sans" w:eastAsia="Samsung Sharp Sans" w:hAnsi="Samsung Sharp Sans"/>
+          <w:rFonts w:ascii="Samsung Sharp Sans" w:eastAsia="Samsung Sharp Sans" w:hAnsi="Samsung Sharp Sans" w:cs="Samsung Sharp Sans"/>
           <w:sz w:val="40"/>
           <w:szCs w:val="40"/>
         </w:rPr>
       </w:pPr>
-      <w:r>
-        <w:rPr>
-          <w:rtl w:val="0"/>
-        </w:rPr>
-      </w:r>
     </w:p>
     <w:p>
       <w:pPr>
         <w:jc w:val="left"/>
         <w:rPr>
-          <w:rFonts w:ascii="SamsungOne 700" w:cs="SamsungOne 700" w:eastAsia="SamsungOne 700" w:hAnsi="SamsungOne 700"/>
+          <w:rFonts w:ascii="SamsungOne 700" w:eastAsia="SamsungOne 700" w:hAnsi="SamsungOne 700" w:cs="SamsungOne 700"/>
           <w:sz w:val="40"/>
           <w:szCs w:val="40"/>
         </w:rPr>
       </w:pPr>
-      <w:r>
-        <w:rPr>
-          <w:rtl w:val="0"/>
-        </w:rPr>
-      </w:r>
     </w:p>
     <w:p>
       <w:pPr>
         <w:jc w:val="left"/>
         <w:rPr>
-          <w:rFonts w:ascii="SamsungOne 700" w:cs="SamsungOne 700" w:eastAsia="SamsungOne 700" w:hAnsi="SamsungOne 700"/>
+          <w:rFonts w:ascii="SamsungOne 700" w:eastAsia="SamsungOne 700" w:hAnsi="SamsungOne 700" w:cs="SamsungOne 700"/>
           <w:color w:val="000000"/>
           <w:sz w:val="40"/>
           <w:szCs w:val="40"/>
         </w:rPr>
       </w:pPr>
-      <w:bookmarkStart w:colFirst="0" w:colLast="0" w:name="_heading=h.ewz05g4mb6ti" w:id="1"/>
+      <w:bookmarkStart w:id="1" w:name="_heading=h.ewz05g4mb6ti" w:colFirst="0" w:colLast="0"/>
       <w:bookmarkEnd w:id="1"/>
       <w:r>
         <w:rPr>
-          <w:rFonts w:ascii="SamsungOne 700" w:cs="SamsungOne 700" w:eastAsia="SamsungOne 700" w:hAnsi="SamsungOne 700"/>
+          <w:rFonts w:ascii="SamsungOne 700" w:eastAsia="SamsungOne 700" w:hAnsi="SamsungOne 700" w:cs="SamsungOne 700"/>
           <w:color w:val="000000"/>
           <w:sz w:val="40"/>
           <w:szCs w:val="40"/>
-          <w:rtl w:val="0"/>
         </w:rPr>
-        <w:t xml:space="preserve">AI Course</w:t>
+        <w:t>AI Course</w:t>
       </w:r>
     </w:p>
     <w:p>
       <w:pPr>
         <w:jc w:val="left"/>
         <w:rPr>
-          <w:rFonts w:ascii="Samsung Sharp Sans" w:cs="Samsung Sharp Sans" w:eastAsia="Samsung Sharp Sans" w:hAnsi="Samsung Sharp Sans"/>
-          <w:color w:val="193db0"/>
+          <w:rFonts w:ascii="Samsung Sharp Sans" w:eastAsia="Samsung Sharp Sans" w:hAnsi="Samsung Sharp Sans" w:cs="Samsung Sharp Sans"/>
+          <w:color w:val="193DB0"/>
           <w:sz w:val="72"/>
           <w:szCs w:val="72"/>
         </w:rPr>
       </w:pPr>
       <w:r>
         <w:rPr>
-          <w:rFonts w:ascii="Samsung Sharp Sans" w:cs="Samsung Sharp Sans" w:eastAsia="Samsung Sharp Sans" w:hAnsi="Samsung Sharp Sans"/>
-          <w:color w:val="193db0"/>
+          <w:rFonts w:ascii="Samsung Sharp Sans" w:eastAsia="Samsung Sharp Sans" w:hAnsi="Samsung Sharp Sans" w:cs="Samsung Sharp Sans"/>
+          <w:color w:val="193DB0"/>
           <w:sz w:val="72"/>
           <w:szCs w:val="72"/>
-          <w:rtl w:val="0"/>
         </w:rPr>
         <w:t xml:space="preserve">Capstone Project </w:t>
-        <w:br w:type="textWrapping"/>
-        <w:t xml:space="preserve">Action Plan</w:t>
+      </w:r>
+      <w:r>
+        <w:rPr>
+          <w:rFonts w:ascii="Samsung Sharp Sans" w:eastAsia="Samsung Sharp Sans" w:hAnsi="Samsung Sharp Sans" w:cs="Samsung Sharp Sans"/>
+          <w:color w:val="193DB0"/>
+          <w:sz w:val="72"/>
+          <w:szCs w:val="72"/>
+        </w:rPr>
+        <w:br/>
+        <w:t>Action Plan</w:t>
       </w:r>
     </w:p>
     <w:p>
       <w:pPr>
         <w:jc w:val="left"/>
         <w:rPr>
-          <w:rFonts w:ascii="SamsungOne 700" w:cs="SamsungOne 700" w:eastAsia="SamsungOne 700" w:hAnsi="SamsungOne 700"/>
+          <w:rFonts w:ascii="SamsungOne 700" w:eastAsia="SamsungOne 700" w:hAnsi="SamsungOne 700" w:cs="SamsungOne 700"/>
           <w:sz w:val="40"/>
           <w:szCs w:val="40"/>
         </w:rPr>
       </w:pPr>
-      <w:r>
-        <w:rPr>
-          <w:rtl w:val="0"/>
-        </w:rPr>
-      </w:r>
     </w:p>
     <w:p>
       <w:pPr>
         <w:jc w:val="left"/>
         <w:rPr>
-          <w:rFonts w:ascii="SamsungOne 700" w:cs="SamsungOne 700" w:eastAsia="SamsungOne 700" w:hAnsi="SamsungOne 700"/>
+          <w:rFonts w:ascii="SamsungOne 700" w:eastAsia="SamsungOne 700" w:hAnsi="SamsungOne 700" w:cs="SamsungOne 700"/>
           <w:color w:val="000000"/>
           <w:sz w:val="32"/>
           <w:szCs w:val="32"/>
@@ -122,1574 +108,3669 @@
       </w:pPr>
       <w:r>
         <w:rPr>
-          <w:rFonts w:ascii="SamsungOne 700" w:cs="SamsungOne 700" w:eastAsia="SamsungOne 700" w:hAnsi="SamsungOne 700"/>
+          <w:rFonts w:ascii="SamsungOne 700" w:eastAsia="SamsungOne 700" w:hAnsi="SamsungOne 700" w:cs="SamsungOne 700"/>
           <w:color w:val="000000"/>
           <w:sz w:val="32"/>
           <w:szCs w:val="32"/>
-          <w:rtl w:val="0"/>
         </w:rPr>
-        <w:t xml:space="preserve">For students (instructor’s review required)</w:t>
+        <w:t>For students (instructor’s review required)</w:t>
       </w:r>
     </w:p>
     <w:p>
       <w:pPr>
         <w:jc w:val="left"/>
         <w:rPr>
-          <w:rFonts w:ascii="Samsung Sharp Sans" w:cs="Samsung Sharp Sans" w:eastAsia="Samsung Sharp Sans" w:hAnsi="Samsung Sharp Sans"/>
+          <w:rFonts w:ascii="Samsung Sharp Sans" w:eastAsia="Samsung Sharp Sans" w:hAnsi="Samsung Sharp Sans" w:cs="Samsung Sharp Sans"/>
           <w:sz w:val="40"/>
           <w:szCs w:val="40"/>
         </w:rPr>
       </w:pPr>
+    </w:p>
+    <w:p>
+      <w:pPr>
+        <w:jc w:val="left"/>
+        <w:rPr>
+          <w:rFonts w:ascii="Samsung Sharp Sans" w:eastAsia="Samsung Sharp Sans" w:hAnsi="Samsung Sharp Sans" w:cs="Samsung Sharp Sans"/>
+          <w:sz w:val="40"/>
+          <w:szCs w:val="40"/>
+        </w:rPr>
+      </w:pPr>
+    </w:p>
+    <w:p>
+      <w:pPr>
+        <w:jc w:val="left"/>
+        <w:rPr>
+          <w:rFonts w:ascii="Samsung Sharp Sans" w:eastAsia="Samsung Sharp Sans" w:hAnsi="Samsung Sharp Sans" w:cs="Samsung Sharp Sans"/>
+          <w:sz w:val="40"/>
+          <w:szCs w:val="40"/>
+        </w:rPr>
+      </w:pPr>
+    </w:p>
+    <w:p>
+      <w:pPr>
+        <w:jc w:val="left"/>
+        <w:rPr>
+          <w:rFonts w:ascii="Samsung Sharp Sans" w:eastAsia="Samsung Sharp Sans" w:hAnsi="Samsung Sharp Sans" w:cs="Samsung Sharp Sans"/>
+          <w:sz w:val="40"/>
+          <w:szCs w:val="40"/>
+        </w:rPr>
+      </w:pPr>
+    </w:p>
+    <w:p>
+      <w:pPr>
+        <w:jc w:val="left"/>
+        <w:rPr>
+          <w:rFonts w:ascii="Samsung Sharp Sans" w:eastAsia="Samsung Sharp Sans" w:hAnsi="Samsung Sharp Sans" w:cs="Samsung Sharp Sans"/>
+          <w:sz w:val="40"/>
+          <w:szCs w:val="40"/>
+        </w:rPr>
+      </w:pPr>
+    </w:p>
+    <w:p>
+      <w:pPr>
+        <w:jc w:val="left"/>
+        <w:rPr>
+          <w:sz w:val="14"/>
+          <w:szCs w:val="14"/>
+        </w:rPr>
+      </w:pPr>
+    </w:p>
+    <w:p>
+      <w:pPr>
+        <w:jc w:val="left"/>
+        <w:rPr>
+          <w:sz w:val="14"/>
+          <w:szCs w:val="14"/>
+        </w:rPr>
+      </w:pPr>
+    </w:p>
+    <w:p>
+      <w:pPr>
+        <w:jc w:val="left"/>
+        <w:rPr>
+          <w:sz w:val="14"/>
+          <w:szCs w:val="14"/>
+        </w:rPr>
+      </w:pPr>
+    </w:p>
+    <w:p>
+      <w:pPr>
+        <w:spacing w:after="0"/>
+        <w:jc w:val="left"/>
+        <w:rPr>
+          <w:rFonts w:ascii="SamsungOne 400" w:eastAsia="SamsungOne 400" w:hAnsi="SamsungOne 400" w:cs="SamsungOne 400"/>
+          <w:sz w:val="14"/>
+          <w:szCs w:val="14"/>
+        </w:rPr>
+      </w:pPr>
       <w:r>
         <w:rPr>
-          <w:rtl w:val="0"/>
+          <w:sz w:val="14"/>
+          <w:szCs w:val="14"/>
         </w:rPr>
+        <w:t>ⓒ</w:t>
+      </w:r>
+      <w:r>
+        <w:rPr>
+          <w:rFonts w:ascii="SamsungOne 400" w:eastAsia="SamsungOne 400" w:hAnsi="SamsungOne 400" w:cs="SamsungOne 400"/>
+          <w:sz w:val="14"/>
+          <w:szCs w:val="14"/>
+        </w:rPr>
+        <w:t>2023 SAMSUNG. All rights reserved.</w:t>
       </w:r>
     </w:p>
     <w:p>
       <w:pPr>
+        <w:spacing w:after="0"/>
         <w:jc w:val="left"/>
         <w:rPr>
-          <w:rFonts w:ascii="Samsung Sharp Sans" w:cs="Samsung Sharp Sans" w:eastAsia="Samsung Sharp Sans" w:hAnsi="Samsung Sharp Sans"/>
-          <w:sz w:val="40"/>
-          <w:szCs w:val="40"/>
+          <w:rFonts w:ascii="SamsungOne 400" w:eastAsia="SamsungOne 400" w:hAnsi="SamsungOne 400" w:cs="SamsungOne 400"/>
+          <w:sz w:val="14"/>
+          <w:szCs w:val="14"/>
         </w:rPr>
       </w:pPr>
       <w:r>
         <w:rPr>
-          <w:rtl w:val="0"/>
+          <w:rFonts w:ascii="SamsungOne 400" w:eastAsia="SamsungOne 400" w:hAnsi="SamsungOne 400" w:cs="SamsungOne 400"/>
+          <w:sz w:val="14"/>
+          <w:szCs w:val="14"/>
         </w:rPr>
+        <w:t>Samsung Electronics Corporate Citizenship Office holds the copyright of this document.</w:t>
       </w:r>
     </w:p>
     <w:p>
       <w:pPr>
+        <w:spacing w:after="0"/>
         <w:jc w:val="left"/>
         <w:rPr>
-          <w:rFonts w:ascii="Samsung Sharp Sans" w:cs="Samsung Sharp Sans" w:eastAsia="Samsung Sharp Sans" w:hAnsi="Samsung Sharp Sans"/>
-          <w:sz w:val="40"/>
-          <w:szCs w:val="40"/>
-        </w:rPr>
-      </w:pPr>
-      <w:r>
-        <w:rPr>
-          <w:rtl w:val="0"/>
-        </w:rPr>
-      </w:r>
-    </w:p>
-    <w:p>
-      <w:pPr>
-        <w:jc w:val="left"/>
-        <w:rPr>
-          <w:rFonts w:ascii="Samsung Sharp Sans" w:cs="Samsung Sharp Sans" w:eastAsia="Samsung Sharp Sans" w:hAnsi="Samsung Sharp Sans"/>
-          <w:sz w:val="40"/>
-          <w:szCs w:val="40"/>
-        </w:rPr>
-      </w:pPr>
-      <w:r>
-        <w:rPr>
-          <w:rtl w:val="0"/>
-        </w:rPr>
-      </w:r>
-    </w:p>
-    <w:p>
-      <w:pPr>
-        <w:jc w:val="left"/>
-        <w:rPr>
-          <w:rFonts w:ascii="Samsung Sharp Sans" w:cs="Samsung Sharp Sans" w:eastAsia="Samsung Sharp Sans" w:hAnsi="Samsung Sharp Sans"/>
-          <w:sz w:val="40"/>
-          <w:szCs w:val="40"/>
-        </w:rPr>
-      </w:pPr>
-      <w:r>
-        <w:rPr>
-          <w:rtl w:val="0"/>
-        </w:rPr>
-      </w:r>
-    </w:p>
-    <w:p>
-      <w:pPr>
-        <w:jc w:val="left"/>
-        <w:rPr>
-          <w:rFonts w:ascii="Malgun Gothic" w:cs="Malgun Gothic" w:eastAsia="Malgun Gothic" w:hAnsi="Malgun Gothic"/>
+          <w:rFonts w:ascii="SamsungOne 400" w:eastAsia="SamsungOne 400" w:hAnsi="SamsungOne 400" w:cs="SamsungOne 400"/>
           <w:sz w:val="14"/>
           <w:szCs w:val="14"/>
         </w:rPr>
       </w:pPr>
       <w:r>
         <w:rPr>
-          <w:rtl w:val="0"/>
-        </w:rPr>
-      </w:r>
-    </w:p>
-    <w:p>
-      <w:pPr>
-        <w:jc w:val="left"/>
-        <w:rPr>
-          <w:rFonts w:ascii="Malgun Gothic" w:cs="Malgun Gothic" w:eastAsia="Malgun Gothic" w:hAnsi="Malgun Gothic"/>
+          <w:rFonts w:ascii="SamsungOne 400" w:eastAsia="SamsungOne 400" w:hAnsi="SamsungOne 400" w:cs="SamsungOne 400"/>
           <w:sz w:val="14"/>
           <w:szCs w:val="14"/>
-        </w:rPr>
-      </w:pPr>
-      <w:r>
-        <w:rPr>
-          <w:rtl w:val="0"/>
-        </w:rPr>
-      </w:r>
-    </w:p>
-    <w:p>
-      <w:pPr>
-        <w:jc w:val="left"/>
-        <w:rPr>
-          <w:rFonts w:ascii="Malgun Gothic" w:cs="Malgun Gothic" w:eastAsia="Malgun Gothic" w:hAnsi="Malgun Gothic"/>
-          <w:sz w:val="14"/>
-          <w:szCs w:val="14"/>
-        </w:rPr>
-      </w:pPr>
-      <w:r>
-        <w:rPr>
-          <w:rtl w:val="0"/>
-        </w:rPr>
-      </w:r>
-    </w:p>
-    <w:p>
-      <w:pPr>
-        <w:spacing w:after="0" w:lineRule="auto"/>
-        <w:jc w:val="left"/>
-        <w:rPr>
-          <w:rFonts w:ascii="SamsungOne 400" w:cs="SamsungOne 400" w:eastAsia="SamsungOne 400" w:hAnsi="SamsungOne 400"/>
-          <w:sz w:val="14"/>
-          <w:szCs w:val="14"/>
-        </w:rPr>
-      </w:pPr>
-      <w:r>
-        <w:rPr>
-          <w:rFonts w:ascii="Malgun Gothic" w:cs="Malgun Gothic" w:eastAsia="Malgun Gothic" w:hAnsi="Malgun Gothic"/>
-          <w:sz w:val="14"/>
-          <w:szCs w:val="14"/>
-          <w:rtl w:val="0"/>
-        </w:rPr>
-        <w:t xml:space="preserve">ⓒ</w:t>
-      </w:r>
-      <w:r>
-        <w:rPr>
-          <w:rFonts w:ascii="SamsungOne 400" w:cs="SamsungOne 400" w:eastAsia="SamsungOne 400" w:hAnsi="SamsungOne 400"/>
-          <w:sz w:val="14"/>
-          <w:szCs w:val="14"/>
-          <w:rtl w:val="0"/>
-        </w:rPr>
-        <w:t xml:space="preserve">2023 SAMSUNG. All rights reserved.</w:t>
-      </w:r>
-    </w:p>
-    <w:p>
-      <w:pPr>
-        <w:spacing w:after="0" w:lineRule="auto"/>
-        <w:jc w:val="left"/>
-        <w:rPr>
-          <w:rFonts w:ascii="SamsungOne 400" w:cs="SamsungOne 400" w:eastAsia="SamsungOne 400" w:hAnsi="SamsungOne 400"/>
-          <w:sz w:val="14"/>
-          <w:szCs w:val="14"/>
-        </w:rPr>
-      </w:pPr>
-      <w:r>
-        <w:rPr>
-          <w:rFonts w:ascii="SamsungOne 400" w:cs="SamsungOne 400" w:eastAsia="SamsungOne 400" w:hAnsi="SamsungOne 400"/>
-          <w:sz w:val="14"/>
-          <w:szCs w:val="14"/>
-          <w:rtl w:val="0"/>
-        </w:rPr>
-        <w:t xml:space="preserve">Samsung Electronics Corporate Citizenship Office holds the copyright of this document.</w:t>
-      </w:r>
-    </w:p>
-    <w:p>
-      <w:pPr>
-        <w:spacing w:after="0" w:lineRule="auto"/>
-        <w:jc w:val="left"/>
-        <w:rPr>
-          <w:rFonts w:ascii="SamsungOne 400" w:cs="SamsungOne 400" w:eastAsia="SamsungOne 400" w:hAnsi="SamsungOne 400"/>
-          <w:sz w:val="14"/>
-          <w:szCs w:val="14"/>
-        </w:rPr>
-      </w:pPr>
-      <w:r>
-        <w:rPr>
-          <w:rFonts w:ascii="SamsungOne 400" w:cs="SamsungOne 400" w:eastAsia="SamsungOne 400" w:hAnsi="SamsungOne 400"/>
-          <w:sz w:val="14"/>
-          <w:szCs w:val="14"/>
-          <w:rtl w:val="0"/>
         </w:rPr>
         <w:t xml:space="preserve">This document is a literary property protected by copyright law so reprint and reproduction without permission are prohibited. </w:t>
       </w:r>
     </w:p>
     <w:p>
       <w:pPr>
-        <w:spacing w:after="0" w:lineRule="auto"/>
+        <w:spacing w:after="0"/>
         <w:jc w:val="left"/>
         <w:rPr>
-          <w:rFonts w:ascii="SamsungOne 400" w:cs="SamsungOne 400" w:eastAsia="SamsungOne 400" w:hAnsi="SamsungOne 400"/>
+          <w:rFonts w:ascii="SamsungOne 400" w:eastAsia="SamsungOne 400" w:hAnsi="SamsungOne 400" w:cs="SamsungOne 400"/>
           <w:sz w:val="14"/>
           <w:szCs w:val="14"/>
         </w:rPr>
       </w:pPr>
       <w:r>
         <w:rPr>
-          <w:rFonts w:ascii="SamsungOne 400" w:cs="SamsungOne 400" w:eastAsia="SamsungOne 400" w:hAnsi="SamsungOne 400"/>
+          <w:rFonts w:ascii="SamsungOne 400" w:eastAsia="SamsungOne 400" w:hAnsi="SamsungOne 400" w:cs="SamsungOne 400"/>
           <w:sz w:val="14"/>
           <w:szCs w:val="14"/>
-          <w:rtl w:val="0"/>
         </w:rPr>
-        <w:t xml:space="preserve">To use this document other than the curriculum of Samsung Innovation Campus, you must receive written consent from copyright holder.</w:t>
+        <w:t>To use this document other than the curriculum of Samsung Innovation Campus, you must receive written consent from copyright holder.</w:t>
       </w:r>
     </w:p>
     <w:p>
       <w:pPr>
-        <w:widowControl w:val="1"/>
+        <w:widowControl/>
         <w:rPr>
-          <w:rFonts w:ascii="SamsungOne 400" w:cs="SamsungOne 400" w:eastAsia="SamsungOne 400" w:hAnsi="SamsungOne 400"/>
+          <w:rFonts w:ascii="SamsungOne 400" w:eastAsia="SamsungOne 400" w:hAnsi="SamsungOne 400" w:cs="SamsungOne 400"/>
           <w:sz w:val="14"/>
           <w:szCs w:val="14"/>
         </w:rPr>
       </w:pPr>
       <w:r>
         <w:br w:type="page"/>
-      </w:r>
-      <w:r>
-        <w:rPr>
-          <w:rtl w:val="0"/>
-        </w:rPr>
       </w:r>
     </w:p>
     <w:tbl>
       <w:tblPr>
-        <w:tblStyle w:val="Table1"/>
-        <w:tblW w:w="9016.0" w:type="dxa"/>
-        <w:jc w:val="left"/>
+        <w:tblStyle w:val="a"/>
+        <w:tblW w:w="9016" w:type="dxa"/>
+        <w:tblInd w:w="0" w:type="dxa"/>
         <w:tblBorders>
-          <w:top w:color="000000" w:space="0" w:sz="4" w:val="single"/>
-          <w:left w:color="000000" w:space="0" w:sz="4" w:val="single"/>
-          <w:bottom w:color="000000" w:space="0" w:sz="4" w:val="single"/>
-          <w:right w:color="000000" w:space="0" w:sz="4" w:val="single"/>
-          <w:insideH w:color="000000" w:space="0" w:sz="4" w:val="single"/>
-          <w:insideV w:color="000000" w:space="0" w:sz="4" w:val="single"/>
+          <w:top w:val="single" w:sz="4" w:space="0" w:color="000000"/>
+          <w:left w:val="single" w:sz="4" w:space="0" w:color="000000"/>
+          <w:bottom w:val="single" w:sz="4" w:space="0" w:color="000000"/>
+          <w:right w:val="single" w:sz="4" w:space="0" w:color="000000"/>
+          <w:insideH w:val="single" w:sz="4" w:space="0" w:color="000000"/>
+          <w:insideV w:val="single" w:sz="4" w:space="0" w:color="000000"/>
         </w:tblBorders>
         <w:tblLayout w:type="fixed"/>
-        <w:tblLook w:val="0400"/>
+        <w:tblLook w:val="0400" w:firstRow="0" w:lastRow="0" w:firstColumn="0" w:lastColumn="0" w:noHBand="0" w:noVBand="1"/>
       </w:tblPr>
       <w:tblGrid>
         <w:gridCol w:w="2689"/>
         <w:gridCol w:w="6327"/>
-        <w:tblGridChange w:id="0">
-          <w:tblGrid>
-            <w:gridCol w:w="2689"/>
-            <w:gridCol w:w="6327"/>
-          </w:tblGrid>
-        </w:tblGridChange>
       </w:tblGrid>
       <w:tr>
         <w:trPr>
-          <w:cantSplit w:val="0"/>
-          <w:trHeight w:val="602" w:hRule="atLeast"/>
-          <w:tblHeader w:val="0"/>
+          <w:trHeight w:val="602"/>
         </w:trPr>
         <w:tc>
           <w:tcPr>
-            <w:shd w:fill="auto" w:val="clear"/>
+            <w:tcW w:w="2689" w:type="dxa"/>
             <w:vAlign w:val="center"/>
           </w:tcPr>
           <w:p>
             <w:pPr>
-              <w:ind w:left="227" w:firstLine="0"/>
+              <w:ind w:left="227"/>
               <w:jc w:val="left"/>
               <w:rPr>
-                <w:rFonts w:ascii="Times New Roman" w:cs="Times New Roman" w:eastAsia="Times New Roman" w:hAnsi="Times New Roman"/>
-                <w:color w:val="193db0"/>
+                <w:rFonts w:ascii="Times New Roman" w:eastAsia="Times New Roman" w:hAnsi="Times New Roman" w:cs="Times New Roman"/>
+                <w:color w:val="193DB0"/>
                 <w:sz w:val="32"/>
                 <w:szCs w:val="32"/>
               </w:rPr>
             </w:pPr>
             <w:r>
               <w:rPr>
-                <w:rFonts w:ascii="SamsungOne 700" w:cs="SamsungOne 700" w:eastAsia="SamsungOne 700" w:hAnsi="SamsungOne 700"/>
-                <w:color w:val="193db0"/>
+                <w:rFonts w:ascii="SamsungOne 700" w:eastAsia="SamsungOne 700" w:hAnsi="SamsungOne 700" w:cs="SamsungOne 700"/>
+                <w:color w:val="193DB0"/>
                 <w:sz w:val="32"/>
                 <w:szCs w:val="32"/>
-                <w:rtl w:val="0"/>
-              </w:rPr>
-              <w:t xml:space="preserve">Course</w:t>
-            </w:r>
-            <w:r>
-              <w:rPr>
-                <w:rtl w:val="0"/>
-              </w:rPr>
+              </w:rPr>
+              <w:lastRenderedPageBreak/>
+              <w:t>Course</w:t>
             </w:r>
           </w:p>
         </w:tc>
         <w:tc>
           <w:tcPr>
+            <w:tcW w:w="6327" w:type="dxa"/>
             <w:vAlign w:val="center"/>
           </w:tcPr>
           <w:p>
             <w:pPr>
               <w:jc w:val="center"/>
               <w:rPr>
-                <w:rFonts w:ascii="SamsungOne 700" w:cs="SamsungOne 700" w:eastAsia="SamsungOne 700" w:hAnsi="SamsungOne 700"/>
+                <w:rFonts w:ascii="SamsungOne 700" w:eastAsia="SamsungOne 700" w:hAnsi="SamsungOne 700" w:cs="SamsungOne 700"/>
                 <w:sz w:val="32"/>
                 <w:szCs w:val="32"/>
               </w:rPr>
             </w:pPr>
             <w:r>
               <w:rPr>
-                <w:rFonts w:ascii="SamsungOne 700" w:cs="SamsungOne 700" w:eastAsia="SamsungOne 700" w:hAnsi="SamsungOne 700"/>
+                <w:rFonts w:ascii="SamsungOne 700" w:eastAsia="SamsungOne 700" w:hAnsi="SamsungOne 700" w:cs="SamsungOne 700"/>
                 <w:color w:val="000000"/>
                 <w:sz w:val="32"/>
                 <w:szCs w:val="32"/>
-                <w:rtl w:val="0"/>
-              </w:rPr>
-              <w:t xml:space="preserve">AI Course</w:t>
-            </w:r>
-            <w:r>
-              <w:rPr>
-                <w:rtl w:val="0"/>
-              </w:rPr>
+              </w:rPr>
+              <w:t>AI Course</w:t>
             </w:r>
           </w:p>
         </w:tc>
       </w:tr>
       <w:tr>
         <w:trPr>
-          <w:cantSplit w:val="0"/>
-          <w:trHeight w:val="708" w:hRule="atLeast"/>
-          <w:tblHeader w:val="0"/>
+          <w:trHeight w:val="708"/>
         </w:trPr>
         <w:tc>
           <w:tcPr>
-            <w:shd w:fill="auto" w:val="clear"/>
+            <w:tcW w:w="2689" w:type="dxa"/>
             <w:vAlign w:val="center"/>
           </w:tcPr>
           <w:p>
             <w:pPr>
-              <w:ind w:left="227" w:firstLine="0"/>
+              <w:ind w:left="227"/>
               <w:jc w:val="left"/>
               <w:rPr>
-                <w:rFonts w:ascii="Times New Roman" w:cs="Times New Roman" w:eastAsia="Times New Roman" w:hAnsi="Times New Roman"/>
-                <w:color w:val="193db0"/>
+                <w:rFonts w:ascii="Times New Roman" w:eastAsia="Times New Roman" w:hAnsi="Times New Roman" w:cs="Times New Roman"/>
+                <w:color w:val="193DB0"/>
                 <w:sz w:val="32"/>
                 <w:szCs w:val="32"/>
               </w:rPr>
             </w:pPr>
             <w:r>
               <w:rPr>
-                <w:rFonts w:ascii="SamsungOne 700" w:cs="SamsungOne 700" w:eastAsia="SamsungOne 700" w:hAnsi="SamsungOne 700"/>
-                <w:color w:val="193db0"/>
+                <w:rFonts w:ascii="SamsungOne 700" w:eastAsia="SamsungOne 700" w:hAnsi="SamsungOne 700" w:cs="SamsungOne 700"/>
+                <w:color w:val="193DB0"/>
                 <w:sz w:val="32"/>
                 <w:szCs w:val="32"/>
-                <w:rtl w:val="0"/>
-              </w:rPr>
-              <w:t xml:space="preserve">Team Name</w:t>
-            </w:r>
-            <w:r>
-              <w:rPr>
-                <w:rtl w:val="0"/>
-              </w:rPr>
+              </w:rPr>
+              <w:t>Team Name</w:t>
             </w:r>
           </w:p>
         </w:tc>
         <w:tc>
           <w:tcPr>
+            <w:tcW w:w="6327" w:type="dxa"/>
             <w:vAlign w:val="center"/>
           </w:tcPr>
           <w:p>
             <w:pPr>
-              <w:ind w:firstLine="128"/>
-              <w:jc w:val="left"/>
-              <w:rPr>
-                <w:rFonts w:ascii="Times New Roman" w:cs="Times New Roman" w:eastAsia="Times New Roman" w:hAnsi="Times New Roman"/>
+              <w:jc w:val="center"/>
+              <w:rPr>
+                <w:rFonts w:ascii="Times New Roman" w:eastAsia="Times New Roman" w:hAnsi="Times New Roman" w:cs="Times New Roman"/>
                 <w:sz w:val="28"/>
                 <w:szCs w:val="28"/>
               </w:rPr>
             </w:pPr>
             <w:r>
               <w:rPr>
-                <w:rFonts w:ascii="SamsungOne 400" w:cs="SamsungOne 400" w:eastAsia="SamsungOne 400" w:hAnsi="SamsungOne 400"/>
-                <w:color w:val="a6a6a6"/>
-                <w:sz w:val="28"/>
-                <w:szCs w:val="28"/>
-                <w:rtl w:val="0"/>
-              </w:rPr>
-              <w:t xml:space="preserve">&lt;A name befitting your team’s character&gt;</w:t>
-            </w:r>
-            <w:r>
-              <w:rPr>
-                <w:rtl w:val="0"/>
-              </w:rPr>
+                <w:rFonts w:ascii="SamsungOne 400" w:eastAsia="SamsungOne 400" w:hAnsi="SamsungOne 400" w:cs="SamsungOne 400"/>
+                <w:sz w:val="28"/>
+                <w:szCs w:val="28"/>
+              </w:rPr>
+              <w:t>Team Nova</w:t>
             </w:r>
           </w:p>
         </w:tc>
       </w:tr>
       <w:tr>
         <w:trPr>
-          <w:cantSplit w:val="0"/>
-          <w:trHeight w:val="759" w:hRule="atLeast"/>
-          <w:tblHeader w:val="0"/>
+          <w:trHeight w:val="759"/>
         </w:trPr>
         <w:tc>
           <w:tcPr>
-            <w:shd w:fill="auto" w:val="clear"/>
+            <w:tcW w:w="2689" w:type="dxa"/>
             <w:vAlign w:val="center"/>
           </w:tcPr>
           <w:p>
             <w:pPr>
-              <w:ind w:left="227" w:firstLine="0"/>
+              <w:ind w:left="227"/>
               <w:jc w:val="left"/>
               <w:rPr>
-                <w:rFonts w:ascii="SamsungOne 700" w:cs="SamsungOne 700" w:eastAsia="SamsungOne 700" w:hAnsi="SamsungOne 700"/>
-                <w:color w:val="193db0"/>
+                <w:rFonts w:ascii="SamsungOne 700" w:eastAsia="SamsungOne 700" w:hAnsi="SamsungOne 700" w:cs="SamsungOne 700"/>
+                <w:color w:val="193DB0"/>
                 <w:sz w:val="32"/>
                 <w:szCs w:val="32"/>
               </w:rPr>
             </w:pPr>
             <w:r>
               <w:rPr>
-                <w:rFonts w:ascii="SamsungOne 700" w:cs="SamsungOne 700" w:eastAsia="SamsungOne 700" w:hAnsi="SamsungOne 700"/>
-                <w:color w:val="193db0"/>
+                <w:rFonts w:ascii="SamsungOne 700" w:eastAsia="SamsungOne 700" w:hAnsi="SamsungOne 700" w:cs="SamsungOne 700"/>
+                <w:color w:val="193DB0"/>
                 <w:sz w:val="32"/>
                 <w:szCs w:val="32"/>
-                <w:rtl w:val="0"/>
-              </w:rPr>
-              <w:t xml:space="preserve">Team Leader/</w:t>
+              </w:rPr>
+              <w:t>Team Leader/</w:t>
             </w:r>
           </w:p>
           <w:p>
             <w:pPr>
-              <w:ind w:left="227" w:firstLine="0"/>
+              <w:ind w:left="227"/>
               <w:jc w:val="left"/>
               <w:rPr>
-                <w:rFonts w:ascii="SamsungOne 700" w:cs="SamsungOne 700" w:eastAsia="SamsungOne 700" w:hAnsi="SamsungOne 700"/>
-                <w:color w:val="193db0"/>
+                <w:rFonts w:ascii="SamsungOne 700" w:eastAsia="SamsungOne 700" w:hAnsi="SamsungOne 700" w:cs="SamsungOne 700"/>
+                <w:color w:val="193DB0"/>
                 <w:sz w:val="32"/>
                 <w:szCs w:val="32"/>
               </w:rPr>
             </w:pPr>
             <w:r>
               <w:rPr>
-                <w:rFonts w:ascii="SamsungOne 700" w:cs="SamsungOne 700" w:eastAsia="SamsungOne 700" w:hAnsi="SamsungOne 700"/>
-                <w:color w:val="193db0"/>
+                <w:rFonts w:ascii="SamsungOne 700" w:eastAsia="SamsungOne 700" w:hAnsi="SamsungOne 700" w:cs="SamsungOne 700"/>
+                <w:color w:val="193DB0"/>
                 <w:sz w:val="32"/>
                 <w:szCs w:val="32"/>
-                <w:rtl w:val="0"/>
-              </w:rPr>
-              <w:t xml:space="preserve">Members</w:t>
+              </w:rPr>
+              <w:t>Members</w:t>
             </w:r>
           </w:p>
         </w:tc>
         <w:tc>
           <w:tcPr>
+            <w:tcW w:w="6327" w:type="dxa"/>
             <w:vAlign w:val="center"/>
           </w:tcPr>
           <w:p>
             <w:pPr>
-              <w:ind w:firstLine="128"/>
-              <w:jc w:val="left"/>
-              <w:rPr>
-                <w:rFonts w:ascii="SamsungOne 400" w:cs="SamsungOne 400" w:eastAsia="SamsungOne 400" w:hAnsi="SamsungOne 400"/>
-                <w:color w:val="a6a6a6"/>
+              <w:rPr>
+                <w:rFonts w:ascii="SamsungOne 400" w:eastAsia="SamsungOne 400" w:hAnsi="SamsungOne 400" w:cs="SamsungOne 400"/>
                 <w:sz w:val="28"/>
                 <w:szCs w:val="28"/>
               </w:rPr>
             </w:pPr>
             <w:r>
               <w:rPr>
-                <w:rFonts w:ascii="SamsungOne 400" w:cs="SamsungOne 400" w:eastAsia="SamsungOne 400" w:hAnsi="SamsungOne 400"/>
-                <w:color w:val="a6a6a6"/>
-                <w:sz w:val="28"/>
-                <w:szCs w:val="28"/>
-                <w:rtl w:val="0"/>
-              </w:rPr>
-              <w:t xml:space="preserve">&lt;Team leader&gt; /</w:t>
+                <w:rFonts w:ascii="SamsungOne 400" w:eastAsia="SamsungOne 400" w:hAnsi="SamsungOne 400" w:cs="SamsungOne 400"/>
+                <w:sz w:val="28"/>
+                <w:szCs w:val="28"/>
+              </w:rPr>
+              <w:t xml:space="preserve">Vasamsetti Naga Bala (Swamy) / Devesh </w:t>
+            </w:r>
+            <w:r>
+              <w:rPr>
+                <w:rFonts w:ascii="SamsungOne 400" w:eastAsia="SamsungOne 400" w:hAnsi="SamsungOne 400" w:cs="SamsungOne 400"/>
+                <w:sz w:val="28"/>
+                <w:szCs w:val="28"/>
+              </w:rPr>
+              <w:t>Panwar,</w:t>
+            </w:r>
+            <w:r>
+              <w:rPr>
+                <w:rFonts w:ascii="SamsungOne 400" w:eastAsia="SamsungOne 400" w:hAnsi="SamsungOne 400" w:cs="SamsungOne 400"/>
+                <w:sz w:val="28"/>
+                <w:szCs w:val="28"/>
+              </w:rPr>
+              <w:t xml:space="preserve"> </w:t>
+            </w:r>
+            <w:r>
+              <w:rPr>
+                <w:rFonts w:ascii="SamsungOne 400" w:eastAsia="SamsungOne 400" w:hAnsi="SamsungOne 400" w:cs="SamsungOne 400"/>
+                <w:sz w:val="28"/>
+                <w:szCs w:val="28"/>
+              </w:rPr>
+              <w:t>Dhadi Eswar, Kovvuri PC Durga Reddy, Sakshi</w:t>
             </w:r>
           </w:p>
           <w:p>
             <w:pPr>
               <w:ind w:firstLine="128"/>
-              <w:jc w:val="left"/>
-              <w:rPr>
-                <w:rFonts w:ascii="SamsungOne 400" w:cs="SamsungOne 400" w:eastAsia="SamsungOne 400" w:hAnsi="SamsungOne 400"/>
-                <w:color w:val="a6a6a6"/>
+              <w:rPr>
+                <w:rFonts w:ascii="SamsungOne 400" w:eastAsia="SamsungOne 400" w:hAnsi="SamsungOne 400" w:cs="SamsungOne 400"/>
+                <w:color w:val="A6A6A6"/>
                 <w:sz w:val="28"/>
                 <w:szCs w:val="28"/>
               </w:rPr>
             </w:pPr>
-            <w:r>
-              <w:rPr>
-                <w:rFonts w:ascii="SamsungOne 400" w:cs="SamsungOne 400" w:eastAsia="SamsungOne 400" w:hAnsi="SamsungOne 400"/>
-                <w:color w:val="a6a6a6"/>
-                <w:sz w:val="28"/>
-                <w:szCs w:val="28"/>
-                <w:rtl w:val="0"/>
-              </w:rPr>
-              <w:t xml:space="preserve">&lt;member 1&gt;, &lt;member 2&gt;, …</w:t>
-            </w:r>
           </w:p>
         </w:tc>
       </w:tr>
       <w:tr>
         <w:trPr>
-          <w:cantSplit w:val="0"/>
-          <w:trHeight w:val="759" w:hRule="atLeast"/>
-          <w:tblHeader w:val="0"/>
+          <w:trHeight w:val="759"/>
         </w:trPr>
         <w:tc>
           <w:tcPr>
-            <w:shd w:fill="auto" w:val="clear"/>
+            <w:tcW w:w="2689" w:type="dxa"/>
             <w:vAlign w:val="center"/>
           </w:tcPr>
           <w:p>
             <w:pPr>
-              <w:ind w:left="227" w:firstLine="0"/>
+              <w:ind w:left="227"/>
               <w:jc w:val="left"/>
               <w:rPr>
-                <w:rFonts w:ascii="Times New Roman" w:cs="Times New Roman" w:eastAsia="Times New Roman" w:hAnsi="Times New Roman"/>
-                <w:color w:val="193db0"/>
+                <w:rFonts w:ascii="Times New Roman" w:eastAsia="Times New Roman" w:hAnsi="Times New Roman" w:cs="Times New Roman"/>
+                <w:color w:val="193DB0"/>
                 <w:sz w:val="32"/>
                 <w:szCs w:val="32"/>
               </w:rPr>
             </w:pPr>
             <w:r>
               <w:rPr>
-                <w:rFonts w:ascii="SamsungOne 700" w:cs="SamsungOne 700" w:eastAsia="SamsungOne 700" w:hAnsi="SamsungOne 700"/>
-                <w:color w:val="193db0"/>
+                <w:rFonts w:ascii="SamsungOne 700" w:eastAsia="SamsungOne 700" w:hAnsi="SamsungOne 700" w:cs="SamsungOne 700"/>
+                <w:color w:val="193DB0"/>
                 <w:sz w:val="32"/>
                 <w:szCs w:val="32"/>
-                <w:rtl w:val="0"/>
-              </w:rPr>
-              <w:t xml:space="preserve">Project Title</w:t>
-            </w:r>
-            <w:r>
-              <w:rPr>
-                <w:rtl w:val="0"/>
-              </w:rPr>
+              </w:rPr>
+              <w:t>Project Title</w:t>
             </w:r>
           </w:p>
         </w:tc>
         <w:tc>
           <w:tcPr>
+            <w:tcW w:w="6327" w:type="dxa"/>
             <w:vAlign w:val="center"/>
           </w:tcPr>
           <w:p>
             <w:pPr>
-              <w:ind w:firstLine="128"/>
-              <w:jc w:val="left"/>
-              <w:rPr>
-                <w:rFonts w:ascii="Times New Roman" w:cs="Times New Roman" w:eastAsia="Times New Roman" w:hAnsi="Times New Roman"/>
+              <w:rPr>
+                <w:rFonts w:ascii="Times New Roman" w:eastAsia="Times New Roman" w:hAnsi="Times New Roman" w:cs="Times New Roman"/>
                 <w:sz w:val="28"/>
                 <w:szCs w:val="28"/>
               </w:rPr>
             </w:pPr>
             <w:r>
               <w:rPr>
-                <w:rFonts w:ascii="SamsungOne 400" w:cs="SamsungOne 400" w:eastAsia="SamsungOne 400" w:hAnsi="SamsungOne 400"/>
-                <w:color w:val="a6a6a6"/>
-                <w:sz w:val="28"/>
-                <w:szCs w:val="28"/>
-                <w:rtl w:val="0"/>
-              </w:rPr>
-              <w:t xml:space="preserve">&lt;A deserving title for your project.&gt;</w:t>
-            </w:r>
-            <w:r>
-              <w:rPr>
-                <w:rtl w:val="0"/>
-              </w:rPr>
+                <w:rFonts w:ascii="SamsungOne 400" w:eastAsia="SamsungOne 400" w:hAnsi="SamsungOne 400" w:cs="SamsungOne 400"/>
+                <w:sz w:val="28"/>
+                <w:szCs w:val="28"/>
+              </w:rPr>
+              <w:t>Intelligent Microservices for Automated Recruitment and Technical Research</w:t>
             </w:r>
           </w:p>
         </w:tc>
       </w:tr>
       <w:tr>
         <w:trPr>
-          <w:cantSplit w:val="0"/>
-          <w:trHeight w:val="372" w:hRule="atLeast"/>
-          <w:tblHeader w:val="0"/>
+          <w:trHeight w:val="372"/>
         </w:trPr>
         <w:tc>
           <w:tcPr>
+            <w:tcW w:w="2689" w:type="dxa"/>
             <w:tcBorders>
-              <w:top w:color="000000" w:space="0" w:sz="4" w:val="single"/>
-              <w:left w:color="000000" w:space="0" w:sz="4" w:val="single"/>
-              <w:bottom w:color="000000" w:space="0" w:sz="4" w:val="single"/>
-              <w:right w:color="000000" w:space="0" w:sz="4" w:val="single"/>
+              <w:top w:val="single" w:sz="4" w:space="0" w:color="000000"/>
+              <w:left w:val="single" w:sz="4" w:space="0" w:color="000000"/>
+              <w:bottom w:val="single" w:sz="4" w:space="0" w:color="000000"/>
+              <w:right w:val="single" w:sz="4" w:space="0" w:color="000000"/>
             </w:tcBorders>
             <w:vAlign w:val="center"/>
           </w:tcPr>
           <w:p>
             <w:pPr>
-              <w:ind w:left="227" w:firstLine="0"/>
+              <w:ind w:left="227"/>
               <w:jc w:val="left"/>
               <w:rPr>
-                <w:rFonts w:ascii="Times New Roman" w:cs="Times New Roman" w:eastAsia="Times New Roman" w:hAnsi="Times New Roman"/>
-                <w:color w:val="193db0"/>
+                <w:rFonts w:ascii="Times New Roman" w:eastAsia="Times New Roman" w:hAnsi="Times New Roman" w:cs="Times New Roman"/>
+                <w:color w:val="193DB0"/>
                 <w:sz w:val="32"/>
                 <w:szCs w:val="32"/>
               </w:rPr>
             </w:pPr>
             <w:r>
               <w:rPr>
-                <w:rFonts w:ascii="SamsungOne 700" w:cs="SamsungOne 700" w:eastAsia="SamsungOne 700" w:hAnsi="SamsungOne 700"/>
-                <w:color w:val="193db0"/>
+                <w:rFonts w:ascii="SamsungOne 700" w:eastAsia="SamsungOne 700" w:hAnsi="SamsungOne 700" w:cs="SamsungOne 700"/>
+                <w:color w:val="193DB0"/>
                 <w:sz w:val="32"/>
                 <w:szCs w:val="32"/>
-                <w:rtl w:val="0"/>
-              </w:rPr>
-              <w:t xml:space="preserve">Goal</w:t>
-            </w:r>
-            <w:r>
-              <w:rPr>
-                <w:rtl w:val="0"/>
-              </w:rPr>
+              </w:rPr>
+              <w:t>Goal</w:t>
             </w:r>
           </w:p>
         </w:tc>
         <w:tc>
           <w:tcPr>
+            <w:tcW w:w="6327" w:type="dxa"/>
             <w:tcBorders>
-              <w:left w:color="000000" w:space="0" w:sz="4" w:val="single"/>
-              <w:bottom w:color="ffffff" w:space="0" w:sz="4" w:val="single"/>
+              <w:left w:val="single" w:sz="4" w:space="0" w:color="000000"/>
+              <w:bottom w:val="single" w:sz="4" w:space="0" w:color="FFFFFF"/>
             </w:tcBorders>
             <w:vAlign w:val="center"/>
           </w:tcPr>
           <w:p>
             <w:pPr>
               <w:rPr>
-                <w:rFonts w:ascii="Times New Roman" w:cs="Times New Roman" w:eastAsia="Times New Roman" w:hAnsi="Times New Roman"/>
+                <w:rFonts w:ascii="Times New Roman" w:eastAsia="Times New Roman" w:hAnsi="Times New Roman" w:cs="Times New Roman"/>
                 <w:sz w:val="28"/>
                 <w:szCs w:val="28"/>
               </w:rPr>
             </w:pPr>
-            <w:r>
-              <w:rPr>
-                <w:rtl w:val="0"/>
-              </w:rPr>
-            </w:r>
           </w:p>
         </w:tc>
       </w:tr>
       <w:tr>
         <w:trPr>
-          <w:cantSplit w:val="0"/>
-          <w:trHeight w:val="2267" w:hRule="atLeast"/>
-          <w:tblHeader w:val="0"/>
+          <w:trHeight w:val="2267"/>
         </w:trPr>
         <w:tc>
           <w:tcPr>
+            <w:tcW w:w="9016" w:type="dxa"/>
             <w:gridSpan w:val="2"/>
             <w:tcBorders>
-              <w:top w:color="ffffff" w:space="0" w:sz="4" w:val="single"/>
-              <w:bottom w:color="000000" w:space="0" w:sz="4" w:val="single"/>
+              <w:top w:val="single" w:sz="4" w:space="0" w:color="FFFFFF"/>
+              <w:bottom w:val="single" w:sz="4" w:space="0" w:color="000000"/>
             </w:tcBorders>
             <w:vAlign w:val="center"/>
           </w:tcPr>
           <w:p>
             <w:pPr>
-              <w:ind w:left="279" w:hanging="3.000000000000007"/>
-              <w:rPr>
-                <w:rFonts w:ascii="Times New Roman" w:cs="Times New Roman" w:eastAsia="Times New Roman" w:hAnsi="Times New Roman"/>
-                <w:sz w:val="28"/>
-                <w:szCs w:val="28"/>
+              <w:pStyle w:val="ListParagraph"/>
+              <w:numPr>
+                <w:ilvl w:val="0"/>
+                <w:numId w:val="5"/>
+              </w:numPr>
+              <w:rPr>
+                <w:rFonts w:ascii="SamsungOne 400" w:eastAsia="SamsungOne 400" w:hAnsi="SamsungOne 400" w:cs="SamsungOne 400"/>
+                <w:sz w:val="28"/>
+                <w:szCs w:val="28"/>
+                <w:lang w:val="en-IN"/>
               </w:rPr>
             </w:pPr>
             <w:r>
               <w:rPr>
-                <w:rFonts w:ascii="SamsungOne 400" w:cs="SamsungOne 400" w:eastAsia="SamsungOne 400" w:hAnsi="SamsungOne 400"/>
-                <w:color w:val="a6a6a6"/>
-                <w:sz w:val="28"/>
-                <w:szCs w:val="28"/>
-                <w:rtl w:val="0"/>
-              </w:rPr>
-              <w:t xml:space="preserve">&lt;Itemize or describe in a few sentences the objective of your project.&gt;</w:t>
-            </w:r>
-            <w:r>
-              <w:rPr>
-                <w:rtl w:val="0"/>
-              </w:rPr>
+                <w:rFonts w:ascii="SamsungOne 400" w:eastAsia="SamsungOne 400" w:hAnsi="SamsungOne 400" w:cs="SamsungOne 400"/>
+                <w:b/>
+                <w:bCs/>
+                <w:sz w:val="28"/>
+                <w:szCs w:val="28"/>
+                <w:lang w:val="en-IN"/>
+              </w:rPr>
+              <w:t>Recruitment Automation:</w:t>
+            </w:r>
+            <w:r>
+              <w:rPr>
+                <w:rFonts w:ascii="SamsungOne 400" w:eastAsia="SamsungOne 400" w:hAnsi="SamsungOne 400" w:cs="SamsungOne 400"/>
+                <w:sz w:val="28"/>
+                <w:szCs w:val="28"/>
+                <w:lang w:val="en-IN"/>
+              </w:rPr>
+              <w:t xml:space="preserve"> To build an Intelligent Resume Screener that utilizes Generative AI (Llama 3) to contextually score candidates, </w:t>
+            </w:r>
+            <w:r>
+              <w:rPr>
+                <w:rFonts w:ascii="SamsungOne 400" w:eastAsia="SamsungOne 400" w:hAnsi="SamsungOne 400" w:cs="SamsungOne 400"/>
+                <w:b/>
+                <w:bCs/>
+                <w:sz w:val="28"/>
+                <w:szCs w:val="28"/>
+                <w:lang w:val="en-IN"/>
+              </w:rPr>
+              <w:t>identify missing keywords</w:t>
+            </w:r>
+            <w:r>
+              <w:rPr>
+                <w:rFonts w:ascii="SamsungOne 400" w:eastAsia="SamsungOne 400" w:hAnsi="SamsungOne 400" w:cs="SamsungOne 400"/>
+                <w:sz w:val="28"/>
+                <w:szCs w:val="28"/>
+                <w:lang w:val="en-IN"/>
+              </w:rPr>
+              <w:t xml:space="preserve">, and </w:t>
+            </w:r>
+            <w:r>
+              <w:rPr>
+                <w:rFonts w:ascii="SamsungOne 400" w:eastAsia="SamsungOne 400" w:hAnsi="SamsungOne 400" w:cs="SamsungOne 400"/>
+                <w:b/>
+                <w:bCs/>
+                <w:sz w:val="28"/>
+                <w:szCs w:val="28"/>
+                <w:lang w:val="en-IN"/>
+              </w:rPr>
+              <w:t>automatically draft cover letters</w:t>
+            </w:r>
+            <w:r>
+              <w:rPr>
+                <w:rFonts w:ascii="SamsungOne 400" w:eastAsia="SamsungOne 400" w:hAnsi="SamsungOne 400" w:cs="SamsungOne 400"/>
+                <w:sz w:val="28"/>
+                <w:szCs w:val="28"/>
+                <w:lang w:val="en-IN"/>
+              </w:rPr>
+              <w:t>, thereby strictly reducing manual screening effort.</w:t>
+            </w:r>
+          </w:p>
+          <w:p>
+            <w:pPr>
+              <w:pStyle w:val="ListParagraph"/>
+              <w:numPr>
+                <w:ilvl w:val="0"/>
+                <w:numId w:val="5"/>
+              </w:numPr>
+              <w:rPr>
+                <w:rFonts w:ascii="SamsungOne 400" w:eastAsia="SamsungOne 400" w:hAnsi="SamsungOne 400" w:cs="SamsungOne 400"/>
+                <w:sz w:val="28"/>
+                <w:szCs w:val="28"/>
+                <w:lang w:val="en-IN"/>
+              </w:rPr>
+            </w:pPr>
+            <w:r>
+              <w:rPr>
+                <w:rFonts w:ascii="SamsungOne 400" w:eastAsia="SamsungOne 400" w:hAnsi="SamsungOne 400" w:cs="SamsungOne 400"/>
+                <w:b/>
+                <w:bCs/>
+                <w:sz w:val="28"/>
+                <w:szCs w:val="28"/>
+                <w:lang w:val="en-IN"/>
+              </w:rPr>
+              <w:t>Research Efficiency:</w:t>
+            </w:r>
+            <w:r>
+              <w:rPr>
+                <w:rFonts w:ascii="SamsungOne 400" w:eastAsia="SamsungOne 400" w:hAnsi="SamsungOne 400" w:cs="SamsungOne 400"/>
+                <w:sz w:val="28"/>
+                <w:szCs w:val="28"/>
+                <w:lang w:val="en-IN"/>
+              </w:rPr>
+              <w:t xml:space="preserve"> To develop an Agentic RAG system that enables natural language querying of complex technical documents (PDFs), allowing researchers to instantly retrieve accurate information without manual searching.</w:t>
             </w:r>
           </w:p>
         </w:tc>
       </w:tr>
       <w:tr>
         <w:trPr>
-          <w:cantSplit w:val="0"/>
-          <w:trHeight w:val="356" w:hRule="atLeast"/>
-          <w:tblHeader w:val="0"/>
+          <w:trHeight w:val="356"/>
         </w:trPr>
         <w:tc>
           <w:tcPr>
+            <w:tcW w:w="2689" w:type="dxa"/>
             <w:tcBorders>
-              <w:bottom w:color="000000" w:space="0" w:sz="4" w:val="single"/>
+              <w:bottom w:val="single" w:sz="4" w:space="0" w:color="000000"/>
             </w:tcBorders>
             <w:vAlign w:val="center"/>
           </w:tcPr>
           <w:p>
             <w:pPr>
-              <w:ind w:left="227" w:firstLine="0"/>
+              <w:ind w:left="227"/>
               <w:jc w:val="left"/>
               <w:rPr>
-                <w:rFonts w:ascii="Times New Roman" w:cs="Times New Roman" w:eastAsia="Times New Roman" w:hAnsi="Times New Roman"/>
+                <w:rFonts w:ascii="Times New Roman" w:eastAsia="Times New Roman" w:hAnsi="Times New Roman" w:cs="Times New Roman"/>
                 <w:sz w:val="32"/>
                 <w:szCs w:val="32"/>
               </w:rPr>
             </w:pPr>
             <w:r>
               <w:rPr>
-                <w:rFonts w:ascii="SamsungOne 700" w:cs="SamsungOne 700" w:eastAsia="SamsungOne 700" w:hAnsi="SamsungOne 700"/>
-                <w:color w:val="193db0"/>
+                <w:rFonts w:ascii="SamsungOne 700" w:eastAsia="SamsungOne 700" w:hAnsi="SamsungOne 700" w:cs="SamsungOne 700"/>
+                <w:color w:val="193DB0"/>
                 <w:sz w:val="32"/>
                 <w:szCs w:val="32"/>
-                <w:rtl w:val="0"/>
-              </w:rPr>
-              <w:t xml:space="preserve">Abstract</w:t>
-            </w:r>
-            <w:r>
-              <w:rPr>
-                <w:rtl w:val="0"/>
-              </w:rPr>
+              </w:rPr>
+              <w:t>Abstract</w:t>
             </w:r>
           </w:p>
         </w:tc>
         <w:tc>
           <w:tcPr>
+            <w:tcW w:w="6327" w:type="dxa"/>
             <w:tcBorders>
-              <w:bottom w:color="ffffff" w:space="0" w:sz="4" w:val="single"/>
+              <w:bottom w:val="single" w:sz="4" w:space="0" w:color="FFFFFF"/>
             </w:tcBorders>
             <w:vAlign w:val="center"/>
           </w:tcPr>
           <w:p>
             <w:pPr>
               <w:rPr>
-                <w:rFonts w:ascii="Times New Roman" w:cs="Times New Roman" w:eastAsia="Times New Roman" w:hAnsi="Times New Roman"/>
+                <w:rFonts w:ascii="Times New Roman" w:eastAsia="Times New Roman" w:hAnsi="Times New Roman" w:cs="Times New Roman"/>
                 <w:sz w:val="28"/>
                 <w:szCs w:val="28"/>
               </w:rPr>
             </w:pPr>
-            <w:r>
-              <w:rPr>
-                <w:rtl w:val="0"/>
-              </w:rPr>
-            </w:r>
           </w:p>
         </w:tc>
       </w:tr>
       <w:tr>
         <w:trPr>
-          <w:cantSplit w:val="0"/>
-          <w:trHeight w:val="2531" w:hRule="atLeast"/>
-          <w:tblHeader w:val="0"/>
+          <w:trHeight w:val="2531"/>
         </w:trPr>
         <w:tc>
           <w:tcPr>
+            <w:tcW w:w="9016" w:type="dxa"/>
             <w:gridSpan w:val="2"/>
             <w:tcBorders>
-              <w:top w:color="000000" w:space="0" w:sz="0" w:val="nil"/>
-              <w:bottom w:color="000000" w:space="0" w:sz="4" w:val="single"/>
+              <w:top w:val="nil"/>
+              <w:bottom w:val="single" w:sz="4" w:space="0" w:color="000000"/>
             </w:tcBorders>
             <w:vAlign w:val="center"/>
           </w:tcPr>
           <w:p>
             <w:pPr>
-              <w:ind w:left="278" w:firstLine="0"/>
-              <w:rPr>
-                <w:rFonts w:ascii="Times New Roman" w:cs="Times New Roman" w:eastAsia="Times New Roman" w:hAnsi="Times New Roman"/>
+              <w:rPr>
+                <w:rFonts w:ascii="Times New Roman" w:eastAsia="Times New Roman" w:hAnsi="Times New Roman" w:cs="Times New Roman"/>
                 <w:sz w:val="28"/>
                 <w:szCs w:val="28"/>
               </w:rPr>
             </w:pPr>
             <w:r>
               <w:rPr>
-                <w:rFonts w:ascii="SamsungOne 400" w:cs="SamsungOne 400" w:eastAsia="SamsungOne 400" w:hAnsi="SamsungOne 400"/>
-                <w:color w:val="a6a6a6"/>
-                <w:sz w:val="28"/>
-                <w:szCs w:val="28"/>
-                <w:rtl w:val="0"/>
-              </w:rPr>
-              <w:t xml:space="preserve">&lt;The abstract of your project in a few sentences.&gt;</w:t>
-            </w:r>
-            <w:r>
-              <w:rPr>
-                <w:rtl w:val="0"/>
-              </w:rPr>
+                <w:rFonts w:ascii="SamsungOne 400" w:eastAsia="SamsungOne 400" w:hAnsi="SamsungOne 400" w:cs="SamsungOne 400"/>
+                <w:sz w:val="28"/>
+                <w:szCs w:val="28"/>
+              </w:rPr>
+              <w:t xml:space="preserve">The "Nova AI Ecosystem" is a unified microservices platform designed to automate recruitment and research workflows. It integrates an </w:t>
+            </w:r>
+            <w:r>
+              <w:rPr>
+                <w:rFonts w:ascii="SamsungOne 400" w:eastAsia="SamsungOne 400" w:hAnsi="SamsungOne 400" w:cs="SamsungOne 400"/>
+                <w:b/>
+                <w:bCs/>
+                <w:sz w:val="28"/>
+                <w:szCs w:val="28"/>
+              </w:rPr>
+              <w:t>Intelligent Resume Screener</w:t>
+            </w:r>
+            <w:r>
+              <w:rPr>
+                <w:rFonts w:ascii="SamsungOne 400" w:eastAsia="SamsungOne 400" w:hAnsi="SamsungOne 400" w:cs="SamsungOne 400"/>
+                <w:sz w:val="28"/>
+                <w:szCs w:val="28"/>
+              </w:rPr>
+              <w:t xml:space="preserve"> powered by </w:t>
+            </w:r>
+            <w:r>
+              <w:rPr>
+                <w:rFonts w:ascii="SamsungOne 400" w:eastAsia="SamsungOne 400" w:hAnsi="SamsungOne 400" w:cs="SamsungOne 400"/>
+                <w:b/>
+                <w:bCs/>
+                <w:sz w:val="28"/>
+                <w:szCs w:val="28"/>
+              </w:rPr>
+              <w:t>Llama 3.3 (70B)</w:t>
+            </w:r>
+            <w:r>
+              <w:rPr>
+                <w:rFonts w:ascii="SamsungOne 400" w:eastAsia="SamsungOne 400" w:hAnsi="SamsungOne 400" w:cs="SamsungOne 400"/>
+                <w:sz w:val="28"/>
+                <w:szCs w:val="28"/>
+              </w:rPr>
+              <w:t xml:space="preserve"> for contextual scoring, missing keyword detection, and cover letter generation, alongside an </w:t>
+            </w:r>
+            <w:r>
+              <w:rPr>
+                <w:rFonts w:ascii="SamsungOne 400" w:eastAsia="SamsungOne 400" w:hAnsi="SamsungOne 400" w:cs="SamsungOne 400"/>
+                <w:b/>
+                <w:bCs/>
+                <w:sz w:val="28"/>
+                <w:szCs w:val="28"/>
+              </w:rPr>
+              <w:t>AI Research Agent</w:t>
+            </w:r>
+            <w:r>
+              <w:rPr>
+                <w:rFonts w:ascii="SamsungOne 400" w:eastAsia="SamsungOne 400" w:hAnsi="SamsungOne 400" w:cs="SamsungOne 400"/>
+                <w:sz w:val="28"/>
+                <w:szCs w:val="28"/>
+              </w:rPr>
+              <w:t xml:space="preserve"> using a </w:t>
+            </w:r>
+            <w:r>
+              <w:rPr>
+                <w:rFonts w:ascii="SamsungOne 400" w:eastAsia="SamsungOne 400" w:hAnsi="SamsungOne 400" w:cs="SamsungOne 400"/>
+                <w:b/>
+                <w:bCs/>
+                <w:sz w:val="28"/>
+                <w:szCs w:val="28"/>
+              </w:rPr>
+              <w:t>FAISS-optimized RAG pipeline</w:t>
+            </w:r>
+            <w:r>
+              <w:rPr>
+                <w:rFonts w:ascii="SamsungOne 400" w:eastAsia="SamsungOne 400" w:hAnsi="SamsungOne 400" w:cs="SamsungOne 400"/>
+                <w:sz w:val="28"/>
+                <w:szCs w:val="28"/>
+              </w:rPr>
+              <w:t xml:space="preserve"> for instant technical document retrieval. These distinct engines are aggregated into a single serverless web dashboard, demonstrating a scalable and efficient approach to modern AI deployment.</w:t>
             </w:r>
           </w:p>
         </w:tc>
       </w:tr>
       <w:tr>
         <w:trPr>
-          <w:cantSplit w:val="0"/>
-          <w:trHeight w:val="265" w:hRule="atLeast"/>
-          <w:tblHeader w:val="0"/>
+          <w:trHeight w:val="265"/>
         </w:trPr>
         <w:tc>
           <w:tcPr>
+            <w:tcW w:w="2689" w:type="dxa"/>
             <w:tcBorders>
-              <w:top w:color="000000" w:space="0" w:sz="0" w:val="nil"/>
-              <w:bottom w:color="000000" w:space="0" w:sz="4" w:val="single"/>
+              <w:top w:val="nil"/>
+              <w:bottom w:val="single" w:sz="4" w:space="0" w:color="000000"/>
             </w:tcBorders>
             <w:vAlign w:val="center"/>
           </w:tcPr>
           <w:p>
             <w:pPr>
-              <w:ind w:left="227" w:firstLine="0"/>
+              <w:ind w:left="227"/>
               <w:jc w:val="left"/>
               <w:rPr>
-                <w:rFonts w:ascii="Times New Roman" w:cs="Times New Roman" w:eastAsia="Times New Roman" w:hAnsi="Times New Roman"/>
+                <w:rFonts w:ascii="Times New Roman" w:eastAsia="Times New Roman" w:hAnsi="Times New Roman" w:cs="Times New Roman"/>
                 <w:sz w:val="32"/>
                 <w:szCs w:val="32"/>
               </w:rPr>
             </w:pPr>
             <w:r>
               <w:rPr>
-                <w:rFonts w:ascii="SamsungOne 700" w:cs="SamsungOne 700" w:eastAsia="SamsungOne 700" w:hAnsi="SamsungOne 700"/>
-                <w:color w:val="193db0"/>
+                <w:rFonts w:ascii="SamsungOne 700" w:eastAsia="SamsungOne 700" w:hAnsi="SamsungOne 700" w:cs="SamsungOne 700"/>
+                <w:color w:val="193DB0"/>
                 <w:sz w:val="32"/>
                 <w:szCs w:val="32"/>
-                <w:rtl w:val="0"/>
-              </w:rPr>
-              <w:t xml:space="preserve">Method</w:t>
-            </w:r>
-            <w:r>
-              <w:rPr>
-                <w:rtl w:val="0"/>
-              </w:rPr>
+              </w:rPr>
+              <w:t>Method</w:t>
             </w:r>
           </w:p>
         </w:tc>
         <w:tc>
           <w:tcPr>
+            <w:tcW w:w="6327" w:type="dxa"/>
             <w:tcBorders>
-              <w:top w:color="000000" w:space="0" w:sz="0" w:val="nil"/>
-              <w:bottom w:color="ffffff" w:space="0" w:sz="4" w:val="single"/>
+              <w:top w:val="nil"/>
+              <w:bottom w:val="single" w:sz="4" w:space="0" w:color="FFFFFF"/>
             </w:tcBorders>
             <w:vAlign w:val="center"/>
           </w:tcPr>
           <w:p>
             <w:pPr>
               <w:rPr>
-                <w:rFonts w:ascii="Times New Roman" w:cs="Times New Roman" w:eastAsia="Times New Roman" w:hAnsi="Times New Roman"/>
+                <w:rFonts w:ascii="Times New Roman" w:eastAsia="Times New Roman" w:hAnsi="Times New Roman" w:cs="Times New Roman"/>
                 <w:sz w:val="28"/>
                 <w:szCs w:val="28"/>
               </w:rPr>
             </w:pPr>
-            <w:r>
-              <w:rPr>
-                <w:rtl w:val="0"/>
-              </w:rPr>
-            </w:r>
           </w:p>
         </w:tc>
       </w:tr>
       <w:tr>
         <w:trPr>
-          <w:cantSplit w:val="0"/>
-          <w:trHeight w:val="3492" w:hRule="atLeast"/>
-          <w:tblHeader w:val="0"/>
+          <w:trHeight w:val="3492"/>
         </w:trPr>
         <w:tc>
           <w:tcPr>
+            <w:tcW w:w="9016" w:type="dxa"/>
             <w:gridSpan w:val="2"/>
             <w:tcBorders>
-              <w:top w:color="000000" w:space="0" w:sz="0" w:val="nil"/>
-              <w:bottom w:color="000000" w:space="0" w:sz="4" w:val="single"/>
+              <w:top w:val="nil"/>
+              <w:bottom w:val="single" w:sz="4" w:space="0" w:color="000000"/>
             </w:tcBorders>
             <w:vAlign w:val="center"/>
           </w:tcPr>
           <w:p>
             <w:pPr>
-              <w:ind w:left="278" w:firstLine="1.0000000000000142"/>
-              <w:rPr>
-                <w:rFonts w:ascii="Times New Roman" w:cs="Times New Roman" w:eastAsia="Times New Roman" w:hAnsi="Times New Roman"/>
-                <w:sz w:val="28"/>
-                <w:szCs w:val="28"/>
+              <w:ind w:left="278"/>
+              <w:rPr>
+                <w:rFonts w:ascii="SamsungOne 400" w:eastAsia="SamsungOne 400" w:hAnsi="SamsungOne 400" w:cs="SamsungOne 400"/>
+                <w:sz w:val="28"/>
+                <w:szCs w:val="28"/>
+                <w:lang w:val="en-IN"/>
               </w:rPr>
             </w:pPr>
             <w:r>
               <w:rPr>
-                <w:rFonts w:ascii="SamsungOne 400" w:cs="SamsungOne 400" w:eastAsia="SamsungOne 400" w:hAnsi="SamsungOne 400"/>
-                <w:color w:val="a6a6a6"/>
-                <w:sz w:val="28"/>
-                <w:szCs w:val="28"/>
-                <w:rtl w:val="0"/>
-              </w:rPr>
-              <w:t xml:space="preserve">&lt;An explanation about the methodology you plan to apply.&gt;</w:t>
-            </w:r>
-            <w:r>
-              <w:rPr>
-                <w:rtl w:val="0"/>
-              </w:rPr>
+                <w:rFonts w:ascii="SamsungOne 400" w:eastAsia="SamsungOne 400" w:hAnsi="SamsungOne 400" w:cs="SamsungOne 400"/>
+                <w:sz w:val="28"/>
+                <w:szCs w:val="28"/>
+                <w:lang w:val="en-IN"/>
+              </w:rPr>
+              <w:t xml:space="preserve">We have adopted a </w:t>
+            </w:r>
+            <w:r>
+              <w:rPr>
+                <w:rFonts w:ascii="SamsungOne 400" w:eastAsia="SamsungOne 400" w:hAnsi="SamsungOne 400" w:cs="SamsungOne 400"/>
+                <w:b/>
+                <w:bCs/>
+                <w:sz w:val="28"/>
+                <w:szCs w:val="28"/>
+                <w:lang w:val="en-IN"/>
+              </w:rPr>
+              <w:t>Headless Microservices Architecture</w:t>
+            </w:r>
+            <w:r>
+              <w:rPr>
+                <w:rFonts w:ascii="SamsungOne 400" w:eastAsia="SamsungOne 400" w:hAnsi="SamsungOne 400" w:cs="SamsungOne 400"/>
+                <w:sz w:val="28"/>
+                <w:szCs w:val="28"/>
+                <w:lang w:val="en-IN"/>
+              </w:rPr>
+              <w:t xml:space="preserve"> to ensure modularity, scalability, and independent deployment of our AI engines.</w:t>
+            </w:r>
+          </w:p>
+          <w:p>
+            <w:pPr>
+              <w:ind w:left="278" w:firstLine="1"/>
+              <w:rPr>
+                <w:rFonts w:ascii="SamsungOne 400" w:eastAsia="SamsungOne 400" w:hAnsi="SamsungOne 400" w:cs="SamsungOne 400"/>
+                <w:sz w:val="28"/>
+                <w:szCs w:val="28"/>
+                <w:lang w:val="en-IN"/>
+              </w:rPr>
+            </w:pPr>
+            <w:r>
+              <w:rPr>
+                <w:rFonts w:ascii="SamsungOne 400" w:eastAsia="SamsungOne 400" w:hAnsi="SamsungOne 400" w:cs="SamsungOne 400"/>
+                <w:b/>
+                <w:bCs/>
+                <w:sz w:val="28"/>
+                <w:szCs w:val="28"/>
+                <w:lang w:val="en-IN"/>
+              </w:rPr>
+              <w:t>1. Generative AI Engine (Resume Screener):</w:t>
+            </w:r>
+          </w:p>
+          <w:p>
+            <w:pPr>
+              <w:numPr>
+                <w:ilvl w:val="0"/>
+                <w:numId w:val="6"/>
+              </w:numPr>
+              <w:rPr>
+                <w:rFonts w:ascii="SamsungOne 400" w:eastAsia="SamsungOne 400" w:hAnsi="SamsungOne 400" w:cs="SamsungOne 400"/>
+                <w:sz w:val="28"/>
+                <w:szCs w:val="28"/>
+                <w:lang w:val="en-IN"/>
+              </w:rPr>
+            </w:pPr>
+            <w:r>
+              <w:rPr>
+                <w:rFonts w:ascii="SamsungOne 400" w:eastAsia="SamsungOne 400" w:hAnsi="SamsungOne 400" w:cs="SamsungOne 400"/>
+                <w:b/>
+                <w:bCs/>
+                <w:sz w:val="28"/>
+                <w:szCs w:val="28"/>
+                <w:lang w:val="en-IN"/>
+              </w:rPr>
+              <w:t>Model:</w:t>
+            </w:r>
+            <w:r>
+              <w:rPr>
+                <w:rFonts w:ascii="SamsungOne 400" w:eastAsia="SamsungOne 400" w:hAnsi="SamsungOne 400" w:cs="SamsungOne 400"/>
+                <w:sz w:val="28"/>
+                <w:szCs w:val="28"/>
+                <w:lang w:val="en-IN"/>
+              </w:rPr>
+              <w:t xml:space="preserve"> We utilize </w:t>
+            </w:r>
+            <w:r>
+              <w:rPr>
+                <w:rFonts w:ascii="SamsungOne 400" w:eastAsia="SamsungOne 400" w:hAnsi="SamsungOne 400" w:cs="SamsungOne 400"/>
+                <w:b/>
+                <w:bCs/>
+                <w:sz w:val="28"/>
+                <w:szCs w:val="28"/>
+                <w:lang w:val="en-IN"/>
+              </w:rPr>
+              <w:t>Llama 3.3 (70B-Versatile)</w:t>
+            </w:r>
+            <w:r>
+              <w:rPr>
+                <w:rFonts w:ascii="SamsungOne 400" w:eastAsia="SamsungOne 400" w:hAnsi="SamsungOne 400" w:cs="SamsungOne 400"/>
+                <w:sz w:val="28"/>
+                <w:szCs w:val="28"/>
+                <w:lang w:val="en-IN"/>
+              </w:rPr>
+              <w:t xml:space="preserve"> via the </w:t>
+            </w:r>
+            <w:proofErr w:type="spellStart"/>
+            <w:r>
+              <w:rPr>
+                <w:rFonts w:ascii="SamsungOne 400" w:eastAsia="SamsungOne 400" w:hAnsi="SamsungOne 400" w:cs="SamsungOne 400"/>
+                <w:sz w:val="28"/>
+                <w:szCs w:val="28"/>
+                <w:lang w:val="en-IN"/>
+              </w:rPr>
+              <w:t>Groq</w:t>
+            </w:r>
+            <w:proofErr w:type="spellEnd"/>
+            <w:r>
+              <w:rPr>
+                <w:rFonts w:ascii="SamsungOne 400" w:eastAsia="SamsungOne 400" w:hAnsi="SamsungOne 400" w:cs="SamsungOne 400"/>
+                <w:sz w:val="28"/>
+                <w:szCs w:val="28"/>
+                <w:lang w:val="en-IN"/>
+              </w:rPr>
+              <w:t xml:space="preserve"> Cloud API.</w:t>
+            </w:r>
+          </w:p>
+          <w:p>
+            <w:pPr>
+              <w:numPr>
+                <w:ilvl w:val="0"/>
+                <w:numId w:val="6"/>
+              </w:numPr>
+              <w:rPr>
+                <w:rFonts w:ascii="SamsungOne 400" w:eastAsia="SamsungOne 400" w:hAnsi="SamsungOne 400" w:cs="SamsungOne 400"/>
+                <w:sz w:val="28"/>
+                <w:szCs w:val="28"/>
+                <w:lang w:val="en-IN"/>
+              </w:rPr>
+            </w:pPr>
+            <w:r>
+              <w:rPr>
+                <w:rFonts w:ascii="SamsungOne 400" w:eastAsia="SamsungOne 400" w:hAnsi="SamsungOne 400" w:cs="SamsungOne 400"/>
+                <w:b/>
+                <w:bCs/>
+                <w:sz w:val="28"/>
+                <w:szCs w:val="28"/>
+                <w:lang w:val="en-IN"/>
+              </w:rPr>
+              <w:t>Method:</w:t>
+            </w:r>
+            <w:r>
+              <w:rPr>
+                <w:rFonts w:ascii="SamsungOne 400" w:eastAsia="SamsungOne 400" w:hAnsi="SamsungOne 400" w:cs="SamsungOne 400"/>
+                <w:sz w:val="28"/>
+                <w:szCs w:val="28"/>
+                <w:lang w:val="en-IN"/>
+              </w:rPr>
+              <w:t xml:space="preserve"> We employ </w:t>
+            </w:r>
+            <w:r>
+              <w:rPr>
+                <w:rFonts w:ascii="SamsungOne 400" w:eastAsia="SamsungOne 400" w:hAnsi="SamsungOne 400" w:cs="SamsungOne 400"/>
+                <w:b/>
+                <w:bCs/>
+                <w:sz w:val="28"/>
+                <w:szCs w:val="28"/>
+                <w:lang w:val="en-IN"/>
+              </w:rPr>
+              <w:t>Zero-Shot Prompting</w:t>
+            </w:r>
+            <w:r>
+              <w:rPr>
+                <w:rFonts w:ascii="SamsungOne 400" w:eastAsia="SamsungOne 400" w:hAnsi="SamsungOne 400" w:cs="SamsungOne 400"/>
+                <w:sz w:val="28"/>
+                <w:szCs w:val="28"/>
+                <w:lang w:val="en-IN"/>
+              </w:rPr>
+              <w:t xml:space="preserve"> to instruct the LLM to act as a "Strict ATS." The model parses raw text from PDF resumes, compares it contextually against the job description, and outputs a structured JSON response containing the match score, missing keywords, and a drafted cover letter.</w:t>
+            </w:r>
+          </w:p>
+          <w:p>
+            <w:pPr>
+              <w:ind w:left="278" w:firstLine="1"/>
+              <w:rPr>
+                <w:rFonts w:ascii="SamsungOne 400" w:eastAsia="SamsungOne 400" w:hAnsi="SamsungOne 400" w:cs="SamsungOne 400"/>
+                <w:sz w:val="28"/>
+                <w:szCs w:val="28"/>
+                <w:lang w:val="en-IN"/>
+              </w:rPr>
+            </w:pPr>
+            <w:r>
+              <w:rPr>
+                <w:rFonts w:ascii="SamsungOne 400" w:eastAsia="SamsungOne 400" w:hAnsi="SamsungOne 400" w:cs="SamsungOne 400"/>
+                <w:b/>
+                <w:bCs/>
+                <w:sz w:val="28"/>
+                <w:szCs w:val="28"/>
+                <w:lang w:val="en-IN"/>
+              </w:rPr>
+              <w:t>2. RAG Pipeline (Research Agent):</w:t>
+            </w:r>
+          </w:p>
+          <w:p>
+            <w:pPr>
+              <w:numPr>
+                <w:ilvl w:val="0"/>
+                <w:numId w:val="7"/>
+              </w:numPr>
+              <w:rPr>
+                <w:rFonts w:ascii="SamsungOne 400" w:eastAsia="SamsungOne 400" w:hAnsi="SamsungOne 400" w:cs="SamsungOne 400"/>
+                <w:sz w:val="28"/>
+                <w:szCs w:val="28"/>
+                <w:lang w:val="en-IN"/>
+              </w:rPr>
+            </w:pPr>
+            <w:r>
+              <w:rPr>
+                <w:rFonts w:ascii="SamsungOne 400" w:eastAsia="SamsungOne 400" w:hAnsi="SamsungOne 400" w:cs="SamsungOne 400"/>
+                <w:b/>
+                <w:bCs/>
+                <w:sz w:val="28"/>
+                <w:szCs w:val="28"/>
+                <w:lang w:val="en-IN"/>
+              </w:rPr>
+              <w:t>Orchestration:</w:t>
+            </w:r>
+            <w:r>
+              <w:rPr>
+                <w:rFonts w:ascii="SamsungOne 400" w:eastAsia="SamsungOne 400" w:hAnsi="SamsungOne 400" w:cs="SamsungOne 400"/>
+                <w:sz w:val="28"/>
+                <w:szCs w:val="28"/>
+                <w:lang w:val="en-IN"/>
+              </w:rPr>
+              <w:t xml:space="preserve"> We use </w:t>
+            </w:r>
+            <w:proofErr w:type="spellStart"/>
+            <w:r>
+              <w:rPr>
+                <w:rFonts w:ascii="SamsungOne 400" w:eastAsia="SamsungOne 400" w:hAnsi="SamsungOne 400" w:cs="SamsungOne 400"/>
+                <w:b/>
+                <w:bCs/>
+                <w:sz w:val="28"/>
+                <w:szCs w:val="28"/>
+                <w:lang w:val="en-IN"/>
+              </w:rPr>
+              <w:t>LangChain</w:t>
+            </w:r>
+            <w:proofErr w:type="spellEnd"/>
+            <w:r>
+              <w:rPr>
+                <w:rFonts w:ascii="SamsungOne 400" w:eastAsia="SamsungOne 400" w:hAnsi="SamsungOne 400" w:cs="SamsungOne 400"/>
+                <w:sz w:val="28"/>
+                <w:szCs w:val="28"/>
+                <w:lang w:val="en-IN"/>
+              </w:rPr>
+              <w:t xml:space="preserve"> to manage the document processing </w:t>
+            </w:r>
+            <w:r>
+              <w:rPr>
+                <w:rFonts w:ascii="SamsungOne 400" w:eastAsia="SamsungOne 400" w:hAnsi="SamsungOne 400" w:cs="SamsungOne 400"/>
+                <w:sz w:val="28"/>
+                <w:szCs w:val="28"/>
+                <w:lang w:val="en-IN"/>
+              </w:rPr>
+              <w:lastRenderedPageBreak/>
+              <w:t>workflow.</w:t>
+            </w:r>
+          </w:p>
+          <w:p>
+            <w:pPr>
+              <w:numPr>
+                <w:ilvl w:val="0"/>
+                <w:numId w:val="7"/>
+              </w:numPr>
+              <w:rPr>
+                <w:rFonts w:ascii="SamsungOne 400" w:eastAsia="SamsungOne 400" w:hAnsi="SamsungOne 400" w:cs="SamsungOne 400"/>
+                <w:sz w:val="28"/>
+                <w:szCs w:val="28"/>
+                <w:lang w:val="en-IN"/>
+              </w:rPr>
+            </w:pPr>
+            <w:r>
+              <w:rPr>
+                <w:rFonts w:ascii="SamsungOne 400" w:eastAsia="SamsungOne 400" w:hAnsi="SamsungOne 400" w:cs="SamsungOne 400"/>
+                <w:b/>
+                <w:bCs/>
+                <w:sz w:val="28"/>
+                <w:szCs w:val="28"/>
+                <w:lang w:val="en-IN"/>
+              </w:rPr>
+              <w:t>Vector Storage:</w:t>
+            </w:r>
+            <w:r>
+              <w:rPr>
+                <w:rFonts w:ascii="SamsungOne 400" w:eastAsia="SamsungOne 400" w:hAnsi="SamsungOne 400" w:cs="SamsungOne 400"/>
+                <w:sz w:val="28"/>
+                <w:szCs w:val="28"/>
+                <w:lang w:val="en-IN"/>
+              </w:rPr>
+              <w:t xml:space="preserve"> We implemented </w:t>
+            </w:r>
+            <w:r>
+              <w:rPr>
+                <w:rFonts w:ascii="SamsungOne 400" w:eastAsia="SamsungOne 400" w:hAnsi="SamsungOne 400" w:cs="SamsungOne 400"/>
+                <w:b/>
+                <w:bCs/>
+                <w:sz w:val="28"/>
+                <w:szCs w:val="28"/>
+                <w:lang w:val="en-IN"/>
+              </w:rPr>
+              <w:t>FAISS (Facebook AI Similarity Search)</w:t>
+            </w:r>
+            <w:r>
+              <w:rPr>
+                <w:rFonts w:ascii="SamsungOne 400" w:eastAsia="SamsungOne 400" w:hAnsi="SamsungOne 400" w:cs="SamsungOne 400"/>
+                <w:sz w:val="28"/>
+                <w:szCs w:val="28"/>
+                <w:lang w:val="en-IN"/>
+              </w:rPr>
+              <w:t xml:space="preserve"> for high-speed, in-memory vector retrieval. This replaces heavier databases (like </w:t>
+            </w:r>
+            <w:proofErr w:type="spellStart"/>
+            <w:r>
+              <w:rPr>
+                <w:rFonts w:ascii="SamsungOne 400" w:eastAsia="SamsungOne 400" w:hAnsi="SamsungOne 400" w:cs="SamsungOne 400"/>
+                <w:sz w:val="28"/>
+                <w:szCs w:val="28"/>
+                <w:lang w:val="en-IN"/>
+              </w:rPr>
+              <w:t>ChromaDB</w:t>
+            </w:r>
+            <w:proofErr w:type="spellEnd"/>
+            <w:r>
+              <w:rPr>
+                <w:rFonts w:ascii="SamsungOne 400" w:eastAsia="SamsungOne 400" w:hAnsi="SamsungOne 400" w:cs="SamsungOne 400"/>
+                <w:sz w:val="28"/>
+                <w:szCs w:val="28"/>
+                <w:lang w:val="en-IN"/>
+              </w:rPr>
+              <w:t>), allowing for a truly serverless and transient knowledge base.</w:t>
+            </w:r>
+          </w:p>
+          <w:p>
+            <w:pPr>
+              <w:numPr>
+                <w:ilvl w:val="0"/>
+                <w:numId w:val="7"/>
+              </w:numPr>
+              <w:rPr>
+                <w:rFonts w:ascii="SamsungOne 400" w:eastAsia="SamsungOne 400" w:hAnsi="SamsungOne 400" w:cs="SamsungOne 400"/>
+                <w:sz w:val="28"/>
+                <w:szCs w:val="28"/>
+                <w:lang w:val="en-IN"/>
+              </w:rPr>
+            </w:pPr>
+            <w:r>
+              <w:rPr>
+                <w:rFonts w:ascii="SamsungOne 400" w:eastAsia="SamsungOne 400" w:hAnsi="SamsungOne 400" w:cs="SamsungOne 400"/>
+                <w:b/>
+                <w:bCs/>
+                <w:sz w:val="28"/>
+                <w:szCs w:val="28"/>
+                <w:lang w:val="en-IN"/>
+              </w:rPr>
+              <w:t>Embeddings:</w:t>
+            </w:r>
+            <w:r>
+              <w:rPr>
+                <w:rFonts w:ascii="SamsungOne 400" w:eastAsia="SamsungOne 400" w:hAnsi="SamsungOne 400" w:cs="SamsungOne 400"/>
+                <w:sz w:val="28"/>
+                <w:szCs w:val="28"/>
+                <w:lang w:val="en-IN"/>
+              </w:rPr>
+              <w:t xml:space="preserve"> We use the sentence-transformers/all-MiniLM-L6-v2 model to convert text chunks into high-dimensional vectors.</w:t>
+            </w:r>
+          </w:p>
+          <w:p>
+            <w:pPr>
+              <w:ind w:left="278" w:firstLine="1"/>
+              <w:rPr>
+                <w:rFonts w:ascii="SamsungOne 400" w:eastAsia="SamsungOne 400" w:hAnsi="SamsungOne 400" w:cs="SamsungOne 400"/>
+                <w:sz w:val="28"/>
+                <w:szCs w:val="28"/>
+                <w:lang w:val="en-IN"/>
+              </w:rPr>
+            </w:pPr>
+            <w:r>
+              <w:rPr>
+                <w:rFonts w:ascii="SamsungOne 400" w:eastAsia="SamsungOne 400" w:hAnsi="SamsungOne 400" w:cs="SamsungOne 400"/>
+                <w:b/>
+                <w:bCs/>
+                <w:sz w:val="28"/>
+                <w:szCs w:val="28"/>
+                <w:lang w:val="en-IN"/>
+              </w:rPr>
+              <w:t>3. Frontend Aggregation:</w:t>
+            </w:r>
+          </w:p>
+          <w:p>
+            <w:pPr>
+              <w:numPr>
+                <w:ilvl w:val="0"/>
+                <w:numId w:val="8"/>
+              </w:numPr>
+              <w:rPr>
+                <w:rFonts w:ascii="SamsungOne 400" w:eastAsia="SamsungOne 400" w:hAnsi="SamsungOne 400" w:cs="SamsungOne 400"/>
+                <w:sz w:val="28"/>
+                <w:szCs w:val="28"/>
+                <w:lang w:val="en-IN"/>
+              </w:rPr>
+            </w:pPr>
+            <w:r>
+              <w:rPr>
+                <w:rFonts w:ascii="SamsungOne 400" w:eastAsia="SamsungOne 400" w:hAnsi="SamsungOne 400" w:cs="SamsungOne 400"/>
+                <w:sz w:val="28"/>
+                <w:szCs w:val="28"/>
+                <w:lang w:val="en-IN"/>
+              </w:rPr>
+              <w:t xml:space="preserve">The system uses </w:t>
+            </w:r>
+            <w:proofErr w:type="spellStart"/>
+            <w:r>
+              <w:rPr>
+                <w:rFonts w:ascii="SamsungOne 400" w:eastAsia="SamsungOne 400" w:hAnsi="SamsungOne 400" w:cs="SamsungOne 400"/>
+                <w:b/>
+                <w:bCs/>
+                <w:sz w:val="28"/>
+                <w:szCs w:val="28"/>
+                <w:lang w:val="en-IN"/>
+              </w:rPr>
+              <w:t>Gradio</w:t>
+            </w:r>
+            <w:proofErr w:type="spellEnd"/>
+            <w:r>
+              <w:rPr>
+                <w:rFonts w:ascii="SamsungOne 400" w:eastAsia="SamsungOne 400" w:hAnsi="SamsungOne 400" w:cs="SamsungOne 400"/>
+                <w:b/>
+                <w:bCs/>
+                <w:sz w:val="28"/>
+                <w:szCs w:val="28"/>
+                <w:lang w:val="en-IN"/>
+              </w:rPr>
+              <w:t xml:space="preserve"> Web Components</w:t>
+            </w:r>
+            <w:r>
+              <w:rPr>
+                <w:rFonts w:ascii="SamsungOne 400" w:eastAsia="SamsungOne 400" w:hAnsi="SamsungOne 400" w:cs="SamsungOne 400"/>
+                <w:sz w:val="28"/>
+                <w:szCs w:val="28"/>
+                <w:lang w:val="en-IN"/>
+              </w:rPr>
+              <w:t xml:space="preserve"> to render the backend interfaces.</w:t>
+            </w:r>
+          </w:p>
+          <w:p>
+            <w:pPr>
+              <w:numPr>
+                <w:ilvl w:val="0"/>
+                <w:numId w:val="8"/>
+              </w:numPr>
+              <w:rPr>
+                <w:rFonts w:ascii="SamsungOne 400" w:eastAsia="SamsungOne 400" w:hAnsi="SamsungOne 400" w:cs="SamsungOne 400"/>
+                <w:sz w:val="28"/>
+                <w:szCs w:val="28"/>
+                <w:lang w:val="en-IN"/>
+              </w:rPr>
+            </w:pPr>
+            <w:r>
+              <w:rPr>
+                <w:rFonts w:ascii="SamsungOne 400" w:eastAsia="SamsungOne 400" w:hAnsi="SamsungOne 400" w:cs="SamsungOne 400"/>
+                <w:sz w:val="28"/>
+                <w:szCs w:val="28"/>
+                <w:lang w:val="en-IN"/>
+              </w:rPr>
+              <w:t xml:space="preserve">These are aggregated into a single HTML5 dashboard hosted on </w:t>
+            </w:r>
+            <w:proofErr w:type="spellStart"/>
+            <w:r>
+              <w:rPr>
+                <w:rFonts w:ascii="SamsungOne 400" w:eastAsia="SamsungOne 400" w:hAnsi="SamsungOne 400" w:cs="SamsungOne 400"/>
+                <w:b/>
+                <w:bCs/>
+                <w:sz w:val="28"/>
+                <w:szCs w:val="28"/>
+                <w:lang w:val="en-IN"/>
+              </w:rPr>
+              <w:t>Vercel</w:t>
+            </w:r>
+            <w:proofErr w:type="spellEnd"/>
+            <w:r>
+              <w:rPr>
+                <w:rFonts w:ascii="SamsungOne 400" w:eastAsia="SamsungOne 400" w:hAnsi="SamsungOne 400" w:cs="SamsungOne 400"/>
+                <w:sz w:val="28"/>
+                <w:szCs w:val="28"/>
+                <w:lang w:val="en-IN"/>
+              </w:rPr>
+              <w:t>, creating a unified "Vertical Stack" experience without requiring monolithic deployment.</w:t>
             </w:r>
           </w:p>
         </w:tc>
       </w:tr>
     </w:tbl>
     <w:p>
-      <w:pPr>
-        <w:rPr/>
-      </w:pPr>
       <w:r>
+        <w:lastRenderedPageBreak/>
         <w:br w:type="page"/>
-      </w:r>
-      <w:r>
-        <w:rPr>
-          <w:rtl w:val="0"/>
-        </w:rPr>
       </w:r>
     </w:p>
     <w:tbl>
       <w:tblPr>
-        <w:tblStyle w:val="Table2"/>
-        <w:tblW w:w="9016.0" w:type="dxa"/>
-        <w:jc w:val="left"/>
+        <w:tblStyle w:val="a0"/>
+        <w:tblW w:w="9016" w:type="dxa"/>
+        <w:tblInd w:w="0" w:type="dxa"/>
         <w:tblBorders>
-          <w:top w:color="000000" w:space="0" w:sz="4" w:val="single"/>
-          <w:left w:color="000000" w:space="0" w:sz="4" w:val="single"/>
-          <w:bottom w:color="000000" w:space="0" w:sz="4" w:val="single"/>
-          <w:right w:color="000000" w:space="0" w:sz="4" w:val="single"/>
-          <w:insideH w:color="000000" w:space="0" w:sz="4" w:val="single"/>
-          <w:insideV w:color="000000" w:space="0" w:sz="4" w:val="single"/>
+          <w:top w:val="single" w:sz="4" w:space="0" w:color="000000"/>
+          <w:left w:val="single" w:sz="4" w:space="0" w:color="000000"/>
+          <w:bottom w:val="single" w:sz="4" w:space="0" w:color="000000"/>
+          <w:right w:val="single" w:sz="4" w:space="0" w:color="000000"/>
+          <w:insideH w:val="single" w:sz="4" w:space="0" w:color="000000"/>
+          <w:insideV w:val="single" w:sz="4" w:space="0" w:color="000000"/>
         </w:tblBorders>
         <w:tblLayout w:type="fixed"/>
-        <w:tblLook w:val="0400"/>
+        <w:tblLook w:val="0400" w:firstRow="0" w:lastRow="0" w:firstColumn="0" w:lastColumn="0" w:noHBand="0" w:noVBand="1"/>
       </w:tblPr>
       <w:tblGrid>
         <w:gridCol w:w="2689"/>
         <w:gridCol w:w="6327"/>
-        <w:tblGridChange w:id="0">
-          <w:tblGrid>
-            <w:gridCol w:w="2689"/>
-            <w:gridCol w:w="6327"/>
-          </w:tblGrid>
-        </w:tblGridChange>
       </w:tblGrid>
       <w:tr>
         <w:trPr>
-          <w:cantSplit w:val="0"/>
-          <w:trHeight w:val="372" w:hRule="atLeast"/>
-          <w:tblHeader w:val="0"/>
+          <w:trHeight w:val="372"/>
         </w:trPr>
         <w:tc>
           <w:tcPr>
+            <w:tcW w:w="2689" w:type="dxa"/>
             <w:tcBorders>
-              <w:bottom w:color="000000" w:space="0" w:sz="4" w:val="single"/>
+              <w:bottom w:val="single" w:sz="4" w:space="0" w:color="000000"/>
             </w:tcBorders>
             <w:vAlign w:val="center"/>
           </w:tcPr>
           <w:p>
             <w:pPr>
-              <w:ind w:left="227" w:firstLine="0"/>
+              <w:ind w:left="227"/>
               <w:jc w:val="left"/>
               <w:rPr>
-                <w:rFonts w:ascii="Times New Roman" w:cs="Times New Roman" w:eastAsia="Times New Roman" w:hAnsi="Times New Roman"/>
+                <w:rFonts w:ascii="Times New Roman" w:eastAsia="Times New Roman" w:hAnsi="Times New Roman" w:cs="Times New Roman"/>
                 <w:sz w:val="32"/>
                 <w:szCs w:val="32"/>
               </w:rPr>
             </w:pPr>
             <w:r>
               <w:rPr>
-                <w:rFonts w:ascii="SamsungOne 700" w:cs="SamsungOne 700" w:eastAsia="SamsungOne 700" w:hAnsi="SamsungOne 700"/>
-                <w:color w:val="193db0"/>
+                <w:rFonts w:ascii="SamsungOne 700" w:eastAsia="SamsungOne 700" w:hAnsi="SamsungOne 700" w:cs="SamsungOne 700"/>
+                <w:color w:val="193DB0"/>
                 <w:sz w:val="32"/>
                 <w:szCs w:val="32"/>
-                <w:rtl w:val="0"/>
-              </w:rPr>
-              <w:t xml:space="preserve">Data</w:t>
-            </w:r>
-            <w:r>
-              <w:rPr>
-                <w:rtl w:val="0"/>
-              </w:rPr>
+              </w:rPr>
+              <w:lastRenderedPageBreak/>
+              <w:t>Data</w:t>
             </w:r>
           </w:p>
         </w:tc>
         <w:tc>
           <w:tcPr>
+            <w:tcW w:w="6327" w:type="dxa"/>
             <w:tcBorders>
-              <w:bottom w:color="ffffff" w:space="0" w:sz="4" w:val="single"/>
+              <w:bottom w:val="single" w:sz="4" w:space="0" w:color="FFFFFF"/>
             </w:tcBorders>
             <w:vAlign w:val="center"/>
           </w:tcPr>
           <w:p>
             <w:pPr>
               <w:rPr>
-                <w:rFonts w:ascii="SamsungOne 400" w:cs="SamsungOne 400" w:eastAsia="SamsungOne 400" w:hAnsi="SamsungOne 400"/>
+                <w:rFonts w:ascii="SamsungOne 400" w:eastAsia="SamsungOne 400" w:hAnsi="SamsungOne 400" w:cs="SamsungOne 400"/>
                 <w:sz w:val="28"/>
                 <w:szCs w:val="28"/>
               </w:rPr>
             </w:pPr>
-            <w:r>
-              <w:rPr>
-                <w:rtl w:val="0"/>
-              </w:rPr>
-            </w:r>
           </w:p>
         </w:tc>
       </w:tr>
       <w:tr>
         <w:trPr>
-          <w:cantSplit w:val="0"/>
-          <w:trHeight w:val="3375" w:hRule="atLeast"/>
-          <w:tblHeader w:val="0"/>
+          <w:trHeight w:val="3375"/>
         </w:trPr>
         <w:tc>
           <w:tcPr>
+            <w:tcW w:w="9016" w:type="dxa"/>
             <w:gridSpan w:val="2"/>
             <w:tcBorders>
-              <w:top w:color="ffffff" w:space="0" w:sz="4" w:val="single"/>
-              <w:bottom w:color="000000" w:space="0" w:sz="4" w:val="single"/>
+              <w:top w:val="single" w:sz="4" w:space="0" w:color="FFFFFF"/>
+              <w:bottom w:val="single" w:sz="4" w:space="0" w:color="000000"/>
             </w:tcBorders>
             <w:vAlign w:val="center"/>
           </w:tcPr>
           <w:p>
             <w:pPr>
-              <w:ind w:left="278" w:firstLine="0"/>
-              <w:rPr>
-                <w:rFonts w:ascii="SamsungOne 400" w:cs="SamsungOne 400" w:eastAsia="SamsungOne 400" w:hAnsi="SamsungOne 400"/>
-                <w:color w:val="a6a6a6"/>
-                <w:sz w:val="28"/>
-                <w:szCs w:val="28"/>
+              <w:ind w:left="278"/>
+              <w:rPr>
+                <w:rFonts w:ascii="SamsungOne 400" w:eastAsia="SamsungOne 400" w:hAnsi="SamsungOne 400" w:cs="SamsungOne 400"/>
+                <w:sz w:val="28"/>
+                <w:szCs w:val="28"/>
+                <w:lang w:val="en-IN"/>
               </w:rPr>
             </w:pPr>
             <w:r>
               <w:rPr>
-                <w:rFonts w:ascii="SamsungOne 400" w:cs="SamsungOne 400" w:eastAsia="SamsungOne 400" w:hAnsi="SamsungOne 400"/>
-                <w:color w:val="a6a6a6"/>
-                <w:sz w:val="28"/>
-                <w:szCs w:val="28"/>
-                <w:rtl w:val="0"/>
-              </w:rPr>
-              <w:t xml:space="preserve">&lt;Explain about the data. How and where do you plan to acquire it? </w:t>
-              <w:br w:type="textWrapping"/>
-              <w:t xml:space="preserve">How do you plan to use it?&gt;</w:t>
-            </w:r>
+                <w:rFonts w:ascii="SamsungOne 400" w:eastAsia="SamsungOne 400" w:hAnsi="SamsungOne 400" w:cs="SamsungOne 400"/>
+                <w:sz w:val="28"/>
+                <w:szCs w:val="28"/>
+                <w:lang w:val="en-IN"/>
+              </w:rPr>
+              <w:t>We utilize two distinct datasets to validate our Dual-AI ecosystem, ensuring robustness across different document formats.</w:t>
+            </w:r>
+          </w:p>
+          <w:p>
+            <w:pPr>
+              <w:ind w:left="278"/>
+              <w:rPr>
+                <w:rFonts w:ascii="SamsungOne 400" w:eastAsia="SamsungOne 400" w:hAnsi="SamsungOne 400" w:cs="SamsungOne 400"/>
+                <w:sz w:val="28"/>
+                <w:szCs w:val="28"/>
+                <w:lang w:val="en-IN"/>
+              </w:rPr>
+            </w:pPr>
+            <w:r>
+              <w:rPr>
+                <w:rFonts w:ascii="SamsungOne 400" w:eastAsia="SamsungOne 400" w:hAnsi="SamsungOne 400" w:cs="SamsungOne 400"/>
+                <w:b/>
+                <w:bCs/>
+                <w:sz w:val="28"/>
+                <w:szCs w:val="28"/>
+                <w:lang w:val="en-IN"/>
+              </w:rPr>
+              <w:t>1. Recruitment Data (For Resume Screener)</w:t>
+            </w:r>
+          </w:p>
+          <w:p>
+            <w:pPr>
+              <w:numPr>
+                <w:ilvl w:val="0"/>
+                <w:numId w:val="9"/>
+              </w:numPr>
+              <w:rPr>
+                <w:rFonts w:ascii="SamsungOne 400" w:eastAsia="SamsungOne 400" w:hAnsi="SamsungOne 400" w:cs="SamsungOne 400"/>
+                <w:sz w:val="28"/>
+                <w:szCs w:val="28"/>
+                <w:lang w:val="en-IN"/>
+              </w:rPr>
+            </w:pPr>
+            <w:r>
+              <w:rPr>
+                <w:rFonts w:ascii="SamsungOne 400" w:eastAsia="SamsungOne 400" w:hAnsi="SamsungOne 400" w:cs="SamsungOne 400"/>
+                <w:b/>
+                <w:bCs/>
+                <w:sz w:val="28"/>
+                <w:szCs w:val="28"/>
+                <w:lang w:val="en-IN"/>
+              </w:rPr>
+              <w:t>Data Description:</w:t>
+            </w:r>
+            <w:r>
+              <w:rPr>
+                <w:rFonts w:ascii="SamsungOne 400" w:eastAsia="SamsungOne 400" w:hAnsi="SamsungOne 400" w:cs="SamsungOne 400"/>
+                <w:sz w:val="28"/>
+                <w:szCs w:val="28"/>
+                <w:lang w:val="en-IN"/>
+              </w:rPr>
+              <w:t xml:space="preserve"> A curated collection of diverse professional resumes (PDFs) ranging from entry-level graduates to Senior Software Engineers (e.g., Google, Uber alumni). This includes varied layouts, fonts, and domains (Frontend, Backend, Data Science).</w:t>
+            </w:r>
+          </w:p>
+          <w:p>
+            <w:pPr>
+              <w:numPr>
+                <w:ilvl w:val="0"/>
+                <w:numId w:val="9"/>
+              </w:numPr>
+              <w:rPr>
+                <w:rFonts w:ascii="SamsungOne 400" w:eastAsia="SamsungOne 400" w:hAnsi="SamsungOne 400" w:cs="SamsungOne 400"/>
+                <w:sz w:val="28"/>
+                <w:szCs w:val="28"/>
+                <w:lang w:val="en-IN"/>
+              </w:rPr>
+            </w:pPr>
+            <w:r>
+              <w:rPr>
+                <w:rFonts w:ascii="SamsungOne 400" w:eastAsia="SamsungOne 400" w:hAnsi="SamsungOne 400" w:cs="SamsungOne 400"/>
+                <w:b/>
+                <w:bCs/>
+                <w:sz w:val="28"/>
+                <w:szCs w:val="28"/>
+                <w:lang w:val="en-IN"/>
+              </w:rPr>
+              <w:t>Acquisition:</w:t>
+            </w:r>
+            <w:r>
+              <w:rPr>
+                <w:rFonts w:ascii="SamsungOne 400" w:eastAsia="SamsungOne 400" w:hAnsi="SamsungOne 400" w:cs="SamsungOne 400"/>
+                <w:sz w:val="28"/>
+                <w:szCs w:val="28"/>
+                <w:lang w:val="en-IN"/>
+              </w:rPr>
+              <w:t xml:space="preserve"> Sourced from open-source repositories (Kaggle/GitHub), public domain samples, and de-identified real-world submissions to represent realistic unstructured data.</w:t>
+            </w:r>
+          </w:p>
+          <w:p>
+            <w:pPr>
+              <w:numPr>
+                <w:ilvl w:val="0"/>
+                <w:numId w:val="9"/>
+              </w:numPr>
+              <w:rPr>
+                <w:rFonts w:ascii="SamsungOne 400" w:eastAsia="SamsungOne 400" w:hAnsi="SamsungOne 400" w:cs="SamsungOne 400"/>
+                <w:sz w:val="28"/>
+                <w:szCs w:val="28"/>
+                <w:lang w:val="en-IN"/>
+              </w:rPr>
+            </w:pPr>
+            <w:r>
+              <w:rPr>
+                <w:rFonts w:ascii="SamsungOne 400" w:eastAsia="SamsungOne 400" w:hAnsi="SamsungOne 400" w:cs="SamsungOne 400"/>
+                <w:b/>
+                <w:bCs/>
+                <w:sz w:val="28"/>
+                <w:szCs w:val="28"/>
+                <w:lang w:val="en-IN"/>
+              </w:rPr>
+              <w:t>Usage:</w:t>
+            </w:r>
+            <w:r>
+              <w:rPr>
+                <w:rFonts w:ascii="SamsungOne 400" w:eastAsia="SamsungOne 400" w:hAnsi="SamsungOne 400" w:cs="SamsungOne 400"/>
+                <w:sz w:val="28"/>
+                <w:szCs w:val="28"/>
+                <w:lang w:val="en-IN"/>
+              </w:rPr>
+              <w:t xml:space="preserve"> These documents serve as the "Test Set" for the Llama 3 inference engine. We use them to benchmark the model's ability to parse complex layouts, extract hard skills (e.g., "Python", "TensorFlow"), and perform semantic matching against job descriptions without hallucination.</w:t>
+            </w:r>
+          </w:p>
+          <w:p>
+            <w:pPr>
+              <w:ind w:left="278"/>
+              <w:rPr>
+                <w:rFonts w:ascii="SamsungOne 400" w:eastAsia="SamsungOne 400" w:hAnsi="SamsungOne 400" w:cs="SamsungOne 400"/>
+                <w:sz w:val="28"/>
+                <w:szCs w:val="28"/>
+                <w:lang w:val="en-IN"/>
+              </w:rPr>
+            </w:pPr>
+            <w:r>
+              <w:rPr>
+                <w:rFonts w:ascii="SamsungOne 400" w:eastAsia="SamsungOne 400" w:hAnsi="SamsungOne 400" w:cs="SamsungOne 400"/>
+                <w:b/>
+                <w:bCs/>
+                <w:sz w:val="28"/>
+                <w:szCs w:val="28"/>
+                <w:lang w:val="en-IN"/>
+              </w:rPr>
+              <w:t>2. Technical Knowledge Base (For Research Agent)</w:t>
+            </w:r>
+          </w:p>
+          <w:p>
+            <w:pPr>
+              <w:numPr>
+                <w:ilvl w:val="0"/>
+                <w:numId w:val="10"/>
+              </w:numPr>
+              <w:rPr>
+                <w:rFonts w:ascii="SamsungOne 400" w:eastAsia="SamsungOne 400" w:hAnsi="SamsungOne 400" w:cs="SamsungOne 400"/>
+                <w:sz w:val="28"/>
+                <w:szCs w:val="28"/>
+                <w:lang w:val="en-IN"/>
+              </w:rPr>
+            </w:pPr>
+            <w:r>
+              <w:rPr>
+                <w:rFonts w:ascii="SamsungOne 400" w:eastAsia="SamsungOne 400" w:hAnsi="SamsungOne 400" w:cs="SamsungOne 400"/>
+                <w:b/>
+                <w:bCs/>
+                <w:sz w:val="28"/>
+                <w:szCs w:val="28"/>
+                <w:lang w:val="en-IN"/>
+              </w:rPr>
+              <w:t>Data Description:</w:t>
+            </w:r>
+            <w:r>
+              <w:rPr>
+                <w:rFonts w:ascii="SamsungOne 400" w:eastAsia="SamsungOne 400" w:hAnsi="SamsungOne 400" w:cs="SamsungOne 400"/>
+                <w:sz w:val="28"/>
+                <w:szCs w:val="28"/>
+                <w:lang w:val="en-IN"/>
+              </w:rPr>
+              <w:t xml:space="preserve"> A corpus of dense academic research papers, including seminal works such as </w:t>
+            </w:r>
+            <w:r>
+              <w:rPr>
+                <w:rFonts w:ascii="SamsungOne 400" w:eastAsia="SamsungOne 400" w:hAnsi="SamsungOne 400" w:cs="SamsungOne 400"/>
+                <w:i/>
+                <w:iCs/>
+                <w:sz w:val="28"/>
+                <w:szCs w:val="28"/>
+                <w:lang w:val="en-IN"/>
+              </w:rPr>
+              <w:t>"Attention Is All You Need"</w:t>
+            </w:r>
+            <w:r>
+              <w:rPr>
+                <w:rFonts w:ascii="SamsungOne 400" w:eastAsia="SamsungOne 400" w:hAnsi="SamsungOne 400" w:cs="SamsungOne 400"/>
+                <w:sz w:val="28"/>
+                <w:szCs w:val="28"/>
+                <w:lang w:val="en-IN"/>
+              </w:rPr>
+              <w:t xml:space="preserve">, </w:t>
+            </w:r>
+            <w:r>
+              <w:rPr>
+                <w:rFonts w:ascii="SamsungOne 400" w:eastAsia="SamsungOne 400" w:hAnsi="SamsungOne 400" w:cs="SamsungOne 400"/>
+                <w:i/>
+                <w:iCs/>
+                <w:sz w:val="28"/>
+                <w:szCs w:val="28"/>
+                <w:lang w:val="en-IN"/>
+              </w:rPr>
+              <w:t>"BERT: Pre-training of Deep Bidirectional Transformers"</w:t>
+            </w:r>
+            <w:r>
+              <w:rPr>
+                <w:rFonts w:ascii="SamsungOne 400" w:eastAsia="SamsungOne 400" w:hAnsi="SamsungOne 400" w:cs="SamsungOne 400"/>
+                <w:sz w:val="28"/>
+                <w:szCs w:val="28"/>
+                <w:lang w:val="en-IN"/>
+              </w:rPr>
+              <w:t xml:space="preserve">, and </w:t>
+            </w:r>
+            <w:r>
+              <w:rPr>
+                <w:rFonts w:ascii="SamsungOne 400" w:eastAsia="SamsungOne 400" w:hAnsi="SamsungOne 400" w:cs="SamsungOne 400"/>
+                <w:i/>
+                <w:iCs/>
+                <w:sz w:val="28"/>
+                <w:szCs w:val="28"/>
+                <w:lang w:val="en-IN"/>
+              </w:rPr>
+              <w:t>"Retrieval-Augmented Generation"</w:t>
+            </w:r>
+            <w:r>
+              <w:rPr>
+                <w:rFonts w:ascii="SamsungOne 400" w:eastAsia="SamsungOne 400" w:hAnsi="SamsungOne 400" w:cs="SamsungOne 400"/>
+                <w:sz w:val="28"/>
+                <w:szCs w:val="28"/>
+                <w:lang w:val="en-IN"/>
+              </w:rPr>
+              <w:t>.</w:t>
+            </w:r>
+          </w:p>
+          <w:p>
+            <w:pPr>
+              <w:numPr>
+                <w:ilvl w:val="0"/>
+                <w:numId w:val="10"/>
+              </w:numPr>
+              <w:rPr>
+                <w:rFonts w:ascii="SamsungOne 400" w:eastAsia="SamsungOne 400" w:hAnsi="SamsungOne 400" w:cs="SamsungOne 400"/>
+                <w:sz w:val="28"/>
+                <w:szCs w:val="28"/>
+                <w:lang w:val="en-IN"/>
+              </w:rPr>
+            </w:pPr>
+            <w:r>
+              <w:rPr>
+                <w:rFonts w:ascii="SamsungOne 400" w:eastAsia="SamsungOne 400" w:hAnsi="SamsungOne 400" w:cs="SamsungOne 400"/>
+                <w:b/>
+                <w:bCs/>
+                <w:sz w:val="28"/>
+                <w:szCs w:val="28"/>
+                <w:lang w:val="en-IN"/>
+              </w:rPr>
+              <w:t>Acquisition:</w:t>
+            </w:r>
+            <w:r>
+              <w:rPr>
+                <w:rFonts w:ascii="SamsungOne 400" w:eastAsia="SamsungOne 400" w:hAnsi="SamsungOne 400" w:cs="SamsungOne 400"/>
+                <w:sz w:val="28"/>
+                <w:szCs w:val="28"/>
+                <w:lang w:val="en-IN"/>
+              </w:rPr>
+              <w:t xml:space="preserve"> Collected from legitimate academic archives (</w:t>
+            </w:r>
+            <w:proofErr w:type="spellStart"/>
+            <w:r>
+              <w:rPr>
+                <w:rFonts w:ascii="SamsungOne 400" w:eastAsia="SamsungOne 400" w:hAnsi="SamsungOne 400" w:cs="SamsungOne 400"/>
+                <w:sz w:val="28"/>
+                <w:szCs w:val="28"/>
+                <w:lang w:val="en-IN"/>
+              </w:rPr>
+              <w:t>arXiv</w:t>
+            </w:r>
+            <w:proofErr w:type="spellEnd"/>
+            <w:r>
+              <w:rPr>
+                <w:rFonts w:ascii="SamsungOne 400" w:eastAsia="SamsungOne 400" w:hAnsi="SamsungOne 400" w:cs="SamsungOne 400"/>
+                <w:sz w:val="28"/>
+                <w:szCs w:val="28"/>
+                <w:lang w:val="en-IN"/>
+              </w:rPr>
+              <w:t>, ACL) to simulate a high-complexity research environment.</w:t>
+            </w:r>
+          </w:p>
+          <w:p>
+            <w:pPr>
+              <w:numPr>
+                <w:ilvl w:val="0"/>
+                <w:numId w:val="10"/>
+              </w:numPr>
+              <w:rPr>
+                <w:rFonts w:ascii="SamsungOne 400" w:eastAsia="SamsungOne 400" w:hAnsi="SamsungOne 400" w:cs="SamsungOne 400"/>
+                <w:sz w:val="28"/>
+                <w:szCs w:val="28"/>
+                <w:lang w:val="en-IN"/>
+              </w:rPr>
+            </w:pPr>
+            <w:r>
+              <w:rPr>
+                <w:rFonts w:ascii="SamsungOne 400" w:eastAsia="SamsungOne 400" w:hAnsi="SamsungOne 400" w:cs="SamsungOne 400"/>
+                <w:b/>
+                <w:bCs/>
+                <w:sz w:val="28"/>
+                <w:szCs w:val="28"/>
+                <w:lang w:val="en-IN"/>
+              </w:rPr>
+              <w:t>Usage:</w:t>
+            </w:r>
+            <w:r>
+              <w:rPr>
+                <w:rFonts w:ascii="SamsungOne 400" w:eastAsia="SamsungOne 400" w:hAnsi="SamsungOne 400" w:cs="SamsungOne 400"/>
+                <w:sz w:val="28"/>
+                <w:szCs w:val="28"/>
+                <w:lang w:val="en-IN"/>
+              </w:rPr>
+              <w:t xml:space="preserve"> These PDFs are ingested into our RAG pipeline. They are processed using </w:t>
+            </w:r>
+            <w:r>
+              <w:rPr>
+                <w:rFonts w:ascii="SamsungOne 400" w:eastAsia="SamsungOne 400" w:hAnsi="SamsungOne 400" w:cs="SamsungOne 400"/>
+                <w:b/>
+                <w:bCs/>
+                <w:sz w:val="28"/>
+                <w:szCs w:val="28"/>
+                <w:lang w:val="en-IN"/>
+              </w:rPr>
+              <w:t>Recursive Character Splitting</w:t>
+            </w:r>
+            <w:r>
+              <w:rPr>
+                <w:rFonts w:ascii="SamsungOne 400" w:eastAsia="SamsungOne 400" w:hAnsi="SamsungOne 400" w:cs="SamsungOne 400"/>
+                <w:sz w:val="28"/>
+                <w:szCs w:val="28"/>
+                <w:lang w:val="en-IN"/>
+              </w:rPr>
+              <w:t xml:space="preserve"> (chunk size: 1000) and embedded into the </w:t>
+            </w:r>
+            <w:r>
+              <w:rPr>
+                <w:rFonts w:ascii="SamsungOne 400" w:eastAsia="SamsungOne 400" w:hAnsi="SamsungOne 400" w:cs="SamsungOne 400"/>
+                <w:b/>
+                <w:bCs/>
+                <w:sz w:val="28"/>
+                <w:szCs w:val="28"/>
+                <w:lang w:val="en-IN"/>
+              </w:rPr>
+              <w:t>FAISS Vector Store</w:t>
+            </w:r>
+            <w:r>
+              <w:rPr>
+                <w:rFonts w:ascii="SamsungOne 400" w:eastAsia="SamsungOne 400" w:hAnsi="SamsungOne 400" w:cs="SamsungOne 400"/>
+                <w:sz w:val="28"/>
+                <w:szCs w:val="28"/>
+                <w:lang w:val="en-IN"/>
+              </w:rPr>
+              <w:t>. This allows us to measure the system's "Retrieval Accuracy"</w:t>
+            </w:r>
+            <w:r>
+              <w:rPr>
+                <w:rFonts w:ascii="SamsungOne 400" w:eastAsia="SamsungOne 400" w:hAnsi="SamsungOne 400" w:cs="SamsungOne 400"/>
+                <w:sz w:val="28"/>
+                <w:szCs w:val="28"/>
+                <w:lang w:val="en-IN"/>
+              </w:rPr>
+              <w:t xml:space="preserve">-- </w:t>
+            </w:r>
+            <w:r>
+              <w:rPr>
+                <w:rFonts w:ascii="SamsungOne 400" w:eastAsia="SamsungOne 400" w:hAnsi="SamsungOne 400" w:cs="SamsungOne 400"/>
+                <w:sz w:val="28"/>
+                <w:szCs w:val="28"/>
+                <w:lang w:val="en-IN"/>
+              </w:rPr>
+              <w:t xml:space="preserve">specifically, its ability to find the exact paragraph needed to answer a user query like </w:t>
+            </w:r>
+            <w:r>
+              <w:rPr>
+                <w:rFonts w:ascii="SamsungOne 400" w:eastAsia="SamsungOne 400" w:hAnsi="SamsungOne 400" w:cs="SamsungOne 400"/>
+                <w:i/>
+                <w:iCs/>
+                <w:sz w:val="28"/>
+                <w:szCs w:val="28"/>
+                <w:lang w:val="en-IN"/>
+              </w:rPr>
+              <w:t>"What is the BLEU score of the Transformer model?"</w:t>
+            </w:r>
+            <w:r>
+              <w:rPr>
+                <w:rFonts w:ascii="SamsungOne 400" w:eastAsia="SamsungOne 400" w:hAnsi="SamsungOne 400" w:cs="SamsungOne 400"/>
+                <w:sz w:val="28"/>
+                <w:szCs w:val="28"/>
+                <w:lang w:val="en-IN"/>
+              </w:rPr>
+              <w:t>.</w:t>
+            </w:r>
+          </w:p>
+          <w:p>
+            <w:pPr>
+              <w:ind w:left="720"/>
+              <w:rPr>
+                <w:rFonts w:ascii="SamsungOne 400" w:eastAsia="SamsungOne 400" w:hAnsi="SamsungOne 400" w:cs="SamsungOne 400"/>
+                <w:color w:val="A6A6A6"/>
+                <w:sz w:val="28"/>
+                <w:szCs w:val="28"/>
+                <w:lang w:val="en-IN"/>
+              </w:rPr>
+            </w:pPr>
           </w:p>
         </w:tc>
       </w:tr>
       <w:tr>
         <w:trPr>
-          <w:cantSplit w:val="0"/>
-          <w:trHeight w:val="356" w:hRule="atLeast"/>
-          <w:tblHeader w:val="0"/>
+          <w:trHeight w:val="356"/>
         </w:trPr>
         <w:tc>
           <w:tcPr>
+            <w:tcW w:w="2689" w:type="dxa"/>
             <w:tcBorders>
-              <w:bottom w:color="000000" w:space="0" w:sz="4" w:val="single"/>
+              <w:bottom w:val="single" w:sz="4" w:space="0" w:color="000000"/>
             </w:tcBorders>
             <w:vAlign w:val="center"/>
           </w:tcPr>
           <w:p>
             <w:pPr>
-              <w:ind w:left="227" w:firstLine="0"/>
+              <w:ind w:left="227"/>
               <w:jc w:val="left"/>
               <w:rPr>
-                <w:rFonts w:ascii="Times New Roman" w:cs="Times New Roman" w:eastAsia="Times New Roman" w:hAnsi="Times New Roman"/>
+                <w:rFonts w:ascii="Times New Roman" w:eastAsia="Times New Roman" w:hAnsi="Times New Roman" w:cs="Times New Roman"/>
                 <w:sz w:val="32"/>
                 <w:szCs w:val="32"/>
               </w:rPr>
             </w:pPr>
             <w:r>
               <w:rPr>
-                <w:rFonts w:ascii="SamsungOne 700" w:cs="SamsungOne 700" w:eastAsia="SamsungOne 700" w:hAnsi="SamsungOne 700"/>
-                <w:color w:val="193db0"/>
+                <w:rFonts w:ascii="SamsungOne 700" w:eastAsia="SamsungOne 700" w:hAnsi="SamsungOne 700" w:cs="SamsungOne 700"/>
+                <w:color w:val="193DB0"/>
                 <w:sz w:val="32"/>
                 <w:szCs w:val="32"/>
-                <w:rtl w:val="0"/>
               </w:rPr>
               <w:t xml:space="preserve">Expected </w:t>
-              <w:br w:type="textWrapping"/>
-              <w:t xml:space="preserve">Outcome</w:t>
-            </w:r>
-            <w:r>
-              <w:rPr>
-                <w:rtl w:val="0"/>
-              </w:rPr>
+            </w:r>
+            <w:r>
+              <w:rPr>
+                <w:rFonts w:ascii="SamsungOne 700" w:eastAsia="SamsungOne 700" w:hAnsi="SamsungOne 700" w:cs="SamsungOne 700"/>
+                <w:color w:val="193DB0"/>
+                <w:sz w:val="32"/>
+                <w:szCs w:val="32"/>
+              </w:rPr>
+              <w:br/>
+              <w:t>Outcome</w:t>
             </w:r>
           </w:p>
         </w:tc>
         <w:tc>
           <w:tcPr>
+            <w:tcW w:w="6327" w:type="dxa"/>
             <w:tcBorders>
-              <w:bottom w:color="ffffff" w:space="0" w:sz="4" w:val="single"/>
+              <w:bottom w:val="single" w:sz="4" w:space="0" w:color="FFFFFF"/>
             </w:tcBorders>
             <w:vAlign w:val="center"/>
           </w:tcPr>
           <w:p>
             <w:pPr>
               <w:rPr>
-                <w:rFonts w:ascii="Times New Roman" w:cs="Times New Roman" w:eastAsia="Times New Roman" w:hAnsi="Times New Roman"/>
+                <w:rFonts w:ascii="Times New Roman" w:eastAsia="Times New Roman" w:hAnsi="Times New Roman" w:cs="Times New Roman"/>
                 <w:sz w:val="28"/>
                 <w:szCs w:val="28"/>
               </w:rPr>
             </w:pPr>
-            <w:r>
-              <w:rPr>
-                <w:rtl w:val="0"/>
-              </w:rPr>
-            </w:r>
           </w:p>
         </w:tc>
       </w:tr>
       <w:tr>
         <w:trPr>
-          <w:cantSplit w:val="0"/>
-          <w:trHeight w:val="3824" w:hRule="atLeast"/>
-          <w:tblHeader w:val="0"/>
+          <w:trHeight w:val="3824"/>
         </w:trPr>
         <w:tc>
           <w:tcPr>
+            <w:tcW w:w="9016" w:type="dxa"/>
             <w:gridSpan w:val="2"/>
             <w:tcBorders>
-              <w:top w:color="ffffff" w:space="0" w:sz="4" w:val="single"/>
-              <w:bottom w:color="000000" w:space="0" w:sz="4" w:val="single"/>
+              <w:top w:val="single" w:sz="4" w:space="0" w:color="FFFFFF"/>
+              <w:bottom w:val="single" w:sz="4" w:space="0" w:color="000000"/>
             </w:tcBorders>
             <w:vAlign w:val="center"/>
           </w:tcPr>
           <w:p>
             <w:pPr>
-              <w:ind w:left="278" w:firstLine="0"/>
-              <w:rPr>
-                <w:rFonts w:ascii="SamsungOne 400" w:cs="SamsungOne 400" w:eastAsia="SamsungOne 400" w:hAnsi="SamsungOne 400"/>
-                <w:color w:val="a6a6a6"/>
-                <w:sz w:val="28"/>
-                <w:szCs w:val="28"/>
+              <w:ind w:left="278"/>
+              <w:rPr>
+                <w:rFonts w:ascii="SamsungOne 400" w:eastAsia="SamsungOne 400" w:hAnsi="SamsungOne 400" w:cs="SamsungOne 400"/>
+                <w:sz w:val="28"/>
+                <w:szCs w:val="28"/>
+                <w:lang w:val="en-IN"/>
               </w:rPr>
             </w:pPr>
             <w:r>
               <w:rPr>
-                <w:rFonts w:ascii="SamsungOne 400" w:cs="SamsungOne 400" w:eastAsia="SamsungOne 400" w:hAnsi="SamsungOne 400"/>
-                <w:color w:val="a6a6a6"/>
-                <w:sz w:val="28"/>
-                <w:szCs w:val="28"/>
-                <w:rtl w:val="0"/>
-              </w:rPr>
-              <w:t xml:space="preserve">&lt; Describe in a few sentences the outcome you expect from your project.&gt;</w:t>
+                <w:rFonts w:ascii="SamsungOne 400" w:eastAsia="SamsungOne 400" w:hAnsi="SamsungOne 400" w:cs="SamsungOne 400"/>
+                <w:b/>
+                <w:bCs/>
+                <w:sz w:val="28"/>
+                <w:szCs w:val="28"/>
+                <w:lang w:val="en-IN"/>
+              </w:rPr>
+              <w:lastRenderedPageBreak/>
+              <w:t>1. Expected Deliverables:</w:t>
+            </w:r>
+            <w:r>
+              <w:rPr>
+                <w:rFonts w:ascii="SamsungOne 400" w:eastAsia="SamsungOne 400" w:hAnsi="SamsungOne 400" w:cs="SamsungOne 400"/>
+                <w:sz w:val="28"/>
+                <w:szCs w:val="28"/>
+                <w:lang w:val="en-IN"/>
+              </w:rPr>
+              <w:t xml:space="preserve"> We expect to deliver a fully functional </w:t>
+            </w:r>
+            <w:r>
+              <w:rPr>
+                <w:rFonts w:ascii="SamsungOne 400" w:eastAsia="SamsungOne 400" w:hAnsi="SamsungOne 400" w:cs="SamsungOne 400"/>
+                <w:b/>
+                <w:bCs/>
+                <w:sz w:val="28"/>
+                <w:szCs w:val="28"/>
+                <w:lang w:val="en-IN"/>
+              </w:rPr>
+              <w:t>"Dual-AI" Web Platform</w:t>
+            </w:r>
+            <w:r>
+              <w:rPr>
+                <w:rFonts w:ascii="SamsungOne 400" w:eastAsia="SamsungOne 400" w:hAnsi="SamsungOne 400" w:cs="SamsungOne 400"/>
+                <w:sz w:val="28"/>
+                <w:szCs w:val="28"/>
+                <w:lang w:val="en-IN"/>
+              </w:rPr>
+              <w:t xml:space="preserve"> capable of live interaction. This includes:</w:t>
             </w:r>
           </w:p>
           <w:p>
             <w:pPr>
-              <w:ind w:left="278" w:firstLine="0"/>
-              <w:rPr>
-                <w:rFonts w:ascii="Times New Roman" w:cs="Times New Roman" w:eastAsia="Times New Roman" w:hAnsi="Times New Roman"/>
-                <w:sz w:val="28"/>
-                <w:szCs w:val="28"/>
+              <w:numPr>
+                <w:ilvl w:val="0"/>
+                <w:numId w:val="11"/>
+              </w:numPr>
+              <w:rPr>
+                <w:rFonts w:ascii="SamsungOne 400" w:eastAsia="SamsungOne 400" w:hAnsi="SamsungOne 400" w:cs="SamsungOne 400"/>
+                <w:sz w:val="28"/>
+                <w:szCs w:val="28"/>
+                <w:lang w:val="en-IN"/>
               </w:rPr>
             </w:pPr>
             <w:r>
               <w:rPr>
-                <w:rFonts w:ascii="SamsungOne 400" w:cs="SamsungOne 400" w:eastAsia="SamsungOne 400" w:hAnsi="SamsungOne 400"/>
-                <w:color w:val="a6a6a6"/>
-                <w:sz w:val="28"/>
-                <w:szCs w:val="28"/>
-                <w:rtl w:val="0"/>
-              </w:rPr>
-              <w:t xml:space="preserve">&lt;Also explain about the benefits if such outcome were to be obtained.&gt;</w:t>
-            </w:r>
-            <w:r>
-              <w:rPr>
-                <w:rtl w:val="0"/>
-              </w:rPr>
-            </w:r>
+                <w:rFonts w:ascii="SamsungOne 400" w:eastAsia="SamsungOne 400" w:hAnsi="SamsungOne 400" w:cs="SamsungOne 400"/>
+                <w:b/>
+                <w:bCs/>
+                <w:sz w:val="28"/>
+                <w:szCs w:val="28"/>
+                <w:lang w:val="en-IN"/>
+              </w:rPr>
+              <w:t>Intelligent ATS Module:</w:t>
+            </w:r>
+            <w:r>
+              <w:rPr>
+                <w:rFonts w:ascii="SamsungOne 400" w:eastAsia="SamsungOne 400" w:hAnsi="SamsungOne 400" w:cs="SamsungOne 400"/>
+                <w:sz w:val="28"/>
+                <w:szCs w:val="28"/>
+                <w:lang w:val="en-IN"/>
+              </w:rPr>
+              <w:t xml:space="preserve"> A tool that accepts PDF resumes and Job Descriptions, returning a "Match Score," a "Gap Analysis" of missing skills, and a "Draft Cover Letter" within seconds.</w:t>
+            </w:r>
+          </w:p>
+          <w:p>
+            <w:pPr>
+              <w:numPr>
+                <w:ilvl w:val="0"/>
+                <w:numId w:val="11"/>
+              </w:numPr>
+              <w:rPr>
+                <w:rFonts w:ascii="SamsungOne 400" w:eastAsia="SamsungOne 400" w:hAnsi="SamsungOne 400" w:cs="SamsungOne 400"/>
+                <w:sz w:val="28"/>
+                <w:szCs w:val="28"/>
+                <w:lang w:val="en-IN"/>
+              </w:rPr>
+            </w:pPr>
+            <w:r>
+              <w:rPr>
+                <w:rFonts w:ascii="SamsungOne 400" w:eastAsia="SamsungOne 400" w:hAnsi="SamsungOne 400" w:cs="SamsungOne 400"/>
+                <w:b/>
+                <w:bCs/>
+                <w:sz w:val="28"/>
+                <w:szCs w:val="28"/>
+                <w:lang w:val="en-IN"/>
+              </w:rPr>
+              <w:t>Research Agent Module:</w:t>
+            </w:r>
+            <w:r>
+              <w:rPr>
+                <w:rFonts w:ascii="SamsungOne 400" w:eastAsia="SamsungOne 400" w:hAnsi="SamsungOne 400" w:cs="SamsungOne 400"/>
+                <w:sz w:val="28"/>
+                <w:szCs w:val="28"/>
+                <w:lang w:val="en-IN"/>
+              </w:rPr>
+              <w:t xml:space="preserve"> A chat interface that answers complex queries from uploaded technical papers with high accuracy, citing specific sections of the source text.</w:t>
+            </w:r>
+          </w:p>
+          <w:p>
+            <w:pPr>
+              <w:numPr>
+                <w:ilvl w:val="0"/>
+                <w:numId w:val="11"/>
+              </w:numPr>
+              <w:rPr>
+                <w:rFonts w:ascii="SamsungOne 400" w:eastAsia="SamsungOne 400" w:hAnsi="SamsungOne 400" w:cs="SamsungOne 400"/>
+                <w:sz w:val="28"/>
+                <w:szCs w:val="28"/>
+                <w:lang w:val="en-IN"/>
+              </w:rPr>
+            </w:pPr>
+            <w:r>
+              <w:rPr>
+                <w:rFonts w:ascii="SamsungOne 400" w:eastAsia="SamsungOne 400" w:hAnsi="SamsungOne 400" w:cs="SamsungOne 400"/>
+                <w:b/>
+                <w:bCs/>
+                <w:sz w:val="28"/>
+                <w:szCs w:val="28"/>
+                <w:lang w:val="en-IN"/>
+              </w:rPr>
+              <w:t>Unified Dashboard:</w:t>
+            </w:r>
+            <w:r>
+              <w:rPr>
+                <w:rFonts w:ascii="SamsungOne 400" w:eastAsia="SamsungOne 400" w:hAnsi="SamsungOne 400" w:cs="SamsungOne 400"/>
+                <w:sz w:val="28"/>
+                <w:szCs w:val="28"/>
+                <w:lang w:val="en-IN"/>
+              </w:rPr>
+              <w:t xml:space="preserve"> A seamless </w:t>
+            </w:r>
+            <w:proofErr w:type="spellStart"/>
+            <w:r>
+              <w:rPr>
+                <w:rFonts w:ascii="SamsungOne 400" w:eastAsia="SamsungOne 400" w:hAnsi="SamsungOne 400" w:cs="SamsungOne 400"/>
+                <w:sz w:val="28"/>
+                <w:szCs w:val="28"/>
+                <w:lang w:val="en-IN"/>
+              </w:rPr>
+              <w:t>Vercel</w:t>
+            </w:r>
+            <w:proofErr w:type="spellEnd"/>
+            <w:r>
+              <w:rPr>
+                <w:rFonts w:ascii="SamsungOne 400" w:eastAsia="SamsungOne 400" w:hAnsi="SamsungOne 400" w:cs="SamsungOne 400"/>
+                <w:sz w:val="28"/>
+                <w:szCs w:val="28"/>
+                <w:lang w:val="en-IN"/>
+              </w:rPr>
+              <w:t>-hosted frontend that aggregates these two microservices into a single user experience.</w:t>
+            </w:r>
+          </w:p>
+          <w:p>
+            <w:pPr>
+              <w:ind w:left="278"/>
+              <w:rPr>
+                <w:rFonts w:ascii="SamsungOne 400" w:eastAsia="SamsungOne 400" w:hAnsi="SamsungOne 400" w:cs="SamsungOne 400"/>
+                <w:sz w:val="28"/>
+                <w:szCs w:val="28"/>
+                <w:lang w:val="en-IN"/>
+              </w:rPr>
+            </w:pPr>
+            <w:r>
+              <w:rPr>
+                <w:rFonts w:ascii="SamsungOne 400" w:eastAsia="SamsungOne 400" w:hAnsi="SamsungOne 400" w:cs="SamsungOne 400"/>
+                <w:b/>
+                <w:bCs/>
+                <w:sz w:val="28"/>
+                <w:szCs w:val="28"/>
+                <w:lang w:val="en-IN"/>
+              </w:rPr>
+              <w:t>2. Benefits &amp; Impact:</w:t>
+            </w:r>
+          </w:p>
+          <w:p>
+            <w:pPr>
+              <w:numPr>
+                <w:ilvl w:val="0"/>
+                <w:numId w:val="12"/>
+              </w:numPr>
+              <w:rPr>
+                <w:rFonts w:ascii="SamsungOne 400" w:eastAsia="SamsungOne 400" w:hAnsi="SamsungOne 400" w:cs="SamsungOne 400"/>
+                <w:sz w:val="28"/>
+                <w:szCs w:val="28"/>
+                <w:lang w:val="en-IN"/>
+              </w:rPr>
+            </w:pPr>
+            <w:r>
+              <w:rPr>
+                <w:rFonts w:ascii="SamsungOne 400" w:eastAsia="SamsungOne 400" w:hAnsi="SamsungOne 400" w:cs="SamsungOne 400"/>
+                <w:b/>
+                <w:bCs/>
+                <w:sz w:val="28"/>
+                <w:szCs w:val="28"/>
+                <w:lang w:val="en-IN"/>
+              </w:rPr>
+              <w:t>For Recruitment:</w:t>
+            </w:r>
+            <w:r>
+              <w:rPr>
+                <w:rFonts w:ascii="SamsungOne 400" w:eastAsia="SamsungOne 400" w:hAnsi="SamsungOne 400" w:cs="SamsungOne 400"/>
+                <w:sz w:val="28"/>
+                <w:szCs w:val="28"/>
+                <w:lang w:val="en-IN"/>
+              </w:rPr>
+              <w:t xml:space="preserve"> drastically reduces the "Time-to-Hire" by automating the initial screening process. It eliminates human bias in keyword matching and provides candidates with actionable feedback (e.g., "You are missing 'Docker' in your skills").</w:t>
+            </w:r>
+          </w:p>
+          <w:p>
+            <w:pPr>
+              <w:numPr>
+                <w:ilvl w:val="0"/>
+                <w:numId w:val="12"/>
+              </w:numPr>
+              <w:rPr>
+                <w:rFonts w:ascii="SamsungOne 400" w:eastAsia="SamsungOne 400" w:hAnsi="SamsungOne 400" w:cs="SamsungOne 400"/>
+                <w:sz w:val="28"/>
+                <w:szCs w:val="28"/>
+                <w:lang w:val="en-IN"/>
+              </w:rPr>
+            </w:pPr>
+            <w:r>
+              <w:rPr>
+                <w:rFonts w:ascii="SamsungOne 400" w:eastAsia="SamsungOne 400" w:hAnsi="SamsungOne 400" w:cs="SamsungOne 400"/>
+                <w:b/>
+                <w:bCs/>
+                <w:sz w:val="28"/>
+                <w:szCs w:val="28"/>
+                <w:lang w:val="en-IN"/>
+              </w:rPr>
+              <w:t>For Research:</w:t>
+            </w:r>
+            <w:r>
+              <w:rPr>
+                <w:rFonts w:ascii="SamsungOne 400" w:eastAsia="SamsungOne 400" w:hAnsi="SamsungOne 400" w:cs="SamsungOne 400"/>
+                <w:sz w:val="28"/>
+                <w:szCs w:val="28"/>
+                <w:lang w:val="en-IN"/>
+              </w:rPr>
+              <w:t xml:space="preserve"> Accelerates knowledge retrieval by 50-70%. Researchers no longer need to manually </w:t>
+            </w:r>
+            <w:proofErr w:type="spellStart"/>
+            <w:r>
+              <w:rPr>
+                <w:rFonts w:ascii="SamsungOne 400" w:eastAsia="SamsungOne 400" w:hAnsi="SamsungOne 400" w:cs="SamsungOne 400"/>
+                <w:sz w:val="28"/>
+                <w:szCs w:val="28"/>
+                <w:lang w:val="en-IN"/>
+              </w:rPr>
+              <w:t>Ctrl+F</w:t>
+            </w:r>
+            <w:proofErr w:type="spellEnd"/>
+            <w:r>
+              <w:rPr>
+                <w:rFonts w:ascii="SamsungOne 400" w:eastAsia="SamsungOne 400" w:hAnsi="SamsungOne 400" w:cs="SamsungOne 400"/>
+                <w:sz w:val="28"/>
+                <w:szCs w:val="28"/>
+                <w:lang w:val="en-IN"/>
+              </w:rPr>
+              <w:t xml:space="preserve"> through dense PDF documents; they can simply ask, "What is the accuracy rate mentioned in Table 2?" and get an instant, cited answer.</w:t>
+            </w:r>
+          </w:p>
+          <w:p>
+            <w:pPr>
+              <w:numPr>
+                <w:ilvl w:val="0"/>
+                <w:numId w:val="12"/>
+              </w:numPr>
+              <w:rPr>
+                <w:rFonts w:ascii="SamsungOne 400" w:eastAsia="SamsungOne 400" w:hAnsi="SamsungOne 400" w:cs="SamsungOne 400"/>
+                <w:sz w:val="28"/>
+                <w:szCs w:val="28"/>
+                <w:lang w:val="en-IN"/>
+              </w:rPr>
+            </w:pPr>
+            <w:r>
+              <w:rPr>
+                <w:rFonts w:ascii="SamsungOne 400" w:eastAsia="SamsungOne 400" w:hAnsi="SamsungOne 400" w:cs="SamsungOne 400"/>
+                <w:b/>
+                <w:bCs/>
+                <w:sz w:val="28"/>
+                <w:szCs w:val="28"/>
+                <w:lang w:val="en-IN"/>
+              </w:rPr>
+              <w:t>Architectural Value:</w:t>
+            </w:r>
+            <w:r>
+              <w:rPr>
+                <w:rFonts w:ascii="SamsungOne 400" w:eastAsia="SamsungOne 400" w:hAnsi="SamsungOne 400" w:cs="SamsungOne 400"/>
+                <w:sz w:val="28"/>
+                <w:szCs w:val="28"/>
+                <w:lang w:val="en-IN"/>
+              </w:rPr>
+              <w:t xml:space="preserve"> The project proves the viability of </w:t>
+            </w:r>
+            <w:r>
+              <w:rPr>
+                <w:rFonts w:ascii="SamsungOne 400" w:eastAsia="SamsungOne 400" w:hAnsi="SamsungOne 400" w:cs="SamsungOne 400"/>
+                <w:b/>
+                <w:bCs/>
+                <w:sz w:val="28"/>
+                <w:szCs w:val="28"/>
+                <w:lang w:val="en-IN"/>
+              </w:rPr>
+              <w:t>Headless Microservices</w:t>
+            </w:r>
+            <w:r>
+              <w:rPr>
+                <w:rFonts w:ascii="SamsungOne 400" w:eastAsia="SamsungOne 400" w:hAnsi="SamsungOne 400" w:cs="SamsungOne 400"/>
+                <w:sz w:val="28"/>
+                <w:szCs w:val="28"/>
+                <w:lang w:val="en-IN"/>
+              </w:rPr>
+              <w:t xml:space="preserve"> for AI, demonstrating that complex models can be deployed cost-effectively without heavy local infrastructure.</w:t>
+            </w:r>
+          </w:p>
+          <w:p>
+            <w:pPr>
+              <w:ind w:left="278"/>
+              <w:rPr>
+                <w:rFonts w:ascii="Times New Roman" w:eastAsia="Times New Roman" w:hAnsi="Times New Roman" w:cs="Times New Roman"/>
+                <w:sz w:val="28"/>
+                <w:szCs w:val="28"/>
+              </w:rPr>
+            </w:pPr>
+          </w:p>
+          <w:p>
+            <w:pPr>
+              <w:ind w:left="278"/>
+              <w:rPr>
+                <w:rFonts w:ascii="Times New Roman" w:eastAsia="Times New Roman" w:hAnsi="Times New Roman" w:cs="Times New Roman"/>
+                <w:sz w:val="28"/>
+                <w:szCs w:val="28"/>
+              </w:rPr>
+            </w:pPr>
           </w:p>
         </w:tc>
       </w:tr>
       <w:tr>
         <w:trPr>
-          <w:cantSplit w:val="0"/>
-          <w:trHeight w:val="356" w:hRule="atLeast"/>
-          <w:tblHeader w:val="0"/>
+          <w:trHeight w:val="356"/>
         </w:trPr>
         <w:tc>
           <w:tcPr>
+            <w:tcW w:w="2689" w:type="dxa"/>
             <w:tcBorders>
-              <w:bottom w:color="000000" w:space="0" w:sz="4" w:val="single"/>
+              <w:bottom w:val="single" w:sz="4" w:space="0" w:color="000000"/>
             </w:tcBorders>
             <w:vAlign w:val="center"/>
           </w:tcPr>
           <w:p>
             <w:pPr>
-              <w:ind w:left="227" w:firstLine="0"/>
+              <w:ind w:left="227"/>
               <w:jc w:val="left"/>
               <w:rPr>
-                <w:rFonts w:ascii="Times New Roman" w:cs="Times New Roman" w:eastAsia="Times New Roman" w:hAnsi="Times New Roman"/>
+                <w:rFonts w:ascii="Times New Roman" w:eastAsia="Times New Roman" w:hAnsi="Times New Roman" w:cs="Times New Roman"/>
                 <w:sz w:val="32"/>
                 <w:szCs w:val="32"/>
               </w:rPr>
             </w:pPr>
             <w:r>
               <w:rPr>
-                <w:rFonts w:ascii="SamsungOne 700" w:cs="SamsungOne 700" w:eastAsia="SamsungOne 700" w:hAnsi="SamsungOne 700"/>
-                <w:color w:val="193db0"/>
+                <w:rFonts w:ascii="SamsungOne 700" w:eastAsia="SamsungOne 700" w:hAnsi="SamsungOne 700" w:cs="SamsungOne 700"/>
+                <w:color w:val="193DB0"/>
                 <w:sz w:val="32"/>
                 <w:szCs w:val="32"/>
-                <w:rtl w:val="0"/>
               </w:rPr>
               <w:t xml:space="preserve">Role by </w:t>
-              <w:br w:type="textWrapping"/>
-              <w:t xml:space="preserve">Member</w:t>
-            </w:r>
-            <w:r>
-              <w:rPr>
-                <w:rtl w:val="0"/>
-              </w:rPr>
+            </w:r>
+            <w:r>
+              <w:rPr>
+                <w:rFonts w:ascii="SamsungOne 700" w:eastAsia="SamsungOne 700" w:hAnsi="SamsungOne 700" w:cs="SamsungOne 700"/>
+                <w:color w:val="193DB0"/>
+                <w:sz w:val="32"/>
+                <w:szCs w:val="32"/>
+              </w:rPr>
+              <w:br/>
+              <w:t>Member</w:t>
             </w:r>
           </w:p>
         </w:tc>
         <w:tc>
           <w:tcPr>
+            <w:tcW w:w="6327" w:type="dxa"/>
             <w:tcBorders>
-              <w:bottom w:color="ffffff" w:space="0" w:sz="4" w:val="single"/>
+              <w:bottom w:val="single" w:sz="4" w:space="0" w:color="FFFFFF"/>
             </w:tcBorders>
             <w:vAlign w:val="center"/>
           </w:tcPr>
           <w:p>
             <w:pPr>
               <w:rPr>
-                <w:rFonts w:ascii="Times New Roman" w:cs="Times New Roman" w:eastAsia="Times New Roman" w:hAnsi="Times New Roman"/>
+                <w:rFonts w:ascii="Times New Roman" w:eastAsia="Times New Roman" w:hAnsi="Times New Roman" w:cs="Times New Roman"/>
                 <w:sz w:val="28"/>
                 <w:szCs w:val="28"/>
               </w:rPr>
             </w:pPr>
-            <w:r>
-              <w:rPr>
-                <w:rtl w:val="0"/>
-              </w:rPr>
-            </w:r>
           </w:p>
         </w:tc>
       </w:tr>
       <w:tr>
         <w:trPr>
-          <w:cantSplit w:val="0"/>
-          <w:trHeight w:val="3672" w:hRule="atLeast"/>
-          <w:tblHeader w:val="0"/>
+          <w:trHeight w:val="3672"/>
         </w:trPr>
         <w:tc>
           <w:tcPr>
+            <w:tcW w:w="9016" w:type="dxa"/>
             <w:gridSpan w:val="2"/>
             <w:tcBorders>
-              <w:top w:color="ffffff" w:space="0" w:sz="4" w:val="single"/>
+              <w:top w:val="single" w:sz="4" w:space="0" w:color="FFFFFF"/>
             </w:tcBorders>
             <w:vAlign w:val="center"/>
           </w:tcPr>
           <w:p>
             <w:pPr>
-              <w:ind w:left="279" w:hanging="3.000000000000007"/>
-              <w:rPr>
-                <w:rFonts w:ascii="Times New Roman" w:cs="Times New Roman" w:eastAsia="Times New Roman" w:hAnsi="Times New Roman"/>
-                <w:sz w:val="28"/>
-                <w:szCs w:val="28"/>
+              <w:ind w:left="279" w:hanging="3"/>
+              <w:rPr>
+                <w:rFonts w:ascii="SamsungOne 400" w:eastAsia="SamsungOne 400" w:hAnsi="SamsungOne 400" w:cs="SamsungOne 400"/>
+                <w:sz w:val="28"/>
+                <w:szCs w:val="28"/>
+                <w:lang w:val="en-IN"/>
               </w:rPr>
             </w:pPr>
-            <w:r>
-              <w:rPr>
-                <w:rFonts w:ascii="SamsungOne 400" w:cs="SamsungOne 400" w:eastAsia="SamsungOne 400" w:hAnsi="SamsungOne 400"/>
-                <w:color w:val="a6a6a6"/>
-                <w:sz w:val="28"/>
-                <w:szCs w:val="28"/>
-                <w:rtl w:val="0"/>
-              </w:rPr>
-              <w:t xml:space="preserve">&lt;The role assigned to each team member.&gt;</w:t>
-            </w:r>
-            <w:r>
-              <w:rPr>
-                <w:rtl w:val="0"/>
-              </w:rPr>
-            </w:r>
+            <w:proofErr w:type="spellStart"/>
+            <w:r>
+              <w:rPr>
+                <w:rFonts w:ascii="SamsungOne 400" w:eastAsia="SamsungOne 400" w:hAnsi="SamsungOne 400" w:cs="SamsungOne 400"/>
+                <w:b/>
+                <w:bCs/>
+                <w:sz w:val="28"/>
+                <w:szCs w:val="28"/>
+                <w:lang w:val="en-IN"/>
+              </w:rPr>
+              <w:t>Vasamsetti</w:t>
+            </w:r>
+            <w:proofErr w:type="spellEnd"/>
+            <w:r>
+              <w:rPr>
+                <w:rFonts w:ascii="SamsungOne 400" w:eastAsia="SamsungOne 400" w:hAnsi="SamsungOne 400" w:cs="SamsungOne 400"/>
+                <w:b/>
+                <w:bCs/>
+                <w:sz w:val="28"/>
+                <w:szCs w:val="28"/>
+                <w:lang w:val="en-IN"/>
+              </w:rPr>
+              <w:t xml:space="preserve"> Naga Bala (Swamy) </w:t>
+            </w:r>
+            <w:r>
+              <w:rPr>
+                <w:rFonts w:ascii="SamsungOne 400" w:eastAsia="SamsungOne 400" w:hAnsi="SamsungOne 400" w:cs="SamsungOne 400"/>
+                <w:b/>
+                <w:bCs/>
+                <w:sz w:val="28"/>
+                <w:szCs w:val="28"/>
+                <w:lang w:val="en-IN"/>
+              </w:rPr>
+              <w:t>-</w:t>
+            </w:r>
+            <w:r>
+              <w:rPr>
+                <w:rFonts w:ascii="SamsungOne 400" w:eastAsia="SamsungOne 400" w:hAnsi="SamsungOne 400" w:cs="SamsungOne 400"/>
+                <w:b/>
+                <w:bCs/>
+                <w:sz w:val="28"/>
+                <w:szCs w:val="28"/>
+                <w:lang w:val="en-IN"/>
+              </w:rPr>
+              <w:t xml:space="preserve"> Team Leader</w:t>
+            </w:r>
+          </w:p>
+          <w:p>
+            <w:pPr>
+              <w:numPr>
+                <w:ilvl w:val="0"/>
+                <w:numId w:val="13"/>
+              </w:numPr>
+              <w:rPr>
+                <w:rFonts w:ascii="SamsungOne 400" w:eastAsia="SamsungOne 400" w:hAnsi="SamsungOne 400" w:cs="SamsungOne 400"/>
+                <w:sz w:val="28"/>
+                <w:szCs w:val="28"/>
+                <w:lang w:val="en-IN"/>
+              </w:rPr>
+            </w:pPr>
+            <w:r>
+              <w:rPr>
+                <w:rFonts w:ascii="SamsungOne 400" w:eastAsia="SamsungOne 400" w:hAnsi="SamsungOne 400" w:cs="SamsungOne 400"/>
+                <w:b/>
+                <w:bCs/>
+                <w:sz w:val="28"/>
+                <w:szCs w:val="28"/>
+                <w:lang w:val="en-IN"/>
+              </w:rPr>
+              <w:t>Responsibilities:</w:t>
+            </w:r>
+            <w:r>
+              <w:rPr>
+                <w:rFonts w:ascii="SamsungOne 400" w:eastAsia="SamsungOne 400" w:hAnsi="SamsungOne 400" w:cs="SamsungOne 400"/>
+                <w:sz w:val="28"/>
+                <w:szCs w:val="28"/>
+                <w:lang w:val="en-IN"/>
+              </w:rPr>
+              <w:t xml:space="preserve"> Responsible for overall Project Management and Scope Definition. Led the team in defining the "Dual-AI" architecture, managed the weekly sprint schedules, and ensured the final deliverables met all SIC Capstone requirements.</w:t>
+            </w:r>
+          </w:p>
+          <w:p>
+            <w:pPr>
+              <w:ind w:left="279" w:hanging="3"/>
+              <w:rPr>
+                <w:rFonts w:ascii="SamsungOne 400" w:eastAsia="SamsungOne 400" w:hAnsi="SamsungOne 400" w:cs="SamsungOne 400"/>
+                <w:sz w:val="28"/>
+                <w:szCs w:val="28"/>
+                <w:lang w:val="en-IN"/>
+              </w:rPr>
+            </w:pPr>
+            <w:r>
+              <w:rPr>
+                <w:rFonts w:ascii="SamsungOne 400" w:eastAsia="SamsungOne 400" w:hAnsi="SamsungOne 400" w:cs="SamsungOne 400"/>
+                <w:b/>
+                <w:bCs/>
+                <w:sz w:val="28"/>
+                <w:szCs w:val="28"/>
+                <w:lang w:val="en-IN"/>
+              </w:rPr>
+              <w:t xml:space="preserve">Devesh Panwar </w:t>
+            </w:r>
+            <w:r>
+              <w:rPr>
+                <w:rFonts w:ascii="SamsungOne 400" w:eastAsia="SamsungOne 400" w:hAnsi="SamsungOne 400" w:cs="SamsungOne 400"/>
+                <w:b/>
+                <w:bCs/>
+                <w:sz w:val="28"/>
+                <w:szCs w:val="28"/>
+                <w:lang w:val="en-IN"/>
+              </w:rPr>
+              <w:t>-</w:t>
+            </w:r>
+            <w:r>
+              <w:rPr>
+                <w:rFonts w:ascii="SamsungOne 400" w:eastAsia="SamsungOne 400" w:hAnsi="SamsungOne 400" w:cs="SamsungOne 400"/>
+                <w:b/>
+                <w:bCs/>
+                <w:sz w:val="28"/>
+                <w:szCs w:val="28"/>
+                <w:lang w:val="en-IN"/>
+              </w:rPr>
+              <w:t xml:space="preserve"> Presentation</w:t>
+            </w:r>
+          </w:p>
+          <w:p>
+            <w:pPr>
+              <w:numPr>
+                <w:ilvl w:val="0"/>
+                <w:numId w:val="14"/>
+              </w:numPr>
+              <w:rPr>
+                <w:rFonts w:ascii="SamsungOne 400" w:eastAsia="SamsungOne 400" w:hAnsi="SamsungOne 400" w:cs="SamsungOne 400"/>
+                <w:sz w:val="28"/>
+                <w:szCs w:val="28"/>
+                <w:lang w:val="en-IN"/>
+              </w:rPr>
+            </w:pPr>
+            <w:r>
+              <w:rPr>
+                <w:rFonts w:ascii="SamsungOne 400" w:eastAsia="SamsungOne 400" w:hAnsi="SamsungOne 400" w:cs="SamsungOne 400"/>
+                <w:b/>
+                <w:bCs/>
+                <w:sz w:val="28"/>
+                <w:szCs w:val="28"/>
+                <w:lang w:val="en-IN"/>
+              </w:rPr>
+              <w:t>Responsibilities:</w:t>
+            </w:r>
+            <w:r>
+              <w:rPr>
+                <w:rFonts w:ascii="SamsungOne 400" w:eastAsia="SamsungOne 400" w:hAnsi="SamsungOne 400" w:cs="SamsungOne 400"/>
+                <w:sz w:val="28"/>
+                <w:szCs w:val="28"/>
+                <w:lang w:val="en-IN"/>
+              </w:rPr>
+              <w:t xml:space="preserve"> In charge of the </w:t>
+            </w:r>
+            <w:r>
+              <w:rPr>
+                <w:rFonts w:ascii="SamsungOne 400" w:eastAsia="SamsungOne 400" w:hAnsi="SamsungOne 400" w:cs="SamsungOne 400"/>
+                <w:b/>
+                <w:bCs/>
+                <w:sz w:val="28"/>
+                <w:szCs w:val="28"/>
+                <w:lang w:val="en-IN"/>
+              </w:rPr>
+              <w:t>Frontend UI/UX</w:t>
+            </w:r>
+            <w:r>
+              <w:rPr>
+                <w:rFonts w:ascii="SamsungOne 400" w:eastAsia="SamsungOne 400" w:hAnsi="SamsungOne 400" w:cs="SamsungOne 400"/>
+                <w:sz w:val="28"/>
+                <w:szCs w:val="28"/>
+                <w:lang w:val="en-IN"/>
+              </w:rPr>
+              <w:t xml:space="preserve"> and Project Documentation. Designed the unified Web Dashboard (</w:t>
+            </w:r>
+            <w:proofErr w:type="spellStart"/>
+            <w:r>
+              <w:rPr>
+                <w:rFonts w:ascii="SamsungOne 400" w:eastAsia="SamsungOne 400" w:hAnsi="SamsungOne 400" w:cs="SamsungOne 400"/>
+                <w:sz w:val="28"/>
+                <w:szCs w:val="28"/>
+                <w:lang w:val="en-IN"/>
+              </w:rPr>
+              <w:t>Gradio</w:t>
+            </w:r>
+            <w:proofErr w:type="spellEnd"/>
+            <w:r>
+              <w:rPr>
+                <w:rFonts w:ascii="SamsungOne 400" w:eastAsia="SamsungOne 400" w:hAnsi="SamsungOne 400" w:cs="SamsungOne 400"/>
+                <w:sz w:val="28"/>
+                <w:szCs w:val="28"/>
+                <w:lang w:val="en-IN"/>
+              </w:rPr>
+              <w:t>/</w:t>
+            </w:r>
+            <w:proofErr w:type="spellStart"/>
+            <w:r>
+              <w:rPr>
+                <w:rFonts w:ascii="SamsungOne 400" w:eastAsia="SamsungOne 400" w:hAnsi="SamsungOne 400" w:cs="SamsungOne 400"/>
+                <w:sz w:val="28"/>
+                <w:szCs w:val="28"/>
+                <w:lang w:val="en-IN"/>
+              </w:rPr>
+              <w:t>Vercel</w:t>
+            </w:r>
+            <w:proofErr w:type="spellEnd"/>
+            <w:r>
+              <w:rPr>
+                <w:rFonts w:ascii="SamsungOne 400" w:eastAsia="SamsungOne 400" w:hAnsi="SamsungOne 400" w:cs="SamsungOne 400"/>
+                <w:sz w:val="28"/>
+                <w:szCs w:val="28"/>
+                <w:lang w:val="en-IN"/>
+              </w:rPr>
+              <w:t>) to ensure a professional presentation of the AI models and created the final visual assets (PPT, Video) for the project submission.</w:t>
+            </w:r>
+          </w:p>
+          <w:p>
+            <w:pPr>
+              <w:ind w:left="279" w:hanging="3"/>
+              <w:rPr>
+                <w:rFonts w:ascii="SamsungOne 400" w:eastAsia="SamsungOne 400" w:hAnsi="SamsungOne 400" w:cs="SamsungOne 400"/>
+                <w:sz w:val="28"/>
+                <w:szCs w:val="28"/>
+                <w:lang w:val="en-IN"/>
+              </w:rPr>
+            </w:pPr>
+            <w:proofErr w:type="spellStart"/>
+            <w:r>
+              <w:rPr>
+                <w:rFonts w:ascii="SamsungOne 400" w:eastAsia="SamsungOne 400" w:hAnsi="SamsungOne 400" w:cs="SamsungOne 400"/>
+                <w:b/>
+                <w:bCs/>
+                <w:sz w:val="28"/>
+                <w:szCs w:val="28"/>
+                <w:lang w:val="en-IN"/>
+              </w:rPr>
+              <w:t>Dhadi</w:t>
+            </w:r>
+            <w:proofErr w:type="spellEnd"/>
+            <w:r>
+              <w:rPr>
+                <w:rFonts w:ascii="SamsungOne 400" w:eastAsia="SamsungOne 400" w:hAnsi="SamsungOne 400" w:cs="SamsungOne 400"/>
+                <w:b/>
+                <w:bCs/>
+                <w:sz w:val="28"/>
+                <w:szCs w:val="28"/>
+                <w:lang w:val="en-IN"/>
+              </w:rPr>
+              <w:t xml:space="preserve"> Eswar </w:t>
+            </w:r>
+            <w:r>
+              <w:rPr>
+                <w:rFonts w:ascii="SamsungOne 400" w:eastAsia="SamsungOne 400" w:hAnsi="SamsungOne 400" w:cs="SamsungOne 400"/>
+                <w:b/>
+                <w:bCs/>
+                <w:sz w:val="28"/>
+                <w:szCs w:val="28"/>
+                <w:lang w:val="en-IN"/>
+              </w:rPr>
+              <w:t>-</w:t>
+            </w:r>
+            <w:r>
+              <w:rPr>
+                <w:rFonts w:ascii="SamsungOne 400" w:eastAsia="SamsungOne 400" w:hAnsi="SamsungOne 400" w:cs="SamsungOne 400"/>
+                <w:b/>
+                <w:bCs/>
+                <w:sz w:val="28"/>
+                <w:szCs w:val="28"/>
+                <w:lang w:val="en-IN"/>
+              </w:rPr>
+              <w:t xml:space="preserve"> Data Lead</w:t>
+            </w:r>
+          </w:p>
+          <w:p>
+            <w:pPr>
+              <w:numPr>
+                <w:ilvl w:val="0"/>
+                <w:numId w:val="15"/>
+              </w:numPr>
+              <w:rPr>
+                <w:rFonts w:ascii="SamsungOne 400" w:eastAsia="SamsungOne 400" w:hAnsi="SamsungOne 400" w:cs="SamsungOne 400"/>
+                <w:sz w:val="28"/>
+                <w:szCs w:val="28"/>
+                <w:lang w:val="en-IN"/>
+              </w:rPr>
+            </w:pPr>
+            <w:r>
+              <w:rPr>
+                <w:rFonts w:ascii="SamsungOne 400" w:eastAsia="SamsungOne 400" w:hAnsi="SamsungOne 400" w:cs="SamsungOne 400"/>
+                <w:b/>
+                <w:bCs/>
+                <w:sz w:val="28"/>
+                <w:szCs w:val="28"/>
+                <w:lang w:val="en-IN"/>
+              </w:rPr>
+              <w:t>Responsibilities:</w:t>
+            </w:r>
+            <w:r>
+              <w:rPr>
+                <w:rFonts w:ascii="SamsungOne 400" w:eastAsia="SamsungOne 400" w:hAnsi="SamsungOne 400" w:cs="SamsungOne 400"/>
+                <w:sz w:val="28"/>
+                <w:szCs w:val="28"/>
+                <w:lang w:val="en-IN"/>
+              </w:rPr>
+              <w:t xml:space="preserve"> Led the </w:t>
+            </w:r>
+            <w:r>
+              <w:rPr>
+                <w:rFonts w:ascii="SamsungOne 400" w:eastAsia="SamsungOne 400" w:hAnsi="SamsungOne 400" w:cs="SamsungOne 400"/>
+                <w:b/>
+                <w:bCs/>
+                <w:sz w:val="28"/>
+                <w:szCs w:val="28"/>
+                <w:lang w:val="en-IN"/>
+              </w:rPr>
+              <w:t>Data Engineering</w:t>
+            </w:r>
+            <w:r>
+              <w:rPr>
+                <w:rFonts w:ascii="SamsungOne 400" w:eastAsia="SamsungOne 400" w:hAnsi="SamsungOne 400" w:cs="SamsungOne 400"/>
+                <w:sz w:val="28"/>
+                <w:szCs w:val="28"/>
+                <w:lang w:val="en-IN"/>
+              </w:rPr>
+              <w:t xml:space="preserve"> pipeline. Curated the complex datasets (50+ Resumes, 20+ Technical Papers), performed Exploratory </w:t>
+            </w:r>
+            <w:r>
+              <w:rPr>
+                <w:rFonts w:ascii="SamsungOne 400" w:eastAsia="SamsungOne 400" w:hAnsi="SamsungOne 400" w:cs="SamsungOne 400"/>
+                <w:sz w:val="28"/>
+                <w:szCs w:val="28"/>
+                <w:lang w:val="en-IN"/>
+              </w:rPr>
+              <w:lastRenderedPageBreak/>
+              <w:t>Data Analysis (EDA), and managed the data preprocessing (cleaning/chunking) for the RAG engine.</w:t>
+            </w:r>
+          </w:p>
+          <w:p>
+            <w:pPr>
+              <w:ind w:left="279" w:hanging="3"/>
+              <w:rPr>
+                <w:rFonts w:ascii="SamsungOne 400" w:eastAsia="SamsungOne 400" w:hAnsi="SamsungOne 400" w:cs="SamsungOne 400"/>
+                <w:sz w:val="28"/>
+                <w:szCs w:val="28"/>
+                <w:lang w:val="en-IN"/>
+              </w:rPr>
+            </w:pPr>
+            <w:proofErr w:type="spellStart"/>
+            <w:r>
+              <w:rPr>
+                <w:rFonts w:ascii="SamsungOne 400" w:eastAsia="SamsungOne 400" w:hAnsi="SamsungOne 400" w:cs="SamsungOne 400"/>
+                <w:b/>
+                <w:bCs/>
+                <w:sz w:val="28"/>
+                <w:szCs w:val="28"/>
+                <w:lang w:val="en-IN"/>
+              </w:rPr>
+              <w:t>Kovvuri</w:t>
+            </w:r>
+            <w:proofErr w:type="spellEnd"/>
+            <w:r>
+              <w:rPr>
+                <w:rFonts w:ascii="SamsungOne 400" w:eastAsia="SamsungOne 400" w:hAnsi="SamsungOne 400" w:cs="SamsungOne 400"/>
+                <w:b/>
+                <w:bCs/>
+                <w:sz w:val="28"/>
+                <w:szCs w:val="28"/>
+                <w:lang w:val="en-IN"/>
+              </w:rPr>
+              <w:t xml:space="preserve"> PC Durga Reddy </w:t>
+            </w:r>
+            <w:r>
+              <w:rPr>
+                <w:rFonts w:ascii="SamsungOne 400" w:eastAsia="SamsungOne 400" w:hAnsi="SamsungOne 400" w:cs="SamsungOne 400"/>
+                <w:b/>
+                <w:bCs/>
+                <w:sz w:val="28"/>
+                <w:szCs w:val="28"/>
+                <w:lang w:val="en-IN"/>
+              </w:rPr>
+              <w:t>-</w:t>
+            </w:r>
+            <w:r>
+              <w:rPr>
+                <w:rFonts w:ascii="SamsungOne 400" w:eastAsia="SamsungOne 400" w:hAnsi="SamsungOne 400" w:cs="SamsungOne 400"/>
+                <w:b/>
+                <w:bCs/>
+                <w:sz w:val="28"/>
+                <w:szCs w:val="28"/>
+                <w:lang w:val="en-IN"/>
+              </w:rPr>
+              <w:t xml:space="preserve"> Model Builder</w:t>
+            </w:r>
+          </w:p>
+          <w:p>
+            <w:pPr>
+              <w:numPr>
+                <w:ilvl w:val="0"/>
+                <w:numId w:val="16"/>
+              </w:numPr>
+              <w:rPr>
+                <w:rFonts w:ascii="SamsungOne 400" w:eastAsia="SamsungOne 400" w:hAnsi="SamsungOne 400" w:cs="SamsungOne 400"/>
+                <w:sz w:val="28"/>
+                <w:szCs w:val="28"/>
+                <w:lang w:val="en-IN"/>
+              </w:rPr>
+            </w:pPr>
+            <w:r>
+              <w:rPr>
+                <w:rFonts w:ascii="SamsungOne 400" w:eastAsia="SamsungOne 400" w:hAnsi="SamsungOne 400" w:cs="SamsungOne 400"/>
+                <w:b/>
+                <w:bCs/>
+                <w:sz w:val="28"/>
+                <w:szCs w:val="28"/>
+                <w:lang w:val="en-IN"/>
+              </w:rPr>
+              <w:t>Responsibilities:</w:t>
+            </w:r>
+            <w:r>
+              <w:rPr>
+                <w:rFonts w:ascii="SamsungOne 400" w:eastAsia="SamsungOne 400" w:hAnsi="SamsungOne 400" w:cs="SamsungOne 400"/>
+                <w:sz w:val="28"/>
+                <w:szCs w:val="28"/>
+                <w:lang w:val="en-IN"/>
+              </w:rPr>
+              <w:t xml:space="preserve"> Responsible for the </w:t>
+            </w:r>
+            <w:r>
+              <w:rPr>
+                <w:rFonts w:ascii="SamsungOne 400" w:eastAsia="SamsungOne 400" w:hAnsi="SamsungOne 400" w:cs="SamsungOne 400"/>
+                <w:b/>
+                <w:bCs/>
+                <w:sz w:val="28"/>
+                <w:szCs w:val="28"/>
+                <w:lang w:val="en-IN"/>
+              </w:rPr>
+              <w:t>Core AI Development</w:t>
+            </w:r>
+            <w:r>
+              <w:rPr>
+                <w:rFonts w:ascii="SamsungOne 400" w:eastAsia="SamsungOne 400" w:hAnsi="SamsungOne 400" w:cs="SamsungOne 400"/>
+                <w:sz w:val="28"/>
+                <w:szCs w:val="28"/>
+                <w:lang w:val="en-IN"/>
+              </w:rPr>
+              <w:t xml:space="preserve">. Built the RAG pipeline using </w:t>
+            </w:r>
+            <w:proofErr w:type="spellStart"/>
+            <w:r>
+              <w:rPr>
+                <w:rFonts w:ascii="SamsungOne 400" w:eastAsia="SamsungOne 400" w:hAnsi="SamsungOne 400" w:cs="SamsungOne 400"/>
+                <w:sz w:val="28"/>
+                <w:szCs w:val="28"/>
+                <w:lang w:val="en-IN"/>
+              </w:rPr>
+              <w:t>LangChain</w:t>
+            </w:r>
+            <w:proofErr w:type="spellEnd"/>
+            <w:r>
+              <w:rPr>
+                <w:rFonts w:ascii="SamsungOne 400" w:eastAsia="SamsungOne 400" w:hAnsi="SamsungOne 400" w:cs="SamsungOne 400"/>
+                <w:sz w:val="28"/>
+                <w:szCs w:val="28"/>
+                <w:lang w:val="en-IN"/>
+              </w:rPr>
+              <w:t xml:space="preserve"> &amp; FAISS and integrated the Llama 3 model for the Resume Screener logic. Handled the backend API optimizations.</w:t>
+            </w:r>
+          </w:p>
+          <w:p>
+            <w:pPr>
+              <w:ind w:left="279" w:hanging="3"/>
+              <w:rPr>
+                <w:rFonts w:ascii="SamsungOne 400" w:eastAsia="SamsungOne 400" w:hAnsi="SamsungOne 400" w:cs="SamsungOne 400"/>
+                <w:sz w:val="28"/>
+                <w:szCs w:val="28"/>
+                <w:lang w:val="en-IN"/>
+              </w:rPr>
+            </w:pPr>
+            <w:r>
+              <w:rPr>
+                <w:rFonts w:ascii="SamsungOne 400" w:eastAsia="SamsungOne 400" w:hAnsi="SamsungOne 400" w:cs="SamsungOne 400"/>
+                <w:b/>
+                <w:bCs/>
+                <w:sz w:val="28"/>
+                <w:szCs w:val="28"/>
+                <w:lang w:val="en-IN"/>
+              </w:rPr>
+              <w:t xml:space="preserve">Sakshi </w:t>
+            </w:r>
+            <w:r>
+              <w:rPr>
+                <w:rFonts w:ascii="SamsungOne 400" w:eastAsia="SamsungOne 400" w:hAnsi="SamsungOne 400" w:cs="SamsungOne 400"/>
+                <w:b/>
+                <w:bCs/>
+                <w:sz w:val="28"/>
+                <w:szCs w:val="28"/>
+                <w:lang w:val="en-IN"/>
+              </w:rPr>
+              <w:t>-</w:t>
+            </w:r>
+            <w:r>
+              <w:rPr>
+                <w:rFonts w:ascii="SamsungOne 400" w:eastAsia="SamsungOne 400" w:hAnsi="SamsungOne 400" w:cs="SamsungOne 400"/>
+                <w:b/>
+                <w:bCs/>
+                <w:sz w:val="28"/>
+                <w:szCs w:val="28"/>
+                <w:lang w:val="en-IN"/>
+              </w:rPr>
+              <w:t xml:space="preserve"> Research &amp; Testing</w:t>
+            </w:r>
+          </w:p>
+          <w:p>
+            <w:pPr>
+              <w:numPr>
+                <w:ilvl w:val="0"/>
+                <w:numId w:val="17"/>
+              </w:numPr>
+              <w:rPr>
+                <w:rFonts w:ascii="SamsungOne 400" w:eastAsia="SamsungOne 400" w:hAnsi="SamsungOne 400" w:cs="SamsungOne 400"/>
+                <w:sz w:val="28"/>
+                <w:szCs w:val="28"/>
+                <w:lang w:val="en-IN"/>
+              </w:rPr>
+            </w:pPr>
+            <w:r>
+              <w:rPr>
+                <w:rFonts w:ascii="SamsungOne 400" w:eastAsia="SamsungOne 400" w:hAnsi="SamsungOne 400" w:cs="SamsungOne 400"/>
+                <w:b/>
+                <w:bCs/>
+                <w:sz w:val="28"/>
+                <w:szCs w:val="28"/>
+                <w:lang w:val="en-IN"/>
+              </w:rPr>
+              <w:t>Responsibilities:</w:t>
+            </w:r>
+            <w:r>
+              <w:rPr>
+                <w:rFonts w:ascii="SamsungOne 400" w:eastAsia="SamsungOne 400" w:hAnsi="SamsungOne 400" w:cs="SamsungOne 400"/>
+                <w:sz w:val="28"/>
+                <w:szCs w:val="28"/>
+                <w:lang w:val="en-IN"/>
+              </w:rPr>
+              <w:t xml:space="preserve"> Conducted </w:t>
+            </w:r>
+            <w:r>
+              <w:rPr>
+                <w:rFonts w:ascii="SamsungOne 400" w:eastAsia="SamsungOne 400" w:hAnsi="SamsungOne 400" w:cs="SamsungOne 400"/>
+                <w:b/>
+                <w:bCs/>
+                <w:sz w:val="28"/>
+                <w:szCs w:val="28"/>
+                <w:lang w:val="en-IN"/>
+              </w:rPr>
+              <w:t>Quality Assurance (QA)</w:t>
+            </w:r>
+            <w:r>
+              <w:rPr>
+                <w:rFonts w:ascii="SamsungOne 400" w:eastAsia="SamsungOne 400" w:hAnsi="SamsungOne 400" w:cs="SamsungOne 400"/>
+                <w:sz w:val="28"/>
+                <w:szCs w:val="28"/>
+                <w:lang w:val="en-IN"/>
+              </w:rPr>
+              <w:t xml:space="preserve"> and Prompt Engineering. Researched the optimal prompt strategies for the "Strict ATS" </w:t>
+            </w:r>
+            <w:proofErr w:type="spellStart"/>
+            <w:r>
+              <w:rPr>
+                <w:rFonts w:ascii="SamsungOne 400" w:eastAsia="SamsungOne 400" w:hAnsi="SamsungOne 400" w:cs="SamsungOne 400"/>
+                <w:sz w:val="28"/>
+                <w:szCs w:val="28"/>
+                <w:lang w:val="en-IN"/>
+              </w:rPr>
+              <w:t>behavior</w:t>
+            </w:r>
+            <w:proofErr w:type="spellEnd"/>
+            <w:r>
+              <w:rPr>
+                <w:rFonts w:ascii="SamsungOne 400" w:eastAsia="SamsungOne 400" w:hAnsi="SamsungOne 400" w:cs="SamsungOne 400"/>
+                <w:sz w:val="28"/>
+                <w:szCs w:val="28"/>
+                <w:lang w:val="en-IN"/>
+              </w:rPr>
+              <w:t xml:space="preserve"> and performed rigorous testing of the retrieval accuracy to validate system performance.</w:t>
+            </w:r>
+          </w:p>
+          <w:p>
+            <w:pPr>
+              <w:ind w:left="279" w:hanging="3"/>
+              <w:rPr>
+                <w:rFonts w:ascii="Times New Roman" w:eastAsia="Times New Roman" w:hAnsi="Times New Roman" w:cs="Times New Roman"/>
+                <w:sz w:val="28"/>
+                <w:szCs w:val="28"/>
+              </w:rPr>
+            </w:pPr>
           </w:p>
         </w:tc>
       </w:tr>
     </w:tbl>
     <w:p>
-      <w:pPr>
-        <w:rPr/>
-      </w:pPr>
       <w:r>
+        <w:lastRenderedPageBreak/>
         <w:br w:type="page"/>
-      </w:r>
-      <w:r>
-        <w:rPr>
-          <w:rtl w:val="0"/>
-        </w:rPr>
       </w:r>
     </w:p>
     <w:tbl>
       <w:tblPr>
-        <w:tblStyle w:val="Table3"/>
-        <w:tblW w:w="9015.0" w:type="dxa"/>
-        <w:jc w:val="left"/>
+        <w:tblStyle w:val="a1"/>
+        <w:tblW w:w="9015" w:type="dxa"/>
+        <w:tblInd w:w="0" w:type="dxa"/>
         <w:tblBorders>
-          <w:top w:color="000000" w:space="0" w:sz="4" w:val="single"/>
-          <w:left w:color="000000" w:space="0" w:sz="4" w:val="single"/>
-          <w:bottom w:color="000000" w:space="0" w:sz="4" w:val="single"/>
-          <w:right w:color="000000" w:space="0" w:sz="4" w:val="single"/>
-          <w:insideH w:color="000000" w:space="0" w:sz="4" w:val="single"/>
-          <w:insideV w:color="000000" w:space="0" w:sz="4" w:val="single"/>
+          <w:top w:val="single" w:sz="4" w:space="0" w:color="000000"/>
+          <w:left w:val="single" w:sz="4" w:space="0" w:color="000000"/>
+          <w:bottom w:val="single" w:sz="4" w:space="0" w:color="000000"/>
+          <w:right w:val="single" w:sz="4" w:space="0" w:color="000000"/>
+          <w:insideH w:val="single" w:sz="4" w:space="0" w:color="000000"/>
+          <w:insideV w:val="single" w:sz="4" w:space="0" w:color="000000"/>
         </w:tblBorders>
         <w:tblLayout w:type="fixed"/>
-        <w:tblLook w:val="0400"/>
+        <w:tblLook w:val="0400" w:firstRow="0" w:lastRow="0" w:firstColumn="0" w:lastColumn="0" w:noHBand="0" w:noVBand="1"/>
       </w:tblPr>
       <w:tblGrid>
         <w:gridCol w:w="4905"/>
         <w:gridCol w:w="4110"/>
-        <w:tblGridChange w:id="0">
-          <w:tblGrid>
-            <w:gridCol w:w="4905"/>
-            <w:gridCol w:w="4110"/>
-          </w:tblGrid>
-        </w:tblGridChange>
       </w:tblGrid>
       <w:tr>
         <w:trPr>
-          <w:cantSplit w:val="0"/>
-          <w:trHeight w:val="356" w:hRule="atLeast"/>
-          <w:tblHeader w:val="0"/>
+          <w:trHeight w:val="356"/>
         </w:trPr>
         <w:tc>
           <w:tcPr>
+            <w:tcW w:w="4905" w:type="dxa"/>
             <w:tcBorders>
-              <w:bottom w:color="000000" w:space="0" w:sz="4" w:val="single"/>
+              <w:bottom w:val="single" w:sz="4" w:space="0" w:color="000000"/>
             </w:tcBorders>
             <w:vAlign w:val="center"/>
           </w:tcPr>
           <w:p>
             <w:pPr>
-              <w:ind w:left="227" w:firstLine="0"/>
+              <w:ind w:left="227"/>
               <w:jc w:val="left"/>
               <w:rPr>
-                <w:rFonts w:ascii="Times New Roman" w:cs="Times New Roman" w:eastAsia="Times New Roman" w:hAnsi="Times New Roman"/>
+                <w:rFonts w:ascii="Times New Roman" w:eastAsia="Times New Roman" w:hAnsi="Times New Roman" w:cs="Times New Roman"/>
                 <w:sz w:val="32"/>
                 <w:szCs w:val="32"/>
               </w:rPr>
             </w:pPr>
             <w:r>
               <w:rPr>
-                <w:rFonts w:ascii="SamsungOne 700" w:cs="SamsungOne 700" w:eastAsia="SamsungOne 700" w:hAnsi="SamsungOne 700"/>
-                <w:color w:val="193db0"/>
+                <w:rFonts w:ascii="SamsungOne 700" w:eastAsia="SamsungOne 700" w:hAnsi="SamsungOne 700" w:cs="SamsungOne 700"/>
+                <w:color w:val="193DB0"/>
                 <w:sz w:val="32"/>
                 <w:szCs w:val="32"/>
-                <w:rtl w:val="0"/>
-              </w:rPr>
+              </w:rPr>
+              <w:lastRenderedPageBreak/>
               <w:t xml:space="preserve">Schedule </w:t>
-              <w:br w:type="textWrapping"/>
-              <w:t xml:space="preserve">Summary</w:t>
-            </w:r>
-            <w:r>
-              <w:rPr>
-                <w:rtl w:val="0"/>
-              </w:rPr>
+            </w:r>
+            <w:r>
+              <w:rPr>
+                <w:rFonts w:ascii="SamsungOne 700" w:eastAsia="SamsungOne 700" w:hAnsi="SamsungOne 700" w:cs="SamsungOne 700"/>
+                <w:color w:val="193DB0"/>
+                <w:sz w:val="32"/>
+                <w:szCs w:val="32"/>
+              </w:rPr>
+              <w:br/>
+              <w:t>Summary</w:t>
             </w:r>
           </w:p>
         </w:tc>
         <w:tc>
           <w:tcPr>
+            <w:tcW w:w="4110" w:type="dxa"/>
             <w:tcBorders>
-              <w:bottom w:color="ffffff" w:space="0" w:sz="4" w:val="single"/>
+              <w:bottom w:val="single" w:sz="4" w:space="0" w:color="FFFFFF"/>
             </w:tcBorders>
             <w:vAlign w:val="center"/>
           </w:tcPr>
           <w:p>
             <w:pPr>
               <w:rPr>
-                <w:rFonts w:ascii="Times New Roman" w:cs="Times New Roman" w:eastAsia="Times New Roman" w:hAnsi="Times New Roman"/>
+                <w:rFonts w:ascii="Times New Roman" w:eastAsia="Times New Roman" w:hAnsi="Times New Roman" w:cs="Times New Roman"/>
                 <w:sz w:val="28"/>
                 <w:szCs w:val="28"/>
               </w:rPr>
             </w:pPr>
-            <w:r>
-              <w:rPr>
-                <w:rtl w:val="0"/>
-              </w:rPr>
-            </w:r>
           </w:p>
         </w:tc>
       </w:tr>
       <w:tr>
         <w:trPr>
-          <w:cantSplit w:val="0"/>
-          <w:trHeight w:val="4014" w:hRule="atLeast"/>
-          <w:tblHeader w:val="0"/>
+          <w:trHeight w:val="4014"/>
         </w:trPr>
         <w:tc>
           <w:tcPr>
+            <w:tcW w:w="9015" w:type="dxa"/>
             <w:gridSpan w:val="2"/>
             <w:tcBorders>
-              <w:top w:color="ffffff" w:space="0" w:sz="4" w:val="single"/>
+              <w:top w:val="single" w:sz="4" w:space="0" w:color="FFFFFF"/>
             </w:tcBorders>
             <w:vAlign w:val="center"/>
           </w:tcPr>
           <w:p>
             <w:pPr>
-              <w:ind w:left="279" w:hanging="3.000000000000007"/>
-              <w:rPr>
-                <w:rFonts w:ascii="SamsungOne 400" w:cs="SamsungOne 400" w:eastAsia="SamsungOne 400" w:hAnsi="SamsungOne 400"/>
-                <w:color w:val="a6a6a6"/>
-                <w:sz w:val="28"/>
-                <w:szCs w:val="28"/>
+              <w:ind w:left="279" w:hanging="3"/>
+              <w:rPr>
+                <w:rFonts w:ascii="SamsungOne 400" w:eastAsia="SamsungOne 400" w:hAnsi="SamsungOne 400" w:cs="SamsungOne 400"/>
+                <w:sz w:val="28"/>
+                <w:szCs w:val="28"/>
+                <w:lang w:val="en-IN"/>
               </w:rPr>
             </w:pPr>
             <w:r>
               <w:rPr>
-                <w:rFonts w:ascii="SamsungOne 400" w:cs="SamsungOne 400" w:eastAsia="SamsungOne 400" w:hAnsi="SamsungOne 400"/>
-                <w:color w:val="a6a6a6"/>
-                <w:sz w:val="28"/>
-                <w:szCs w:val="28"/>
-                <w:rtl w:val="0"/>
-              </w:rPr>
-              <w:t xml:space="preserve">&lt;Provide a summarized schedule.&gt;</w:t>
+                <w:rFonts w:ascii="SamsungOne 400" w:eastAsia="SamsungOne 400" w:hAnsi="SamsungOne 400" w:cs="SamsungOne 400"/>
+                <w:b/>
+                <w:bCs/>
+                <w:sz w:val="28"/>
+                <w:szCs w:val="28"/>
+                <w:lang w:val="en-IN"/>
+              </w:rPr>
+              <w:t>Phase 1: Initiation &amp; Design (Week 1)</w:t>
             </w:r>
           </w:p>
           <w:p>
             <w:pPr>
-              <w:ind w:left="279" w:hanging="3.000000000000007"/>
-              <w:rPr>
-                <w:rFonts w:ascii="Times New Roman" w:cs="Times New Roman" w:eastAsia="Times New Roman" w:hAnsi="Times New Roman"/>
-                <w:color w:val="a6a6a6"/>
-                <w:sz w:val="28"/>
-                <w:szCs w:val="28"/>
+              <w:numPr>
+                <w:ilvl w:val="0"/>
+                <w:numId w:val="18"/>
+              </w:numPr>
+              <w:rPr>
+                <w:rFonts w:ascii="SamsungOne 400" w:eastAsia="SamsungOne 400" w:hAnsi="SamsungOne 400" w:cs="SamsungOne 400"/>
+                <w:sz w:val="28"/>
+                <w:szCs w:val="28"/>
+                <w:lang w:val="en-IN"/>
               </w:rPr>
             </w:pPr>
             <w:r>
               <w:rPr>
-                <w:rFonts w:ascii="SamsungOne 400" w:cs="SamsungOne 400" w:eastAsia="SamsungOne 400" w:hAnsi="SamsungOne 400"/>
-                <w:color w:val="a6a6a6"/>
-                <w:sz w:val="28"/>
-                <w:szCs w:val="28"/>
-                <w:rtl w:val="0"/>
-              </w:rPr>
-              <w:t xml:space="preserve">&lt;Use the provided WBS workbook for more detailed action plan.&gt;</w:t>
-            </w:r>
-            <w:r>
-              <w:rPr>
-                <w:rtl w:val="0"/>
-              </w:rPr>
-            </w:r>
+                <w:rFonts w:ascii="SamsungOne 400" w:eastAsia="SamsungOne 400" w:hAnsi="SamsungOne 400" w:cs="SamsungOne 400"/>
+                <w:sz w:val="28"/>
+                <w:szCs w:val="28"/>
+                <w:lang w:val="en-IN"/>
+              </w:rPr>
+              <w:t>Defined the "Dual-AI" scope and microservices architecture.</w:t>
+            </w:r>
+          </w:p>
+          <w:p>
+            <w:pPr>
+              <w:numPr>
+                <w:ilvl w:val="0"/>
+                <w:numId w:val="18"/>
+              </w:numPr>
+              <w:rPr>
+                <w:rFonts w:ascii="SamsungOne 400" w:eastAsia="SamsungOne 400" w:hAnsi="SamsungOne 400" w:cs="SamsungOne 400"/>
+                <w:sz w:val="28"/>
+                <w:szCs w:val="28"/>
+                <w:lang w:val="en-IN"/>
+              </w:rPr>
+            </w:pPr>
+            <w:r>
+              <w:rPr>
+                <w:rFonts w:ascii="SamsungOne 400" w:eastAsia="SamsungOne 400" w:hAnsi="SamsungOne 400" w:cs="SamsungOne 400"/>
+                <w:sz w:val="28"/>
+                <w:szCs w:val="28"/>
+                <w:lang w:val="en-IN"/>
+              </w:rPr>
+              <w:t xml:space="preserve">Selected the technology stack (Llama 3, </w:t>
+            </w:r>
+            <w:proofErr w:type="spellStart"/>
+            <w:r>
+              <w:rPr>
+                <w:rFonts w:ascii="SamsungOne 400" w:eastAsia="SamsungOne 400" w:hAnsi="SamsungOne 400" w:cs="SamsungOne 400"/>
+                <w:sz w:val="28"/>
+                <w:szCs w:val="28"/>
+                <w:lang w:val="en-IN"/>
+              </w:rPr>
+              <w:t>LangChain</w:t>
+            </w:r>
+            <w:proofErr w:type="spellEnd"/>
+            <w:r>
+              <w:rPr>
+                <w:rFonts w:ascii="SamsungOne 400" w:eastAsia="SamsungOne 400" w:hAnsi="SamsungOne 400" w:cs="SamsungOne 400"/>
+                <w:sz w:val="28"/>
+                <w:szCs w:val="28"/>
+                <w:lang w:val="en-IN"/>
+              </w:rPr>
+              <w:t>, FAISS) and assigned team roles.</w:t>
+            </w:r>
+          </w:p>
+          <w:p>
+            <w:pPr>
+              <w:ind w:left="279" w:hanging="3"/>
+              <w:rPr>
+                <w:rFonts w:ascii="SamsungOne 400" w:eastAsia="SamsungOne 400" w:hAnsi="SamsungOne 400" w:cs="SamsungOne 400"/>
+                <w:sz w:val="28"/>
+                <w:szCs w:val="28"/>
+                <w:lang w:val="en-IN"/>
+              </w:rPr>
+            </w:pPr>
+            <w:r>
+              <w:rPr>
+                <w:rFonts w:ascii="SamsungOne 400" w:eastAsia="SamsungOne 400" w:hAnsi="SamsungOne 400" w:cs="SamsungOne 400"/>
+                <w:b/>
+                <w:bCs/>
+                <w:sz w:val="28"/>
+                <w:szCs w:val="28"/>
+                <w:lang w:val="en-IN"/>
+              </w:rPr>
+              <w:t>Phase 2: Data Preparation &amp; EDA (Week 2)</w:t>
+            </w:r>
+          </w:p>
+          <w:p>
+            <w:pPr>
+              <w:numPr>
+                <w:ilvl w:val="0"/>
+                <w:numId w:val="19"/>
+              </w:numPr>
+              <w:rPr>
+                <w:rFonts w:ascii="SamsungOne 400" w:eastAsia="SamsungOne 400" w:hAnsi="SamsungOne 400" w:cs="SamsungOne 400"/>
+                <w:sz w:val="28"/>
+                <w:szCs w:val="28"/>
+                <w:lang w:val="en-IN"/>
+              </w:rPr>
+            </w:pPr>
+            <w:r>
+              <w:rPr>
+                <w:rFonts w:ascii="SamsungOne 400" w:eastAsia="SamsungOne 400" w:hAnsi="SamsungOne 400" w:cs="SamsungOne 400"/>
+                <w:sz w:val="28"/>
+                <w:szCs w:val="28"/>
+                <w:lang w:val="en-IN"/>
+              </w:rPr>
+              <w:t xml:space="preserve">Collected and </w:t>
+            </w:r>
+            <w:proofErr w:type="spellStart"/>
+            <w:r>
+              <w:rPr>
+                <w:rFonts w:ascii="SamsungOne 400" w:eastAsia="SamsungOne 400" w:hAnsi="SamsungOne 400" w:cs="SamsungOne 400"/>
+                <w:sz w:val="28"/>
+                <w:szCs w:val="28"/>
+                <w:lang w:val="en-IN"/>
+              </w:rPr>
+              <w:t>preprocessed</w:t>
+            </w:r>
+            <w:proofErr w:type="spellEnd"/>
+            <w:r>
+              <w:rPr>
+                <w:rFonts w:ascii="SamsungOne 400" w:eastAsia="SamsungOne 400" w:hAnsi="SamsungOne 400" w:cs="SamsungOne 400"/>
+                <w:sz w:val="28"/>
+                <w:szCs w:val="28"/>
+                <w:lang w:val="en-IN"/>
+              </w:rPr>
+              <w:t xml:space="preserve"> the dataset (50+ Resumes, 20+ Research Papers).</w:t>
+            </w:r>
+          </w:p>
+          <w:p>
+            <w:pPr>
+              <w:numPr>
+                <w:ilvl w:val="0"/>
+                <w:numId w:val="19"/>
+              </w:numPr>
+              <w:rPr>
+                <w:rFonts w:ascii="SamsungOne 400" w:eastAsia="SamsungOne 400" w:hAnsi="SamsungOne 400" w:cs="SamsungOne 400"/>
+                <w:sz w:val="28"/>
+                <w:szCs w:val="28"/>
+                <w:lang w:val="en-IN"/>
+              </w:rPr>
+            </w:pPr>
+            <w:r>
+              <w:rPr>
+                <w:rFonts w:ascii="SamsungOne 400" w:eastAsia="SamsungOne 400" w:hAnsi="SamsungOne 400" w:cs="SamsungOne 400"/>
+                <w:sz w:val="28"/>
+                <w:szCs w:val="28"/>
+                <w:lang w:val="en-IN"/>
+              </w:rPr>
+              <w:t>Performed text extraction and established chunking strategies for the RAG pipeline.</w:t>
+            </w:r>
+          </w:p>
+          <w:p>
+            <w:pPr>
+              <w:ind w:left="279" w:hanging="3"/>
+              <w:rPr>
+                <w:rFonts w:ascii="SamsungOne 400" w:eastAsia="SamsungOne 400" w:hAnsi="SamsungOne 400" w:cs="SamsungOne 400"/>
+                <w:sz w:val="28"/>
+                <w:szCs w:val="28"/>
+                <w:lang w:val="en-IN"/>
+              </w:rPr>
+            </w:pPr>
+            <w:r>
+              <w:rPr>
+                <w:rFonts w:ascii="SamsungOne 400" w:eastAsia="SamsungOne 400" w:hAnsi="SamsungOne 400" w:cs="SamsungOne 400"/>
+                <w:b/>
+                <w:bCs/>
+                <w:sz w:val="28"/>
+                <w:szCs w:val="28"/>
+                <w:lang w:val="en-IN"/>
+              </w:rPr>
+              <w:t>Phase 3: Development &amp; Implementation (Week 3)</w:t>
+            </w:r>
+          </w:p>
+          <w:p>
+            <w:pPr>
+              <w:numPr>
+                <w:ilvl w:val="0"/>
+                <w:numId w:val="20"/>
+              </w:numPr>
+              <w:rPr>
+                <w:rFonts w:ascii="SamsungOne 400" w:eastAsia="SamsungOne 400" w:hAnsi="SamsungOne 400" w:cs="SamsungOne 400"/>
+                <w:sz w:val="28"/>
+                <w:szCs w:val="28"/>
+                <w:lang w:val="en-IN"/>
+              </w:rPr>
+            </w:pPr>
+            <w:r>
+              <w:rPr>
+                <w:rFonts w:ascii="SamsungOne 400" w:eastAsia="SamsungOne 400" w:hAnsi="SamsungOne 400" w:cs="SamsungOne 400"/>
+                <w:b/>
+                <w:bCs/>
+                <w:sz w:val="28"/>
+                <w:szCs w:val="28"/>
+                <w:lang w:val="en-IN"/>
+              </w:rPr>
+              <w:t>Backend:</w:t>
+            </w:r>
+            <w:r>
+              <w:rPr>
+                <w:rFonts w:ascii="SamsungOne 400" w:eastAsia="SamsungOne 400" w:hAnsi="SamsungOne 400" w:cs="SamsungOne 400"/>
+                <w:sz w:val="28"/>
+                <w:szCs w:val="28"/>
+                <w:lang w:val="en-IN"/>
+              </w:rPr>
+              <w:t xml:space="preserve"> Developed the Resume Screener logic and the RAG retrieval engine.</w:t>
+            </w:r>
+          </w:p>
+          <w:p>
+            <w:pPr>
+              <w:numPr>
+                <w:ilvl w:val="0"/>
+                <w:numId w:val="20"/>
+              </w:numPr>
+              <w:rPr>
+                <w:rFonts w:ascii="SamsungOne 400" w:eastAsia="SamsungOne 400" w:hAnsi="SamsungOne 400" w:cs="SamsungOne 400"/>
+                <w:sz w:val="28"/>
+                <w:szCs w:val="28"/>
+                <w:lang w:val="en-IN"/>
+              </w:rPr>
+            </w:pPr>
+            <w:r>
+              <w:rPr>
+                <w:rFonts w:ascii="SamsungOne 400" w:eastAsia="SamsungOne 400" w:hAnsi="SamsungOne 400" w:cs="SamsungOne 400"/>
+                <w:b/>
+                <w:bCs/>
+                <w:sz w:val="28"/>
+                <w:szCs w:val="28"/>
+                <w:lang w:val="en-IN"/>
+              </w:rPr>
+              <w:t>Frontend:</w:t>
+            </w:r>
+            <w:r>
+              <w:rPr>
+                <w:rFonts w:ascii="SamsungOne 400" w:eastAsia="SamsungOne 400" w:hAnsi="SamsungOne 400" w:cs="SamsungOne 400"/>
+                <w:sz w:val="28"/>
+                <w:szCs w:val="28"/>
+                <w:lang w:val="en-IN"/>
+              </w:rPr>
+              <w:t xml:space="preserve"> Built the unified "Vertical Stack" web dashboard using </w:t>
+            </w:r>
+            <w:proofErr w:type="spellStart"/>
+            <w:r>
+              <w:rPr>
+                <w:rFonts w:ascii="SamsungOne 400" w:eastAsia="SamsungOne 400" w:hAnsi="SamsungOne 400" w:cs="SamsungOne 400"/>
+                <w:sz w:val="28"/>
+                <w:szCs w:val="28"/>
+                <w:lang w:val="en-IN"/>
+              </w:rPr>
+              <w:t>Gradio</w:t>
+            </w:r>
+            <w:proofErr w:type="spellEnd"/>
+            <w:r>
+              <w:rPr>
+                <w:rFonts w:ascii="SamsungOne 400" w:eastAsia="SamsungOne 400" w:hAnsi="SamsungOne 400" w:cs="SamsungOne 400"/>
+                <w:sz w:val="28"/>
+                <w:szCs w:val="28"/>
+                <w:lang w:val="en-IN"/>
+              </w:rPr>
+              <w:t>.</w:t>
+            </w:r>
+          </w:p>
+          <w:p>
+            <w:pPr>
+              <w:ind w:left="279" w:hanging="3"/>
+              <w:rPr>
+                <w:rFonts w:ascii="SamsungOne 400" w:eastAsia="SamsungOne 400" w:hAnsi="SamsungOne 400" w:cs="SamsungOne 400"/>
+                <w:sz w:val="28"/>
+                <w:szCs w:val="28"/>
+                <w:lang w:val="en-IN"/>
+              </w:rPr>
+            </w:pPr>
+            <w:r>
+              <w:rPr>
+                <w:rFonts w:ascii="SamsungOne 400" w:eastAsia="SamsungOne 400" w:hAnsi="SamsungOne 400" w:cs="SamsungOne 400"/>
+                <w:b/>
+                <w:bCs/>
+                <w:sz w:val="28"/>
+                <w:szCs w:val="28"/>
+                <w:lang w:val="en-IN"/>
+              </w:rPr>
+              <w:t>Phase 4: Testing, Deployment &amp; Closing (Week 4)</w:t>
+            </w:r>
+          </w:p>
+          <w:p>
+            <w:pPr>
+              <w:numPr>
+                <w:ilvl w:val="0"/>
+                <w:numId w:val="21"/>
+              </w:numPr>
+              <w:rPr>
+                <w:rFonts w:ascii="SamsungOne 400" w:eastAsia="SamsungOne 400" w:hAnsi="SamsungOne 400" w:cs="SamsungOne 400"/>
+                <w:sz w:val="28"/>
+                <w:szCs w:val="28"/>
+                <w:lang w:val="en-IN"/>
+              </w:rPr>
+            </w:pPr>
+            <w:r>
+              <w:rPr>
+                <w:rFonts w:ascii="SamsungOne 400" w:eastAsia="SamsungOne 400" w:hAnsi="SamsungOne 400" w:cs="SamsungOne 400"/>
+                <w:sz w:val="28"/>
+                <w:szCs w:val="28"/>
+                <w:lang w:val="en-IN"/>
+              </w:rPr>
+              <w:t>Conducted QA testing on model accuracy and latency.</w:t>
+            </w:r>
+          </w:p>
+          <w:p>
+            <w:pPr>
+              <w:numPr>
+                <w:ilvl w:val="0"/>
+                <w:numId w:val="21"/>
+              </w:numPr>
+              <w:rPr>
+                <w:rFonts w:ascii="SamsungOne 400" w:eastAsia="SamsungOne 400" w:hAnsi="SamsungOne 400" w:cs="SamsungOne 400"/>
+                <w:sz w:val="28"/>
+                <w:szCs w:val="28"/>
+                <w:lang w:val="en-IN"/>
+              </w:rPr>
+            </w:pPr>
+            <w:r>
+              <w:rPr>
+                <w:rFonts w:ascii="SamsungOne 400" w:eastAsia="SamsungOne 400" w:hAnsi="SamsungOne 400" w:cs="SamsungOne 400"/>
+                <w:sz w:val="28"/>
+                <w:szCs w:val="28"/>
+                <w:lang w:val="en-IN"/>
+              </w:rPr>
+              <w:t>Deployed final containers to Hugging Face Spaces.</w:t>
+            </w:r>
+          </w:p>
+          <w:p>
+            <w:pPr>
+              <w:numPr>
+                <w:ilvl w:val="0"/>
+                <w:numId w:val="21"/>
+              </w:numPr>
+              <w:rPr>
+                <w:rFonts w:ascii="SamsungOne 400" w:eastAsia="SamsungOne 400" w:hAnsi="SamsungOne 400" w:cs="SamsungOne 400"/>
+                <w:sz w:val="28"/>
+                <w:szCs w:val="28"/>
+                <w:lang w:val="en-IN"/>
+              </w:rPr>
+            </w:pPr>
+            <w:r>
+              <w:rPr>
+                <w:rFonts w:ascii="SamsungOne 400" w:eastAsia="SamsungOne 400" w:hAnsi="SamsungOne 400" w:cs="SamsungOne 400"/>
+                <w:sz w:val="28"/>
+                <w:szCs w:val="28"/>
+                <w:lang w:val="en-IN"/>
+              </w:rPr>
+              <w:t>Completed final documentation, video demo, and project submission.</w:t>
+            </w:r>
+          </w:p>
+          <w:p>
+            <w:pPr>
+              <w:ind w:left="279" w:hanging="3"/>
+              <w:rPr>
+                <w:rFonts w:ascii="SamsungOne 400" w:eastAsia="SamsungOne 400" w:hAnsi="SamsungOne 400" w:cs="SamsungOne 400"/>
+                <w:color w:val="A6A6A6"/>
+                <w:sz w:val="28"/>
+                <w:szCs w:val="28"/>
+              </w:rPr>
+            </w:pPr>
           </w:p>
         </w:tc>
       </w:tr>
       <w:tr>
         <w:trPr>
-          <w:cantSplit w:val="0"/>
-          <w:trHeight w:val="356" w:hRule="atLeast"/>
-          <w:tblHeader w:val="0"/>
+          <w:trHeight w:val="356"/>
         </w:trPr>
         <w:tc>
           <w:tcPr>
+            <w:tcW w:w="4905" w:type="dxa"/>
             <w:tcBorders>
-              <w:bottom w:color="000000" w:space="0" w:sz="4" w:val="single"/>
+              <w:bottom w:val="single" w:sz="4" w:space="0" w:color="000000"/>
             </w:tcBorders>
             <w:vAlign w:val="center"/>
           </w:tcPr>
           <w:p>
             <w:pPr>
-              <w:ind w:left="227" w:firstLine="0"/>
+              <w:ind w:left="227"/>
               <w:jc w:val="left"/>
               <w:rPr>
-                <w:rFonts w:ascii="Times New Roman" w:cs="Times New Roman" w:eastAsia="Times New Roman" w:hAnsi="Times New Roman"/>
+                <w:rFonts w:ascii="Times New Roman" w:eastAsia="Times New Roman" w:hAnsi="Times New Roman" w:cs="Times New Roman"/>
                 <w:sz w:val="32"/>
                 <w:szCs w:val="32"/>
               </w:rPr>
             </w:pPr>
             <w:r>
               <w:rPr>
-                <w:rFonts w:ascii="SamsungOne 700" w:cs="SamsungOne 700" w:eastAsia="SamsungOne 700" w:hAnsi="SamsungOne 700"/>
-                <w:color w:val="193db0"/>
+                <w:rFonts w:ascii="SamsungOne 700" w:eastAsia="SamsungOne 700" w:hAnsi="SamsungOne 700" w:cs="SamsungOne 700"/>
+                <w:color w:val="193DB0"/>
                 <w:sz w:val="32"/>
                 <w:szCs w:val="32"/>
-                <w:rtl w:val="0"/>
               </w:rPr>
               <w:t xml:space="preserve">Comment &amp; </w:t>
-              <w:br w:type="textWrapping"/>
-              <w:t xml:space="preserve">Assessment</w:t>
-            </w:r>
-            <w:r>
-              <w:rPr>
-                <w:rtl w:val="0"/>
-              </w:rPr>
+            </w:r>
+            <w:r>
+              <w:rPr>
+                <w:rFonts w:ascii="SamsungOne 700" w:eastAsia="SamsungOne 700" w:hAnsi="SamsungOne 700" w:cs="SamsungOne 700"/>
+                <w:color w:val="193DB0"/>
+                <w:sz w:val="32"/>
+                <w:szCs w:val="32"/>
+              </w:rPr>
+              <w:br/>
+              <w:t>Assessment</w:t>
             </w:r>
           </w:p>
         </w:tc>
         <w:tc>
           <w:tcPr>
+            <w:tcW w:w="4110" w:type="dxa"/>
             <w:tcBorders>
-              <w:bottom w:color="ffffff" w:space="0" w:sz="4" w:val="single"/>
+              <w:bottom w:val="single" w:sz="4" w:space="0" w:color="FFFFFF"/>
             </w:tcBorders>
             <w:vAlign w:val="center"/>
           </w:tcPr>
           <w:p>
             <w:pPr>
               <w:rPr>
-                <w:rFonts w:ascii="Times New Roman" w:cs="Times New Roman" w:eastAsia="Times New Roman" w:hAnsi="Times New Roman"/>
+                <w:rFonts w:ascii="Times New Roman" w:eastAsia="Times New Roman" w:hAnsi="Times New Roman" w:cs="Times New Roman"/>
                 <w:sz w:val="28"/>
                 <w:szCs w:val="28"/>
               </w:rPr>
             </w:pPr>
-            <w:r>
-              <w:rPr>
-                <w:rtl w:val="0"/>
-              </w:rPr>
-            </w:r>
           </w:p>
         </w:tc>
       </w:tr>
       <w:tr>
         <w:trPr>
-          <w:cantSplit w:val="0"/>
-          <w:trHeight w:val="3464" w:hRule="atLeast"/>
-          <w:tblHeader w:val="0"/>
+          <w:trHeight w:val="3464"/>
         </w:trPr>
         <w:tc>
           <w:tcPr>
+            <w:tcW w:w="9015" w:type="dxa"/>
             <w:gridSpan w:val="2"/>
             <w:tcBorders>
-              <w:top w:color="ffffff" w:space="0" w:sz="4" w:val="single"/>
-              <w:bottom w:color="000000" w:space="0" w:sz="4" w:val="single"/>
+              <w:top w:val="single" w:sz="4" w:space="0" w:color="FFFFFF"/>
+              <w:bottom w:val="single" w:sz="4" w:space="0" w:color="000000"/>
             </w:tcBorders>
             <w:vAlign w:val="center"/>
           </w:tcPr>
           <w:p>
             <w:pPr>
-              <w:ind w:left="279" w:hanging="3.000000000000007"/>
-              <w:rPr>
-                <w:rFonts w:ascii="SamsungOne 400" w:cs="SamsungOne 400" w:eastAsia="SamsungOne 400" w:hAnsi="SamsungOne 400"/>
-                <w:color w:val="a6a6a6"/>
+              <w:ind w:left="279" w:hanging="3"/>
+              <w:rPr>
+                <w:rFonts w:ascii="SamsungOne 400" w:eastAsia="SamsungOne 400" w:hAnsi="SamsungOne 400" w:cs="SamsungOne 400"/>
+                <w:color w:val="A6A6A6"/>
                 <w:sz w:val="28"/>
                 <w:szCs w:val="28"/>
               </w:rPr>
             </w:pPr>
             <w:r>
               <w:rPr>
-                <w:rFonts w:ascii="SamsungOne 400" w:cs="SamsungOne 400" w:eastAsia="SamsungOne 400" w:hAnsi="SamsungOne 400"/>
-                <w:color w:val="a6a6a6"/>
-                <w:sz w:val="28"/>
-                <w:szCs w:val="28"/>
-                <w:rtl w:val="0"/>
+                <w:rFonts w:ascii="SamsungOne 400" w:eastAsia="SamsungOne 400" w:hAnsi="SamsungOne 400" w:cs="SamsungOne 400"/>
+                <w:color w:val="A6A6A6"/>
+                <w:sz w:val="28"/>
+                <w:szCs w:val="28"/>
               </w:rPr>
               <w:t xml:space="preserve">&lt;Comment and assessment </w:t>
             </w:r>
             <w:r>
               <w:rPr>
-                <w:rFonts w:ascii="SamsungOne 400" w:cs="SamsungOne 400" w:eastAsia="SamsungOne 400" w:hAnsi="SamsungOne 400"/>
-                <w:b w:val="1"/>
-                <w:bCs w:val="1"/>
-                <w:color w:val="a6a6a6"/>
-                <w:sz w:val="28"/>
-                <w:szCs w:val="28"/>
-                <w:rtl w:val="0"/>
-              </w:rPr>
-              <w:t xml:space="preserve">by the instructor.</w:t>
-            </w:r>
-            <w:r>
-              <w:rPr>
-                <w:rFonts w:ascii="SamsungOne 400" w:cs="SamsungOne 400" w:eastAsia="SamsungOne 400" w:hAnsi="SamsungOne 400"/>
-                <w:color w:val="a6a6a6"/>
-                <w:sz w:val="28"/>
-                <w:szCs w:val="28"/>
-                <w:rtl w:val="0"/>
-              </w:rPr>
-              <w:t xml:space="preserve">&gt;</w:t>
+                <w:rFonts w:ascii="SamsungOne 400" w:eastAsia="SamsungOne 400" w:hAnsi="SamsungOne 400" w:cs="SamsungOne 400"/>
+                <w:b/>
+                <w:bCs/>
+                <w:color w:val="A6A6A6"/>
+                <w:sz w:val="28"/>
+                <w:szCs w:val="28"/>
+              </w:rPr>
+              <w:t>by the instructor.</w:t>
+            </w:r>
+            <w:r>
+              <w:rPr>
+                <w:rFonts w:ascii="SamsungOne 400" w:eastAsia="SamsungOne 400" w:hAnsi="SamsungOne 400" w:cs="SamsungOne 400"/>
+                <w:color w:val="A6A6A6"/>
+                <w:sz w:val="28"/>
+                <w:szCs w:val="28"/>
+              </w:rPr>
+              <w:t>&gt;</w:t>
             </w:r>
           </w:p>
         </w:tc>
@@ -1697,100 +3778,92 @@
     </w:tbl>
     <w:p>
       <w:pPr>
-        <w:widowControl w:val="1"/>
+        <w:widowControl/>
         <w:rPr>
-          <w:rFonts w:ascii="SamsungOne 400" w:cs="SamsungOne 400" w:eastAsia="SamsungOne 400" w:hAnsi="SamsungOne 400"/>
+          <w:rFonts w:ascii="SamsungOne 400" w:eastAsia="SamsungOne 400" w:hAnsi="SamsungOne 400" w:cs="SamsungOne 400"/>
           <w:sz w:val="14"/>
           <w:szCs w:val="14"/>
         </w:rPr>
       </w:pPr>
-      <w:r>
-        <w:rPr>
-          <w:rtl w:val="0"/>
-        </w:rPr>
-      </w:r>
     </w:p>
     <w:sectPr>
-      <w:headerReference r:id="rId7" w:type="default"/>
-      <w:footerReference r:id="rId8" w:type="default"/>
-      <w:pgSz w:h="16838" w:w="11906" w:orient="portrait"/>
-      <w:pgMar w:bottom="1440" w:top="1701" w:left="1440" w:right="1440" w:header="851" w:footer="567"/>
+      <w:headerReference w:type="default" r:id="rId8"/>
+      <w:footerReference w:type="default" r:id="rId9"/>
+      <w:pgSz w:w="11906" w:h="16838"/>
+      <w:pgMar w:top="1701" w:right="1440" w:bottom="1440" w:left="1440" w:header="851" w:footer="567" w:gutter="0"/>
       <w:pgNumType w:start="1"/>
+      <w:cols w:space="720"/>
     </w:sectPr>
   </w:body>
 </w:document>
 </file>
 
+<file path=word/endnotes.xml><?xml version="1.0" encoding="utf-8"?>
+<w:endnotes xmlns:wpc="http://schemas.microsoft.com/office/word/2010/wordprocessingCanvas" xmlns:cx="http://schemas.microsoft.com/office/drawing/2014/chartex" xmlns:cx1="http://schemas.microsoft.com/office/drawing/2015/9/8/chartex" xmlns:cx2="http://schemas.microsoft.com/office/drawing/2015/10/21/chartex" xmlns:cx3="http://schemas.microsoft.com/office/drawing/2016/5/9/chartex" xmlns:cx4="http://schemas.microsoft.com/office/drawing/2016/5/10/chartex" xmlns:cx5="http://schemas.microsoft.com/office/drawing/2016/5/11/chartex" xmlns:cx6="http://schemas.microsoft.com/office/drawing/2016/5/12/chartex" xmlns:cx7="http://schemas.microsoft.com/office/drawing/2016/5/13/chartex" xmlns:cx8="http://schemas.microsoft.com/office/drawing/2016/5/14/chartex" xmlns:mc="http://schemas.openxmlformats.org/markup-compatibility/2006" xmlns:aink="http://schemas.microsoft.com/office/drawing/2016/ink" xmlns:am3d="http://schemas.microsoft.com/office/drawing/2017/model3d" xmlns:o="urn:schemas-microsoft-com:office:office" xmlns:oel="http://schemas.microsoft.com/office/2019/extlst" xmlns:r="http://schemas.openxmlformats.org/officeDocument/2006/relationships" xmlns:m="http://schemas.openxmlformats.org/officeDocument/2006/math" xmlns:v="urn:schemas-microsoft-com:vml" xmlns:wp14="http://schemas.microsoft.com/office/word/2010/wordprocessingDrawing" xmlns:wp="http://schemas.openxmlformats.org/drawingml/2006/wordprocessingDrawing" xmlns:w10="urn:schemas-microsoft-com:office:word" xmlns:w="http://schemas.openxmlformats.org/wordprocessingml/2006/main" xmlns:w14="http://schemas.microsoft.com/office/word/2010/wordml" xmlns:w15="http://schemas.microsoft.com/office/word/2012/wordml" xmlns:w16cex="http://schemas.microsoft.com/office/word/2018/wordml/cex" xmlns:w16cid="http://schemas.microsoft.com/office/word/2016/wordml/cid" xmlns:w16="http://schemas.microsoft.com/office/word/2018/wordml" xmlns:w16du="http://schemas.microsoft.com/office/word/2023/wordml/word16du" xmlns:w16sdtdh="http://schemas.microsoft.com/office/word/2020/wordml/sdtdatahash" xmlns:w16sdtfl="http://schemas.microsoft.com/office/word/2024/wordml/sdtformatlock" xmlns:w16se="http://schemas.microsoft.com/office/word/2015/wordml/symex" xmlns:wpg="http://schemas.microsoft.com/office/word/2010/wordprocessingGroup" xmlns:wpi="http://schemas.microsoft.com/office/word/2010/wordprocessingInk" xmlns:wne="http://schemas.microsoft.com/office/word/2006/wordml" xmlns:wps="http://schemas.microsoft.com/office/word/2010/wordprocessingShape" mc:Ignorable="w14 w15 w16se w16cid w16 w16cex w16sdtdh w16sdtfl w16du wp14">
+  <w:endnote w:type="separator" w:id="-1">
+    <w:p>
+      <w:pPr>
+        <w:spacing w:after="0" w:line="240" w:lineRule="auto"/>
+      </w:pPr>
+      <w:r>
+        <w:separator/>
+      </w:r>
+    </w:p>
+  </w:endnote>
+  <w:endnote w:type="continuationSeparator" w:id="0">
+    <w:p>
+      <w:pPr>
+        <w:spacing w:after="0" w:line="240" w:lineRule="auto"/>
+      </w:pPr>
+      <w:r>
+        <w:continuationSeparator/>
+      </w:r>
+    </w:p>
+  </w:endnote>
+</w:endnotes>
+</file>
+
 <file path=word/footer1.xml><?xml version="1.0" encoding="utf-8"?>
-<w:ftr xmlns:mc="http://schemas.openxmlformats.org/markup-compatibility/2006" xmlns:o="urn:schemas-microsoft-com:office:office" xmlns:r="http://schemas.openxmlformats.org/officeDocument/2006/relationships" xmlns:m="http://schemas.openxmlformats.org/officeDocument/2006/math" xmlns:v="urn:schemas-microsoft-com:vml" xmlns:wp="http://schemas.openxmlformats.org/drawingml/2006/wordprocessingDrawing" xmlns:w10="urn:schemas-microsoft-com:office:word" xmlns:w="http://schemas.openxmlformats.org/wordprocessingml/2006/main" xmlns:wne="http://schemas.microsoft.com/office/word/2006/wordml" xmlns:sl="http://schemas.openxmlformats.org/schemaLibrary/2006/main" xmlns:a="http://schemas.openxmlformats.org/drawingml/2006/main" xmlns:pic="http://schemas.openxmlformats.org/drawingml/2006/picture" xmlns:c="http://schemas.openxmlformats.org/drawingml/2006/chart" xmlns:lc="http://schemas.openxmlformats.org/drawingml/2006/lockedCanvas" xmlns:dgm="http://schemas.openxmlformats.org/drawingml/2006/diagram" xmlns:wps="http://schemas.microsoft.com/office/word/2010/wordprocessingShape" xmlns:wpg="http://schemas.microsoft.com/office/word/2010/wordprocessingGroup" xmlns:w14="http://schemas.microsoft.com/office/word/2010/wordml" xmlns:w15="http://schemas.microsoft.com/office/word/2012/wordml" xmlns:w16="http://schemas.microsoft.com/office/word/2018/wordml" xmlns:w16cex="http://schemas.microsoft.com/office/word/2018/wordml/cex" xmlns:w16cid="http://schemas.microsoft.com/office/word/2016/wordml/cid" xmlns="http://schemas.microsoft.com/office/tasks/2019/documenttasks" xmlns:cr="http://schemas.microsoft.com/office/comments/2020/reactions">
+<w:ftr xmlns:wpc="http://schemas.microsoft.com/office/word/2010/wordprocessingCanvas" xmlns:cx="http://schemas.microsoft.com/office/drawing/2014/chartex" xmlns:cx1="http://schemas.microsoft.com/office/drawing/2015/9/8/chartex" xmlns:cx2="http://schemas.microsoft.com/office/drawing/2015/10/21/chartex" xmlns:cx3="http://schemas.microsoft.com/office/drawing/2016/5/9/chartex" xmlns:cx4="http://schemas.microsoft.com/office/drawing/2016/5/10/chartex" xmlns:cx5="http://schemas.microsoft.com/office/drawing/2016/5/11/chartex" xmlns:cx6="http://schemas.microsoft.com/office/drawing/2016/5/12/chartex" xmlns:cx7="http://schemas.microsoft.com/office/drawing/2016/5/13/chartex" xmlns:cx8="http://schemas.microsoft.com/office/drawing/2016/5/14/chartex" xmlns:mc="http://schemas.openxmlformats.org/markup-compatibility/2006" xmlns:aink="http://schemas.microsoft.com/office/drawing/2016/ink" xmlns:am3d="http://schemas.microsoft.com/office/drawing/2017/model3d" xmlns:o="urn:schemas-microsoft-com:office:office" xmlns:oel="http://schemas.microsoft.com/office/2019/extlst" xmlns:r="http://schemas.openxmlformats.org/officeDocument/2006/relationships" xmlns:m="http://schemas.openxmlformats.org/officeDocument/2006/math" xmlns:v="urn:schemas-microsoft-com:vml" xmlns:wp14="http://schemas.microsoft.com/office/word/2010/wordprocessingDrawing" xmlns:wp="http://schemas.openxmlformats.org/drawingml/2006/wordprocessingDrawing" xmlns:w10="urn:schemas-microsoft-com:office:word" xmlns:w="http://schemas.openxmlformats.org/wordprocessingml/2006/main" xmlns:w14="http://schemas.microsoft.com/office/word/2010/wordml" xmlns:w15="http://schemas.microsoft.com/office/word/2012/wordml" xmlns:w16cex="http://schemas.microsoft.com/office/word/2018/wordml/cex" xmlns:w16cid="http://schemas.microsoft.com/office/word/2016/wordml/cid" xmlns:w16="http://schemas.microsoft.com/office/word/2018/wordml" xmlns:w16du="http://schemas.microsoft.com/office/word/2023/wordml/word16du" xmlns:w16sdtdh="http://schemas.microsoft.com/office/word/2020/wordml/sdtdatahash" xmlns:w16sdtfl="http://schemas.microsoft.com/office/word/2024/wordml/sdtformatlock" xmlns:w16se="http://schemas.microsoft.com/office/word/2015/wordml/symex" xmlns:wpg="http://schemas.microsoft.com/office/word/2010/wordprocessingGroup" xmlns:wpi="http://schemas.microsoft.com/office/word/2010/wordprocessingInk" xmlns:wne="http://schemas.microsoft.com/office/word/2006/wordml" xmlns:wps="http://schemas.microsoft.com/office/word/2010/wordprocessingShape" mc:Ignorable="w14 w15 w16se w16cid w16 w16cex w16sdtdh w16sdtfl w16du wp14">
   <w:p>
     <w:pPr>
-      <w:keepNext w:val="0"/>
-      <w:keepLines w:val="0"/>
-      <w:pageBreakBefore w:val="0"/>
-      <w:widowControl w:val="0"/>
       <w:pBdr>
-        <w:top w:space="0" w:sz="0" w:val="nil"/>
-        <w:left w:space="0" w:sz="0" w:val="nil"/>
-        <w:bottom w:space="0" w:sz="0" w:val="nil"/>
-        <w:right w:space="0" w:sz="0" w:val="nil"/>
-        <w:between w:space="0" w:sz="0" w:val="nil"/>
+        <w:top w:val="nil"/>
+        <w:left w:val="nil"/>
+        <w:bottom w:val="nil"/>
+        <w:right w:val="nil"/>
+        <w:between w:val="nil"/>
       </w:pBdr>
-      <w:shd w:fill="auto" w:val="clear"/>
       <w:tabs>
-        <w:tab w:val="center" w:leader="none" w:pos="4513"/>
-        <w:tab w:val="right" w:leader="none" w:pos="9026"/>
+        <w:tab w:val="center" w:pos="4513"/>
+        <w:tab w:val="right" w:pos="9026"/>
       </w:tabs>
-      <w:spacing w:after="200" w:before="0" w:line="276" w:lineRule="auto"/>
-      <w:ind w:left="0" w:right="0" w:firstLine="0"/>
       <w:jc w:val="center"/>
       <w:rPr>
-        <w:rFonts w:ascii="Malgun Gothic" w:cs="Malgun Gothic" w:eastAsia="Malgun Gothic" w:hAnsi="Malgun Gothic"/>
-        <w:b w:val="0"/>
-        <w:bCs w:val="0"/>
-        <w:i w:val="0"/>
-        <w:iCs w:val="0"/>
-        <w:smallCaps w:val="0"/>
-        <w:strike w:val="0"/>
         <w:color w:val="000000"/>
-        <w:sz w:val="20"/>
-        <w:szCs w:val="20"/>
-        <w:u w:val="none"/>
-        <w:shd w:fill="auto" w:val="clear"/>
-        <w:vertAlign w:val="baseline"/>
       </w:rPr>
     </w:pPr>
     <w:r>
       <w:rPr>
-        <w:rFonts w:ascii="Malgun Gothic" w:cs="Malgun Gothic" w:eastAsia="Malgun Gothic" w:hAnsi="Malgun Gothic"/>
-        <w:b w:val="0"/>
-        <w:bCs w:val="0"/>
-        <w:i w:val="0"/>
-        <w:iCs w:val="0"/>
-        <w:smallCaps w:val="0"/>
-        <w:strike w:val="0"/>
+        <w:noProof/>
         <w:color w:val="000000"/>
-        <w:sz w:val="20"/>
-        <w:szCs w:val="20"/>
-        <w:u w:val="none"/>
-        <w:shd w:fill="auto" w:val="clear"/>
-        <w:vertAlign w:val="baseline"/>
       </w:rPr>
       <w:drawing>
-        <wp:inline distB="0" distT="0" distL="0" distR="0">
+        <wp:inline distT="0" distB="0" distL="0" distR="0" wp14:anchorId="79843F7C" wp14:editId="61846B5C">
           <wp:extent cx="996950" cy="326187"/>
-          <wp:effectExtent b="0" l="0" r="0" t="0"/>
+          <wp:effectExtent l="0" t="0" r="0" b="0"/>
           <wp:docPr id="13" name="image1.png"/>
-          <a:graphic>
+          <wp:cNvGraphicFramePr/>
+          <a:graphic xmlns:a="http://schemas.openxmlformats.org/drawingml/2006/main">
             <a:graphicData uri="http://schemas.openxmlformats.org/drawingml/2006/picture">
-              <pic:pic>
+              <pic:pic xmlns:pic="http://schemas.openxmlformats.org/drawingml/2006/picture">
                 <pic:nvPicPr>
                   <pic:cNvPr id="0" name="image1.png"/>
                   <pic:cNvPicPr preferRelativeResize="0"/>
                 </pic:nvPicPr>
                 <pic:blipFill>
                   <a:blip r:embed="rId1"/>
-                  <a:srcRect b="0" l="0" r="0" t="0"/>
+                  <a:srcRect/>
                   <a:stretch>
                     <a:fillRect/>
                   </a:stretch>
@@ -1800,7 +3873,9 @@
                     <a:off x="0" y="0"/>
                     <a:ext cx="996950" cy="326187"/>
                   </a:xfrm>
-                  <a:prstGeom prst="rect"/>
+                  <a:prstGeom prst="rect">
+                    <a:avLst/>
+                  </a:prstGeom>
                   <a:ln/>
                 </pic:spPr>
               </pic:pic>
@@ -1809,64 +3884,63 @@
         </wp:inline>
       </w:drawing>
     </w:r>
-    <w:r>
-      <w:rPr>
-        <w:rtl w:val="0"/>
-      </w:rPr>
-    </w:r>
   </w:p>
 </w:ftr>
 </file>
 
+<file path=word/footnotes.xml><?xml version="1.0" encoding="utf-8"?>
+<w:footnotes xmlns:wpc="http://schemas.microsoft.com/office/word/2010/wordprocessingCanvas" xmlns:cx="http://schemas.microsoft.com/office/drawing/2014/chartex" xmlns:cx1="http://schemas.microsoft.com/office/drawing/2015/9/8/chartex" xmlns:cx2="http://schemas.microsoft.com/office/drawing/2015/10/21/chartex" xmlns:cx3="http://schemas.microsoft.com/office/drawing/2016/5/9/chartex" xmlns:cx4="http://schemas.microsoft.com/office/drawing/2016/5/10/chartex" xmlns:cx5="http://schemas.microsoft.com/office/drawing/2016/5/11/chartex" xmlns:cx6="http://schemas.microsoft.com/office/drawing/2016/5/12/chartex" xmlns:cx7="http://schemas.microsoft.com/office/drawing/2016/5/13/chartex" xmlns:cx8="http://schemas.microsoft.com/office/drawing/2016/5/14/chartex" xmlns:mc="http://schemas.openxmlformats.org/markup-compatibility/2006" xmlns:aink="http://schemas.microsoft.com/office/drawing/2016/ink" xmlns:am3d="http://schemas.microsoft.com/office/drawing/2017/model3d" xmlns:o="urn:schemas-microsoft-com:office:office" xmlns:oel="http://schemas.microsoft.com/office/2019/extlst" xmlns:r="http://schemas.openxmlformats.org/officeDocument/2006/relationships" xmlns:m="http://schemas.openxmlformats.org/officeDocument/2006/math" xmlns:v="urn:schemas-microsoft-com:vml" xmlns:wp14="http://schemas.microsoft.com/office/word/2010/wordprocessingDrawing" xmlns:wp="http://schemas.openxmlformats.org/drawingml/2006/wordprocessingDrawing" xmlns:w10="urn:schemas-microsoft-com:office:word" xmlns:w="http://schemas.openxmlformats.org/wordprocessingml/2006/main" xmlns:w14="http://schemas.microsoft.com/office/word/2010/wordml" xmlns:w15="http://schemas.microsoft.com/office/word/2012/wordml" xmlns:w16cex="http://schemas.microsoft.com/office/word/2018/wordml/cex" xmlns:w16cid="http://schemas.microsoft.com/office/word/2016/wordml/cid" xmlns:w16="http://schemas.microsoft.com/office/word/2018/wordml" xmlns:w16du="http://schemas.microsoft.com/office/word/2023/wordml/word16du" xmlns:w16sdtdh="http://schemas.microsoft.com/office/word/2020/wordml/sdtdatahash" xmlns:w16sdtfl="http://schemas.microsoft.com/office/word/2024/wordml/sdtformatlock" xmlns:w16se="http://schemas.microsoft.com/office/word/2015/wordml/symex" xmlns:wpg="http://schemas.microsoft.com/office/word/2010/wordprocessingGroup" xmlns:wpi="http://schemas.microsoft.com/office/word/2010/wordprocessingInk" xmlns:wne="http://schemas.microsoft.com/office/word/2006/wordml" xmlns:wps="http://schemas.microsoft.com/office/word/2010/wordprocessingShape" mc:Ignorable="w14 w15 w16se w16cid w16 w16cex w16sdtdh w16sdtfl w16du wp14">
+  <w:footnote w:type="separator" w:id="-1">
+    <w:p>
+      <w:pPr>
+        <w:spacing w:after="0" w:line="240" w:lineRule="auto"/>
+      </w:pPr>
+      <w:r>
+        <w:separator/>
+      </w:r>
+    </w:p>
+  </w:footnote>
+  <w:footnote w:type="continuationSeparator" w:id="0">
+    <w:p>
+      <w:pPr>
+        <w:spacing w:after="0" w:line="240" w:lineRule="auto"/>
+      </w:pPr>
+      <w:r>
+        <w:continuationSeparator/>
+      </w:r>
+    </w:p>
+  </w:footnote>
+</w:footnotes>
+</file>
+
 <file path=word/header1.xml><?xml version="1.0" encoding="utf-8"?>
-<w:hdr xmlns:mc="http://schemas.openxmlformats.org/markup-compatibility/2006" xmlns:o="urn:schemas-microsoft-com:office:office" xmlns:r="http://schemas.openxmlformats.org/officeDocument/2006/relationships" xmlns:m="http://schemas.openxmlformats.org/officeDocument/2006/math" xmlns:v="urn:schemas-microsoft-com:vml" xmlns:wp="http://schemas.openxmlformats.org/drawingml/2006/wordprocessingDrawing" xmlns:w10="urn:schemas-microsoft-com:office:word" xmlns:w="http://schemas.openxmlformats.org/wordprocessingml/2006/main" xmlns:wne="http://schemas.microsoft.com/office/word/2006/wordml" xmlns:sl="http://schemas.openxmlformats.org/schemaLibrary/2006/main" xmlns:a="http://schemas.openxmlformats.org/drawingml/2006/main" xmlns:pic="http://schemas.openxmlformats.org/drawingml/2006/picture" xmlns:c="http://schemas.openxmlformats.org/drawingml/2006/chart" xmlns:lc="http://schemas.openxmlformats.org/drawingml/2006/lockedCanvas" xmlns:dgm="http://schemas.openxmlformats.org/drawingml/2006/diagram" xmlns:wps="http://schemas.microsoft.com/office/word/2010/wordprocessingShape" xmlns:wpg="http://schemas.microsoft.com/office/word/2010/wordprocessingGroup" xmlns:w14="http://schemas.microsoft.com/office/word/2010/wordml" xmlns:w15="http://schemas.microsoft.com/office/word/2012/wordml" xmlns:w16="http://schemas.microsoft.com/office/word/2018/wordml" xmlns:w16cex="http://schemas.microsoft.com/office/word/2018/wordml/cex" xmlns:w16cid="http://schemas.microsoft.com/office/word/2016/wordml/cid" xmlns="http://schemas.microsoft.com/office/tasks/2019/documenttasks" xmlns:cr="http://schemas.microsoft.com/office/comments/2020/reactions">
+<w:hdr xmlns:wpc="http://schemas.microsoft.com/office/word/2010/wordprocessingCanvas" xmlns:cx="http://schemas.microsoft.com/office/drawing/2014/chartex" xmlns:cx1="http://schemas.microsoft.com/office/drawing/2015/9/8/chartex" xmlns:cx2="http://schemas.microsoft.com/office/drawing/2015/10/21/chartex" xmlns:cx3="http://schemas.microsoft.com/office/drawing/2016/5/9/chartex" xmlns:cx4="http://schemas.microsoft.com/office/drawing/2016/5/10/chartex" xmlns:cx5="http://schemas.microsoft.com/office/drawing/2016/5/11/chartex" xmlns:cx6="http://schemas.microsoft.com/office/drawing/2016/5/12/chartex" xmlns:cx7="http://schemas.microsoft.com/office/drawing/2016/5/13/chartex" xmlns:cx8="http://schemas.microsoft.com/office/drawing/2016/5/14/chartex" xmlns:mc="http://schemas.openxmlformats.org/markup-compatibility/2006" xmlns:aink="http://schemas.microsoft.com/office/drawing/2016/ink" xmlns:am3d="http://schemas.microsoft.com/office/drawing/2017/model3d" xmlns:o="urn:schemas-microsoft-com:office:office" xmlns:oel="http://schemas.microsoft.com/office/2019/extlst" xmlns:r="http://schemas.openxmlformats.org/officeDocument/2006/relationships" xmlns:m="http://schemas.openxmlformats.org/officeDocument/2006/math" xmlns:v="urn:schemas-microsoft-com:vml" xmlns:wp14="http://schemas.microsoft.com/office/word/2010/wordprocessingDrawing" xmlns:wp="http://schemas.openxmlformats.org/drawingml/2006/wordprocessingDrawing" xmlns:w10="urn:schemas-microsoft-com:office:word" xmlns:w="http://schemas.openxmlformats.org/wordprocessingml/2006/main" xmlns:w14="http://schemas.microsoft.com/office/word/2010/wordml" xmlns:w15="http://schemas.microsoft.com/office/word/2012/wordml" xmlns:w16cex="http://schemas.microsoft.com/office/word/2018/wordml/cex" xmlns:w16cid="http://schemas.microsoft.com/office/word/2016/wordml/cid" xmlns:w16="http://schemas.microsoft.com/office/word/2018/wordml" xmlns:w16du="http://schemas.microsoft.com/office/word/2023/wordml/word16du" xmlns:w16sdtdh="http://schemas.microsoft.com/office/word/2020/wordml/sdtdatahash" xmlns:w16sdtfl="http://schemas.microsoft.com/office/word/2024/wordml/sdtformatlock" xmlns:w16se="http://schemas.microsoft.com/office/word/2015/wordml/symex" xmlns:wpg="http://schemas.microsoft.com/office/word/2010/wordprocessingGroup" xmlns:wpi="http://schemas.microsoft.com/office/word/2010/wordprocessingInk" xmlns:wne="http://schemas.microsoft.com/office/word/2006/wordml" xmlns:wps="http://schemas.microsoft.com/office/word/2010/wordprocessingShape" mc:Ignorable="w14 w15 w16se w16cid w16 w16cex w16sdtdh w16sdtfl w16du wp14">
   <w:p>
     <w:pPr>
-      <w:keepNext w:val="0"/>
-      <w:keepLines w:val="0"/>
-      <w:pageBreakBefore w:val="0"/>
-      <w:widowControl w:val="0"/>
       <w:pBdr>
-        <w:top w:space="0" w:sz="0" w:val="nil"/>
-        <w:left w:space="0" w:sz="0" w:val="nil"/>
-        <w:bottom w:space="0" w:sz="0" w:val="nil"/>
-        <w:right w:space="0" w:sz="0" w:val="nil"/>
-        <w:between w:space="0" w:sz="0" w:val="nil"/>
+        <w:top w:val="nil"/>
+        <w:left w:val="nil"/>
+        <w:bottom w:val="nil"/>
+        <w:right w:val="nil"/>
+        <w:between w:val="nil"/>
       </w:pBdr>
-      <w:shd w:fill="auto" w:val="clear"/>
       <w:tabs>
-        <w:tab w:val="center" w:leader="none" w:pos="4513"/>
-        <w:tab w:val="right" w:leader="none" w:pos="9026"/>
+        <w:tab w:val="center" w:pos="4513"/>
+        <w:tab w:val="right" w:pos="9026"/>
       </w:tabs>
-      <w:spacing w:after="200" w:before="0" w:line="276" w:lineRule="auto"/>
-      <w:ind w:left="0" w:right="0" w:firstLine="0"/>
       <w:jc w:val="left"/>
       <w:rPr>
-        <w:rFonts w:ascii="Malgun Gothic" w:cs="Malgun Gothic" w:eastAsia="Malgun Gothic" w:hAnsi="Malgun Gothic"/>
-        <w:b w:val="0"/>
-        <w:bCs w:val="0"/>
-        <w:i w:val="0"/>
-        <w:iCs w:val="0"/>
-        <w:smallCaps w:val="0"/>
-        <w:strike w:val="0"/>
         <w:color w:val="000000"/>
-        <w:sz w:val="20"/>
-        <w:szCs w:val="20"/>
-        <w:u w:val="none"/>
-        <w:shd w:fill="auto" w:val="clear"/>
-        <w:vertAlign w:val="baseline"/>
       </w:rPr>
     </w:pPr>
     <w:r>
       <w:rPr>
-        <w:rtl w:val="0"/>
-      </w:rPr>
-    </w:r>
-    <w:r>
+        <w:noProof/>
+      </w:rPr>
       <mc:AlternateContent>
-        <mc:Choice Requires="wpg">
+        <mc:Choice Requires="wps">
           <w:drawing>
-            <wp:anchor allowOverlap="1" behindDoc="0" distB="0" distT="0" distL="114300" distR="114300" hidden="0" layoutInCell="1" locked="0" relativeHeight="0" simplePos="0">
+            <wp:anchor distT="0" distB="0" distL="114300" distR="114300" simplePos="0" relativeHeight="251658240" behindDoc="0" locked="0" layoutInCell="1" hidden="0" allowOverlap="1" wp14:anchorId="6709C35A" wp14:editId="7C984B0D">
               <wp:simplePos x="0" y="0"/>
               <wp:positionH relativeFrom="column">
                 <wp:posOffset>-4761</wp:posOffset>
@@ -1875,23 +3949,27 @@
                 <wp:posOffset>-4761</wp:posOffset>
               </wp:positionV>
               <wp:extent cx="1085850" cy="175318"/>
-              <wp:effectExtent b="0" l="0" r="0" t="0"/>
+              <wp:effectExtent l="0" t="0" r="0" b="0"/>
               <wp:wrapNone/>
-              <wp:docPr id="12" name=""/>
-              <a:graphic>
+              <wp:docPr id="12" name="Freeform: Shape 12"/>
+              <wp:cNvGraphicFramePr/>
+              <a:graphic xmlns:a="http://schemas.openxmlformats.org/drawingml/2006/main">
                 <a:graphicData uri="http://schemas.microsoft.com/office/word/2010/wordprocessingShape">
                   <wps:wsp>
                     <wps:cNvSpPr/>
-                    <wps:cNvPr id="2" name="Shape 2"/>
                     <wps:spPr>
                       <a:xfrm>
                         <a:off x="4807838" y="3697104"/>
                         <a:ext cx="1076325" cy="165793"/>
                       </a:xfrm>
                       <a:custGeom>
-                        <a:rect b="b" l="l" r="r" t="t"/>
+                        <a:avLst/>
+                        <a:gdLst/>
+                        <a:ahLst/>
+                        <a:cxnLst/>
+                        <a:rect l="l" t="t" r="r" b="b"/>
                         <a:pathLst>
-                          <a:path extrusionOk="0" h="334" w="2179">
+                          <a:path w="2179" h="334" extrusionOk="0">
                             <a:moveTo>
                               <a:pt x="83" y="91"/>
                             </a:moveTo>
@@ -2472,15 +4550,14 @@
                       <w:txbxContent>
                         <w:p>
                           <w:pPr>
-                            <w:spacing w:after="0" w:before="0" w:line="240"/>
-                            <w:ind w:left="0" w:right="0" w:firstLine="0"/>
+                            <w:spacing w:after="0" w:line="240" w:lineRule="auto"/>
                             <w:jc w:val="left"/>
                             <w:textDirection w:val="btLr"/>
                           </w:pPr>
                         </w:p>
                       </w:txbxContent>
                     </wps:txbx>
-                    <wps:bodyPr anchorCtr="0" anchor="ctr" bIns="91425" lIns="91425" spcFirstLastPara="1" rIns="91425" wrap="square" tIns="91425">
+                    <wps:bodyPr spcFirstLastPara="1" wrap="square" lIns="91425" tIns="91425" rIns="91425" bIns="91425" anchor="ctr" anchorCtr="0">
                       <a:noAutofit/>
                     </wps:bodyPr>
                   </wps:wsp>
@@ -2490,46 +4567,24 @@
           </w:drawing>
         </mc:Choice>
         <mc:Fallback>
-          <w:drawing>
-            <wp:anchor allowOverlap="1" behindDoc="0" distB="0" distT="0" distL="114300" distR="114300" hidden="0" layoutInCell="1" locked="0" relativeHeight="0" simplePos="0">
-              <wp:simplePos x="0" y="0"/>
-              <wp:positionH relativeFrom="column">
-                <wp:posOffset>-4761</wp:posOffset>
-              </wp:positionH>
-              <wp:positionV relativeFrom="paragraph">
-                <wp:posOffset>-4761</wp:posOffset>
-              </wp:positionV>
-              <wp:extent cx="1085850" cy="175318"/>
-              <wp:effectExtent b="0" l="0" r="0" t="0"/>
-              <wp:wrapNone/>
-              <wp:docPr id="12" name="image2.png"/>
-              <a:graphic>
-                <a:graphicData uri="http://schemas.openxmlformats.org/drawingml/2006/picture">
-                  <pic:pic>
-                    <pic:nvPicPr>
-                      <pic:cNvPr id="0" name="image2.png"/>
-                      <pic:cNvPicPr preferRelativeResize="0"/>
-                    </pic:nvPicPr>
-                    <pic:blipFill>
-                      <a:blip r:embed="rId1"/>
-                      <a:srcRect/>
-                      <a:stretch>
-                        <a:fillRect/>
-                      </a:stretch>
-                    </pic:blipFill>
-                    <pic:spPr>
-                      <a:xfrm>
-                        <a:off x="0" y="0"/>
-                        <a:ext cx="1085850" cy="175318"/>
-                      </a:xfrm>
-                      <a:prstGeom prst="rect"/>
-                      <a:ln/>
-                    </pic:spPr>
-                  </pic:pic>
-                </a:graphicData>
-              </a:graphic>
-            </wp:anchor>
-          </w:drawing>
+          <w:pict>
+            <v:shape w14:anchorId="6709C35A" id="Freeform: Shape 12" o:spid="_x0000_s1026" style="position:absolute;margin-left:-.35pt;margin-top:-.35pt;width:85.5pt;height:13.8pt;z-index:251658240;visibility:visible;mso-wrap-style:square;mso-wrap-distance-left:9pt;mso-wrap-distance-top:0;mso-wrap-distance-right:9pt;mso-wrap-distance-bottom:0;mso-position-horizontal:absolute;mso-position-horizontal-relative:text;mso-position-vertical:absolute;mso-position-vertical-relative:text;v-text-anchor:middle" coordsize="2179,334" o:spt="100" o:gfxdata="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" adj="-11796480,,5400" path="m83,91c81,84,82,78,82,74,84,64,91,53,111,53v18,,29,12,29,29c140,101,140,101,140,101v78,,78,,78,c218,79,218,79,218,79,218,11,156,,112,,57,,12,19,4,70,1,84,1,96,4,112v14,63,124,82,141,122c148,241,147,251,145,257v-2,10,-9,21,-30,21c95,278,84,267,84,250,83,220,83,220,83,220,,220,,220,,220v,24,,24,,24c,313,55,334,113,334v56,,103,-19,110,-71c227,236,224,218,223,212,210,146,92,127,83,91t1013,c1094,85,1095,79,1096,75v2,-10,8,-21,28,-21c1142,54,1152,66,1152,82v,20,,20,,20c1229,102,1229,102,1229,102v,-22,,-22,,-22c1229,13,1169,2,1125,2v-55,,-99,18,-108,69c1015,84,1015,97,1018,112v14,63,123,81,139,121c1160,241,1159,250,1158,256v-3,11,-10,21,-30,21c1108,277,1097,266,1097,249v,-30,,-30,,-30c1014,219,1014,219,1014,219v,24,,24,,24c1014,312,1068,332,1126,332v56,,102,-19,109,-70c1238,235,1236,218,1234,211,1221,147,1105,127,1096,91t707,170c1730,10,1730,10,1730,10v-116,,-116,,-116,c1614,319,1614,319,1614,319v77,,77,,77,c1686,60,1686,60,1686,60v79,259,79,259,79,259c1876,319,1876,319,1876,319v,-309,,-309,,-309c1799,10,1799,10,1799,10r4,251xm333,10c276,322,276,322,276,322v84,,84,,84,c403,33,403,33,403,33v43,289,43,289,43,289c529,322,529,322,529,322,472,10,472,10,472,10r-139,xm804,10c765,254,765,254,765,254,725,10,725,10,725,10v-127,,-127,,-127,c592,322,592,322,592,322v77,,77,,77,c671,33,671,33,671,33v54,289,54,289,54,289c804,322,804,322,804,322,858,33,858,33,858,33v2,289,2,289,2,289c938,322,938,322,938,322,931,10,931,10,931,10r-127,xm1528,10v-79,,-79,,-79,c1449,241,1449,241,1449,241v,4,,8,-1,12c1447,260,1440,275,1418,275v-21,,-28,-15,-29,-22c1388,249,1388,245,1388,241v,-231,,-231,,-231c1309,10,1309,10,1309,10v,224,,224,,224c1309,239,1309,251,1310,254v5,58,51,77,108,77c1476,331,1522,312,1527,254v1,-3,1,-15,1,-20l1528,10xm2069,147v,45,,45,,45c2101,192,2101,192,2101,192v,45,,45,,45c2101,241,2101,246,2100,249v-1,9,-9,23,-32,23c2045,272,2038,258,2036,249v,-3,-1,-8,-1,-12c2035,95,2035,95,2035,95v,-5,1,-10,2,-15c2038,73,2045,58,2068,58v24,,30,16,31,22c2100,85,2100,92,2100,92v,18,,18,,18c2178,110,2178,110,2178,110v,-11,,-11,,-11c2178,99,2179,89,2178,79,2172,20,2124,2,2068,2v-55,,-102,19,-109,77c1958,84,1958,94,1958,99v,131,,131,,131c1958,236,1958,241,1959,251v5,57,54,77,109,77c2124,328,2173,308,2178,251v1,-10,1,-15,1,-21c2179,147,2179,147,2179,147r-110,xe" fillcolor="#0924a5" stroked="f">
+              <v:stroke joinstyle="miter"/>
+              <v:formulas/>
+              <v:path arrowok="t" o:extrusionok="f" o:connecttype="custom" textboxrect="0,0,2179,334"/>
+              <v:textbox inset="2.53958mm,2.53958mm,2.53958mm,2.53958mm">
+                <w:txbxContent>
+                  <w:p>
+                    <w:pPr>
+                      <w:spacing w:after="0" w:line="240" w:lineRule="auto"/>
+                      <w:jc w:val="left"/>
+                      <w:textDirection w:val="btLr"/>
+                    </w:pPr>
+                  </w:p>
+                </w:txbxContent>
+              </v:textbox>
+            </v:shape>
+          </w:pict>
         </mc:Fallback>
       </mc:AlternateContent>
     </w:r>
@@ -2538,16 +4593,2975 @@
 </file>
 
 <file path=word/numbering.xml><?xml version="1.0" encoding="utf-8"?>
-<w:numbering xmlns:mc="http://schemas.openxmlformats.org/markup-compatibility/2006" xmlns:o="urn:schemas-microsoft-com:office:office" xmlns:r="http://schemas.openxmlformats.org/officeDocument/2006/relationships" xmlns:m="http://schemas.openxmlformats.org/officeDocument/2006/math" xmlns:v="urn:schemas-microsoft-com:vml" xmlns:wp="http://schemas.openxmlformats.org/drawingml/2006/wordprocessingDrawing" xmlns:w10="urn:schemas-microsoft-com:office:word" xmlns:w="http://schemas.openxmlformats.org/wordprocessingml/2006/main" xmlns:wne="http://schemas.microsoft.com/office/word/2006/wordml" xmlns:sl="http://schemas.openxmlformats.org/schemaLibrary/2006/main" xmlns:a="http://schemas.openxmlformats.org/drawingml/2006/main" xmlns:pic="http://schemas.openxmlformats.org/drawingml/2006/picture" xmlns:c="http://schemas.openxmlformats.org/drawingml/2006/chart" xmlns:lc="http://schemas.openxmlformats.org/drawingml/2006/lockedCanvas" xmlns:dgm="http://schemas.openxmlformats.org/drawingml/2006/diagram" xmlns:wps="http://schemas.microsoft.com/office/word/2010/wordprocessingShape" xmlns:wpg="http://schemas.microsoft.com/office/word/2010/wordprocessingGroup" xmlns:w14="http://schemas.microsoft.com/office/word/2010/wordml" xmlns:w15="http://schemas.microsoft.com/office/word/2012/wordml" xmlns:w16="http://schemas.microsoft.com/office/word/2018/wordml" xmlns:w16cex="http://schemas.microsoft.com/office/word/2018/wordml/cex" xmlns:w16cid="http://schemas.microsoft.com/office/word/2016/wordml/cid" xmlns="http://schemas.microsoft.com/office/tasks/2019/documenttasks" xmlns:cr="http://schemas.microsoft.com/office/comments/2020/reactions"/>
+<w:numbering xmlns:wpc="http://schemas.microsoft.com/office/word/2010/wordprocessingCanvas" xmlns:cx="http://schemas.microsoft.com/office/drawing/2014/chartex" xmlns:cx1="http://schemas.microsoft.com/office/drawing/2015/9/8/chartex" xmlns:cx2="http://schemas.microsoft.com/office/drawing/2015/10/21/chartex" xmlns:cx3="http://schemas.microsoft.com/office/drawing/2016/5/9/chartex" xmlns:cx4="http://schemas.microsoft.com/office/drawing/2016/5/10/chartex" xmlns:cx5="http://schemas.microsoft.com/office/drawing/2016/5/11/chartex" xmlns:cx6="http://schemas.microsoft.com/office/drawing/2016/5/12/chartex" xmlns:cx7="http://schemas.microsoft.com/office/drawing/2016/5/13/chartex" xmlns:cx8="http://schemas.microsoft.com/office/drawing/2016/5/14/chartex" xmlns:mc="http://schemas.openxmlformats.org/markup-compatibility/2006" xmlns:aink="http://schemas.microsoft.com/office/drawing/2016/ink" xmlns:am3d="http://schemas.microsoft.com/office/drawing/2017/model3d" xmlns:o="urn:schemas-microsoft-com:office:office" xmlns:oel="http://schemas.microsoft.com/office/2019/extlst" xmlns:r="http://schemas.openxmlformats.org/officeDocument/2006/relationships" xmlns:m="http://schemas.openxmlformats.org/officeDocument/2006/math" xmlns:v="urn:schemas-microsoft-com:vml" xmlns:wp14="http://schemas.microsoft.com/office/word/2010/wordprocessingDrawing" xmlns:wp="http://schemas.openxmlformats.org/drawingml/2006/wordprocessingDrawing" xmlns:w10="urn:schemas-microsoft-com:office:word" xmlns:w="http://schemas.openxmlformats.org/wordprocessingml/2006/main" xmlns:w14="http://schemas.microsoft.com/office/word/2010/wordml" xmlns:w15="http://schemas.microsoft.com/office/word/2012/wordml" xmlns:w16cex="http://schemas.microsoft.com/office/word/2018/wordml/cex" xmlns:w16cid="http://schemas.microsoft.com/office/word/2016/wordml/cid" xmlns:w16="http://schemas.microsoft.com/office/word/2018/wordml" xmlns:w16du="http://schemas.microsoft.com/office/word/2023/wordml/word16du" xmlns:w16sdtdh="http://schemas.microsoft.com/office/word/2020/wordml/sdtdatahash" xmlns:w16sdtfl="http://schemas.microsoft.com/office/word/2024/wordml/sdtformatlock" xmlns:w16se="http://schemas.microsoft.com/office/word/2015/wordml/symex" xmlns:wpg="http://schemas.microsoft.com/office/word/2010/wordprocessingGroup" xmlns:wpi="http://schemas.microsoft.com/office/word/2010/wordprocessingInk" xmlns:wne="http://schemas.microsoft.com/office/word/2006/wordml" xmlns:wps="http://schemas.microsoft.com/office/word/2010/wordprocessingShape" mc:Ignorable="w14 w15 w16se w16cid w16 w16cex w16sdtdh w16sdtfl w16du wp14">
+  <w:abstractNum w:abstractNumId="0" w15:restartNumberingAfterBreak="0">
+    <w:nsid w:val="06466E91"/>
+    <w:multiLevelType w:val="hybridMultilevel"/>
+    <w:tmpl w:val="23107428"/>
+    <w:lvl w:ilvl="0" w:tplc="4009000F">
+      <w:start w:val="1"/>
+      <w:numFmt w:val="decimal"/>
+      <w:lvlText w:val="%1."/>
+      <w:lvlJc w:val="left"/>
+      <w:pPr>
+        <w:ind w:left="996" w:hanging="360"/>
+      </w:pPr>
+    </w:lvl>
+    <w:lvl w:ilvl="1" w:tplc="40090019" w:tentative="1">
+      <w:start w:val="1"/>
+      <w:numFmt w:val="lowerLetter"/>
+      <w:lvlText w:val="%2."/>
+      <w:lvlJc w:val="left"/>
+      <w:pPr>
+        <w:ind w:left="1716" w:hanging="360"/>
+      </w:pPr>
+    </w:lvl>
+    <w:lvl w:ilvl="2" w:tplc="4009001B" w:tentative="1">
+      <w:start w:val="1"/>
+      <w:numFmt w:val="lowerRoman"/>
+      <w:lvlText w:val="%3."/>
+      <w:lvlJc w:val="right"/>
+      <w:pPr>
+        <w:ind w:left="2436" w:hanging="180"/>
+      </w:pPr>
+    </w:lvl>
+    <w:lvl w:ilvl="3" w:tplc="4009000F" w:tentative="1">
+      <w:start w:val="1"/>
+      <w:numFmt w:val="decimal"/>
+      <w:lvlText w:val="%4."/>
+      <w:lvlJc w:val="left"/>
+      <w:pPr>
+        <w:ind w:left="3156" w:hanging="360"/>
+      </w:pPr>
+    </w:lvl>
+    <w:lvl w:ilvl="4" w:tplc="40090019" w:tentative="1">
+      <w:start w:val="1"/>
+      <w:numFmt w:val="lowerLetter"/>
+      <w:lvlText w:val="%5."/>
+      <w:lvlJc w:val="left"/>
+      <w:pPr>
+        <w:ind w:left="3876" w:hanging="360"/>
+      </w:pPr>
+    </w:lvl>
+    <w:lvl w:ilvl="5" w:tplc="4009001B" w:tentative="1">
+      <w:start w:val="1"/>
+      <w:numFmt w:val="lowerRoman"/>
+      <w:lvlText w:val="%6."/>
+      <w:lvlJc w:val="right"/>
+      <w:pPr>
+        <w:ind w:left="4596" w:hanging="180"/>
+      </w:pPr>
+    </w:lvl>
+    <w:lvl w:ilvl="6" w:tplc="4009000F" w:tentative="1">
+      <w:start w:val="1"/>
+      <w:numFmt w:val="decimal"/>
+      <w:lvlText w:val="%7."/>
+      <w:lvlJc w:val="left"/>
+      <w:pPr>
+        <w:ind w:left="5316" w:hanging="360"/>
+      </w:pPr>
+    </w:lvl>
+    <w:lvl w:ilvl="7" w:tplc="40090019" w:tentative="1">
+      <w:start w:val="1"/>
+      <w:numFmt w:val="lowerLetter"/>
+      <w:lvlText w:val="%8."/>
+      <w:lvlJc w:val="left"/>
+      <w:pPr>
+        <w:ind w:left="6036" w:hanging="360"/>
+      </w:pPr>
+    </w:lvl>
+    <w:lvl w:ilvl="8" w:tplc="4009001B" w:tentative="1">
+      <w:start w:val="1"/>
+      <w:numFmt w:val="lowerRoman"/>
+      <w:lvlText w:val="%9."/>
+      <w:lvlJc w:val="right"/>
+      <w:pPr>
+        <w:ind w:left="6756" w:hanging="180"/>
+      </w:pPr>
+    </w:lvl>
+  </w:abstractNum>
+  <w:abstractNum w:abstractNumId="1" w15:restartNumberingAfterBreak="0">
+    <w:nsid w:val="10EB3345"/>
+    <w:multiLevelType w:val="multilevel"/>
+    <w:tmpl w:val="2D5ED092"/>
+    <w:lvl w:ilvl="0">
+      <w:start w:val="1"/>
+      <w:numFmt w:val="bullet"/>
+      <w:lvlText w:val=""/>
+      <w:lvlJc w:val="left"/>
+      <w:pPr>
+        <w:tabs>
+          <w:tab w:val="num" w:pos="720"/>
+        </w:tabs>
+        <w:ind w:left="720" w:hanging="360"/>
+      </w:pPr>
+      <w:rPr>
+        <w:rFonts w:ascii="Symbol" w:hAnsi="Symbol" w:hint="default"/>
+        <w:sz w:val="20"/>
+      </w:rPr>
+    </w:lvl>
+    <w:lvl w:ilvl="1" w:tentative="1">
+      <w:start w:val="1"/>
+      <w:numFmt w:val="bullet"/>
+      <w:lvlText w:val="o"/>
+      <w:lvlJc w:val="left"/>
+      <w:pPr>
+        <w:tabs>
+          <w:tab w:val="num" w:pos="1440"/>
+        </w:tabs>
+        <w:ind w:left="1440" w:hanging="360"/>
+      </w:pPr>
+      <w:rPr>
+        <w:rFonts w:ascii="Courier New" w:hAnsi="Courier New" w:hint="default"/>
+        <w:sz w:val="20"/>
+      </w:rPr>
+    </w:lvl>
+    <w:lvl w:ilvl="2" w:tentative="1">
+      <w:start w:val="1"/>
+      <w:numFmt w:val="bullet"/>
+      <w:lvlText w:val=""/>
+      <w:lvlJc w:val="left"/>
+      <w:pPr>
+        <w:tabs>
+          <w:tab w:val="num" w:pos="2160"/>
+        </w:tabs>
+        <w:ind w:left="2160" w:hanging="360"/>
+      </w:pPr>
+      <w:rPr>
+        <w:rFonts w:ascii="Wingdings" w:hAnsi="Wingdings" w:hint="default"/>
+        <w:sz w:val="20"/>
+      </w:rPr>
+    </w:lvl>
+    <w:lvl w:ilvl="3" w:tentative="1">
+      <w:start w:val="1"/>
+      <w:numFmt w:val="bullet"/>
+      <w:lvlText w:val=""/>
+      <w:lvlJc w:val="left"/>
+      <w:pPr>
+        <w:tabs>
+          <w:tab w:val="num" w:pos="2880"/>
+        </w:tabs>
+        <w:ind w:left="2880" w:hanging="360"/>
+      </w:pPr>
+      <w:rPr>
+        <w:rFonts w:ascii="Wingdings" w:hAnsi="Wingdings" w:hint="default"/>
+        <w:sz w:val="20"/>
+      </w:rPr>
+    </w:lvl>
+    <w:lvl w:ilvl="4" w:tentative="1">
+      <w:start w:val="1"/>
+      <w:numFmt w:val="bullet"/>
+      <w:lvlText w:val=""/>
+      <w:lvlJc w:val="left"/>
+      <w:pPr>
+        <w:tabs>
+          <w:tab w:val="num" w:pos="3600"/>
+        </w:tabs>
+        <w:ind w:left="3600" w:hanging="360"/>
+      </w:pPr>
+      <w:rPr>
+        <w:rFonts w:ascii="Wingdings" w:hAnsi="Wingdings" w:hint="default"/>
+        <w:sz w:val="20"/>
+      </w:rPr>
+    </w:lvl>
+    <w:lvl w:ilvl="5" w:tentative="1">
+      <w:start w:val="1"/>
+      <w:numFmt w:val="bullet"/>
+      <w:lvlText w:val=""/>
+      <w:lvlJc w:val="left"/>
+      <w:pPr>
+        <w:tabs>
+          <w:tab w:val="num" w:pos="4320"/>
+        </w:tabs>
+        <w:ind w:left="4320" w:hanging="360"/>
+      </w:pPr>
+      <w:rPr>
+        <w:rFonts w:ascii="Wingdings" w:hAnsi="Wingdings" w:hint="default"/>
+        <w:sz w:val="20"/>
+      </w:rPr>
+    </w:lvl>
+    <w:lvl w:ilvl="6" w:tentative="1">
+      <w:start w:val="1"/>
+      <w:numFmt w:val="bullet"/>
+      <w:lvlText w:val=""/>
+      <w:lvlJc w:val="left"/>
+      <w:pPr>
+        <w:tabs>
+          <w:tab w:val="num" w:pos="5040"/>
+        </w:tabs>
+        <w:ind w:left="5040" w:hanging="360"/>
+      </w:pPr>
+      <w:rPr>
+        <w:rFonts w:ascii="Wingdings" w:hAnsi="Wingdings" w:hint="default"/>
+        <w:sz w:val="20"/>
+      </w:rPr>
+    </w:lvl>
+    <w:lvl w:ilvl="7" w:tentative="1">
+      <w:start w:val="1"/>
+      <w:numFmt w:val="bullet"/>
+      <w:lvlText w:val=""/>
+      <w:lvlJc w:val="left"/>
+      <w:pPr>
+        <w:tabs>
+          <w:tab w:val="num" w:pos="5760"/>
+        </w:tabs>
+        <w:ind w:left="5760" w:hanging="360"/>
+      </w:pPr>
+      <w:rPr>
+        <w:rFonts w:ascii="Wingdings" w:hAnsi="Wingdings" w:hint="default"/>
+        <w:sz w:val="20"/>
+      </w:rPr>
+    </w:lvl>
+    <w:lvl w:ilvl="8" w:tentative="1">
+      <w:start w:val="1"/>
+      <w:numFmt w:val="bullet"/>
+      <w:lvlText w:val=""/>
+      <w:lvlJc w:val="left"/>
+      <w:pPr>
+        <w:tabs>
+          <w:tab w:val="num" w:pos="6480"/>
+        </w:tabs>
+        <w:ind w:left="6480" w:hanging="360"/>
+      </w:pPr>
+      <w:rPr>
+        <w:rFonts w:ascii="Wingdings" w:hAnsi="Wingdings" w:hint="default"/>
+        <w:sz w:val="20"/>
+      </w:rPr>
+    </w:lvl>
+  </w:abstractNum>
+  <w:abstractNum w:abstractNumId="2" w15:restartNumberingAfterBreak="0">
+    <w:nsid w:val="188D1DA3"/>
+    <w:multiLevelType w:val="multilevel"/>
+    <w:tmpl w:val="6E7C1E58"/>
+    <w:lvl w:ilvl="0">
+      <w:start w:val="1"/>
+      <w:numFmt w:val="bullet"/>
+      <w:lvlText w:val=""/>
+      <w:lvlJc w:val="left"/>
+      <w:pPr>
+        <w:tabs>
+          <w:tab w:val="num" w:pos="720"/>
+        </w:tabs>
+        <w:ind w:left="720" w:hanging="360"/>
+      </w:pPr>
+      <w:rPr>
+        <w:rFonts w:ascii="Symbol" w:hAnsi="Symbol" w:hint="default"/>
+        <w:sz w:val="20"/>
+      </w:rPr>
+    </w:lvl>
+    <w:lvl w:ilvl="1" w:tentative="1">
+      <w:start w:val="1"/>
+      <w:numFmt w:val="bullet"/>
+      <w:lvlText w:val="o"/>
+      <w:lvlJc w:val="left"/>
+      <w:pPr>
+        <w:tabs>
+          <w:tab w:val="num" w:pos="1440"/>
+        </w:tabs>
+        <w:ind w:left="1440" w:hanging="360"/>
+      </w:pPr>
+      <w:rPr>
+        <w:rFonts w:ascii="Courier New" w:hAnsi="Courier New" w:hint="default"/>
+        <w:sz w:val="20"/>
+      </w:rPr>
+    </w:lvl>
+    <w:lvl w:ilvl="2" w:tentative="1">
+      <w:start w:val="1"/>
+      <w:numFmt w:val="bullet"/>
+      <w:lvlText w:val=""/>
+      <w:lvlJc w:val="left"/>
+      <w:pPr>
+        <w:tabs>
+          <w:tab w:val="num" w:pos="2160"/>
+        </w:tabs>
+        <w:ind w:left="2160" w:hanging="360"/>
+      </w:pPr>
+      <w:rPr>
+        <w:rFonts w:ascii="Wingdings" w:hAnsi="Wingdings" w:hint="default"/>
+        <w:sz w:val="20"/>
+      </w:rPr>
+    </w:lvl>
+    <w:lvl w:ilvl="3" w:tentative="1">
+      <w:start w:val="1"/>
+      <w:numFmt w:val="bullet"/>
+      <w:lvlText w:val=""/>
+      <w:lvlJc w:val="left"/>
+      <w:pPr>
+        <w:tabs>
+          <w:tab w:val="num" w:pos="2880"/>
+        </w:tabs>
+        <w:ind w:left="2880" w:hanging="360"/>
+      </w:pPr>
+      <w:rPr>
+        <w:rFonts w:ascii="Wingdings" w:hAnsi="Wingdings" w:hint="default"/>
+        <w:sz w:val="20"/>
+      </w:rPr>
+    </w:lvl>
+    <w:lvl w:ilvl="4" w:tentative="1">
+      <w:start w:val="1"/>
+      <w:numFmt w:val="bullet"/>
+      <w:lvlText w:val=""/>
+      <w:lvlJc w:val="left"/>
+      <w:pPr>
+        <w:tabs>
+          <w:tab w:val="num" w:pos="3600"/>
+        </w:tabs>
+        <w:ind w:left="3600" w:hanging="360"/>
+      </w:pPr>
+      <w:rPr>
+        <w:rFonts w:ascii="Wingdings" w:hAnsi="Wingdings" w:hint="default"/>
+        <w:sz w:val="20"/>
+      </w:rPr>
+    </w:lvl>
+    <w:lvl w:ilvl="5" w:tentative="1">
+      <w:start w:val="1"/>
+      <w:numFmt w:val="bullet"/>
+      <w:lvlText w:val=""/>
+      <w:lvlJc w:val="left"/>
+      <w:pPr>
+        <w:tabs>
+          <w:tab w:val="num" w:pos="4320"/>
+        </w:tabs>
+        <w:ind w:left="4320" w:hanging="360"/>
+      </w:pPr>
+      <w:rPr>
+        <w:rFonts w:ascii="Wingdings" w:hAnsi="Wingdings" w:hint="default"/>
+        <w:sz w:val="20"/>
+      </w:rPr>
+    </w:lvl>
+    <w:lvl w:ilvl="6" w:tentative="1">
+      <w:start w:val="1"/>
+      <w:numFmt w:val="bullet"/>
+      <w:lvlText w:val=""/>
+      <w:lvlJc w:val="left"/>
+      <w:pPr>
+        <w:tabs>
+          <w:tab w:val="num" w:pos="5040"/>
+        </w:tabs>
+        <w:ind w:left="5040" w:hanging="360"/>
+      </w:pPr>
+      <w:rPr>
+        <w:rFonts w:ascii="Wingdings" w:hAnsi="Wingdings" w:hint="default"/>
+        <w:sz w:val="20"/>
+      </w:rPr>
+    </w:lvl>
+    <w:lvl w:ilvl="7" w:tentative="1">
+      <w:start w:val="1"/>
+      <w:numFmt w:val="bullet"/>
+      <w:lvlText w:val=""/>
+      <w:lvlJc w:val="left"/>
+      <w:pPr>
+        <w:tabs>
+          <w:tab w:val="num" w:pos="5760"/>
+        </w:tabs>
+        <w:ind w:left="5760" w:hanging="360"/>
+      </w:pPr>
+      <w:rPr>
+        <w:rFonts w:ascii="Wingdings" w:hAnsi="Wingdings" w:hint="default"/>
+        <w:sz w:val="20"/>
+      </w:rPr>
+    </w:lvl>
+    <w:lvl w:ilvl="8" w:tentative="1">
+      <w:start w:val="1"/>
+      <w:numFmt w:val="bullet"/>
+      <w:lvlText w:val=""/>
+      <w:lvlJc w:val="left"/>
+      <w:pPr>
+        <w:tabs>
+          <w:tab w:val="num" w:pos="6480"/>
+        </w:tabs>
+        <w:ind w:left="6480" w:hanging="360"/>
+      </w:pPr>
+      <w:rPr>
+        <w:rFonts w:ascii="Wingdings" w:hAnsi="Wingdings" w:hint="default"/>
+        <w:sz w:val="20"/>
+      </w:rPr>
+    </w:lvl>
+  </w:abstractNum>
+  <w:abstractNum w:abstractNumId="3" w15:restartNumberingAfterBreak="0">
+    <w:nsid w:val="24F03F17"/>
+    <w:multiLevelType w:val="multilevel"/>
+    <w:tmpl w:val="29EE16F2"/>
+    <w:lvl w:ilvl="0">
+      <w:start w:val="1"/>
+      <w:numFmt w:val="bullet"/>
+      <w:lvlText w:val=""/>
+      <w:lvlJc w:val="left"/>
+      <w:pPr>
+        <w:tabs>
+          <w:tab w:val="num" w:pos="720"/>
+        </w:tabs>
+        <w:ind w:left="720" w:hanging="360"/>
+      </w:pPr>
+      <w:rPr>
+        <w:rFonts w:ascii="Symbol" w:hAnsi="Symbol" w:hint="default"/>
+        <w:sz w:val="20"/>
+      </w:rPr>
+    </w:lvl>
+    <w:lvl w:ilvl="1" w:tentative="1">
+      <w:start w:val="1"/>
+      <w:numFmt w:val="bullet"/>
+      <w:lvlText w:val="o"/>
+      <w:lvlJc w:val="left"/>
+      <w:pPr>
+        <w:tabs>
+          <w:tab w:val="num" w:pos="1440"/>
+        </w:tabs>
+        <w:ind w:left="1440" w:hanging="360"/>
+      </w:pPr>
+      <w:rPr>
+        <w:rFonts w:ascii="Courier New" w:hAnsi="Courier New" w:hint="default"/>
+        <w:sz w:val="20"/>
+      </w:rPr>
+    </w:lvl>
+    <w:lvl w:ilvl="2" w:tentative="1">
+      <w:start w:val="1"/>
+      <w:numFmt w:val="bullet"/>
+      <w:lvlText w:val=""/>
+      <w:lvlJc w:val="left"/>
+      <w:pPr>
+        <w:tabs>
+          <w:tab w:val="num" w:pos="2160"/>
+        </w:tabs>
+        <w:ind w:left="2160" w:hanging="360"/>
+      </w:pPr>
+      <w:rPr>
+        <w:rFonts w:ascii="Wingdings" w:hAnsi="Wingdings" w:hint="default"/>
+        <w:sz w:val="20"/>
+      </w:rPr>
+    </w:lvl>
+    <w:lvl w:ilvl="3" w:tentative="1">
+      <w:start w:val="1"/>
+      <w:numFmt w:val="bullet"/>
+      <w:lvlText w:val=""/>
+      <w:lvlJc w:val="left"/>
+      <w:pPr>
+        <w:tabs>
+          <w:tab w:val="num" w:pos="2880"/>
+        </w:tabs>
+        <w:ind w:left="2880" w:hanging="360"/>
+      </w:pPr>
+      <w:rPr>
+        <w:rFonts w:ascii="Wingdings" w:hAnsi="Wingdings" w:hint="default"/>
+        <w:sz w:val="20"/>
+      </w:rPr>
+    </w:lvl>
+    <w:lvl w:ilvl="4" w:tentative="1">
+      <w:start w:val="1"/>
+      <w:numFmt w:val="bullet"/>
+      <w:lvlText w:val=""/>
+      <w:lvlJc w:val="left"/>
+      <w:pPr>
+        <w:tabs>
+          <w:tab w:val="num" w:pos="3600"/>
+        </w:tabs>
+        <w:ind w:left="3600" w:hanging="360"/>
+      </w:pPr>
+      <w:rPr>
+        <w:rFonts w:ascii="Wingdings" w:hAnsi="Wingdings" w:hint="default"/>
+        <w:sz w:val="20"/>
+      </w:rPr>
+    </w:lvl>
+    <w:lvl w:ilvl="5" w:tentative="1">
+      <w:start w:val="1"/>
+      <w:numFmt w:val="bullet"/>
+      <w:lvlText w:val=""/>
+      <w:lvlJc w:val="left"/>
+      <w:pPr>
+        <w:tabs>
+          <w:tab w:val="num" w:pos="4320"/>
+        </w:tabs>
+        <w:ind w:left="4320" w:hanging="360"/>
+      </w:pPr>
+      <w:rPr>
+        <w:rFonts w:ascii="Wingdings" w:hAnsi="Wingdings" w:hint="default"/>
+        <w:sz w:val="20"/>
+      </w:rPr>
+    </w:lvl>
+    <w:lvl w:ilvl="6" w:tentative="1">
+      <w:start w:val="1"/>
+      <w:numFmt w:val="bullet"/>
+      <w:lvlText w:val=""/>
+      <w:lvlJc w:val="left"/>
+      <w:pPr>
+        <w:tabs>
+          <w:tab w:val="num" w:pos="5040"/>
+        </w:tabs>
+        <w:ind w:left="5040" w:hanging="360"/>
+      </w:pPr>
+      <w:rPr>
+        <w:rFonts w:ascii="Wingdings" w:hAnsi="Wingdings" w:hint="default"/>
+        <w:sz w:val="20"/>
+      </w:rPr>
+    </w:lvl>
+    <w:lvl w:ilvl="7" w:tentative="1">
+      <w:start w:val="1"/>
+      <w:numFmt w:val="bullet"/>
+      <w:lvlText w:val=""/>
+      <w:lvlJc w:val="left"/>
+      <w:pPr>
+        <w:tabs>
+          <w:tab w:val="num" w:pos="5760"/>
+        </w:tabs>
+        <w:ind w:left="5760" w:hanging="360"/>
+      </w:pPr>
+      <w:rPr>
+        <w:rFonts w:ascii="Wingdings" w:hAnsi="Wingdings" w:hint="default"/>
+        <w:sz w:val="20"/>
+      </w:rPr>
+    </w:lvl>
+    <w:lvl w:ilvl="8" w:tentative="1">
+      <w:start w:val="1"/>
+      <w:numFmt w:val="bullet"/>
+      <w:lvlText w:val=""/>
+      <w:lvlJc w:val="left"/>
+      <w:pPr>
+        <w:tabs>
+          <w:tab w:val="num" w:pos="6480"/>
+        </w:tabs>
+        <w:ind w:left="6480" w:hanging="360"/>
+      </w:pPr>
+      <w:rPr>
+        <w:rFonts w:ascii="Wingdings" w:hAnsi="Wingdings" w:hint="default"/>
+        <w:sz w:val="20"/>
+      </w:rPr>
+    </w:lvl>
+  </w:abstractNum>
+  <w:abstractNum w:abstractNumId="4" w15:restartNumberingAfterBreak="0">
+    <w:nsid w:val="26484045"/>
+    <w:multiLevelType w:val="multilevel"/>
+    <w:tmpl w:val="BFDAA03C"/>
+    <w:lvl w:ilvl="0">
+      <w:start w:val="1"/>
+      <w:numFmt w:val="bullet"/>
+      <w:lvlText w:val=""/>
+      <w:lvlJc w:val="left"/>
+      <w:pPr>
+        <w:tabs>
+          <w:tab w:val="num" w:pos="720"/>
+        </w:tabs>
+        <w:ind w:left="720" w:hanging="360"/>
+      </w:pPr>
+      <w:rPr>
+        <w:rFonts w:ascii="Symbol" w:hAnsi="Symbol" w:hint="default"/>
+        <w:sz w:val="20"/>
+      </w:rPr>
+    </w:lvl>
+    <w:lvl w:ilvl="1" w:tentative="1">
+      <w:start w:val="1"/>
+      <w:numFmt w:val="bullet"/>
+      <w:lvlText w:val="o"/>
+      <w:lvlJc w:val="left"/>
+      <w:pPr>
+        <w:tabs>
+          <w:tab w:val="num" w:pos="1440"/>
+        </w:tabs>
+        <w:ind w:left="1440" w:hanging="360"/>
+      </w:pPr>
+      <w:rPr>
+        <w:rFonts w:ascii="Courier New" w:hAnsi="Courier New" w:hint="default"/>
+        <w:sz w:val="20"/>
+      </w:rPr>
+    </w:lvl>
+    <w:lvl w:ilvl="2" w:tentative="1">
+      <w:start w:val="1"/>
+      <w:numFmt w:val="bullet"/>
+      <w:lvlText w:val=""/>
+      <w:lvlJc w:val="left"/>
+      <w:pPr>
+        <w:tabs>
+          <w:tab w:val="num" w:pos="2160"/>
+        </w:tabs>
+        <w:ind w:left="2160" w:hanging="360"/>
+      </w:pPr>
+      <w:rPr>
+        <w:rFonts w:ascii="Wingdings" w:hAnsi="Wingdings" w:hint="default"/>
+        <w:sz w:val="20"/>
+      </w:rPr>
+    </w:lvl>
+    <w:lvl w:ilvl="3" w:tentative="1">
+      <w:start w:val="1"/>
+      <w:numFmt w:val="bullet"/>
+      <w:lvlText w:val=""/>
+      <w:lvlJc w:val="left"/>
+      <w:pPr>
+        <w:tabs>
+          <w:tab w:val="num" w:pos="2880"/>
+        </w:tabs>
+        <w:ind w:left="2880" w:hanging="360"/>
+      </w:pPr>
+      <w:rPr>
+        <w:rFonts w:ascii="Wingdings" w:hAnsi="Wingdings" w:hint="default"/>
+        <w:sz w:val="20"/>
+      </w:rPr>
+    </w:lvl>
+    <w:lvl w:ilvl="4" w:tentative="1">
+      <w:start w:val="1"/>
+      <w:numFmt w:val="bullet"/>
+      <w:lvlText w:val=""/>
+      <w:lvlJc w:val="left"/>
+      <w:pPr>
+        <w:tabs>
+          <w:tab w:val="num" w:pos="3600"/>
+        </w:tabs>
+        <w:ind w:left="3600" w:hanging="360"/>
+      </w:pPr>
+      <w:rPr>
+        <w:rFonts w:ascii="Wingdings" w:hAnsi="Wingdings" w:hint="default"/>
+        <w:sz w:val="20"/>
+      </w:rPr>
+    </w:lvl>
+    <w:lvl w:ilvl="5" w:tentative="1">
+      <w:start w:val="1"/>
+      <w:numFmt w:val="bullet"/>
+      <w:lvlText w:val=""/>
+      <w:lvlJc w:val="left"/>
+      <w:pPr>
+        <w:tabs>
+          <w:tab w:val="num" w:pos="4320"/>
+        </w:tabs>
+        <w:ind w:left="4320" w:hanging="360"/>
+      </w:pPr>
+      <w:rPr>
+        <w:rFonts w:ascii="Wingdings" w:hAnsi="Wingdings" w:hint="default"/>
+        <w:sz w:val="20"/>
+      </w:rPr>
+    </w:lvl>
+    <w:lvl w:ilvl="6" w:tentative="1">
+      <w:start w:val="1"/>
+      <w:numFmt w:val="bullet"/>
+      <w:lvlText w:val=""/>
+      <w:lvlJc w:val="left"/>
+      <w:pPr>
+        <w:tabs>
+          <w:tab w:val="num" w:pos="5040"/>
+        </w:tabs>
+        <w:ind w:left="5040" w:hanging="360"/>
+      </w:pPr>
+      <w:rPr>
+        <w:rFonts w:ascii="Wingdings" w:hAnsi="Wingdings" w:hint="default"/>
+        <w:sz w:val="20"/>
+      </w:rPr>
+    </w:lvl>
+    <w:lvl w:ilvl="7" w:tentative="1">
+      <w:start w:val="1"/>
+      <w:numFmt w:val="bullet"/>
+      <w:lvlText w:val=""/>
+      <w:lvlJc w:val="left"/>
+      <w:pPr>
+        <w:tabs>
+          <w:tab w:val="num" w:pos="5760"/>
+        </w:tabs>
+        <w:ind w:left="5760" w:hanging="360"/>
+      </w:pPr>
+      <w:rPr>
+        <w:rFonts w:ascii="Wingdings" w:hAnsi="Wingdings" w:hint="default"/>
+        <w:sz w:val="20"/>
+      </w:rPr>
+    </w:lvl>
+    <w:lvl w:ilvl="8" w:tentative="1">
+      <w:start w:val="1"/>
+      <w:numFmt w:val="bullet"/>
+      <w:lvlText w:val=""/>
+      <w:lvlJc w:val="left"/>
+      <w:pPr>
+        <w:tabs>
+          <w:tab w:val="num" w:pos="6480"/>
+        </w:tabs>
+        <w:ind w:left="6480" w:hanging="360"/>
+      </w:pPr>
+      <w:rPr>
+        <w:rFonts w:ascii="Wingdings" w:hAnsi="Wingdings" w:hint="default"/>
+        <w:sz w:val="20"/>
+      </w:rPr>
+    </w:lvl>
+  </w:abstractNum>
+  <w:abstractNum w:abstractNumId="5" w15:restartNumberingAfterBreak="0">
+    <w:nsid w:val="28C259E7"/>
+    <w:multiLevelType w:val="hybridMultilevel"/>
+    <w:tmpl w:val="5D9A463C"/>
+    <w:lvl w:ilvl="0" w:tplc="40090001">
+      <w:start w:val="1"/>
+      <w:numFmt w:val="bullet"/>
+      <w:lvlText w:val=""/>
+      <w:lvlJc w:val="left"/>
+      <w:pPr>
+        <w:ind w:left="720" w:hanging="360"/>
+      </w:pPr>
+      <w:rPr>
+        <w:rFonts w:ascii="Symbol" w:hAnsi="Symbol" w:hint="default"/>
+      </w:rPr>
+    </w:lvl>
+    <w:lvl w:ilvl="1" w:tplc="40090003">
+      <w:start w:val="1"/>
+      <w:numFmt w:val="bullet"/>
+      <w:lvlText w:val="o"/>
+      <w:lvlJc w:val="left"/>
+      <w:pPr>
+        <w:ind w:left="1440" w:hanging="360"/>
+      </w:pPr>
+      <w:rPr>
+        <w:rFonts w:ascii="Courier New" w:hAnsi="Courier New" w:cs="Courier New" w:hint="default"/>
+      </w:rPr>
+    </w:lvl>
+    <w:lvl w:ilvl="2" w:tplc="40090005" w:tentative="1">
+      <w:start w:val="1"/>
+      <w:numFmt w:val="bullet"/>
+      <w:lvlText w:val=""/>
+      <w:lvlJc w:val="left"/>
+      <w:pPr>
+        <w:ind w:left="2160" w:hanging="360"/>
+      </w:pPr>
+      <w:rPr>
+        <w:rFonts w:ascii="Wingdings" w:hAnsi="Wingdings" w:hint="default"/>
+      </w:rPr>
+    </w:lvl>
+    <w:lvl w:ilvl="3" w:tplc="40090001" w:tentative="1">
+      <w:start w:val="1"/>
+      <w:numFmt w:val="bullet"/>
+      <w:lvlText w:val=""/>
+      <w:lvlJc w:val="left"/>
+      <w:pPr>
+        <w:ind w:left="2880" w:hanging="360"/>
+      </w:pPr>
+      <w:rPr>
+        <w:rFonts w:ascii="Symbol" w:hAnsi="Symbol" w:hint="default"/>
+      </w:rPr>
+    </w:lvl>
+    <w:lvl w:ilvl="4" w:tplc="40090003" w:tentative="1">
+      <w:start w:val="1"/>
+      <w:numFmt w:val="bullet"/>
+      <w:lvlText w:val="o"/>
+      <w:lvlJc w:val="left"/>
+      <w:pPr>
+        <w:ind w:left="3600" w:hanging="360"/>
+      </w:pPr>
+      <w:rPr>
+        <w:rFonts w:ascii="Courier New" w:hAnsi="Courier New" w:cs="Courier New" w:hint="default"/>
+      </w:rPr>
+    </w:lvl>
+    <w:lvl w:ilvl="5" w:tplc="40090005" w:tentative="1">
+      <w:start w:val="1"/>
+      <w:numFmt w:val="bullet"/>
+      <w:lvlText w:val=""/>
+      <w:lvlJc w:val="left"/>
+      <w:pPr>
+        <w:ind w:left="4320" w:hanging="360"/>
+      </w:pPr>
+      <w:rPr>
+        <w:rFonts w:ascii="Wingdings" w:hAnsi="Wingdings" w:hint="default"/>
+      </w:rPr>
+    </w:lvl>
+    <w:lvl w:ilvl="6" w:tplc="40090001" w:tentative="1">
+      <w:start w:val="1"/>
+      <w:numFmt w:val="bullet"/>
+      <w:lvlText w:val=""/>
+      <w:lvlJc w:val="left"/>
+      <w:pPr>
+        <w:ind w:left="5040" w:hanging="360"/>
+      </w:pPr>
+      <w:rPr>
+        <w:rFonts w:ascii="Symbol" w:hAnsi="Symbol" w:hint="default"/>
+      </w:rPr>
+    </w:lvl>
+    <w:lvl w:ilvl="7" w:tplc="40090003" w:tentative="1">
+      <w:start w:val="1"/>
+      <w:numFmt w:val="bullet"/>
+      <w:lvlText w:val="o"/>
+      <w:lvlJc w:val="left"/>
+      <w:pPr>
+        <w:ind w:left="5760" w:hanging="360"/>
+      </w:pPr>
+      <w:rPr>
+        <w:rFonts w:ascii="Courier New" w:hAnsi="Courier New" w:cs="Courier New" w:hint="default"/>
+      </w:rPr>
+    </w:lvl>
+    <w:lvl w:ilvl="8" w:tplc="40090005" w:tentative="1">
+      <w:start w:val="1"/>
+      <w:numFmt w:val="bullet"/>
+      <w:lvlText w:val=""/>
+      <w:lvlJc w:val="left"/>
+      <w:pPr>
+        <w:ind w:left="6480" w:hanging="360"/>
+      </w:pPr>
+      <w:rPr>
+        <w:rFonts w:ascii="Wingdings" w:hAnsi="Wingdings" w:hint="default"/>
+      </w:rPr>
+    </w:lvl>
+  </w:abstractNum>
+  <w:abstractNum w:abstractNumId="6" w15:restartNumberingAfterBreak="0">
+    <w:nsid w:val="2CE03AF2"/>
+    <w:multiLevelType w:val="multilevel"/>
+    <w:tmpl w:val="095ECD3A"/>
+    <w:lvl w:ilvl="0">
+      <w:start w:val="1"/>
+      <w:numFmt w:val="bullet"/>
+      <w:lvlText w:val=""/>
+      <w:lvlJc w:val="left"/>
+      <w:pPr>
+        <w:tabs>
+          <w:tab w:val="num" w:pos="720"/>
+        </w:tabs>
+        <w:ind w:left="720" w:hanging="360"/>
+      </w:pPr>
+      <w:rPr>
+        <w:rFonts w:ascii="Symbol" w:hAnsi="Symbol" w:hint="default"/>
+        <w:sz w:val="20"/>
+      </w:rPr>
+    </w:lvl>
+    <w:lvl w:ilvl="1" w:tentative="1">
+      <w:start w:val="1"/>
+      <w:numFmt w:val="bullet"/>
+      <w:lvlText w:val="o"/>
+      <w:lvlJc w:val="left"/>
+      <w:pPr>
+        <w:tabs>
+          <w:tab w:val="num" w:pos="1440"/>
+        </w:tabs>
+        <w:ind w:left="1440" w:hanging="360"/>
+      </w:pPr>
+      <w:rPr>
+        <w:rFonts w:ascii="Courier New" w:hAnsi="Courier New" w:hint="default"/>
+        <w:sz w:val="20"/>
+      </w:rPr>
+    </w:lvl>
+    <w:lvl w:ilvl="2" w:tentative="1">
+      <w:start w:val="1"/>
+      <w:numFmt w:val="bullet"/>
+      <w:lvlText w:val=""/>
+      <w:lvlJc w:val="left"/>
+      <w:pPr>
+        <w:tabs>
+          <w:tab w:val="num" w:pos="2160"/>
+        </w:tabs>
+        <w:ind w:left="2160" w:hanging="360"/>
+      </w:pPr>
+      <w:rPr>
+        <w:rFonts w:ascii="Wingdings" w:hAnsi="Wingdings" w:hint="default"/>
+        <w:sz w:val="20"/>
+      </w:rPr>
+    </w:lvl>
+    <w:lvl w:ilvl="3" w:tentative="1">
+      <w:start w:val="1"/>
+      <w:numFmt w:val="bullet"/>
+      <w:lvlText w:val=""/>
+      <w:lvlJc w:val="left"/>
+      <w:pPr>
+        <w:tabs>
+          <w:tab w:val="num" w:pos="2880"/>
+        </w:tabs>
+        <w:ind w:left="2880" w:hanging="360"/>
+      </w:pPr>
+      <w:rPr>
+        <w:rFonts w:ascii="Wingdings" w:hAnsi="Wingdings" w:hint="default"/>
+        <w:sz w:val="20"/>
+      </w:rPr>
+    </w:lvl>
+    <w:lvl w:ilvl="4" w:tentative="1">
+      <w:start w:val="1"/>
+      <w:numFmt w:val="bullet"/>
+      <w:lvlText w:val=""/>
+      <w:lvlJc w:val="left"/>
+      <w:pPr>
+        <w:tabs>
+          <w:tab w:val="num" w:pos="3600"/>
+        </w:tabs>
+        <w:ind w:left="3600" w:hanging="360"/>
+      </w:pPr>
+      <w:rPr>
+        <w:rFonts w:ascii="Wingdings" w:hAnsi="Wingdings" w:hint="default"/>
+        <w:sz w:val="20"/>
+      </w:rPr>
+    </w:lvl>
+    <w:lvl w:ilvl="5" w:tentative="1">
+      <w:start w:val="1"/>
+      <w:numFmt w:val="bullet"/>
+      <w:lvlText w:val=""/>
+      <w:lvlJc w:val="left"/>
+      <w:pPr>
+        <w:tabs>
+          <w:tab w:val="num" w:pos="4320"/>
+        </w:tabs>
+        <w:ind w:left="4320" w:hanging="360"/>
+      </w:pPr>
+      <w:rPr>
+        <w:rFonts w:ascii="Wingdings" w:hAnsi="Wingdings" w:hint="default"/>
+        <w:sz w:val="20"/>
+      </w:rPr>
+    </w:lvl>
+    <w:lvl w:ilvl="6" w:tentative="1">
+      <w:start w:val="1"/>
+      <w:numFmt w:val="bullet"/>
+      <w:lvlText w:val=""/>
+      <w:lvlJc w:val="left"/>
+      <w:pPr>
+        <w:tabs>
+          <w:tab w:val="num" w:pos="5040"/>
+        </w:tabs>
+        <w:ind w:left="5040" w:hanging="360"/>
+      </w:pPr>
+      <w:rPr>
+        <w:rFonts w:ascii="Wingdings" w:hAnsi="Wingdings" w:hint="default"/>
+        <w:sz w:val="20"/>
+      </w:rPr>
+    </w:lvl>
+    <w:lvl w:ilvl="7" w:tentative="1">
+      <w:start w:val="1"/>
+      <w:numFmt w:val="bullet"/>
+      <w:lvlText w:val=""/>
+      <w:lvlJc w:val="left"/>
+      <w:pPr>
+        <w:tabs>
+          <w:tab w:val="num" w:pos="5760"/>
+        </w:tabs>
+        <w:ind w:left="5760" w:hanging="360"/>
+      </w:pPr>
+      <w:rPr>
+        <w:rFonts w:ascii="Wingdings" w:hAnsi="Wingdings" w:hint="default"/>
+        <w:sz w:val="20"/>
+      </w:rPr>
+    </w:lvl>
+    <w:lvl w:ilvl="8" w:tentative="1">
+      <w:start w:val="1"/>
+      <w:numFmt w:val="bullet"/>
+      <w:lvlText w:val=""/>
+      <w:lvlJc w:val="left"/>
+      <w:pPr>
+        <w:tabs>
+          <w:tab w:val="num" w:pos="6480"/>
+        </w:tabs>
+        <w:ind w:left="6480" w:hanging="360"/>
+      </w:pPr>
+      <w:rPr>
+        <w:rFonts w:ascii="Wingdings" w:hAnsi="Wingdings" w:hint="default"/>
+        <w:sz w:val="20"/>
+      </w:rPr>
+    </w:lvl>
+  </w:abstractNum>
+  <w:abstractNum w:abstractNumId="7" w15:restartNumberingAfterBreak="0">
+    <w:nsid w:val="2E802218"/>
+    <w:multiLevelType w:val="multilevel"/>
+    <w:tmpl w:val="3E4A2BDA"/>
+    <w:lvl w:ilvl="0">
+      <w:start w:val="1"/>
+      <w:numFmt w:val="bullet"/>
+      <w:lvlText w:val=""/>
+      <w:lvlJc w:val="left"/>
+      <w:pPr>
+        <w:tabs>
+          <w:tab w:val="num" w:pos="720"/>
+        </w:tabs>
+        <w:ind w:left="720" w:hanging="360"/>
+      </w:pPr>
+      <w:rPr>
+        <w:rFonts w:ascii="Symbol" w:hAnsi="Symbol" w:hint="default"/>
+        <w:sz w:val="20"/>
+      </w:rPr>
+    </w:lvl>
+    <w:lvl w:ilvl="1" w:tentative="1">
+      <w:start w:val="1"/>
+      <w:numFmt w:val="bullet"/>
+      <w:lvlText w:val="o"/>
+      <w:lvlJc w:val="left"/>
+      <w:pPr>
+        <w:tabs>
+          <w:tab w:val="num" w:pos="1440"/>
+        </w:tabs>
+        <w:ind w:left="1440" w:hanging="360"/>
+      </w:pPr>
+      <w:rPr>
+        <w:rFonts w:ascii="Courier New" w:hAnsi="Courier New" w:hint="default"/>
+        <w:sz w:val="20"/>
+      </w:rPr>
+    </w:lvl>
+    <w:lvl w:ilvl="2" w:tentative="1">
+      <w:start w:val="1"/>
+      <w:numFmt w:val="bullet"/>
+      <w:lvlText w:val=""/>
+      <w:lvlJc w:val="left"/>
+      <w:pPr>
+        <w:tabs>
+          <w:tab w:val="num" w:pos="2160"/>
+        </w:tabs>
+        <w:ind w:left="2160" w:hanging="360"/>
+      </w:pPr>
+      <w:rPr>
+        <w:rFonts w:ascii="Wingdings" w:hAnsi="Wingdings" w:hint="default"/>
+        <w:sz w:val="20"/>
+      </w:rPr>
+    </w:lvl>
+    <w:lvl w:ilvl="3" w:tentative="1">
+      <w:start w:val="1"/>
+      <w:numFmt w:val="bullet"/>
+      <w:lvlText w:val=""/>
+      <w:lvlJc w:val="left"/>
+      <w:pPr>
+        <w:tabs>
+          <w:tab w:val="num" w:pos="2880"/>
+        </w:tabs>
+        <w:ind w:left="2880" w:hanging="360"/>
+      </w:pPr>
+      <w:rPr>
+        <w:rFonts w:ascii="Wingdings" w:hAnsi="Wingdings" w:hint="default"/>
+        <w:sz w:val="20"/>
+      </w:rPr>
+    </w:lvl>
+    <w:lvl w:ilvl="4" w:tentative="1">
+      <w:start w:val="1"/>
+      <w:numFmt w:val="bullet"/>
+      <w:lvlText w:val=""/>
+      <w:lvlJc w:val="left"/>
+      <w:pPr>
+        <w:tabs>
+          <w:tab w:val="num" w:pos="3600"/>
+        </w:tabs>
+        <w:ind w:left="3600" w:hanging="360"/>
+      </w:pPr>
+      <w:rPr>
+        <w:rFonts w:ascii="Wingdings" w:hAnsi="Wingdings" w:hint="default"/>
+        <w:sz w:val="20"/>
+      </w:rPr>
+    </w:lvl>
+    <w:lvl w:ilvl="5" w:tentative="1">
+      <w:start w:val="1"/>
+      <w:numFmt w:val="bullet"/>
+      <w:lvlText w:val=""/>
+      <w:lvlJc w:val="left"/>
+      <w:pPr>
+        <w:tabs>
+          <w:tab w:val="num" w:pos="4320"/>
+        </w:tabs>
+        <w:ind w:left="4320" w:hanging="360"/>
+      </w:pPr>
+      <w:rPr>
+        <w:rFonts w:ascii="Wingdings" w:hAnsi="Wingdings" w:hint="default"/>
+        <w:sz w:val="20"/>
+      </w:rPr>
+    </w:lvl>
+    <w:lvl w:ilvl="6" w:tentative="1">
+      <w:start w:val="1"/>
+      <w:numFmt w:val="bullet"/>
+      <w:lvlText w:val=""/>
+      <w:lvlJc w:val="left"/>
+      <w:pPr>
+        <w:tabs>
+          <w:tab w:val="num" w:pos="5040"/>
+        </w:tabs>
+        <w:ind w:left="5040" w:hanging="360"/>
+      </w:pPr>
+      <w:rPr>
+        <w:rFonts w:ascii="Wingdings" w:hAnsi="Wingdings" w:hint="default"/>
+        <w:sz w:val="20"/>
+      </w:rPr>
+    </w:lvl>
+    <w:lvl w:ilvl="7" w:tentative="1">
+      <w:start w:val="1"/>
+      <w:numFmt w:val="bullet"/>
+      <w:lvlText w:val=""/>
+      <w:lvlJc w:val="left"/>
+      <w:pPr>
+        <w:tabs>
+          <w:tab w:val="num" w:pos="5760"/>
+        </w:tabs>
+        <w:ind w:left="5760" w:hanging="360"/>
+      </w:pPr>
+      <w:rPr>
+        <w:rFonts w:ascii="Wingdings" w:hAnsi="Wingdings" w:hint="default"/>
+        <w:sz w:val="20"/>
+      </w:rPr>
+    </w:lvl>
+    <w:lvl w:ilvl="8" w:tentative="1">
+      <w:start w:val="1"/>
+      <w:numFmt w:val="bullet"/>
+      <w:lvlText w:val=""/>
+      <w:lvlJc w:val="left"/>
+      <w:pPr>
+        <w:tabs>
+          <w:tab w:val="num" w:pos="6480"/>
+        </w:tabs>
+        <w:ind w:left="6480" w:hanging="360"/>
+      </w:pPr>
+      <w:rPr>
+        <w:rFonts w:ascii="Wingdings" w:hAnsi="Wingdings" w:hint="default"/>
+        <w:sz w:val="20"/>
+      </w:rPr>
+    </w:lvl>
+  </w:abstractNum>
+  <w:abstractNum w:abstractNumId="8" w15:restartNumberingAfterBreak="0">
+    <w:nsid w:val="35A52A00"/>
+    <w:multiLevelType w:val="multilevel"/>
+    <w:tmpl w:val="1BB09490"/>
+    <w:lvl w:ilvl="0">
+      <w:start w:val="1"/>
+      <w:numFmt w:val="bullet"/>
+      <w:lvlText w:val=""/>
+      <w:lvlJc w:val="left"/>
+      <w:pPr>
+        <w:tabs>
+          <w:tab w:val="num" w:pos="720"/>
+        </w:tabs>
+        <w:ind w:left="720" w:hanging="360"/>
+      </w:pPr>
+      <w:rPr>
+        <w:rFonts w:ascii="Symbol" w:hAnsi="Symbol" w:hint="default"/>
+        <w:sz w:val="20"/>
+      </w:rPr>
+    </w:lvl>
+    <w:lvl w:ilvl="1" w:tentative="1">
+      <w:start w:val="1"/>
+      <w:numFmt w:val="bullet"/>
+      <w:lvlText w:val="o"/>
+      <w:lvlJc w:val="left"/>
+      <w:pPr>
+        <w:tabs>
+          <w:tab w:val="num" w:pos="1440"/>
+        </w:tabs>
+        <w:ind w:left="1440" w:hanging="360"/>
+      </w:pPr>
+      <w:rPr>
+        <w:rFonts w:ascii="Courier New" w:hAnsi="Courier New" w:hint="default"/>
+        <w:sz w:val="20"/>
+      </w:rPr>
+    </w:lvl>
+    <w:lvl w:ilvl="2" w:tentative="1">
+      <w:start w:val="1"/>
+      <w:numFmt w:val="bullet"/>
+      <w:lvlText w:val=""/>
+      <w:lvlJc w:val="left"/>
+      <w:pPr>
+        <w:tabs>
+          <w:tab w:val="num" w:pos="2160"/>
+        </w:tabs>
+        <w:ind w:left="2160" w:hanging="360"/>
+      </w:pPr>
+      <w:rPr>
+        <w:rFonts w:ascii="Wingdings" w:hAnsi="Wingdings" w:hint="default"/>
+        <w:sz w:val="20"/>
+      </w:rPr>
+    </w:lvl>
+    <w:lvl w:ilvl="3" w:tentative="1">
+      <w:start w:val="1"/>
+      <w:numFmt w:val="bullet"/>
+      <w:lvlText w:val=""/>
+      <w:lvlJc w:val="left"/>
+      <w:pPr>
+        <w:tabs>
+          <w:tab w:val="num" w:pos="2880"/>
+        </w:tabs>
+        <w:ind w:left="2880" w:hanging="360"/>
+      </w:pPr>
+      <w:rPr>
+        <w:rFonts w:ascii="Wingdings" w:hAnsi="Wingdings" w:hint="default"/>
+        <w:sz w:val="20"/>
+      </w:rPr>
+    </w:lvl>
+    <w:lvl w:ilvl="4" w:tentative="1">
+      <w:start w:val="1"/>
+      <w:numFmt w:val="bullet"/>
+      <w:lvlText w:val=""/>
+      <w:lvlJc w:val="left"/>
+      <w:pPr>
+        <w:tabs>
+          <w:tab w:val="num" w:pos="3600"/>
+        </w:tabs>
+        <w:ind w:left="3600" w:hanging="360"/>
+      </w:pPr>
+      <w:rPr>
+        <w:rFonts w:ascii="Wingdings" w:hAnsi="Wingdings" w:hint="default"/>
+        <w:sz w:val="20"/>
+      </w:rPr>
+    </w:lvl>
+    <w:lvl w:ilvl="5" w:tentative="1">
+      <w:start w:val="1"/>
+      <w:numFmt w:val="bullet"/>
+      <w:lvlText w:val=""/>
+      <w:lvlJc w:val="left"/>
+      <w:pPr>
+        <w:tabs>
+          <w:tab w:val="num" w:pos="4320"/>
+        </w:tabs>
+        <w:ind w:left="4320" w:hanging="360"/>
+      </w:pPr>
+      <w:rPr>
+        <w:rFonts w:ascii="Wingdings" w:hAnsi="Wingdings" w:hint="default"/>
+        <w:sz w:val="20"/>
+      </w:rPr>
+    </w:lvl>
+    <w:lvl w:ilvl="6" w:tentative="1">
+      <w:start w:val="1"/>
+      <w:numFmt w:val="bullet"/>
+      <w:lvlText w:val=""/>
+      <w:lvlJc w:val="left"/>
+      <w:pPr>
+        <w:tabs>
+          <w:tab w:val="num" w:pos="5040"/>
+        </w:tabs>
+        <w:ind w:left="5040" w:hanging="360"/>
+      </w:pPr>
+      <w:rPr>
+        <w:rFonts w:ascii="Wingdings" w:hAnsi="Wingdings" w:hint="default"/>
+        <w:sz w:val="20"/>
+      </w:rPr>
+    </w:lvl>
+    <w:lvl w:ilvl="7" w:tentative="1">
+      <w:start w:val="1"/>
+      <w:numFmt w:val="bullet"/>
+      <w:lvlText w:val=""/>
+      <w:lvlJc w:val="left"/>
+      <w:pPr>
+        <w:tabs>
+          <w:tab w:val="num" w:pos="5760"/>
+        </w:tabs>
+        <w:ind w:left="5760" w:hanging="360"/>
+      </w:pPr>
+      <w:rPr>
+        <w:rFonts w:ascii="Wingdings" w:hAnsi="Wingdings" w:hint="default"/>
+        <w:sz w:val="20"/>
+      </w:rPr>
+    </w:lvl>
+    <w:lvl w:ilvl="8" w:tentative="1">
+      <w:start w:val="1"/>
+      <w:numFmt w:val="bullet"/>
+      <w:lvlText w:val=""/>
+      <w:lvlJc w:val="left"/>
+      <w:pPr>
+        <w:tabs>
+          <w:tab w:val="num" w:pos="6480"/>
+        </w:tabs>
+        <w:ind w:left="6480" w:hanging="360"/>
+      </w:pPr>
+      <w:rPr>
+        <w:rFonts w:ascii="Wingdings" w:hAnsi="Wingdings" w:hint="default"/>
+        <w:sz w:val="20"/>
+      </w:rPr>
+    </w:lvl>
+  </w:abstractNum>
+  <w:abstractNum w:abstractNumId="9" w15:restartNumberingAfterBreak="0">
+    <w:nsid w:val="5187778B"/>
+    <w:multiLevelType w:val="hybridMultilevel"/>
+    <w:tmpl w:val="A620C0F2"/>
+    <w:lvl w:ilvl="0" w:tplc="4009000F">
+      <w:start w:val="1"/>
+      <w:numFmt w:val="decimal"/>
+      <w:lvlText w:val="%1."/>
+      <w:lvlJc w:val="left"/>
+      <w:pPr>
+        <w:ind w:left="1080" w:hanging="360"/>
+      </w:pPr>
+    </w:lvl>
+    <w:lvl w:ilvl="1" w:tplc="40090019" w:tentative="1">
+      <w:start w:val="1"/>
+      <w:numFmt w:val="lowerLetter"/>
+      <w:lvlText w:val="%2."/>
+      <w:lvlJc w:val="left"/>
+      <w:pPr>
+        <w:ind w:left="1800" w:hanging="360"/>
+      </w:pPr>
+    </w:lvl>
+    <w:lvl w:ilvl="2" w:tplc="4009001B" w:tentative="1">
+      <w:start w:val="1"/>
+      <w:numFmt w:val="lowerRoman"/>
+      <w:lvlText w:val="%3."/>
+      <w:lvlJc w:val="right"/>
+      <w:pPr>
+        <w:ind w:left="2520" w:hanging="180"/>
+      </w:pPr>
+    </w:lvl>
+    <w:lvl w:ilvl="3" w:tplc="4009000F" w:tentative="1">
+      <w:start w:val="1"/>
+      <w:numFmt w:val="decimal"/>
+      <w:lvlText w:val="%4."/>
+      <w:lvlJc w:val="left"/>
+      <w:pPr>
+        <w:ind w:left="3240" w:hanging="360"/>
+      </w:pPr>
+    </w:lvl>
+    <w:lvl w:ilvl="4" w:tplc="40090019" w:tentative="1">
+      <w:start w:val="1"/>
+      <w:numFmt w:val="lowerLetter"/>
+      <w:lvlText w:val="%5."/>
+      <w:lvlJc w:val="left"/>
+      <w:pPr>
+        <w:ind w:left="3960" w:hanging="360"/>
+      </w:pPr>
+    </w:lvl>
+    <w:lvl w:ilvl="5" w:tplc="4009001B" w:tentative="1">
+      <w:start w:val="1"/>
+      <w:numFmt w:val="lowerRoman"/>
+      <w:lvlText w:val="%6."/>
+      <w:lvlJc w:val="right"/>
+      <w:pPr>
+        <w:ind w:left="4680" w:hanging="180"/>
+      </w:pPr>
+    </w:lvl>
+    <w:lvl w:ilvl="6" w:tplc="4009000F" w:tentative="1">
+      <w:start w:val="1"/>
+      <w:numFmt w:val="decimal"/>
+      <w:lvlText w:val="%7."/>
+      <w:lvlJc w:val="left"/>
+      <w:pPr>
+        <w:ind w:left="5400" w:hanging="360"/>
+      </w:pPr>
+    </w:lvl>
+    <w:lvl w:ilvl="7" w:tplc="40090019" w:tentative="1">
+      <w:start w:val="1"/>
+      <w:numFmt w:val="lowerLetter"/>
+      <w:lvlText w:val="%8."/>
+      <w:lvlJc w:val="left"/>
+      <w:pPr>
+        <w:ind w:left="6120" w:hanging="360"/>
+      </w:pPr>
+    </w:lvl>
+    <w:lvl w:ilvl="8" w:tplc="4009001B" w:tentative="1">
+      <w:start w:val="1"/>
+      <w:numFmt w:val="lowerRoman"/>
+      <w:lvlText w:val="%9."/>
+      <w:lvlJc w:val="right"/>
+      <w:pPr>
+        <w:ind w:left="6840" w:hanging="180"/>
+      </w:pPr>
+    </w:lvl>
+  </w:abstractNum>
+  <w:abstractNum w:abstractNumId="10" w15:restartNumberingAfterBreak="0">
+    <w:nsid w:val="556965B4"/>
+    <w:multiLevelType w:val="multilevel"/>
+    <w:tmpl w:val="1278C2C6"/>
+    <w:lvl w:ilvl="0">
+      <w:start w:val="1"/>
+      <w:numFmt w:val="bullet"/>
+      <w:lvlText w:val=""/>
+      <w:lvlJc w:val="left"/>
+      <w:pPr>
+        <w:tabs>
+          <w:tab w:val="num" w:pos="720"/>
+        </w:tabs>
+        <w:ind w:left="720" w:hanging="360"/>
+      </w:pPr>
+      <w:rPr>
+        <w:rFonts w:ascii="Symbol" w:hAnsi="Symbol" w:hint="default"/>
+        <w:sz w:val="20"/>
+      </w:rPr>
+    </w:lvl>
+    <w:lvl w:ilvl="1" w:tentative="1">
+      <w:start w:val="1"/>
+      <w:numFmt w:val="bullet"/>
+      <w:lvlText w:val="o"/>
+      <w:lvlJc w:val="left"/>
+      <w:pPr>
+        <w:tabs>
+          <w:tab w:val="num" w:pos="1440"/>
+        </w:tabs>
+        <w:ind w:left="1440" w:hanging="360"/>
+      </w:pPr>
+      <w:rPr>
+        <w:rFonts w:ascii="Courier New" w:hAnsi="Courier New" w:hint="default"/>
+        <w:sz w:val="20"/>
+      </w:rPr>
+    </w:lvl>
+    <w:lvl w:ilvl="2" w:tentative="1">
+      <w:start w:val="1"/>
+      <w:numFmt w:val="bullet"/>
+      <w:lvlText w:val=""/>
+      <w:lvlJc w:val="left"/>
+      <w:pPr>
+        <w:tabs>
+          <w:tab w:val="num" w:pos="2160"/>
+        </w:tabs>
+        <w:ind w:left="2160" w:hanging="360"/>
+      </w:pPr>
+      <w:rPr>
+        <w:rFonts w:ascii="Wingdings" w:hAnsi="Wingdings" w:hint="default"/>
+        <w:sz w:val="20"/>
+      </w:rPr>
+    </w:lvl>
+    <w:lvl w:ilvl="3" w:tentative="1">
+      <w:start w:val="1"/>
+      <w:numFmt w:val="bullet"/>
+      <w:lvlText w:val=""/>
+      <w:lvlJc w:val="left"/>
+      <w:pPr>
+        <w:tabs>
+          <w:tab w:val="num" w:pos="2880"/>
+        </w:tabs>
+        <w:ind w:left="2880" w:hanging="360"/>
+      </w:pPr>
+      <w:rPr>
+        <w:rFonts w:ascii="Wingdings" w:hAnsi="Wingdings" w:hint="default"/>
+        <w:sz w:val="20"/>
+      </w:rPr>
+    </w:lvl>
+    <w:lvl w:ilvl="4" w:tentative="1">
+      <w:start w:val="1"/>
+      <w:numFmt w:val="bullet"/>
+      <w:lvlText w:val=""/>
+      <w:lvlJc w:val="left"/>
+      <w:pPr>
+        <w:tabs>
+          <w:tab w:val="num" w:pos="3600"/>
+        </w:tabs>
+        <w:ind w:left="3600" w:hanging="360"/>
+      </w:pPr>
+      <w:rPr>
+        <w:rFonts w:ascii="Wingdings" w:hAnsi="Wingdings" w:hint="default"/>
+        <w:sz w:val="20"/>
+      </w:rPr>
+    </w:lvl>
+    <w:lvl w:ilvl="5" w:tentative="1">
+      <w:start w:val="1"/>
+      <w:numFmt w:val="bullet"/>
+      <w:lvlText w:val=""/>
+      <w:lvlJc w:val="left"/>
+      <w:pPr>
+        <w:tabs>
+          <w:tab w:val="num" w:pos="4320"/>
+        </w:tabs>
+        <w:ind w:left="4320" w:hanging="360"/>
+      </w:pPr>
+      <w:rPr>
+        <w:rFonts w:ascii="Wingdings" w:hAnsi="Wingdings" w:hint="default"/>
+        <w:sz w:val="20"/>
+      </w:rPr>
+    </w:lvl>
+    <w:lvl w:ilvl="6" w:tentative="1">
+      <w:start w:val="1"/>
+      <w:numFmt w:val="bullet"/>
+      <w:lvlText w:val=""/>
+      <w:lvlJc w:val="left"/>
+      <w:pPr>
+        <w:tabs>
+          <w:tab w:val="num" w:pos="5040"/>
+        </w:tabs>
+        <w:ind w:left="5040" w:hanging="360"/>
+      </w:pPr>
+      <w:rPr>
+        <w:rFonts w:ascii="Wingdings" w:hAnsi="Wingdings" w:hint="default"/>
+        <w:sz w:val="20"/>
+      </w:rPr>
+    </w:lvl>
+    <w:lvl w:ilvl="7" w:tentative="1">
+      <w:start w:val="1"/>
+      <w:numFmt w:val="bullet"/>
+      <w:lvlText w:val=""/>
+      <w:lvlJc w:val="left"/>
+      <w:pPr>
+        <w:tabs>
+          <w:tab w:val="num" w:pos="5760"/>
+        </w:tabs>
+        <w:ind w:left="5760" w:hanging="360"/>
+      </w:pPr>
+      <w:rPr>
+        <w:rFonts w:ascii="Wingdings" w:hAnsi="Wingdings" w:hint="default"/>
+        <w:sz w:val="20"/>
+      </w:rPr>
+    </w:lvl>
+    <w:lvl w:ilvl="8" w:tentative="1">
+      <w:start w:val="1"/>
+      <w:numFmt w:val="bullet"/>
+      <w:lvlText w:val=""/>
+      <w:lvlJc w:val="left"/>
+      <w:pPr>
+        <w:tabs>
+          <w:tab w:val="num" w:pos="6480"/>
+        </w:tabs>
+        <w:ind w:left="6480" w:hanging="360"/>
+      </w:pPr>
+      <w:rPr>
+        <w:rFonts w:ascii="Wingdings" w:hAnsi="Wingdings" w:hint="default"/>
+        <w:sz w:val="20"/>
+      </w:rPr>
+    </w:lvl>
+  </w:abstractNum>
+  <w:abstractNum w:abstractNumId="11" w15:restartNumberingAfterBreak="0">
+    <w:nsid w:val="5E2213AC"/>
+    <w:multiLevelType w:val="multilevel"/>
+    <w:tmpl w:val="9D3EC65E"/>
+    <w:lvl w:ilvl="0">
+      <w:start w:val="1"/>
+      <w:numFmt w:val="bullet"/>
+      <w:lvlText w:val=""/>
+      <w:lvlJc w:val="left"/>
+      <w:pPr>
+        <w:tabs>
+          <w:tab w:val="num" w:pos="720"/>
+        </w:tabs>
+        <w:ind w:left="720" w:hanging="360"/>
+      </w:pPr>
+      <w:rPr>
+        <w:rFonts w:ascii="Symbol" w:hAnsi="Symbol" w:hint="default"/>
+        <w:sz w:val="20"/>
+      </w:rPr>
+    </w:lvl>
+    <w:lvl w:ilvl="1" w:tentative="1">
+      <w:start w:val="1"/>
+      <w:numFmt w:val="bullet"/>
+      <w:lvlText w:val="o"/>
+      <w:lvlJc w:val="left"/>
+      <w:pPr>
+        <w:tabs>
+          <w:tab w:val="num" w:pos="1440"/>
+        </w:tabs>
+        <w:ind w:left="1440" w:hanging="360"/>
+      </w:pPr>
+      <w:rPr>
+        <w:rFonts w:ascii="Courier New" w:hAnsi="Courier New" w:hint="default"/>
+        <w:sz w:val="20"/>
+      </w:rPr>
+    </w:lvl>
+    <w:lvl w:ilvl="2" w:tentative="1">
+      <w:start w:val="1"/>
+      <w:numFmt w:val="bullet"/>
+      <w:lvlText w:val=""/>
+      <w:lvlJc w:val="left"/>
+      <w:pPr>
+        <w:tabs>
+          <w:tab w:val="num" w:pos="2160"/>
+        </w:tabs>
+        <w:ind w:left="2160" w:hanging="360"/>
+      </w:pPr>
+      <w:rPr>
+        <w:rFonts w:ascii="Wingdings" w:hAnsi="Wingdings" w:hint="default"/>
+        <w:sz w:val="20"/>
+      </w:rPr>
+    </w:lvl>
+    <w:lvl w:ilvl="3" w:tentative="1">
+      <w:start w:val="1"/>
+      <w:numFmt w:val="bullet"/>
+      <w:lvlText w:val=""/>
+      <w:lvlJc w:val="left"/>
+      <w:pPr>
+        <w:tabs>
+          <w:tab w:val="num" w:pos="2880"/>
+        </w:tabs>
+        <w:ind w:left="2880" w:hanging="360"/>
+      </w:pPr>
+      <w:rPr>
+        <w:rFonts w:ascii="Wingdings" w:hAnsi="Wingdings" w:hint="default"/>
+        <w:sz w:val="20"/>
+      </w:rPr>
+    </w:lvl>
+    <w:lvl w:ilvl="4" w:tentative="1">
+      <w:start w:val="1"/>
+      <w:numFmt w:val="bullet"/>
+      <w:lvlText w:val=""/>
+      <w:lvlJc w:val="left"/>
+      <w:pPr>
+        <w:tabs>
+          <w:tab w:val="num" w:pos="3600"/>
+        </w:tabs>
+        <w:ind w:left="3600" w:hanging="360"/>
+      </w:pPr>
+      <w:rPr>
+        <w:rFonts w:ascii="Wingdings" w:hAnsi="Wingdings" w:hint="default"/>
+        <w:sz w:val="20"/>
+      </w:rPr>
+    </w:lvl>
+    <w:lvl w:ilvl="5" w:tentative="1">
+      <w:start w:val="1"/>
+      <w:numFmt w:val="bullet"/>
+      <w:lvlText w:val=""/>
+      <w:lvlJc w:val="left"/>
+      <w:pPr>
+        <w:tabs>
+          <w:tab w:val="num" w:pos="4320"/>
+        </w:tabs>
+        <w:ind w:left="4320" w:hanging="360"/>
+      </w:pPr>
+      <w:rPr>
+        <w:rFonts w:ascii="Wingdings" w:hAnsi="Wingdings" w:hint="default"/>
+        <w:sz w:val="20"/>
+      </w:rPr>
+    </w:lvl>
+    <w:lvl w:ilvl="6" w:tentative="1">
+      <w:start w:val="1"/>
+      <w:numFmt w:val="bullet"/>
+      <w:lvlText w:val=""/>
+      <w:lvlJc w:val="left"/>
+      <w:pPr>
+        <w:tabs>
+          <w:tab w:val="num" w:pos="5040"/>
+        </w:tabs>
+        <w:ind w:left="5040" w:hanging="360"/>
+      </w:pPr>
+      <w:rPr>
+        <w:rFonts w:ascii="Wingdings" w:hAnsi="Wingdings" w:hint="default"/>
+        <w:sz w:val="20"/>
+      </w:rPr>
+    </w:lvl>
+    <w:lvl w:ilvl="7" w:tentative="1">
+      <w:start w:val="1"/>
+      <w:numFmt w:val="bullet"/>
+      <w:lvlText w:val=""/>
+      <w:lvlJc w:val="left"/>
+      <w:pPr>
+        <w:tabs>
+          <w:tab w:val="num" w:pos="5760"/>
+        </w:tabs>
+        <w:ind w:left="5760" w:hanging="360"/>
+      </w:pPr>
+      <w:rPr>
+        <w:rFonts w:ascii="Wingdings" w:hAnsi="Wingdings" w:hint="default"/>
+        <w:sz w:val="20"/>
+      </w:rPr>
+    </w:lvl>
+    <w:lvl w:ilvl="8" w:tentative="1">
+      <w:start w:val="1"/>
+      <w:numFmt w:val="bullet"/>
+      <w:lvlText w:val=""/>
+      <w:lvlJc w:val="left"/>
+      <w:pPr>
+        <w:tabs>
+          <w:tab w:val="num" w:pos="6480"/>
+        </w:tabs>
+        <w:ind w:left="6480" w:hanging="360"/>
+      </w:pPr>
+      <w:rPr>
+        <w:rFonts w:ascii="Wingdings" w:hAnsi="Wingdings" w:hint="default"/>
+        <w:sz w:val="20"/>
+      </w:rPr>
+    </w:lvl>
+  </w:abstractNum>
+  <w:abstractNum w:abstractNumId="12" w15:restartNumberingAfterBreak="0">
+    <w:nsid w:val="5E983E75"/>
+    <w:multiLevelType w:val="multilevel"/>
+    <w:tmpl w:val="92D4424A"/>
+    <w:lvl w:ilvl="0">
+      <w:start w:val="1"/>
+      <w:numFmt w:val="bullet"/>
+      <w:lvlText w:val=""/>
+      <w:lvlJc w:val="left"/>
+      <w:pPr>
+        <w:tabs>
+          <w:tab w:val="num" w:pos="720"/>
+        </w:tabs>
+        <w:ind w:left="720" w:hanging="360"/>
+      </w:pPr>
+      <w:rPr>
+        <w:rFonts w:ascii="Symbol" w:hAnsi="Symbol" w:hint="default"/>
+        <w:sz w:val="20"/>
+      </w:rPr>
+    </w:lvl>
+    <w:lvl w:ilvl="1" w:tentative="1">
+      <w:start w:val="1"/>
+      <w:numFmt w:val="bullet"/>
+      <w:lvlText w:val="o"/>
+      <w:lvlJc w:val="left"/>
+      <w:pPr>
+        <w:tabs>
+          <w:tab w:val="num" w:pos="1440"/>
+        </w:tabs>
+        <w:ind w:left="1440" w:hanging="360"/>
+      </w:pPr>
+      <w:rPr>
+        <w:rFonts w:ascii="Courier New" w:hAnsi="Courier New" w:hint="default"/>
+        <w:sz w:val="20"/>
+      </w:rPr>
+    </w:lvl>
+    <w:lvl w:ilvl="2" w:tentative="1">
+      <w:start w:val="1"/>
+      <w:numFmt w:val="bullet"/>
+      <w:lvlText w:val=""/>
+      <w:lvlJc w:val="left"/>
+      <w:pPr>
+        <w:tabs>
+          <w:tab w:val="num" w:pos="2160"/>
+        </w:tabs>
+        <w:ind w:left="2160" w:hanging="360"/>
+      </w:pPr>
+      <w:rPr>
+        <w:rFonts w:ascii="Wingdings" w:hAnsi="Wingdings" w:hint="default"/>
+        <w:sz w:val="20"/>
+      </w:rPr>
+    </w:lvl>
+    <w:lvl w:ilvl="3" w:tentative="1">
+      <w:start w:val="1"/>
+      <w:numFmt w:val="bullet"/>
+      <w:lvlText w:val=""/>
+      <w:lvlJc w:val="left"/>
+      <w:pPr>
+        <w:tabs>
+          <w:tab w:val="num" w:pos="2880"/>
+        </w:tabs>
+        <w:ind w:left="2880" w:hanging="360"/>
+      </w:pPr>
+      <w:rPr>
+        <w:rFonts w:ascii="Wingdings" w:hAnsi="Wingdings" w:hint="default"/>
+        <w:sz w:val="20"/>
+      </w:rPr>
+    </w:lvl>
+    <w:lvl w:ilvl="4" w:tentative="1">
+      <w:start w:val="1"/>
+      <w:numFmt w:val="bullet"/>
+      <w:lvlText w:val=""/>
+      <w:lvlJc w:val="left"/>
+      <w:pPr>
+        <w:tabs>
+          <w:tab w:val="num" w:pos="3600"/>
+        </w:tabs>
+        <w:ind w:left="3600" w:hanging="360"/>
+      </w:pPr>
+      <w:rPr>
+        <w:rFonts w:ascii="Wingdings" w:hAnsi="Wingdings" w:hint="default"/>
+        <w:sz w:val="20"/>
+      </w:rPr>
+    </w:lvl>
+    <w:lvl w:ilvl="5" w:tentative="1">
+      <w:start w:val="1"/>
+      <w:numFmt w:val="bullet"/>
+      <w:lvlText w:val=""/>
+      <w:lvlJc w:val="left"/>
+      <w:pPr>
+        <w:tabs>
+          <w:tab w:val="num" w:pos="4320"/>
+        </w:tabs>
+        <w:ind w:left="4320" w:hanging="360"/>
+      </w:pPr>
+      <w:rPr>
+        <w:rFonts w:ascii="Wingdings" w:hAnsi="Wingdings" w:hint="default"/>
+        <w:sz w:val="20"/>
+      </w:rPr>
+    </w:lvl>
+    <w:lvl w:ilvl="6" w:tentative="1">
+      <w:start w:val="1"/>
+      <w:numFmt w:val="bullet"/>
+      <w:lvlText w:val=""/>
+      <w:lvlJc w:val="left"/>
+      <w:pPr>
+        <w:tabs>
+          <w:tab w:val="num" w:pos="5040"/>
+        </w:tabs>
+        <w:ind w:left="5040" w:hanging="360"/>
+      </w:pPr>
+      <w:rPr>
+        <w:rFonts w:ascii="Wingdings" w:hAnsi="Wingdings" w:hint="default"/>
+        <w:sz w:val="20"/>
+      </w:rPr>
+    </w:lvl>
+    <w:lvl w:ilvl="7" w:tentative="1">
+      <w:start w:val="1"/>
+      <w:numFmt w:val="bullet"/>
+      <w:lvlText w:val=""/>
+      <w:lvlJc w:val="left"/>
+      <w:pPr>
+        <w:tabs>
+          <w:tab w:val="num" w:pos="5760"/>
+        </w:tabs>
+        <w:ind w:left="5760" w:hanging="360"/>
+      </w:pPr>
+      <w:rPr>
+        <w:rFonts w:ascii="Wingdings" w:hAnsi="Wingdings" w:hint="default"/>
+        <w:sz w:val="20"/>
+      </w:rPr>
+    </w:lvl>
+    <w:lvl w:ilvl="8" w:tentative="1">
+      <w:start w:val="1"/>
+      <w:numFmt w:val="bullet"/>
+      <w:lvlText w:val=""/>
+      <w:lvlJc w:val="left"/>
+      <w:pPr>
+        <w:tabs>
+          <w:tab w:val="num" w:pos="6480"/>
+        </w:tabs>
+        <w:ind w:left="6480" w:hanging="360"/>
+      </w:pPr>
+      <w:rPr>
+        <w:rFonts w:ascii="Wingdings" w:hAnsi="Wingdings" w:hint="default"/>
+        <w:sz w:val="20"/>
+      </w:rPr>
+    </w:lvl>
+  </w:abstractNum>
+  <w:abstractNum w:abstractNumId="13" w15:restartNumberingAfterBreak="0">
+    <w:nsid w:val="5FDE04F6"/>
+    <w:multiLevelType w:val="multilevel"/>
+    <w:tmpl w:val="0ECC0046"/>
+    <w:lvl w:ilvl="0">
+      <w:start w:val="1"/>
+      <w:numFmt w:val="bullet"/>
+      <w:lvlText w:val=""/>
+      <w:lvlJc w:val="left"/>
+      <w:pPr>
+        <w:tabs>
+          <w:tab w:val="num" w:pos="720"/>
+        </w:tabs>
+        <w:ind w:left="720" w:hanging="360"/>
+      </w:pPr>
+      <w:rPr>
+        <w:rFonts w:ascii="Symbol" w:hAnsi="Symbol" w:hint="default"/>
+        <w:sz w:val="20"/>
+      </w:rPr>
+    </w:lvl>
+    <w:lvl w:ilvl="1" w:tentative="1">
+      <w:start w:val="1"/>
+      <w:numFmt w:val="bullet"/>
+      <w:lvlText w:val="o"/>
+      <w:lvlJc w:val="left"/>
+      <w:pPr>
+        <w:tabs>
+          <w:tab w:val="num" w:pos="1440"/>
+        </w:tabs>
+        <w:ind w:left="1440" w:hanging="360"/>
+      </w:pPr>
+      <w:rPr>
+        <w:rFonts w:ascii="Courier New" w:hAnsi="Courier New" w:hint="default"/>
+        <w:sz w:val="20"/>
+      </w:rPr>
+    </w:lvl>
+    <w:lvl w:ilvl="2" w:tentative="1">
+      <w:start w:val="1"/>
+      <w:numFmt w:val="bullet"/>
+      <w:lvlText w:val=""/>
+      <w:lvlJc w:val="left"/>
+      <w:pPr>
+        <w:tabs>
+          <w:tab w:val="num" w:pos="2160"/>
+        </w:tabs>
+        <w:ind w:left="2160" w:hanging="360"/>
+      </w:pPr>
+      <w:rPr>
+        <w:rFonts w:ascii="Wingdings" w:hAnsi="Wingdings" w:hint="default"/>
+        <w:sz w:val="20"/>
+      </w:rPr>
+    </w:lvl>
+    <w:lvl w:ilvl="3" w:tentative="1">
+      <w:start w:val="1"/>
+      <w:numFmt w:val="bullet"/>
+      <w:lvlText w:val=""/>
+      <w:lvlJc w:val="left"/>
+      <w:pPr>
+        <w:tabs>
+          <w:tab w:val="num" w:pos="2880"/>
+        </w:tabs>
+        <w:ind w:left="2880" w:hanging="360"/>
+      </w:pPr>
+      <w:rPr>
+        <w:rFonts w:ascii="Wingdings" w:hAnsi="Wingdings" w:hint="default"/>
+        <w:sz w:val="20"/>
+      </w:rPr>
+    </w:lvl>
+    <w:lvl w:ilvl="4" w:tentative="1">
+      <w:start w:val="1"/>
+      <w:numFmt w:val="bullet"/>
+      <w:lvlText w:val=""/>
+      <w:lvlJc w:val="left"/>
+      <w:pPr>
+        <w:tabs>
+          <w:tab w:val="num" w:pos="3600"/>
+        </w:tabs>
+        <w:ind w:left="3600" w:hanging="360"/>
+      </w:pPr>
+      <w:rPr>
+        <w:rFonts w:ascii="Wingdings" w:hAnsi="Wingdings" w:hint="default"/>
+        <w:sz w:val="20"/>
+      </w:rPr>
+    </w:lvl>
+    <w:lvl w:ilvl="5" w:tentative="1">
+      <w:start w:val="1"/>
+      <w:numFmt w:val="bullet"/>
+      <w:lvlText w:val=""/>
+      <w:lvlJc w:val="left"/>
+      <w:pPr>
+        <w:tabs>
+          <w:tab w:val="num" w:pos="4320"/>
+        </w:tabs>
+        <w:ind w:left="4320" w:hanging="360"/>
+      </w:pPr>
+      <w:rPr>
+        <w:rFonts w:ascii="Wingdings" w:hAnsi="Wingdings" w:hint="default"/>
+        <w:sz w:val="20"/>
+      </w:rPr>
+    </w:lvl>
+    <w:lvl w:ilvl="6" w:tentative="1">
+      <w:start w:val="1"/>
+      <w:numFmt w:val="bullet"/>
+      <w:lvlText w:val=""/>
+      <w:lvlJc w:val="left"/>
+      <w:pPr>
+        <w:tabs>
+          <w:tab w:val="num" w:pos="5040"/>
+        </w:tabs>
+        <w:ind w:left="5040" w:hanging="360"/>
+      </w:pPr>
+      <w:rPr>
+        <w:rFonts w:ascii="Wingdings" w:hAnsi="Wingdings" w:hint="default"/>
+        <w:sz w:val="20"/>
+      </w:rPr>
+    </w:lvl>
+    <w:lvl w:ilvl="7" w:tentative="1">
+      <w:start w:val="1"/>
+      <w:numFmt w:val="bullet"/>
+      <w:lvlText w:val=""/>
+      <w:lvlJc w:val="left"/>
+      <w:pPr>
+        <w:tabs>
+          <w:tab w:val="num" w:pos="5760"/>
+        </w:tabs>
+        <w:ind w:left="5760" w:hanging="360"/>
+      </w:pPr>
+      <w:rPr>
+        <w:rFonts w:ascii="Wingdings" w:hAnsi="Wingdings" w:hint="default"/>
+        <w:sz w:val="20"/>
+      </w:rPr>
+    </w:lvl>
+    <w:lvl w:ilvl="8" w:tentative="1">
+      <w:start w:val="1"/>
+      <w:numFmt w:val="bullet"/>
+      <w:lvlText w:val=""/>
+      <w:lvlJc w:val="left"/>
+      <w:pPr>
+        <w:tabs>
+          <w:tab w:val="num" w:pos="6480"/>
+        </w:tabs>
+        <w:ind w:left="6480" w:hanging="360"/>
+      </w:pPr>
+      <w:rPr>
+        <w:rFonts w:ascii="Wingdings" w:hAnsi="Wingdings" w:hint="default"/>
+        <w:sz w:val="20"/>
+      </w:rPr>
+    </w:lvl>
+  </w:abstractNum>
+  <w:abstractNum w:abstractNumId="14" w15:restartNumberingAfterBreak="0">
+    <w:nsid w:val="634764A6"/>
+    <w:multiLevelType w:val="hybridMultilevel"/>
+    <w:tmpl w:val="00EC95F4"/>
+    <w:lvl w:ilvl="0" w:tplc="40090001">
+      <w:start w:val="1"/>
+      <w:numFmt w:val="bullet"/>
+      <w:lvlText w:val=""/>
+      <w:lvlJc w:val="left"/>
+      <w:pPr>
+        <w:ind w:left="996" w:hanging="360"/>
+      </w:pPr>
+      <w:rPr>
+        <w:rFonts w:ascii="Symbol" w:hAnsi="Symbol" w:hint="default"/>
+      </w:rPr>
+    </w:lvl>
+    <w:lvl w:ilvl="1" w:tplc="40090003" w:tentative="1">
+      <w:start w:val="1"/>
+      <w:numFmt w:val="bullet"/>
+      <w:lvlText w:val="o"/>
+      <w:lvlJc w:val="left"/>
+      <w:pPr>
+        <w:ind w:left="1716" w:hanging="360"/>
+      </w:pPr>
+      <w:rPr>
+        <w:rFonts w:ascii="Courier New" w:hAnsi="Courier New" w:cs="Courier New" w:hint="default"/>
+      </w:rPr>
+    </w:lvl>
+    <w:lvl w:ilvl="2" w:tplc="40090005" w:tentative="1">
+      <w:start w:val="1"/>
+      <w:numFmt w:val="bullet"/>
+      <w:lvlText w:val=""/>
+      <w:lvlJc w:val="left"/>
+      <w:pPr>
+        <w:ind w:left="2436" w:hanging="360"/>
+      </w:pPr>
+      <w:rPr>
+        <w:rFonts w:ascii="Wingdings" w:hAnsi="Wingdings" w:hint="default"/>
+      </w:rPr>
+    </w:lvl>
+    <w:lvl w:ilvl="3" w:tplc="40090001" w:tentative="1">
+      <w:start w:val="1"/>
+      <w:numFmt w:val="bullet"/>
+      <w:lvlText w:val=""/>
+      <w:lvlJc w:val="left"/>
+      <w:pPr>
+        <w:ind w:left="3156" w:hanging="360"/>
+      </w:pPr>
+      <w:rPr>
+        <w:rFonts w:ascii="Symbol" w:hAnsi="Symbol" w:hint="default"/>
+      </w:rPr>
+    </w:lvl>
+    <w:lvl w:ilvl="4" w:tplc="40090003" w:tentative="1">
+      <w:start w:val="1"/>
+      <w:numFmt w:val="bullet"/>
+      <w:lvlText w:val="o"/>
+      <w:lvlJc w:val="left"/>
+      <w:pPr>
+        <w:ind w:left="3876" w:hanging="360"/>
+      </w:pPr>
+      <w:rPr>
+        <w:rFonts w:ascii="Courier New" w:hAnsi="Courier New" w:cs="Courier New" w:hint="default"/>
+      </w:rPr>
+    </w:lvl>
+    <w:lvl w:ilvl="5" w:tplc="40090005" w:tentative="1">
+      <w:start w:val="1"/>
+      <w:numFmt w:val="bullet"/>
+      <w:lvlText w:val=""/>
+      <w:lvlJc w:val="left"/>
+      <w:pPr>
+        <w:ind w:left="4596" w:hanging="360"/>
+      </w:pPr>
+      <w:rPr>
+        <w:rFonts w:ascii="Wingdings" w:hAnsi="Wingdings" w:hint="default"/>
+      </w:rPr>
+    </w:lvl>
+    <w:lvl w:ilvl="6" w:tplc="40090001" w:tentative="1">
+      <w:start w:val="1"/>
+      <w:numFmt w:val="bullet"/>
+      <w:lvlText w:val=""/>
+      <w:lvlJc w:val="left"/>
+      <w:pPr>
+        <w:ind w:left="5316" w:hanging="360"/>
+      </w:pPr>
+      <w:rPr>
+        <w:rFonts w:ascii="Symbol" w:hAnsi="Symbol" w:hint="default"/>
+      </w:rPr>
+    </w:lvl>
+    <w:lvl w:ilvl="7" w:tplc="40090003" w:tentative="1">
+      <w:start w:val="1"/>
+      <w:numFmt w:val="bullet"/>
+      <w:lvlText w:val="o"/>
+      <w:lvlJc w:val="left"/>
+      <w:pPr>
+        <w:ind w:left="6036" w:hanging="360"/>
+      </w:pPr>
+      <w:rPr>
+        <w:rFonts w:ascii="Courier New" w:hAnsi="Courier New" w:cs="Courier New" w:hint="default"/>
+      </w:rPr>
+    </w:lvl>
+    <w:lvl w:ilvl="8" w:tplc="40090005" w:tentative="1">
+      <w:start w:val="1"/>
+      <w:numFmt w:val="bullet"/>
+      <w:lvlText w:val=""/>
+      <w:lvlJc w:val="left"/>
+      <w:pPr>
+        <w:ind w:left="6756" w:hanging="360"/>
+      </w:pPr>
+      <w:rPr>
+        <w:rFonts w:ascii="Wingdings" w:hAnsi="Wingdings" w:hint="default"/>
+      </w:rPr>
+    </w:lvl>
+  </w:abstractNum>
+  <w:abstractNum w:abstractNumId="15" w15:restartNumberingAfterBreak="0">
+    <w:nsid w:val="64AB32DC"/>
+    <w:multiLevelType w:val="multilevel"/>
+    <w:tmpl w:val="DC1231A2"/>
+    <w:lvl w:ilvl="0">
+      <w:start w:val="1"/>
+      <w:numFmt w:val="bullet"/>
+      <w:lvlText w:val=""/>
+      <w:lvlJc w:val="left"/>
+      <w:pPr>
+        <w:tabs>
+          <w:tab w:val="num" w:pos="720"/>
+        </w:tabs>
+        <w:ind w:left="720" w:hanging="360"/>
+      </w:pPr>
+      <w:rPr>
+        <w:rFonts w:ascii="Symbol" w:hAnsi="Symbol" w:hint="default"/>
+        <w:sz w:val="20"/>
+      </w:rPr>
+    </w:lvl>
+    <w:lvl w:ilvl="1" w:tentative="1">
+      <w:start w:val="1"/>
+      <w:numFmt w:val="bullet"/>
+      <w:lvlText w:val="o"/>
+      <w:lvlJc w:val="left"/>
+      <w:pPr>
+        <w:tabs>
+          <w:tab w:val="num" w:pos="1440"/>
+        </w:tabs>
+        <w:ind w:left="1440" w:hanging="360"/>
+      </w:pPr>
+      <w:rPr>
+        <w:rFonts w:ascii="Courier New" w:hAnsi="Courier New" w:hint="default"/>
+        <w:sz w:val="20"/>
+      </w:rPr>
+    </w:lvl>
+    <w:lvl w:ilvl="2" w:tentative="1">
+      <w:start w:val="1"/>
+      <w:numFmt w:val="bullet"/>
+      <w:lvlText w:val=""/>
+      <w:lvlJc w:val="left"/>
+      <w:pPr>
+        <w:tabs>
+          <w:tab w:val="num" w:pos="2160"/>
+        </w:tabs>
+        <w:ind w:left="2160" w:hanging="360"/>
+      </w:pPr>
+      <w:rPr>
+        <w:rFonts w:ascii="Wingdings" w:hAnsi="Wingdings" w:hint="default"/>
+        <w:sz w:val="20"/>
+      </w:rPr>
+    </w:lvl>
+    <w:lvl w:ilvl="3" w:tentative="1">
+      <w:start w:val="1"/>
+      <w:numFmt w:val="bullet"/>
+      <w:lvlText w:val=""/>
+      <w:lvlJc w:val="left"/>
+      <w:pPr>
+        <w:tabs>
+          <w:tab w:val="num" w:pos="2880"/>
+        </w:tabs>
+        <w:ind w:left="2880" w:hanging="360"/>
+      </w:pPr>
+      <w:rPr>
+        <w:rFonts w:ascii="Wingdings" w:hAnsi="Wingdings" w:hint="default"/>
+        <w:sz w:val="20"/>
+      </w:rPr>
+    </w:lvl>
+    <w:lvl w:ilvl="4" w:tentative="1">
+      <w:start w:val="1"/>
+      <w:numFmt w:val="bullet"/>
+      <w:lvlText w:val=""/>
+      <w:lvlJc w:val="left"/>
+      <w:pPr>
+        <w:tabs>
+          <w:tab w:val="num" w:pos="3600"/>
+        </w:tabs>
+        <w:ind w:left="3600" w:hanging="360"/>
+      </w:pPr>
+      <w:rPr>
+        <w:rFonts w:ascii="Wingdings" w:hAnsi="Wingdings" w:hint="default"/>
+        <w:sz w:val="20"/>
+      </w:rPr>
+    </w:lvl>
+    <w:lvl w:ilvl="5" w:tentative="1">
+      <w:start w:val="1"/>
+      <w:numFmt w:val="bullet"/>
+      <w:lvlText w:val=""/>
+      <w:lvlJc w:val="left"/>
+      <w:pPr>
+        <w:tabs>
+          <w:tab w:val="num" w:pos="4320"/>
+        </w:tabs>
+        <w:ind w:left="4320" w:hanging="360"/>
+      </w:pPr>
+      <w:rPr>
+        <w:rFonts w:ascii="Wingdings" w:hAnsi="Wingdings" w:hint="default"/>
+        <w:sz w:val="20"/>
+      </w:rPr>
+    </w:lvl>
+    <w:lvl w:ilvl="6" w:tentative="1">
+      <w:start w:val="1"/>
+      <w:numFmt w:val="bullet"/>
+      <w:lvlText w:val=""/>
+      <w:lvlJc w:val="left"/>
+      <w:pPr>
+        <w:tabs>
+          <w:tab w:val="num" w:pos="5040"/>
+        </w:tabs>
+        <w:ind w:left="5040" w:hanging="360"/>
+      </w:pPr>
+      <w:rPr>
+        <w:rFonts w:ascii="Wingdings" w:hAnsi="Wingdings" w:hint="default"/>
+        <w:sz w:val="20"/>
+      </w:rPr>
+    </w:lvl>
+    <w:lvl w:ilvl="7" w:tentative="1">
+      <w:start w:val="1"/>
+      <w:numFmt w:val="bullet"/>
+      <w:lvlText w:val=""/>
+      <w:lvlJc w:val="left"/>
+      <w:pPr>
+        <w:tabs>
+          <w:tab w:val="num" w:pos="5760"/>
+        </w:tabs>
+        <w:ind w:left="5760" w:hanging="360"/>
+      </w:pPr>
+      <w:rPr>
+        <w:rFonts w:ascii="Wingdings" w:hAnsi="Wingdings" w:hint="default"/>
+        <w:sz w:val="20"/>
+      </w:rPr>
+    </w:lvl>
+    <w:lvl w:ilvl="8" w:tentative="1">
+      <w:start w:val="1"/>
+      <w:numFmt w:val="bullet"/>
+      <w:lvlText w:val=""/>
+      <w:lvlJc w:val="left"/>
+      <w:pPr>
+        <w:tabs>
+          <w:tab w:val="num" w:pos="6480"/>
+        </w:tabs>
+        <w:ind w:left="6480" w:hanging="360"/>
+      </w:pPr>
+      <w:rPr>
+        <w:rFonts w:ascii="Wingdings" w:hAnsi="Wingdings" w:hint="default"/>
+        <w:sz w:val="20"/>
+      </w:rPr>
+    </w:lvl>
+  </w:abstractNum>
+  <w:abstractNum w:abstractNumId="16" w15:restartNumberingAfterBreak="0">
+    <w:nsid w:val="660E62B9"/>
+    <w:multiLevelType w:val="multilevel"/>
+    <w:tmpl w:val="37D07DBC"/>
+    <w:lvl w:ilvl="0">
+      <w:start w:val="1"/>
+      <w:numFmt w:val="bullet"/>
+      <w:lvlText w:val=""/>
+      <w:lvlJc w:val="left"/>
+      <w:pPr>
+        <w:tabs>
+          <w:tab w:val="num" w:pos="720"/>
+        </w:tabs>
+        <w:ind w:left="720" w:hanging="360"/>
+      </w:pPr>
+      <w:rPr>
+        <w:rFonts w:ascii="Symbol" w:hAnsi="Symbol" w:hint="default"/>
+        <w:sz w:val="20"/>
+      </w:rPr>
+    </w:lvl>
+    <w:lvl w:ilvl="1" w:tentative="1">
+      <w:start w:val="1"/>
+      <w:numFmt w:val="bullet"/>
+      <w:lvlText w:val="o"/>
+      <w:lvlJc w:val="left"/>
+      <w:pPr>
+        <w:tabs>
+          <w:tab w:val="num" w:pos="1440"/>
+        </w:tabs>
+        <w:ind w:left="1440" w:hanging="360"/>
+      </w:pPr>
+      <w:rPr>
+        <w:rFonts w:ascii="Courier New" w:hAnsi="Courier New" w:hint="default"/>
+        <w:sz w:val="20"/>
+      </w:rPr>
+    </w:lvl>
+    <w:lvl w:ilvl="2" w:tentative="1">
+      <w:start w:val="1"/>
+      <w:numFmt w:val="bullet"/>
+      <w:lvlText w:val=""/>
+      <w:lvlJc w:val="left"/>
+      <w:pPr>
+        <w:tabs>
+          <w:tab w:val="num" w:pos="2160"/>
+        </w:tabs>
+        <w:ind w:left="2160" w:hanging="360"/>
+      </w:pPr>
+      <w:rPr>
+        <w:rFonts w:ascii="Wingdings" w:hAnsi="Wingdings" w:hint="default"/>
+        <w:sz w:val="20"/>
+      </w:rPr>
+    </w:lvl>
+    <w:lvl w:ilvl="3" w:tentative="1">
+      <w:start w:val="1"/>
+      <w:numFmt w:val="bullet"/>
+      <w:lvlText w:val=""/>
+      <w:lvlJc w:val="left"/>
+      <w:pPr>
+        <w:tabs>
+          <w:tab w:val="num" w:pos="2880"/>
+        </w:tabs>
+        <w:ind w:left="2880" w:hanging="360"/>
+      </w:pPr>
+      <w:rPr>
+        <w:rFonts w:ascii="Wingdings" w:hAnsi="Wingdings" w:hint="default"/>
+        <w:sz w:val="20"/>
+      </w:rPr>
+    </w:lvl>
+    <w:lvl w:ilvl="4" w:tentative="1">
+      <w:start w:val="1"/>
+      <w:numFmt w:val="bullet"/>
+      <w:lvlText w:val=""/>
+      <w:lvlJc w:val="left"/>
+      <w:pPr>
+        <w:tabs>
+          <w:tab w:val="num" w:pos="3600"/>
+        </w:tabs>
+        <w:ind w:left="3600" w:hanging="360"/>
+      </w:pPr>
+      <w:rPr>
+        <w:rFonts w:ascii="Wingdings" w:hAnsi="Wingdings" w:hint="default"/>
+        <w:sz w:val="20"/>
+      </w:rPr>
+    </w:lvl>
+    <w:lvl w:ilvl="5" w:tentative="1">
+      <w:start w:val="1"/>
+      <w:numFmt w:val="bullet"/>
+      <w:lvlText w:val=""/>
+      <w:lvlJc w:val="left"/>
+      <w:pPr>
+        <w:tabs>
+          <w:tab w:val="num" w:pos="4320"/>
+        </w:tabs>
+        <w:ind w:left="4320" w:hanging="360"/>
+      </w:pPr>
+      <w:rPr>
+        <w:rFonts w:ascii="Wingdings" w:hAnsi="Wingdings" w:hint="default"/>
+        <w:sz w:val="20"/>
+      </w:rPr>
+    </w:lvl>
+    <w:lvl w:ilvl="6" w:tentative="1">
+      <w:start w:val="1"/>
+      <w:numFmt w:val="bullet"/>
+      <w:lvlText w:val=""/>
+      <w:lvlJc w:val="left"/>
+      <w:pPr>
+        <w:tabs>
+          <w:tab w:val="num" w:pos="5040"/>
+        </w:tabs>
+        <w:ind w:left="5040" w:hanging="360"/>
+      </w:pPr>
+      <w:rPr>
+        <w:rFonts w:ascii="Wingdings" w:hAnsi="Wingdings" w:hint="default"/>
+        <w:sz w:val="20"/>
+      </w:rPr>
+    </w:lvl>
+    <w:lvl w:ilvl="7" w:tentative="1">
+      <w:start w:val="1"/>
+      <w:numFmt w:val="bullet"/>
+      <w:lvlText w:val=""/>
+      <w:lvlJc w:val="left"/>
+      <w:pPr>
+        <w:tabs>
+          <w:tab w:val="num" w:pos="5760"/>
+        </w:tabs>
+        <w:ind w:left="5760" w:hanging="360"/>
+      </w:pPr>
+      <w:rPr>
+        <w:rFonts w:ascii="Wingdings" w:hAnsi="Wingdings" w:hint="default"/>
+        <w:sz w:val="20"/>
+      </w:rPr>
+    </w:lvl>
+    <w:lvl w:ilvl="8" w:tentative="1">
+      <w:start w:val="1"/>
+      <w:numFmt w:val="bullet"/>
+      <w:lvlText w:val=""/>
+      <w:lvlJc w:val="left"/>
+      <w:pPr>
+        <w:tabs>
+          <w:tab w:val="num" w:pos="6480"/>
+        </w:tabs>
+        <w:ind w:left="6480" w:hanging="360"/>
+      </w:pPr>
+      <w:rPr>
+        <w:rFonts w:ascii="Wingdings" w:hAnsi="Wingdings" w:hint="default"/>
+        <w:sz w:val="20"/>
+      </w:rPr>
+    </w:lvl>
+  </w:abstractNum>
+  <w:abstractNum w:abstractNumId="17" w15:restartNumberingAfterBreak="0">
+    <w:nsid w:val="6B5D16F3"/>
+    <w:multiLevelType w:val="multilevel"/>
+    <w:tmpl w:val="376E0316"/>
+    <w:lvl w:ilvl="0">
+      <w:start w:val="1"/>
+      <w:numFmt w:val="bullet"/>
+      <w:lvlText w:val=""/>
+      <w:lvlJc w:val="left"/>
+      <w:pPr>
+        <w:tabs>
+          <w:tab w:val="num" w:pos="720"/>
+        </w:tabs>
+        <w:ind w:left="720" w:hanging="360"/>
+      </w:pPr>
+      <w:rPr>
+        <w:rFonts w:ascii="Symbol" w:hAnsi="Symbol" w:hint="default"/>
+        <w:sz w:val="20"/>
+      </w:rPr>
+    </w:lvl>
+    <w:lvl w:ilvl="1" w:tentative="1">
+      <w:start w:val="1"/>
+      <w:numFmt w:val="bullet"/>
+      <w:lvlText w:val="o"/>
+      <w:lvlJc w:val="left"/>
+      <w:pPr>
+        <w:tabs>
+          <w:tab w:val="num" w:pos="1440"/>
+        </w:tabs>
+        <w:ind w:left="1440" w:hanging="360"/>
+      </w:pPr>
+      <w:rPr>
+        <w:rFonts w:ascii="Courier New" w:hAnsi="Courier New" w:hint="default"/>
+        <w:sz w:val="20"/>
+      </w:rPr>
+    </w:lvl>
+    <w:lvl w:ilvl="2" w:tentative="1">
+      <w:start w:val="1"/>
+      <w:numFmt w:val="bullet"/>
+      <w:lvlText w:val=""/>
+      <w:lvlJc w:val="left"/>
+      <w:pPr>
+        <w:tabs>
+          <w:tab w:val="num" w:pos="2160"/>
+        </w:tabs>
+        <w:ind w:left="2160" w:hanging="360"/>
+      </w:pPr>
+      <w:rPr>
+        <w:rFonts w:ascii="Wingdings" w:hAnsi="Wingdings" w:hint="default"/>
+        <w:sz w:val="20"/>
+      </w:rPr>
+    </w:lvl>
+    <w:lvl w:ilvl="3" w:tentative="1">
+      <w:start w:val="1"/>
+      <w:numFmt w:val="bullet"/>
+      <w:lvlText w:val=""/>
+      <w:lvlJc w:val="left"/>
+      <w:pPr>
+        <w:tabs>
+          <w:tab w:val="num" w:pos="2880"/>
+        </w:tabs>
+        <w:ind w:left="2880" w:hanging="360"/>
+      </w:pPr>
+      <w:rPr>
+        <w:rFonts w:ascii="Wingdings" w:hAnsi="Wingdings" w:hint="default"/>
+        <w:sz w:val="20"/>
+      </w:rPr>
+    </w:lvl>
+    <w:lvl w:ilvl="4" w:tentative="1">
+      <w:start w:val="1"/>
+      <w:numFmt w:val="bullet"/>
+      <w:lvlText w:val=""/>
+      <w:lvlJc w:val="left"/>
+      <w:pPr>
+        <w:tabs>
+          <w:tab w:val="num" w:pos="3600"/>
+        </w:tabs>
+        <w:ind w:left="3600" w:hanging="360"/>
+      </w:pPr>
+      <w:rPr>
+        <w:rFonts w:ascii="Wingdings" w:hAnsi="Wingdings" w:hint="default"/>
+        <w:sz w:val="20"/>
+      </w:rPr>
+    </w:lvl>
+    <w:lvl w:ilvl="5" w:tentative="1">
+      <w:start w:val="1"/>
+      <w:numFmt w:val="bullet"/>
+      <w:lvlText w:val=""/>
+      <w:lvlJc w:val="left"/>
+      <w:pPr>
+        <w:tabs>
+          <w:tab w:val="num" w:pos="4320"/>
+        </w:tabs>
+        <w:ind w:left="4320" w:hanging="360"/>
+      </w:pPr>
+      <w:rPr>
+        <w:rFonts w:ascii="Wingdings" w:hAnsi="Wingdings" w:hint="default"/>
+        <w:sz w:val="20"/>
+      </w:rPr>
+    </w:lvl>
+    <w:lvl w:ilvl="6" w:tentative="1">
+      <w:start w:val="1"/>
+      <w:numFmt w:val="bullet"/>
+      <w:lvlText w:val=""/>
+      <w:lvlJc w:val="left"/>
+      <w:pPr>
+        <w:tabs>
+          <w:tab w:val="num" w:pos="5040"/>
+        </w:tabs>
+        <w:ind w:left="5040" w:hanging="360"/>
+      </w:pPr>
+      <w:rPr>
+        <w:rFonts w:ascii="Wingdings" w:hAnsi="Wingdings" w:hint="default"/>
+        <w:sz w:val="20"/>
+      </w:rPr>
+    </w:lvl>
+    <w:lvl w:ilvl="7" w:tentative="1">
+      <w:start w:val="1"/>
+      <w:numFmt w:val="bullet"/>
+      <w:lvlText w:val=""/>
+      <w:lvlJc w:val="left"/>
+      <w:pPr>
+        <w:tabs>
+          <w:tab w:val="num" w:pos="5760"/>
+        </w:tabs>
+        <w:ind w:left="5760" w:hanging="360"/>
+      </w:pPr>
+      <w:rPr>
+        <w:rFonts w:ascii="Wingdings" w:hAnsi="Wingdings" w:hint="default"/>
+        <w:sz w:val="20"/>
+      </w:rPr>
+    </w:lvl>
+    <w:lvl w:ilvl="8" w:tentative="1">
+      <w:start w:val="1"/>
+      <w:numFmt w:val="bullet"/>
+      <w:lvlText w:val=""/>
+      <w:lvlJc w:val="left"/>
+      <w:pPr>
+        <w:tabs>
+          <w:tab w:val="num" w:pos="6480"/>
+        </w:tabs>
+        <w:ind w:left="6480" w:hanging="360"/>
+      </w:pPr>
+      <w:rPr>
+        <w:rFonts w:ascii="Wingdings" w:hAnsi="Wingdings" w:hint="default"/>
+        <w:sz w:val="20"/>
+      </w:rPr>
+    </w:lvl>
+  </w:abstractNum>
+  <w:abstractNum w:abstractNumId="18" w15:restartNumberingAfterBreak="0">
+    <w:nsid w:val="6D3A0BB8"/>
+    <w:multiLevelType w:val="multilevel"/>
+    <w:tmpl w:val="A0FC62AA"/>
+    <w:lvl w:ilvl="0">
+      <w:start w:val="1"/>
+      <w:numFmt w:val="bullet"/>
+      <w:lvlText w:val=""/>
+      <w:lvlJc w:val="left"/>
+      <w:pPr>
+        <w:tabs>
+          <w:tab w:val="num" w:pos="720"/>
+        </w:tabs>
+        <w:ind w:left="720" w:hanging="360"/>
+      </w:pPr>
+      <w:rPr>
+        <w:rFonts w:ascii="Symbol" w:hAnsi="Symbol" w:hint="default"/>
+        <w:sz w:val="20"/>
+      </w:rPr>
+    </w:lvl>
+    <w:lvl w:ilvl="1" w:tentative="1">
+      <w:start w:val="1"/>
+      <w:numFmt w:val="bullet"/>
+      <w:lvlText w:val="o"/>
+      <w:lvlJc w:val="left"/>
+      <w:pPr>
+        <w:tabs>
+          <w:tab w:val="num" w:pos="1440"/>
+        </w:tabs>
+        <w:ind w:left="1440" w:hanging="360"/>
+      </w:pPr>
+      <w:rPr>
+        <w:rFonts w:ascii="Courier New" w:hAnsi="Courier New" w:hint="default"/>
+        <w:sz w:val="20"/>
+      </w:rPr>
+    </w:lvl>
+    <w:lvl w:ilvl="2" w:tentative="1">
+      <w:start w:val="1"/>
+      <w:numFmt w:val="bullet"/>
+      <w:lvlText w:val=""/>
+      <w:lvlJc w:val="left"/>
+      <w:pPr>
+        <w:tabs>
+          <w:tab w:val="num" w:pos="2160"/>
+        </w:tabs>
+        <w:ind w:left="2160" w:hanging="360"/>
+      </w:pPr>
+      <w:rPr>
+        <w:rFonts w:ascii="Wingdings" w:hAnsi="Wingdings" w:hint="default"/>
+        <w:sz w:val="20"/>
+      </w:rPr>
+    </w:lvl>
+    <w:lvl w:ilvl="3" w:tentative="1">
+      <w:start w:val="1"/>
+      <w:numFmt w:val="bullet"/>
+      <w:lvlText w:val=""/>
+      <w:lvlJc w:val="left"/>
+      <w:pPr>
+        <w:tabs>
+          <w:tab w:val="num" w:pos="2880"/>
+        </w:tabs>
+        <w:ind w:left="2880" w:hanging="360"/>
+      </w:pPr>
+      <w:rPr>
+        <w:rFonts w:ascii="Wingdings" w:hAnsi="Wingdings" w:hint="default"/>
+        <w:sz w:val="20"/>
+      </w:rPr>
+    </w:lvl>
+    <w:lvl w:ilvl="4" w:tentative="1">
+      <w:start w:val="1"/>
+      <w:numFmt w:val="bullet"/>
+      <w:lvlText w:val=""/>
+      <w:lvlJc w:val="left"/>
+      <w:pPr>
+        <w:tabs>
+          <w:tab w:val="num" w:pos="3600"/>
+        </w:tabs>
+        <w:ind w:left="3600" w:hanging="360"/>
+      </w:pPr>
+      <w:rPr>
+        <w:rFonts w:ascii="Wingdings" w:hAnsi="Wingdings" w:hint="default"/>
+        <w:sz w:val="20"/>
+      </w:rPr>
+    </w:lvl>
+    <w:lvl w:ilvl="5" w:tentative="1">
+      <w:start w:val="1"/>
+      <w:numFmt w:val="bullet"/>
+      <w:lvlText w:val=""/>
+      <w:lvlJc w:val="left"/>
+      <w:pPr>
+        <w:tabs>
+          <w:tab w:val="num" w:pos="4320"/>
+        </w:tabs>
+        <w:ind w:left="4320" w:hanging="360"/>
+      </w:pPr>
+      <w:rPr>
+        <w:rFonts w:ascii="Wingdings" w:hAnsi="Wingdings" w:hint="default"/>
+        <w:sz w:val="20"/>
+      </w:rPr>
+    </w:lvl>
+    <w:lvl w:ilvl="6" w:tentative="1">
+      <w:start w:val="1"/>
+      <w:numFmt w:val="bullet"/>
+      <w:lvlText w:val=""/>
+      <w:lvlJc w:val="left"/>
+      <w:pPr>
+        <w:tabs>
+          <w:tab w:val="num" w:pos="5040"/>
+        </w:tabs>
+        <w:ind w:left="5040" w:hanging="360"/>
+      </w:pPr>
+      <w:rPr>
+        <w:rFonts w:ascii="Wingdings" w:hAnsi="Wingdings" w:hint="default"/>
+        <w:sz w:val="20"/>
+      </w:rPr>
+    </w:lvl>
+    <w:lvl w:ilvl="7" w:tentative="1">
+      <w:start w:val="1"/>
+      <w:numFmt w:val="bullet"/>
+      <w:lvlText w:val=""/>
+      <w:lvlJc w:val="left"/>
+      <w:pPr>
+        <w:tabs>
+          <w:tab w:val="num" w:pos="5760"/>
+        </w:tabs>
+        <w:ind w:left="5760" w:hanging="360"/>
+      </w:pPr>
+      <w:rPr>
+        <w:rFonts w:ascii="Wingdings" w:hAnsi="Wingdings" w:hint="default"/>
+        <w:sz w:val="20"/>
+      </w:rPr>
+    </w:lvl>
+    <w:lvl w:ilvl="8" w:tentative="1">
+      <w:start w:val="1"/>
+      <w:numFmt w:val="bullet"/>
+      <w:lvlText w:val=""/>
+      <w:lvlJc w:val="left"/>
+      <w:pPr>
+        <w:tabs>
+          <w:tab w:val="num" w:pos="6480"/>
+        </w:tabs>
+        <w:ind w:left="6480" w:hanging="360"/>
+      </w:pPr>
+      <w:rPr>
+        <w:rFonts w:ascii="Wingdings" w:hAnsi="Wingdings" w:hint="default"/>
+        <w:sz w:val="20"/>
+      </w:rPr>
+    </w:lvl>
+  </w:abstractNum>
+  <w:abstractNum w:abstractNumId="19" w15:restartNumberingAfterBreak="0">
+    <w:nsid w:val="7E6B1F72"/>
+    <w:multiLevelType w:val="multilevel"/>
+    <w:tmpl w:val="F9C6DB7C"/>
+    <w:lvl w:ilvl="0">
+      <w:start w:val="1"/>
+      <w:numFmt w:val="bullet"/>
+      <w:lvlText w:val=""/>
+      <w:lvlJc w:val="left"/>
+      <w:pPr>
+        <w:tabs>
+          <w:tab w:val="num" w:pos="720"/>
+        </w:tabs>
+        <w:ind w:left="720" w:hanging="360"/>
+      </w:pPr>
+      <w:rPr>
+        <w:rFonts w:ascii="Symbol" w:hAnsi="Symbol" w:hint="default"/>
+        <w:sz w:val="20"/>
+      </w:rPr>
+    </w:lvl>
+    <w:lvl w:ilvl="1" w:tentative="1">
+      <w:start w:val="1"/>
+      <w:numFmt w:val="bullet"/>
+      <w:lvlText w:val="o"/>
+      <w:lvlJc w:val="left"/>
+      <w:pPr>
+        <w:tabs>
+          <w:tab w:val="num" w:pos="1440"/>
+        </w:tabs>
+        <w:ind w:left="1440" w:hanging="360"/>
+      </w:pPr>
+      <w:rPr>
+        <w:rFonts w:ascii="Courier New" w:hAnsi="Courier New" w:hint="default"/>
+        <w:sz w:val="20"/>
+      </w:rPr>
+    </w:lvl>
+    <w:lvl w:ilvl="2" w:tentative="1">
+      <w:start w:val="1"/>
+      <w:numFmt w:val="bullet"/>
+      <w:lvlText w:val=""/>
+      <w:lvlJc w:val="left"/>
+      <w:pPr>
+        <w:tabs>
+          <w:tab w:val="num" w:pos="2160"/>
+        </w:tabs>
+        <w:ind w:left="2160" w:hanging="360"/>
+      </w:pPr>
+      <w:rPr>
+        <w:rFonts w:ascii="Wingdings" w:hAnsi="Wingdings" w:hint="default"/>
+        <w:sz w:val="20"/>
+      </w:rPr>
+    </w:lvl>
+    <w:lvl w:ilvl="3" w:tentative="1">
+      <w:start w:val="1"/>
+      <w:numFmt w:val="bullet"/>
+      <w:lvlText w:val=""/>
+      <w:lvlJc w:val="left"/>
+      <w:pPr>
+        <w:tabs>
+          <w:tab w:val="num" w:pos="2880"/>
+        </w:tabs>
+        <w:ind w:left="2880" w:hanging="360"/>
+      </w:pPr>
+      <w:rPr>
+        <w:rFonts w:ascii="Wingdings" w:hAnsi="Wingdings" w:hint="default"/>
+        <w:sz w:val="20"/>
+      </w:rPr>
+    </w:lvl>
+    <w:lvl w:ilvl="4" w:tentative="1">
+      <w:start w:val="1"/>
+      <w:numFmt w:val="bullet"/>
+      <w:lvlText w:val=""/>
+      <w:lvlJc w:val="left"/>
+      <w:pPr>
+        <w:tabs>
+          <w:tab w:val="num" w:pos="3600"/>
+        </w:tabs>
+        <w:ind w:left="3600" w:hanging="360"/>
+      </w:pPr>
+      <w:rPr>
+        <w:rFonts w:ascii="Wingdings" w:hAnsi="Wingdings" w:hint="default"/>
+        <w:sz w:val="20"/>
+      </w:rPr>
+    </w:lvl>
+    <w:lvl w:ilvl="5" w:tentative="1">
+      <w:start w:val="1"/>
+      <w:numFmt w:val="bullet"/>
+      <w:lvlText w:val=""/>
+      <w:lvlJc w:val="left"/>
+      <w:pPr>
+        <w:tabs>
+          <w:tab w:val="num" w:pos="4320"/>
+        </w:tabs>
+        <w:ind w:left="4320" w:hanging="360"/>
+      </w:pPr>
+      <w:rPr>
+        <w:rFonts w:ascii="Wingdings" w:hAnsi="Wingdings" w:hint="default"/>
+        <w:sz w:val="20"/>
+      </w:rPr>
+    </w:lvl>
+    <w:lvl w:ilvl="6" w:tentative="1">
+      <w:start w:val="1"/>
+      <w:numFmt w:val="bullet"/>
+      <w:lvlText w:val=""/>
+      <w:lvlJc w:val="left"/>
+      <w:pPr>
+        <w:tabs>
+          <w:tab w:val="num" w:pos="5040"/>
+        </w:tabs>
+        <w:ind w:left="5040" w:hanging="360"/>
+      </w:pPr>
+      <w:rPr>
+        <w:rFonts w:ascii="Wingdings" w:hAnsi="Wingdings" w:hint="default"/>
+        <w:sz w:val="20"/>
+      </w:rPr>
+    </w:lvl>
+    <w:lvl w:ilvl="7" w:tentative="1">
+      <w:start w:val="1"/>
+      <w:numFmt w:val="bullet"/>
+      <w:lvlText w:val=""/>
+      <w:lvlJc w:val="left"/>
+      <w:pPr>
+        <w:tabs>
+          <w:tab w:val="num" w:pos="5760"/>
+        </w:tabs>
+        <w:ind w:left="5760" w:hanging="360"/>
+      </w:pPr>
+      <w:rPr>
+        <w:rFonts w:ascii="Wingdings" w:hAnsi="Wingdings" w:hint="default"/>
+        <w:sz w:val="20"/>
+      </w:rPr>
+    </w:lvl>
+    <w:lvl w:ilvl="8" w:tentative="1">
+      <w:start w:val="1"/>
+      <w:numFmt w:val="bullet"/>
+      <w:lvlText w:val=""/>
+      <w:lvlJc w:val="left"/>
+      <w:pPr>
+        <w:tabs>
+          <w:tab w:val="num" w:pos="6480"/>
+        </w:tabs>
+        <w:ind w:left="6480" w:hanging="360"/>
+      </w:pPr>
+      <w:rPr>
+        <w:rFonts w:ascii="Wingdings" w:hAnsi="Wingdings" w:hint="default"/>
+        <w:sz w:val="20"/>
+      </w:rPr>
+    </w:lvl>
+  </w:abstractNum>
+  <w:abstractNum w:abstractNumId="20" w15:restartNumberingAfterBreak="0">
+    <w:nsid w:val="7FC56A77"/>
+    <w:multiLevelType w:val="hybridMultilevel"/>
+    <w:tmpl w:val="34703C5C"/>
+    <w:lvl w:ilvl="0" w:tplc="40090001">
+      <w:start w:val="1"/>
+      <w:numFmt w:val="bullet"/>
+      <w:lvlText w:val=""/>
+      <w:lvlJc w:val="left"/>
+      <w:pPr>
+        <w:ind w:left="720" w:hanging="360"/>
+      </w:pPr>
+      <w:rPr>
+        <w:rFonts w:ascii="Symbol" w:hAnsi="Symbol" w:hint="default"/>
+      </w:rPr>
+    </w:lvl>
+    <w:lvl w:ilvl="1" w:tplc="40090003">
+      <w:start w:val="1"/>
+      <w:numFmt w:val="bullet"/>
+      <w:lvlText w:val="o"/>
+      <w:lvlJc w:val="left"/>
+      <w:pPr>
+        <w:ind w:left="1440" w:hanging="360"/>
+      </w:pPr>
+      <w:rPr>
+        <w:rFonts w:ascii="Courier New" w:hAnsi="Courier New" w:cs="Courier New" w:hint="default"/>
+      </w:rPr>
+    </w:lvl>
+    <w:lvl w:ilvl="2" w:tplc="40090005" w:tentative="1">
+      <w:start w:val="1"/>
+      <w:numFmt w:val="bullet"/>
+      <w:lvlText w:val=""/>
+      <w:lvlJc w:val="left"/>
+      <w:pPr>
+        <w:ind w:left="2160" w:hanging="360"/>
+      </w:pPr>
+      <w:rPr>
+        <w:rFonts w:ascii="Wingdings" w:hAnsi="Wingdings" w:hint="default"/>
+      </w:rPr>
+    </w:lvl>
+    <w:lvl w:ilvl="3" w:tplc="40090001" w:tentative="1">
+      <w:start w:val="1"/>
+      <w:numFmt w:val="bullet"/>
+      <w:lvlText w:val=""/>
+      <w:lvlJc w:val="left"/>
+      <w:pPr>
+        <w:ind w:left="2880" w:hanging="360"/>
+      </w:pPr>
+      <w:rPr>
+        <w:rFonts w:ascii="Symbol" w:hAnsi="Symbol" w:hint="default"/>
+      </w:rPr>
+    </w:lvl>
+    <w:lvl w:ilvl="4" w:tplc="40090003" w:tentative="1">
+      <w:start w:val="1"/>
+      <w:numFmt w:val="bullet"/>
+      <w:lvlText w:val="o"/>
+      <w:lvlJc w:val="left"/>
+      <w:pPr>
+        <w:ind w:left="3600" w:hanging="360"/>
+      </w:pPr>
+      <w:rPr>
+        <w:rFonts w:ascii="Courier New" w:hAnsi="Courier New" w:cs="Courier New" w:hint="default"/>
+      </w:rPr>
+    </w:lvl>
+    <w:lvl w:ilvl="5" w:tplc="40090005" w:tentative="1">
+      <w:start w:val="1"/>
+      <w:numFmt w:val="bullet"/>
+      <w:lvlText w:val=""/>
+      <w:lvlJc w:val="left"/>
+      <w:pPr>
+        <w:ind w:left="4320" w:hanging="360"/>
+      </w:pPr>
+      <w:rPr>
+        <w:rFonts w:ascii="Wingdings" w:hAnsi="Wingdings" w:hint="default"/>
+      </w:rPr>
+    </w:lvl>
+    <w:lvl w:ilvl="6" w:tplc="40090001" w:tentative="1">
+      <w:start w:val="1"/>
+      <w:numFmt w:val="bullet"/>
+      <w:lvlText w:val=""/>
+      <w:lvlJc w:val="left"/>
+      <w:pPr>
+        <w:ind w:left="5040" w:hanging="360"/>
+      </w:pPr>
+      <w:rPr>
+        <w:rFonts w:ascii="Symbol" w:hAnsi="Symbol" w:hint="default"/>
+      </w:rPr>
+    </w:lvl>
+    <w:lvl w:ilvl="7" w:tplc="40090003" w:tentative="1">
+      <w:start w:val="1"/>
+      <w:numFmt w:val="bullet"/>
+      <w:lvlText w:val="o"/>
+      <w:lvlJc w:val="left"/>
+      <w:pPr>
+        <w:ind w:left="5760" w:hanging="360"/>
+      </w:pPr>
+      <w:rPr>
+        <w:rFonts w:ascii="Courier New" w:hAnsi="Courier New" w:cs="Courier New" w:hint="default"/>
+      </w:rPr>
+    </w:lvl>
+    <w:lvl w:ilvl="8" w:tplc="40090005" w:tentative="1">
+      <w:start w:val="1"/>
+      <w:numFmt w:val="bullet"/>
+      <w:lvlText w:val=""/>
+      <w:lvlJc w:val="left"/>
+      <w:pPr>
+        <w:ind w:left="6480" w:hanging="360"/>
+      </w:pPr>
+      <w:rPr>
+        <w:rFonts w:ascii="Wingdings" w:hAnsi="Wingdings" w:hint="default"/>
+      </w:rPr>
+    </w:lvl>
+  </w:abstractNum>
+  <w:num w:numId="1" w16cid:durableId="1726563442">
+    <w:abstractNumId w:val="0"/>
+  </w:num>
+  <w:num w:numId="2" w16cid:durableId="1028138822">
+    <w:abstractNumId w:val="14"/>
+  </w:num>
+  <w:num w:numId="3" w16cid:durableId="1555508651">
+    <w:abstractNumId w:val="5"/>
+  </w:num>
+  <w:num w:numId="4" w16cid:durableId="860900179">
+    <w:abstractNumId w:val="20"/>
+  </w:num>
+  <w:num w:numId="5" w16cid:durableId="2136945098">
+    <w:abstractNumId w:val="9"/>
+  </w:num>
+  <w:num w:numId="6" w16cid:durableId="1246962438">
+    <w:abstractNumId w:val="18"/>
+  </w:num>
+  <w:num w:numId="7" w16cid:durableId="1386760782">
+    <w:abstractNumId w:val="11"/>
+  </w:num>
+  <w:num w:numId="8" w16cid:durableId="1611670372">
+    <w:abstractNumId w:val="10"/>
+  </w:num>
+  <w:num w:numId="9" w16cid:durableId="1491599360">
+    <w:abstractNumId w:val="6"/>
+  </w:num>
+  <w:num w:numId="10" w16cid:durableId="1244530373">
+    <w:abstractNumId w:val="7"/>
+  </w:num>
+  <w:num w:numId="11" w16cid:durableId="351684361">
+    <w:abstractNumId w:val="1"/>
+  </w:num>
+  <w:num w:numId="12" w16cid:durableId="2002733528">
+    <w:abstractNumId w:val="13"/>
+  </w:num>
+  <w:num w:numId="13" w16cid:durableId="290863645">
+    <w:abstractNumId w:val="16"/>
+  </w:num>
+  <w:num w:numId="14" w16cid:durableId="1538810548">
+    <w:abstractNumId w:val="4"/>
+  </w:num>
+  <w:num w:numId="15" w16cid:durableId="1090275703">
+    <w:abstractNumId w:val="12"/>
+  </w:num>
+  <w:num w:numId="16" w16cid:durableId="889001401">
+    <w:abstractNumId w:val="2"/>
+  </w:num>
+  <w:num w:numId="17" w16cid:durableId="1742405791">
+    <w:abstractNumId w:val="19"/>
+  </w:num>
+  <w:num w:numId="18" w16cid:durableId="19742964">
+    <w:abstractNumId w:val="8"/>
+  </w:num>
+  <w:num w:numId="19" w16cid:durableId="1130247871">
+    <w:abstractNumId w:val="3"/>
+  </w:num>
+  <w:num w:numId="20" w16cid:durableId="1470199144">
+    <w:abstractNumId w:val="17"/>
+  </w:num>
+  <w:num w:numId="21" w16cid:durableId="1357004167">
+    <w:abstractNumId w:val="15"/>
+  </w:num>
+</w:numbering>
 </file>
 
 <file path=word/styles.xml><?xml version="1.0" encoding="utf-8"?>
-<w:styles xmlns:mc="http://schemas.openxmlformats.org/markup-compatibility/2006" xmlns:o="urn:schemas-microsoft-com:office:office" xmlns:r="http://schemas.openxmlformats.org/officeDocument/2006/relationships" xmlns:m="http://schemas.openxmlformats.org/officeDocument/2006/math" xmlns:v="urn:schemas-microsoft-com:vml" xmlns:wp="http://schemas.openxmlformats.org/drawingml/2006/wordprocessingDrawing" xmlns:w10="urn:schemas-microsoft-com:office:word" xmlns:w="http://schemas.openxmlformats.org/wordprocessingml/2006/main" xmlns:wne="http://schemas.microsoft.com/office/word/2006/wordml" xmlns:sl="http://schemas.openxmlformats.org/schemaLibrary/2006/main" xmlns:a="http://schemas.openxmlformats.org/drawingml/2006/main" xmlns:pic="http://schemas.openxmlformats.org/drawingml/2006/picture" xmlns:c="http://schemas.openxmlformats.org/drawingml/2006/chart" xmlns:lc="http://schemas.openxmlformats.org/drawingml/2006/lockedCanvas" xmlns:dgm="http://schemas.openxmlformats.org/drawingml/2006/diagram" xmlns:wps="http://schemas.microsoft.com/office/word/2010/wordprocessingShape" xmlns:wpg="http://schemas.microsoft.com/office/word/2010/wordprocessingGroup" xmlns:w14="http://schemas.microsoft.com/office/word/2010/wordml" xmlns:w15="http://schemas.microsoft.com/office/word/2012/wordml" xmlns:w16="http://schemas.microsoft.com/office/word/2018/wordml" xmlns:w16cex="http://schemas.microsoft.com/office/word/2018/wordml/cex" xmlns:w16cid="http://schemas.microsoft.com/office/word/2016/wordml/cid" xmlns="http://schemas.microsoft.com/office/tasks/2019/documenttasks" xmlns:cr="http://schemas.microsoft.com/office/comments/2020/reactions">
+<w:styles xmlns:mc="http://schemas.openxmlformats.org/markup-compatibility/2006" xmlns:r="http://schemas.openxmlformats.org/officeDocument/2006/relationships" xmlns:w="http://schemas.openxmlformats.org/wordprocessingml/2006/main" xmlns:w14="http://schemas.microsoft.com/office/word/2010/wordml" xmlns:w15="http://schemas.microsoft.com/office/word/2012/wordml" xmlns:w16cex="http://schemas.microsoft.com/office/word/2018/wordml/cex" xmlns:w16cid="http://schemas.microsoft.com/office/word/2016/wordml/cid" xmlns:w16="http://schemas.microsoft.com/office/word/2018/wordml" xmlns:w16du="http://schemas.microsoft.com/office/word/2023/wordml/word16du" xmlns:w16sdtdh="http://schemas.microsoft.com/office/word/2020/wordml/sdtdatahash" xmlns:w16sdtfl="http://schemas.microsoft.com/office/word/2024/wordml/sdtformatlock" xmlns:w16se="http://schemas.microsoft.com/office/word/2015/wordml/symex" mc:Ignorable="w14 w15 w16se w16cid w16 w16cex w16sdtdh w16sdtfl w16du">
   <w:docDefaults>
     <w:rPrDefault>
       <w:rPr>
-        <w:rFonts w:ascii="Malgun Gothic" w:cs="Malgun Gothic" w:eastAsia="Malgun Gothic" w:hAnsi="Malgun Gothic"/>
-        <w:lang w:val="en"/>
+        <w:rFonts w:ascii="Malgun Gothic" w:eastAsia="Malgun Gothic" w:hAnsi="Malgun Gothic" w:cs="Malgun Gothic"/>
+        <w:lang w:val="en" w:eastAsia="en-IN" w:bidi="ar-SA"/>
       </w:rPr>
     </w:rPrDefault>
     <w:pPrDefault>
@@ -2558,33 +7572,403 @@
       </w:pPr>
     </w:pPrDefault>
   </w:docDefaults>
-  <w:style w:type="table" w:styleId="TableNormal" w:default="1">
-    <w:name w:val="TableNormal"/>
-    <w:tblPr>
-      <w:tblCellMar>
-        <w:top w:w="100.0" w:type="dxa"/>
-        <w:left w:w="100.0" w:type="dxa"/>
-        <w:bottom w:w="100.0" w:type="dxa"/>
-        <w:right w:w="100.0" w:type="dxa"/>
-      </w:tblCellMar>
-    </w:tblPr>
-  </w:style>
-  <w:style w:type="paragraph" w:styleId="Normal" w:default="1">
-    <w:name w:val="normal"/>
+  <w:latentStyles w:defLockedState="0" w:defUIPriority="99" w:defSemiHidden="0" w:defUnhideWhenUsed="0" w:defQFormat="0" w:count="376">
+    <w:lsdException w:name="Normal" w:uiPriority="0" w:qFormat="1"/>
+    <w:lsdException w:name="heading 1" w:uiPriority="9" w:qFormat="1"/>
+    <w:lsdException w:name="heading 2" w:semiHidden="1" w:uiPriority="9" w:unhideWhenUsed="1" w:qFormat="1"/>
+    <w:lsdException w:name="heading 3" w:semiHidden="1" w:uiPriority="9" w:unhideWhenUsed="1" w:qFormat="1"/>
+    <w:lsdException w:name="heading 4" w:semiHidden="1" w:uiPriority="9" w:unhideWhenUsed="1" w:qFormat="1"/>
+    <w:lsdException w:name="heading 5" w:semiHidden="1" w:uiPriority="9" w:unhideWhenUsed="1" w:qFormat="1"/>
+    <w:lsdException w:name="heading 6" w:semiHidden="1" w:uiPriority="9" w:unhideWhenUsed="1" w:qFormat="1"/>
+    <w:lsdException w:name="heading 7" w:semiHidden="1" w:uiPriority="9" w:unhideWhenUsed="1" w:qFormat="1"/>
+    <w:lsdException w:name="heading 8" w:semiHidden="1" w:uiPriority="9" w:unhideWhenUsed="1" w:qFormat="1"/>
+    <w:lsdException w:name="heading 9" w:semiHidden="1" w:uiPriority="9" w:unhideWhenUsed="1" w:qFormat="1"/>
+    <w:lsdException w:name="index 1" w:semiHidden="1" w:unhideWhenUsed="1"/>
+    <w:lsdException w:name="index 2" w:semiHidden="1" w:unhideWhenUsed="1"/>
+    <w:lsdException w:name="index 3" w:semiHidden="1" w:unhideWhenUsed="1"/>
+    <w:lsdException w:name="index 4" w:semiHidden="1" w:unhideWhenUsed="1"/>
+    <w:lsdException w:name="index 5" w:semiHidden="1" w:unhideWhenUsed="1"/>
+    <w:lsdException w:name="index 6" w:semiHidden="1" w:unhideWhenUsed="1"/>
+    <w:lsdException w:name="index 7" w:semiHidden="1" w:unhideWhenUsed="1"/>
+    <w:lsdException w:name="index 8" w:semiHidden="1" w:unhideWhenUsed="1"/>
+    <w:lsdException w:name="index 9" w:semiHidden="1" w:unhideWhenUsed="1"/>
+    <w:lsdException w:name="toc 1" w:semiHidden="1" w:uiPriority="39" w:unhideWhenUsed="1"/>
+    <w:lsdException w:name="toc 2" w:semiHidden="1" w:uiPriority="39" w:unhideWhenUsed="1"/>
+    <w:lsdException w:name="toc 3" w:semiHidden="1" w:uiPriority="39" w:unhideWhenUsed="1"/>
+    <w:lsdException w:name="toc 4" w:semiHidden="1" w:uiPriority="39" w:unhideWhenUsed="1"/>
+    <w:lsdException w:name="toc 5" w:semiHidden="1" w:uiPriority="39" w:unhideWhenUsed="1"/>
+    <w:lsdException w:name="toc 6" w:semiHidden="1" w:uiPriority="39" w:unhideWhenUsed="1"/>
+    <w:lsdException w:name="toc 7" w:semiHidden="1" w:uiPriority="39" w:unhideWhenUsed="1"/>
+    <w:lsdException w:name="toc 8" w:semiHidden="1" w:uiPriority="39" w:unhideWhenUsed="1"/>
+    <w:lsdException w:name="toc 9" w:semiHidden="1" w:uiPriority="39" w:unhideWhenUsed="1"/>
+    <w:lsdException w:name="Normal Indent" w:semiHidden="1" w:unhideWhenUsed="1"/>
+    <w:lsdException w:name="footnote text" w:semiHidden="1" w:unhideWhenUsed="1"/>
+    <w:lsdException w:name="annotation text" w:semiHidden="1" w:unhideWhenUsed="1"/>
+    <w:lsdException w:name="header" w:semiHidden="1" w:unhideWhenUsed="1"/>
+    <w:lsdException w:name="footer" w:semiHidden="1" w:unhideWhenUsed="1"/>
+    <w:lsdException w:name="index heading" w:semiHidden="1" w:unhideWhenUsed="1"/>
+    <w:lsdException w:name="caption" w:semiHidden="1" w:uiPriority="35" w:unhideWhenUsed="1" w:qFormat="1"/>
+    <w:lsdException w:name="table of figures" w:semiHidden="1" w:unhideWhenUsed="1"/>
+    <w:lsdException w:name="envelope address" w:semiHidden="1" w:unhideWhenUsed="1"/>
+    <w:lsdException w:name="envelope return" w:semiHidden="1" w:unhideWhenUsed="1"/>
+    <w:lsdException w:name="footnote reference" w:semiHidden="1" w:unhideWhenUsed="1"/>
+    <w:lsdException w:name="annotation reference" w:semiHidden="1" w:unhideWhenUsed="1"/>
+    <w:lsdException w:name="line number" w:semiHidden="1" w:unhideWhenUsed="1"/>
+    <w:lsdException w:name="page number" w:semiHidden="1" w:unhideWhenUsed="1"/>
+    <w:lsdException w:name="endnote reference" w:semiHidden="1" w:unhideWhenUsed="1"/>
+    <w:lsdException w:name="endnote text" w:semiHidden="1" w:unhideWhenUsed="1"/>
+    <w:lsdException w:name="table of authorities" w:semiHidden="1" w:unhideWhenUsed="1"/>
+    <w:lsdException w:name="macro" w:semiHidden="1" w:unhideWhenUsed="1"/>
+    <w:lsdException w:name="toa heading" w:semiHidden="1" w:unhideWhenUsed="1"/>
+    <w:lsdException w:name="List" w:semiHidden="1" w:unhideWhenUsed="1"/>
+    <w:lsdException w:name="List Bullet" w:semiHidden="1" w:unhideWhenUsed="1"/>
+    <w:lsdException w:name="List Number" w:semiHidden="1" w:unhideWhenUsed="1"/>
+    <w:lsdException w:name="List 2" w:semiHidden="1" w:unhideWhenUsed="1"/>
+    <w:lsdException w:name="List 3" w:semiHidden="1" w:unhideWhenUsed="1"/>
+    <w:lsdException w:name="List 4" w:semiHidden="1" w:unhideWhenUsed="1"/>
+    <w:lsdException w:name="List 5" w:semiHidden="1" w:unhideWhenUsed="1"/>
+    <w:lsdException w:name="List Bullet 2" w:semiHidden="1" w:unhideWhenUsed="1"/>
+    <w:lsdException w:name="List Bullet 3" w:semiHidden="1" w:unhideWhenUsed="1"/>
+    <w:lsdException w:name="List Bullet 4" w:semiHidden="1" w:unhideWhenUsed="1"/>
+    <w:lsdException w:name="List Bullet 5" w:semiHidden="1" w:unhideWhenUsed="1"/>
+    <w:lsdException w:name="List Number 2" w:semiHidden="1" w:unhideWhenUsed="1"/>
+    <w:lsdException w:name="List Number 3" w:semiHidden="1" w:unhideWhenUsed="1"/>
+    <w:lsdException w:name="List Number 4" w:semiHidden="1" w:unhideWhenUsed="1"/>
+    <w:lsdException w:name="List Number 5" w:semiHidden="1" w:unhideWhenUsed="1"/>
+    <w:lsdException w:name="Title" w:uiPriority="10" w:qFormat="1"/>
+    <w:lsdException w:name="Closing" w:semiHidden="1" w:unhideWhenUsed="1"/>
+    <w:lsdException w:name="Signature" w:semiHidden="1" w:unhideWhenUsed="1"/>
+    <w:lsdException w:name="Default Paragraph Font" w:semiHidden="1" w:uiPriority="1" w:unhideWhenUsed="1"/>
+    <w:lsdException w:name="Body Text" w:semiHidden="1" w:unhideWhenUsed="1"/>
+    <w:lsdException w:name="Body Text Indent" w:semiHidden="1" w:unhideWhenUsed="1"/>
+    <w:lsdException w:name="List Continue" w:semiHidden="1" w:unhideWhenUsed="1"/>
+    <w:lsdException w:name="List Continue 2" w:semiHidden="1" w:unhideWhenUsed="1"/>
+    <w:lsdException w:name="List Continue 3" w:semiHidden="1" w:unhideWhenUsed="1"/>
+    <w:lsdException w:name="List Continue 4" w:semiHidden="1" w:unhideWhenUsed="1"/>
+    <w:lsdException w:name="List Continue 5" w:semiHidden="1" w:unhideWhenUsed="1"/>
+    <w:lsdException w:name="Message Header" w:semiHidden="1" w:unhideWhenUsed="1"/>
+    <w:lsdException w:name="Subtitle" w:uiPriority="11" w:qFormat="1"/>
+    <w:lsdException w:name="Salutation" w:semiHidden="1" w:unhideWhenUsed="1"/>
+    <w:lsdException w:name="Date" w:semiHidden="1" w:unhideWhenUsed="1"/>
+    <w:lsdException w:name="Body Text First Indent" w:semiHidden="1" w:unhideWhenUsed="1"/>
+    <w:lsdException w:name="Body Text First Indent 2" w:semiHidden="1" w:unhideWhenUsed="1"/>
+    <w:lsdException w:name="Note Heading" w:semiHidden="1" w:unhideWhenUsed="1"/>
+    <w:lsdException w:name="Body Text 2" w:semiHidden="1" w:unhideWhenUsed="1"/>
+    <w:lsdException w:name="Body Text 3" w:semiHidden="1" w:unhideWhenUsed="1"/>
+    <w:lsdException w:name="Body Text Indent 2" w:semiHidden="1" w:unhideWhenUsed="1"/>
+    <w:lsdException w:name="Body Text Indent 3" w:semiHidden="1" w:unhideWhenUsed="1"/>
+    <w:lsdException w:name="Block Text" w:semiHidden="1" w:unhideWhenUsed="1"/>
+    <w:lsdException w:name="Hyperlink" w:semiHidden="1" w:unhideWhenUsed="1"/>
+    <w:lsdException w:name="FollowedHyperlink" w:semiHidden="1" w:unhideWhenUsed="1"/>
+    <w:lsdException w:name="Strong" w:uiPriority="22" w:qFormat="1"/>
+    <w:lsdException w:name="Emphasis" w:uiPriority="20" w:qFormat="1"/>
+    <w:lsdException w:name="Document Map" w:semiHidden="1" w:unhideWhenUsed="1"/>
+    <w:lsdException w:name="Plain Text" w:semiHidden="1" w:unhideWhenUsed="1"/>
+    <w:lsdException w:name="E-mail Signature" w:semiHidden="1" w:unhideWhenUsed="1"/>
+    <w:lsdException w:name="HTML Top of Form" w:semiHidden="1" w:unhideWhenUsed="1"/>
+    <w:lsdException w:name="HTML Bottom of Form" w:semiHidden="1" w:unhideWhenUsed="1"/>
+    <w:lsdException w:name="Normal (Web)" w:semiHidden="1" w:unhideWhenUsed="1"/>
+    <w:lsdException w:name="HTML Acronym" w:semiHidden="1" w:unhideWhenUsed="1"/>
+    <w:lsdException w:name="HTML Address" w:semiHidden="1" w:unhideWhenUsed="1"/>
+    <w:lsdException w:name="HTML Cite" w:semiHidden="1" w:unhideWhenUsed="1"/>
+    <w:lsdException w:name="HTML Code" w:semiHidden="1" w:unhideWhenUsed="1"/>
+    <w:lsdException w:name="HTML Definition" w:semiHidden="1" w:unhideWhenUsed="1"/>
+    <w:lsdException w:name="HTML Keyboard" w:semiHidden="1" w:unhideWhenUsed="1"/>
+    <w:lsdException w:name="HTML Preformatted" w:semiHidden="1" w:unhideWhenUsed="1"/>
+    <w:lsdException w:name="HTML Sample" w:semiHidden="1" w:unhideWhenUsed="1"/>
+    <w:lsdException w:name="HTML Typewriter" w:semiHidden="1" w:unhideWhenUsed="1"/>
+    <w:lsdException w:name="HTML Variable" w:semiHidden="1" w:unhideWhenUsed="1"/>
+    <w:lsdException w:name="Normal Table" w:semiHidden="1" w:unhideWhenUsed="1"/>
+    <w:lsdException w:name="annotation subject" w:semiHidden="1" w:unhideWhenUsed="1"/>
+    <w:lsdException w:name="No List" w:semiHidden="1" w:unhideWhenUsed="1"/>
+    <w:lsdException w:name="Outline List 1" w:semiHidden="1" w:unhideWhenUsed="1"/>
+    <w:lsdException w:name="Outline List 2" w:semiHidden="1" w:unhideWhenUsed="1"/>
+    <w:lsdException w:name="Outline List 3" w:semiHidden="1" w:unhideWhenUsed="1"/>
+    <w:lsdException w:name="Table Simple 1" w:semiHidden="1" w:unhideWhenUsed="1"/>
+    <w:lsdException w:name="Table Simple 2" w:semiHidden="1" w:unhideWhenUsed="1"/>
+    <w:lsdException w:name="Table Simple 3" w:semiHidden="1" w:unhideWhenUsed="1"/>
+    <w:lsdException w:name="Table Classic 1" w:semiHidden="1" w:unhideWhenUsed="1"/>
+    <w:lsdException w:name="Table Classic 2" w:semiHidden="1" w:unhideWhenUsed="1"/>
+    <w:lsdException w:name="Table Classic 3" w:semiHidden="1" w:unhideWhenUsed="1"/>
+    <w:lsdException w:name="Table Classic 4" w:semiHidden="1" w:unhideWhenUsed="1"/>
+    <w:lsdException w:name="Table Colorful 1" w:semiHidden="1" w:unhideWhenUsed="1"/>
+    <w:lsdException w:name="Table Colorful 2" w:semiHidden="1" w:unhideWhenUsed="1"/>
+    <w:lsdException w:name="Table Colorful 3" w:semiHidden="1" w:unhideWhenUsed="1"/>
+    <w:lsdException w:name="Table Columns 1" w:semiHidden="1" w:unhideWhenUsed="1"/>
+    <w:lsdException w:name="Table Columns 2" w:semiHidden="1" w:unhideWhenUsed="1"/>
+    <w:lsdException w:name="Table Columns 3" w:semiHidden="1" w:unhideWhenUsed="1"/>
+    <w:lsdException w:name="Table Columns 4" w:semiHidden="1" w:unhideWhenUsed="1"/>
+    <w:lsdException w:name="Table Columns 5" w:semiHidden="1" w:unhideWhenUsed="1"/>
+    <w:lsdException w:name="Table Grid 1" w:semiHidden="1" w:unhideWhenUsed="1"/>
+    <w:lsdException w:name="Table Grid 2" w:semiHidden="1" w:unhideWhenUsed="1"/>
+    <w:lsdException w:name="Table Grid 3" w:semiHidden="1" w:unhideWhenUsed="1"/>
+    <w:lsdException w:name="Table Grid 4" w:semiHidden="1" w:unhideWhenUsed="1"/>
+    <w:lsdException w:name="Table Grid 5" w:semiHidden="1" w:unhideWhenUsed="1"/>
+    <w:lsdException w:name="Table Grid 6" w:semiHidden="1" w:unhideWhenUsed="1"/>
+    <w:lsdException w:name="Table Grid 7" w:semiHidden="1" w:unhideWhenUsed="1"/>
+    <w:lsdException w:name="Table Grid 8" w:semiHidden="1" w:unhideWhenUsed="1"/>
+    <w:lsdException w:name="Table List 1" w:semiHidden="1" w:unhideWhenUsed="1"/>
+    <w:lsdException w:name="Table List 2" w:semiHidden="1" w:unhideWhenUsed="1"/>
+    <w:lsdException w:name="Table List 3" w:semiHidden="1" w:unhideWhenUsed="1"/>
+    <w:lsdException w:name="Table List 4" w:semiHidden="1" w:unhideWhenUsed="1"/>
+    <w:lsdException w:name="Table List 5" w:semiHidden="1" w:unhideWhenUsed="1"/>
+    <w:lsdException w:name="Table List 6" w:semiHidden="1" w:unhideWhenUsed="1"/>
+    <w:lsdException w:name="Table List 7" w:semiHidden="1" w:unhideWhenUsed="1"/>
+    <w:lsdException w:name="Table List 8" w:semiHidden="1" w:unhideWhenUsed="1"/>
+    <w:lsdException w:name="Table 3D effects 1" w:semiHidden="1" w:unhideWhenUsed="1"/>
+    <w:lsdException w:name="Table 3D effects 2" w:semiHidden="1" w:unhideWhenUsed="1"/>
+    <w:lsdException w:name="Table 3D effects 3" w:semiHidden="1" w:unhideWhenUsed="1"/>
+    <w:lsdException w:name="Table Contemporary" w:semiHidden="1" w:unhideWhenUsed="1"/>
+    <w:lsdException w:name="Table Elegant" w:semiHidden="1" w:unhideWhenUsed="1"/>
+    <w:lsdException w:name="Table Professional" w:semiHidden="1" w:unhideWhenUsed="1"/>
+    <w:lsdException w:name="Table Subtle 1" w:semiHidden="1" w:unhideWhenUsed="1"/>
+    <w:lsdException w:name="Table Subtle 2" w:semiHidden="1" w:unhideWhenUsed="1"/>
+    <w:lsdException w:name="Table Web 1" w:semiHidden="1" w:unhideWhenUsed="1"/>
+    <w:lsdException w:name="Table Web 2" w:semiHidden="1" w:unhideWhenUsed="1"/>
+    <w:lsdException w:name="Table Web 3" w:semiHidden="1" w:unhideWhenUsed="1"/>
+    <w:lsdException w:name="Balloon Text" w:semiHidden="1" w:unhideWhenUsed="1"/>
+    <w:lsdException w:name="Table Grid" w:uiPriority="39"/>
+    <w:lsdException w:name="Table Theme" w:semiHidden="1" w:unhideWhenUsed="1"/>
+    <w:lsdException w:name="Placeholder Text" w:semiHidden="1"/>
+    <w:lsdException w:name="No Spacing" w:uiPriority="1" w:qFormat="1"/>
+    <w:lsdException w:name="Light Shading" w:uiPriority="60"/>
+    <w:lsdException w:name="Light List" w:uiPriority="61"/>
+    <w:lsdException w:name="Light Grid" w:uiPriority="62"/>
+    <w:lsdException w:name="Medium Shading 1" w:uiPriority="63"/>
+    <w:lsdException w:name="Medium Shading 2" w:uiPriority="64"/>
+    <w:lsdException w:name="Medium List 1" w:uiPriority="65"/>
+    <w:lsdException w:name="Medium List 2" w:uiPriority="66"/>
+    <w:lsdException w:name="Medium Grid 1" w:uiPriority="67"/>
+    <w:lsdException w:name="Medium Grid 2" w:uiPriority="68"/>
+    <w:lsdException w:name="Medium Grid 3" w:uiPriority="69"/>
+    <w:lsdException w:name="Dark List" w:uiPriority="70"/>
+    <w:lsdException w:name="Colorful Shading" w:uiPriority="71"/>
+    <w:lsdException w:name="Colorful List" w:uiPriority="72"/>
+    <w:lsdException w:name="Colorful Grid" w:uiPriority="73"/>
+    <w:lsdException w:name="Light Shading Accent 1" w:uiPriority="60"/>
+    <w:lsdException w:name="Light List Accent 1" w:uiPriority="61"/>
+    <w:lsdException w:name="Light Grid Accent 1" w:uiPriority="62"/>
+    <w:lsdException w:name="Medium Shading 1 Accent 1" w:uiPriority="63"/>
+    <w:lsdException w:name="Medium Shading 2 Accent 1" w:uiPriority="64"/>
+    <w:lsdException w:name="Medium List 1 Accent 1" w:uiPriority="65"/>
+    <w:lsdException w:name="Revision" w:semiHidden="1"/>
+    <w:lsdException w:name="List Paragraph" w:uiPriority="34" w:qFormat="1"/>
+    <w:lsdException w:name="Quote" w:uiPriority="29" w:qFormat="1"/>
+    <w:lsdException w:name="Intense Quote" w:uiPriority="30" w:qFormat="1"/>
+    <w:lsdException w:name="Medium List 2 Accent 1" w:uiPriority="66"/>
+    <w:lsdException w:name="Medium Grid 1 Accent 1" w:uiPriority="67"/>
+    <w:lsdException w:name="Medium Grid 2 Accent 1" w:uiPriority="68"/>
+    <w:lsdException w:name="Medium Grid 3 Accent 1" w:uiPriority="69"/>
+    <w:lsdException w:name="Dark List Accent 1" w:uiPriority="70"/>
+    <w:lsdException w:name="Colorful Shading Accent 1" w:uiPriority="71"/>
+    <w:lsdException w:name="Colorful List Accent 1" w:uiPriority="72"/>
+    <w:lsdException w:name="Colorful Grid Accent 1" w:uiPriority="73"/>
+    <w:lsdException w:name="Light Shading Accent 2" w:uiPriority="60"/>
+    <w:lsdException w:name="Light List Accent 2" w:uiPriority="61"/>
+    <w:lsdException w:name="Light Grid Accent 2" w:uiPriority="62"/>
+    <w:lsdException w:name="Medium Shading 1 Accent 2" w:uiPriority="63"/>
+    <w:lsdException w:name="Medium Shading 2 Accent 2" w:uiPriority="64"/>
+    <w:lsdException w:name="Medium List 1 Accent 2" w:uiPriority="65"/>
+    <w:lsdException w:name="Medium List 2 Accent 2" w:uiPriority="66"/>
+    <w:lsdException w:name="Medium Grid 1 Accent 2" w:uiPriority="67"/>
+    <w:lsdException w:name="Medium Grid 2 Accent 2" w:uiPriority="68"/>
+    <w:lsdException w:name="Medium Grid 3 Accent 2" w:uiPriority="69"/>
+    <w:lsdException w:name="Dark List Accent 2" w:uiPriority="70"/>
+    <w:lsdException w:name="Colorful Shading Accent 2" w:uiPriority="71"/>
+    <w:lsdException w:name="Colorful List Accent 2" w:uiPriority="72"/>
+    <w:lsdException w:name="Colorful Grid Accent 2" w:uiPriority="73"/>
+    <w:lsdException w:name="Light Shading Accent 3" w:uiPriority="60"/>
+    <w:lsdException w:name="Light List Accent 3" w:uiPriority="61"/>
+    <w:lsdException w:name="Light Grid Accent 3" w:uiPriority="62"/>
+    <w:lsdException w:name="Medium Shading 1 Accent 3" w:uiPriority="63"/>
+    <w:lsdException w:name="Medium Shading 2 Accent 3" w:uiPriority="64"/>
+    <w:lsdException w:name="Medium List 1 Accent 3" w:uiPriority="65"/>
+    <w:lsdException w:name="Medium List 2 Accent 3" w:uiPriority="66"/>
+    <w:lsdException w:name="Medium Grid 1 Accent 3" w:uiPriority="67"/>
+    <w:lsdException w:name="Medium Grid 2 Accent 3" w:uiPriority="68"/>
+    <w:lsdException w:name="Medium Grid 3 Accent 3" w:uiPriority="69"/>
+    <w:lsdException w:name="Dark List Accent 3" w:uiPriority="70"/>
+    <w:lsdException w:name="Colorful Shading Accent 3" w:uiPriority="71"/>
+    <w:lsdException w:name="Colorful List Accent 3" w:uiPriority="72"/>
+    <w:lsdException w:name="Colorful Grid Accent 3" w:uiPriority="73"/>
+    <w:lsdException w:name="Light Shading Accent 4" w:uiPriority="60"/>
+    <w:lsdException w:name="Light List Accent 4" w:uiPriority="61"/>
+    <w:lsdException w:name="Light Grid Accent 4" w:uiPriority="62"/>
+    <w:lsdException w:name="Medium Shading 1 Accent 4" w:uiPriority="63"/>
+    <w:lsdException w:name="Medium Shading 2 Accent 4" w:uiPriority="64"/>
+    <w:lsdException w:name="Medium List 1 Accent 4" w:uiPriority="65"/>
+    <w:lsdException w:name="Medium List 2 Accent 4" w:uiPriority="66"/>
+    <w:lsdException w:name="Medium Grid 1 Accent 4" w:uiPriority="67"/>
+    <w:lsdException w:name="Medium Grid 2 Accent 4" w:uiPriority="68"/>
+    <w:lsdException w:name="Medium Grid 3 Accent 4" w:uiPriority="69"/>
+    <w:lsdException w:name="Dark List Accent 4" w:uiPriority="70"/>
+    <w:lsdException w:name="Colorful Shading Accent 4" w:uiPriority="71"/>
+    <w:lsdException w:name="Colorful List Accent 4" w:uiPriority="72"/>
+    <w:lsdException w:name="Colorful Grid Accent 4" w:uiPriority="73"/>
+    <w:lsdException w:name="Light Shading Accent 5" w:uiPriority="60"/>
+    <w:lsdException w:name="Light List Accent 5" w:uiPriority="61"/>
+    <w:lsdException w:name="Light Grid Accent 5" w:uiPriority="62"/>
+    <w:lsdException w:name="Medium Shading 1 Accent 5" w:uiPriority="63"/>
+    <w:lsdException w:name="Medium Shading 2 Accent 5" w:uiPriority="64"/>
+    <w:lsdException w:name="Medium List 1 Accent 5" w:uiPriority="65"/>
+    <w:lsdException w:name="Medium List 2 Accent 5" w:uiPriority="66"/>
+    <w:lsdException w:name="Medium Grid 1 Accent 5" w:uiPriority="67"/>
+    <w:lsdException w:name="Medium Grid 2 Accent 5" w:uiPriority="68"/>
+    <w:lsdException w:name="Medium Grid 3 Accent 5" w:uiPriority="69"/>
+    <w:lsdException w:name="Dark List Accent 5" w:uiPriority="70"/>
+    <w:lsdException w:name="Colorful Shading Accent 5" w:uiPriority="71"/>
+    <w:lsdException w:name="Colorful List Accent 5" w:uiPriority="72"/>
+    <w:lsdException w:name="Colorful Grid Accent 5" w:uiPriority="73"/>
+    <w:lsdException w:name="Light Shading Accent 6" w:uiPriority="60"/>
+    <w:lsdException w:name="Light List Accent 6" w:uiPriority="61"/>
+    <w:lsdException w:name="Light Grid Accent 6" w:uiPriority="62"/>
+    <w:lsdException w:name="Medium Shading 1 Accent 6" w:uiPriority="63"/>
+    <w:lsdException w:name="Medium Shading 2 Accent 6" w:uiPriority="64"/>
+    <w:lsdException w:name="Medium List 1 Accent 6" w:uiPriority="65"/>
+    <w:lsdException w:name="Medium List 2 Accent 6" w:uiPriority="66"/>
+    <w:lsdException w:name="Medium Grid 1 Accent 6" w:uiPriority="67"/>
+    <w:lsdException w:name="Medium Grid 2 Accent 6" w:uiPriority="68"/>
+    <w:lsdException w:name="Medium Grid 3 Accent 6" w:uiPriority="69"/>
+    <w:lsdException w:name="Dark List Accent 6" w:uiPriority="70"/>
+    <w:lsdException w:name="Colorful Shading Accent 6" w:uiPriority="71"/>
+    <w:lsdException w:name="Colorful List Accent 6" w:uiPriority="72"/>
+    <w:lsdException w:name="Colorful Grid Accent 6" w:uiPriority="73"/>
+    <w:lsdException w:name="Subtle Emphasis" w:uiPriority="19" w:qFormat="1"/>
+    <w:lsdException w:name="Intense Emphasis" w:uiPriority="21" w:qFormat="1"/>
+    <w:lsdException w:name="Subtle Reference" w:uiPriority="31" w:qFormat="1"/>
+    <w:lsdException w:name="Intense Reference" w:uiPriority="32" w:qFormat="1"/>
+    <w:lsdException w:name="Book Title" w:uiPriority="33" w:qFormat="1"/>
+    <w:lsdException w:name="Bibliography" w:semiHidden="1" w:uiPriority="37" w:unhideWhenUsed="1"/>
+    <w:lsdException w:name="TOC Heading" w:semiHidden="1" w:uiPriority="39" w:unhideWhenUsed="1" w:qFormat="1"/>
+    <w:lsdException w:name="Plain Table 1" w:uiPriority="41"/>
+    <w:lsdException w:name="Plain Table 2" w:uiPriority="42"/>
+    <w:lsdException w:name="Plain Table 3" w:uiPriority="43"/>
+    <w:lsdException w:name="Plain Table 4" w:uiPriority="44"/>
+    <w:lsdException w:name="Plain Table 5" w:uiPriority="45"/>
+    <w:lsdException w:name="Grid Table Light" w:uiPriority="40"/>
+    <w:lsdException w:name="Grid Table 1 Light" w:uiPriority="46"/>
+    <w:lsdException w:name="Grid Table 2" w:uiPriority="47"/>
+    <w:lsdException w:name="Grid Table 3" w:uiPriority="48"/>
+    <w:lsdException w:name="Grid Table 4" w:uiPriority="49"/>
+    <w:lsdException w:name="Grid Table 5 Dark" w:uiPriority="50"/>
+    <w:lsdException w:name="Grid Table 6 Colorful" w:uiPriority="51"/>
+    <w:lsdException w:name="Grid Table 7 Colorful" w:uiPriority="52"/>
+    <w:lsdException w:name="Grid Table 1 Light Accent 1" w:uiPriority="46"/>
+    <w:lsdException w:name="Grid Table 2 Accent 1" w:uiPriority="47"/>
+    <w:lsdException w:name="Grid Table 3 Accent 1" w:uiPriority="48"/>
+    <w:lsdException w:name="Grid Table 4 Accent 1" w:uiPriority="49"/>
+    <w:lsdException w:name="Grid Table 5 Dark Accent 1" w:uiPriority="50"/>
+    <w:lsdException w:name="Grid Table 6 Colorful Accent 1" w:uiPriority="51"/>
+    <w:lsdException w:name="Grid Table 7 Colorful Accent 1" w:uiPriority="52"/>
+    <w:lsdException w:name="Grid Table 1 Light Accent 2" w:uiPriority="46"/>
+    <w:lsdException w:name="Grid Table 2 Accent 2" w:uiPriority="47"/>
+    <w:lsdException w:name="Grid Table 3 Accent 2" w:uiPriority="48"/>
+    <w:lsdException w:name="Grid Table 4 Accent 2" w:uiPriority="49"/>
+    <w:lsdException w:name="Grid Table 5 Dark Accent 2" w:uiPriority="50"/>
+    <w:lsdException w:name="Grid Table 6 Colorful Accent 2" w:uiPriority="51"/>
+    <w:lsdException w:name="Grid Table 7 Colorful Accent 2" w:uiPriority="52"/>
+    <w:lsdException w:name="Grid Table 1 Light Accent 3" w:uiPriority="46"/>
+    <w:lsdException w:name="Grid Table 2 Accent 3" w:uiPriority="47"/>
+    <w:lsdException w:name="Grid Table 3 Accent 3" w:uiPriority="48"/>
+    <w:lsdException w:name="Grid Table 4 Accent 3" w:uiPriority="49"/>
+    <w:lsdException w:name="Grid Table 5 Dark Accent 3" w:uiPriority="50"/>
+    <w:lsdException w:name="Grid Table 6 Colorful Accent 3" w:uiPriority="51"/>
+    <w:lsdException w:name="Grid Table 7 Colorful Accent 3" w:uiPriority="52"/>
+    <w:lsdException w:name="Grid Table 1 Light Accent 4" w:uiPriority="46"/>
+    <w:lsdException w:name="Grid Table 2 Accent 4" w:uiPriority="47"/>
+    <w:lsdException w:name="Grid Table 3 Accent 4" w:uiPriority="48"/>
+    <w:lsdException w:name="Grid Table 4 Accent 4" w:uiPriority="49"/>
+    <w:lsdException w:name="Grid Table 5 Dark Accent 4" w:uiPriority="50"/>
+    <w:lsdException w:name="Grid Table 6 Colorful Accent 4" w:uiPriority="51"/>
+    <w:lsdException w:name="Grid Table 7 Colorful Accent 4" w:uiPriority="52"/>
+    <w:lsdException w:name="Grid Table 1 Light Accent 5" w:uiPriority="46"/>
+    <w:lsdException w:name="Grid Table 2 Accent 5" w:uiPriority="47"/>
+    <w:lsdException w:name="Grid Table 3 Accent 5" w:uiPriority="48"/>
+    <w:lsdException w:name="Grid Table 4 Accent 5" w:uiPriority="49"/>
+    <w:lsdException w:name="Grid Table 5 Dark Accent 5" w:uiPriority="50"/>
+    <w:lsdException w:name="Grid Table 6 Colorful Accent 5" w:uiPriority="51"/>
+    <w:lsdException w:name="Grid Table 7 Colorful Accent 5" w:uiPriority="52"/>
+    <w:lsdException w:name="Grid Table 1 Light Accent 6" w:uiPriority="46"/>
+    <w:lsdException w:name="Grid Table 2 Accent 6" w:uiPriority="47"/>
+    <w:lsdException w:name="Grid Table 3 Accent 6" w:uiPriority="48"/>
+    <w:lsdException w:name="Grid Table 4 Accent 6" w:uiPriority="49"/>
+    <w:lsdException w:name="Grid Table 5 Dark Accent 6" w:uiPriority="50"/>
+    <w:lsdException w:name="Grid Table 6 Colorful Accent 6" w:uiPriority="51"/>
+    <w:lsdException w:name="Grid Table 7 Colorful Accent 6" w:uiPriority="52"/>
+    <w:lsdException w:name="List Table 1 Light" w:uiPriority="46"/>
+    <w:lsdException w:name="List Table 2" w:uiPriority="47"/>
+    <w:lsdException w:name="List Table 3" w:uiPriority="48"/>
+    <w:lsdException w:name="List Table 4" w:uiPriority="49"/>
+    <w:lsdException w:name="List Table 5 Dark" w:uiPriority="50"/>
+    <w:lsdException w:name="List Table 6 Colorful" w:uiPriority="51"/>
+    <w:lsdException w:name="List Table 7 Colorful" w:uiPriority="52"/>
+    <w:lsdException w:name="List Table 1 Light Accent 1" w:uiPriority="46"/>
+    <w:lsdException w:name="List Table 2 Accent 1" w:uiPriority="47"/>
+    <w:lsdException w:name="List Table 3 Accent 1" w:uiPriority="48"/>
+    <w:lsdException w:name="List Table 4 Accent 1" w:uiPriority="49"/>
+    <w:lsdException w:name="List Table 5 Dark Accent 1" w:uiPriority="50"/>
+    <w:lsdException w:name="List Table 6 Colorful Accent 1" w:uiPriority="51"/>
+    <w:lsdException w:name="List Table 7 Colorful Accent 1" w:uiPriority="52"/>
+    <w:lsdException w:name="List Table 1 Light Accent 2" w:uiPriority="46"/>
+    <w:lsdException w:name="List Table 2 Accent 2" w:uiPriority="47"/>
+    <w:lsdException w:name="List Table 3 Accent 2" w:uiPriority="48"/>
+    <w:lsdException w:name="List Table 4 Accent 2" w:uiPriority="49"/>
+    <w:lsdException w:name="List Table 5 Dark Accent 2" w:uiPriority="50"/>
+    <w:lsdException w:name="List Table 6 Colorful Accent 2" w:uiPriority="51"/>
+    <w:lsdException w:name="List Table 7 Colorful Accent 2" w:uiPriority="52"/>
+    <w:lsdException w:name="List Table 1 Light Accent 3" w:uiPriority="46"/>
+    <w:lsdException w:name="List Table 2 Accent 3" w:uiPriority="47"/>
+    <w:lsdException w:name="List Table 3 Accent 3" w:uiPriority="48"/>
+    <w:lsdException w:name="List Table 4 Accent 3" w:uiPriority="49"/>
+    <w:lsdException w:name="List Table 5 Dark Accent 3" w:uiPriority="50"/>
+    <w:lsdException w:name="List Table 6 Colorful Accent 3" w:uiPriority="51"/>
+    <w:lsdException w:name="List Table 7 Colorful Accent 3" w:uiPriority="52"/>
+    <w:lsdException w:name="List Table 1 Light Accent 4" w:uiPriority="46"/>
+    <w:lsdException w:name="List Table 2 Accent 4" w:uiPriority="47"/>
+    <w:lsdException w:name="List Table 3 Accent 4" w:uiPriority="48"/>
+    <w:lsdException w:name="List Table 4 Accent 4" w:uiPriority="49"/>
+    <w:lsdException w:name="List Table 5 Dark Accent 4" w:uiPriority="50"/>
+    <w:lsdException w:name="List Table 6 Colorful Accent 4" w:uiPriority="51"/>
+    <w:lsdException w:name="List Table 7 Colorful Accent 4" w:uiPriority="52"/>
+    <w:lsdException w:name="List Table 1 Light Accent 5" w:uiPriority="46"/>
+    <w:lsdException w:name="List Table 2 Accent 5" w:uiPriority="47"/>
+    <w:lsdException w:name="List Table 3 Accent 5" w:uiPriority="48"/>
+    <w:lsdException w:name="List Table 4 Accent 5" w:uiPriority="49"/>
+    <w:lsdException w:name="List Table 5 Dark Accent 5" w:uiPriority="50"/>
+    <w:lsdException w:name="List Table 6 Colorful Accent 5" w:uiPriority="51"/>
+    <w:lsdException w:name="List Table 7 Colorful Accent 5" w:uiPriority="52"/>
+    <w:lsdException w:name="List Table 1 Light Accent 6" w:uiPriority="46"/>
+    <w:lsdException w:name="List Table 2 Accent 6" w:uiPriority="47"/>
+    <w:lsdException w:name="List Table 3 Accent 6" w:uiPriority="48"/>
+    <w:lsdException w:name="List Table 4 Accent 6" w:uiPriority="49"/>
+    <w:lsdException w:name="List Table 5 Dark Accent 6" w:uiPriority="50"/>
+    <w:lsdException w:name="List Table 6 Colorful Accent 6" w:uiPriority="51"/>
+    <w:lsdException w:name="List Table 7 Colorful Accent 6" w:uiPriority="52"/>
+    <w:lsdException w:name="Mention" w:semiHidden="1" w:unhideWhenUsed="1"/>
+    <w:lsdException w:name="Smart Hyperlink" w:semiHidden="1" w:unhideWhenUsed="1"/>
+    <w:lsdException w:name="Hashtag" w:semiHidden="1" w:unhideWhenUsed="1"/>
+    <w:lsdException w:name="Unresolved Mention" w:semiHidden="1" w:unhideWhenUsed="1"/>
+    <w:lsdException w:name="Smart Link" w:semiHidden="1" w:unhideWhenUsed="1"/>
+  </w:latentStyles>
+  <w:style w:type="paragraph" w:default="1" w:styleId="Normal">
+    <w:name w:val="Normal"/>
+    <w:qFormat/>
   </w:style>
   <w:style w:type="paragraph" w:styleId="Heading1">
     <w:name w:val="heading 1"/>
     <w:basedOn w:val="Normal"/>
     <w:next w:val="Normal"/>
+    <w:uiPriority w:val="9"/>
+    <w:qFormat/>
     <w:pPr>
-      <w:keepNext w:val="1"/>
-      <w:keepLines w:val="1"/>
-      <w:pageBreakBefore w:val="0"/>
-      <w:spacing w:after="120" w:before="480" w:lineRule="auto"/>
+      <w:keepNext/>
+      <w:keepLines/>
+      <w:spacing w:before="480" w:after="120"/>
+      <w:outlineLvl w:val="0"/>
     </w:pPr>
     <w:rPr>
-      <w:b w:val="1"/>
-      <w:bCs w:val="1"/>
+      <w:b/>
+      <w:bCs/>
       <w:sz w:val="48"/>
       <w:szCs w:val="48"/>
     </w:rPr>
@@ -2593,15 +7977,19 @@
     <w:name w:val="heading 2"/>
     <w:basedOn w:val="Normal"/>
     <w:next w:val="Normal"/>
+    <w:uiPriority w:val="9"/>
+    <w:semiHidden/>
+    <w:unhideWhenUsed/>
+    <w:qFormat/>
     <w:pPr>
-      <w:keepNext w:val="1"/>
-      <w:keepLines w:val="1"/>
-      <w:pageBreakBefore w:val="0"/>
-      <w:spacing w:after="80" w:before="360" w:lineRule="auto"/>
+      <w:keepNext/>
+      <w:keepLines/>
+      <w:spacing w:before="360" w:after="80"/>
+      <w:outlineLvl w:val="1"/>
     </w:pPr>
     <w:rPr>
-      <w:b w:val="1"/>
-      <w:bCs w:val="1"/>
+      <w:b/>
+      <w:bCs/>
       <w:sz w:val="36"/>
       <w:szCs w:val="36"/>
     </w:rPr>
@@ -2610,15 +7998,19 @@
     <w:name w:val="heading 3"/>
     <w:basedOn w:val="Normal"/>
     <w:next w:val="Normal"/>
+    <w:uiPriority w:val="9"/>
+    <w:semiHidden/>
+    <w:unhideWhenUsed/>
+    <w:qFormat/>
     <w:pPr>
-      <w:keepNext w:val="1"/>
-      <w:keepLines w:val="1"/>
-      <w:pageBreakBefore w:val="0"/>
-      <w:spacing w:after="80" w:before="280" w:lineRule="auto"/>
+      <w:keepNext/>
+      <w:keepLines/>
+      <w:spacing w:before="280" w:after="80"/>
+      <w:outlineLvl w:val="2"/>
     </w:pPr>
     <w:rPr>
-      <w:b w:val="1"/>
-      <w:bCs w:val="1"/>
+      <w:b/>
+      <w:bCs/>
       <w:sz w:val="28"/>
       <w:szCs w:val="28"/>
     </w:rPr>
@@ -2627,15 +8019,19 @@
     <w:name w:val="heading 4"/>
     <w:basedOn w:val="Normal"/>
     <w:next w:val="Normal"/>
+    <w:uiPriority w:val="9"/>
+    <w:semiHidden/>
+    <w:unhideWhenUsed/>
+    <w:qFormat/>
     <w:pPr>
-      <w:keepNext w:val="1"/>
-      <w:keepLines w:val="1"/>
-      <w:pageBreakBefore w:val="0"/>
-      <w:spacing w:after="40" w:before="240" w:lineRule="auto"/>
+      <w:keepNext/>
+      <w:keepLines/>
+      <w:spacing w:before="240" w:after="40"/>
+      <w:outlineLvl w:val="3"/>
     </w:pPr>
     <w:rPr>
-      <w:b w:val="1"/>
-      <w:bCs w:val="1"/>
+      <w:b/>
+      <w:bCs/>
       <w:sz w:val="24"/>
       <w:szCs w:val="24"/>
     </w:rPr>
@@ -2644,15 +8040,19 @@
     <w:name w:val="heading 5"/>
     <w:basedOn w:val="Normal"/>
     <w:next w:val="Normal"/>
+    <w:uiPriority w:val="9"/>
+    <w:semiHidden/>
+    <w:unhideWhenUsed/>
+    <w:qFormat/>
     <w:pPr>
-      <w:keepNext w:val="1"/>
-      <w:keepLines w:val="1"/>
-      <w:pageBreakBefore w:val="0"/>
-      <w:spacing w:after="40" w:before="220" w:lineRule="auto"/>
+      <w:keepNext/>
+      <w:keepLines/>
+      <w:spacing w:before="220" w:after="40"/>
+      <w:outlineLvl w:val="4"/>
     </w:pPr>
     <w:rPr>
-      <w:b w:val="1"/>
-      <w:bCs w:val="1"/>
+      <w:b/>
+      <w:bCs/>
       <w:sz w:val="22"/>
       <w:szCs w:val="22"/>
     </w:rPr>
@@ -2661,66 +8061,79 @@
     <w:name w:val="heading 6"/>
     <w:basedOn w:val="Normal"/>
     <w:next w:val="Normal"/>
+    <w:uiPriority w:val="9"/>
+    <w:semiHidden/>
+    <w:unhideWhenUsed/>
+    <w:qFormat/>
     <w:pPr>
-      <w:keepNext w:val="1"/>
-      <w:keepLines w:val="1"/>
-      <w:pageBreakBefore w:val="0"/>
-      <w:spacing w:after="40" w:before="200" w:lineRule="auto"/>
+      <w:keepNext/>
+      <w:keepLines/>
+      <w:spacing w:before="200" w:after="40"/>
+      <w:outlineLvl w:val="5"/>
     </w:pPr>
     <w:rPr>
-      <w:b w:val="1"/>
-      <w:bCs w:val="1"/>
-      <w:sz w:val="20"/>
-      <w:szCs w:val="20"/>
+      <w:b/>
+      <w:bCs/>
     </w:rPr>
+  </w:style>
+  <w:style w:type="character" w:default="1" w:styleId="DefaultParagraphFont">
+    <w:name w:val="Default Paragraph Font"/>
+    <w:uiPriority w:val="1"/>
+    <w:unhideWhenUsed/>
+  </w:style>
+  <w:style w:type="table" w:default="1" w:styleId="TableNormal">
+    <w:name w:val="Normal Table"/>
+    <w:uiPriority w:val="99"/>
+    <w:semiHidden/>
+    <w:unhideWhenUsed/>
+    <w:tblPr>
+      <w:tblInd w:w="0" w:type="dxa"/>
+      <w:tblCellMar>
+        <w:top w:w="0" w:type="dxa"/>
+        <w:left w:w="108" w:type="dxa"/>
+        <w:bottom w:w="0" w:type="dxa"/>
+        <w:right w:w="108" w:type="dxa"/>
+      </w:tblCellMar>
+    </w:tblPr>
+  </w:style>
+  <w:style w:type="numbering" w:default="1" w:styleId="NoList">
+    <w:name w:val="No List"/>
+    <w:uiPriority w:val="99"/>
+    <w:semiHidden/>
+    <w:unhideWhenUsed/>
+  </w:style>
+  <w:style w:type="table" w:customStyle="1" w:styleId="TableNormal0">
+    <w:name w:val="TableNormal"/>
+    <w:tblPr>
+      <w:tblCellMar>
+        <w:top w:w="100" w:type="dxa"/>
+        <w:left w:w="100" w:type="dxa"/>
+        <w:bottom w:w="100" w:type="dxa"/>
+        <w:right w:w="100" w:type="dxa"/>
+      </w:tblCellMar>
+    </w:tblPr>
   </w:style>
   <w:style w:type="paragraph" w:styleId="Title">
     <w:name w:val="Title"/>
     <w:basedOn w:val="Normal"/>
     <w:next w:val="Normal"/>
+    <w:uiPriority w:val="10"/>
+    <w:qFormat/>
     <w:pPr>
-      <w:keepNext w:val="1"/>
-      <w:keepLines w:val="1"/>
-      <w:pageBreakBefore w:val="0"/>
-      <w:spacing w:after="120" w:before="480" w:lineRule="auto"/>
+      <w:keepNext/>
+      <w:keepLines/>
+      <w:spacing w:before="480" w:after="120"/>
     </w:pPr>
     <w:rPr>
-      <w:b w:val="1"/>
-      <w:bCs w:val="1"/>
+      <w:b/>
+      <w:bCs/>
       <w:sz w:val="72"/>
       <w:szCs w:val="72"/>
     </w:rPr>
   </w:style>
-  <w:style w:type="character" w:styleId="a0" w:default="1">
-    <w:name w:val="Default Paragraph Font"/>
-    <w:uiPriority w:val="1"/>
-    <w:semiHidden w:val="1"/>
-    <w:unhideWhenUsed w:val="1"/>
-  </w:style>
-  <w:style w:type="table" w:styleId="a1" w:default="1">
-    <w:name w:val="Normal Table"/>
-    <w:uiPriority w:val="99"/>
-    <w:semiHidden w:val="1"/>
-    <w:unhideWhenUsed w:val="1"/>
-    <w:tblPr>
-      <w:tblInd w:w="0.0" w:type="dxa"/>
-      <w:tblCellMar>
-        <w:top w:w="0.0" w:type="dxa"/>
-        <w:left w:w="108.0" w:type="dxa"/>
-        <w:bottom w:w="0.0" w:type="dxa"/>
-        <w:right w:w="108.0" w:type="dxa"/>
-      </w:tblCellMar>
-    </w:tblPr>
-  </w:style>
-  <w:style w:type="numbering" w:styleId="a2" w:default="1">
-    <w:name w:val="No List"/>
-    <w:uiPriority w:val="99"/>
-    <w:semiHidden w:val="1"/>
-    <w:unhideWhenUsed w:val="1"/>
-  </w:style>
-  <w:style w:type="table" w:styleId="a3">
+  <w:style w:type="table" w:styleId="TableGrid">
     <w:name w:val="Table Grid"/>
-    <w:basedOn w:val="a1"/>
+    <w:basedOn w:val="TableNormal"/>
     <w:uiPriority w:val="59"/>
     <w:rsid w:val="00C5447D"/>
     <w:pPr>
@@ -2728,21 +8141,20 @@
     </w:pPr>
     <w:tblPr>
       <w:tblBorders>
-        <w:top w:color="auto" w:space="0" w:sz="4" w:val="single"/>
-        <w:left w:color="auto" w:space="0" w:sz="4" w:val="single"/>
-        <w:bottom w:color="auto" w:space="0" w:sz="4" w:val="single"/>
-        <w:right w:color="auto" w:space="0" w:sz="4" w:val="single"/>
-        <w:insideH w:color="auto" w:space="0" w:sz="4" w:val="single"/>
-        <w:insideV w:color="auto" w:space="0" w:sz="4" w:val="single"/>
+        <w:top w:val="single" w:sz="4" w:space="0" w:color="auto"/>
+        <w:left w:val="single" w:sz="4" w:space="0" w:color="auto"/>
+        <w:bottom w:val="single" w:sz="4" w:space="0" w:color="auto"/>
+        <w:right w:val="single" w:sz="4" w:space="0" w:color="auto"/>
+        <w:insideH w:val="single" w:sz="4" w:space="0" w:color="auto"/>
+        <w:insideV w:val="single" w:sz="4" w:space="0" w:color="auto"/>
       </w:tblBorders>
     </w:tblPr>
   </w:style>
-  <w:style w:type="paragraph" w:styleId="a4">
+  <w:style w:type="paragraph" w:styleId="Header">
     <w:name w:val="header"/>
-    <w:basedOn w:val="a"/>
-    <w:link w:val="Char"/>
+    <w:link w:val="HeaderChar"/>
     <w:uiPriority w:val="99"/>
-    <w:unhideWhenUsed w:val="1"/>
+    <w:unhideWhenUsed/>
     <w:rsid w:val="007E2443"/>
     <w:pPr>
       <w:tabs>
@@ -2752,19 +8164,18 @@
       <w:snapToGrid w:val="0"/>
     </w:pPr>
   </w:style>
-  <w:style w:type="character" w:styleId="Char" w:customStyle="1">
-    <w:name w:val="머리글 Char"/>
-    <w:basedOn w:val="a0"/>
-    <w:link w:val="a4"/>
+  <w:style w:type="character" w:customStyle="1" w:styleId="HeaderChar">
+    <w:name w:val="Header Char"/>
+    <w:basedOn w:val="DefaultParagraphFont"/>
+    <w:link w:val="Header"/>
     <w:uiPriority w:val="99"/>
     <w:rsid w:val="007E2443"/>
   </w:style>
-  <w:style w:type="paragraph" w:styleId="a5">
+  <w:style w:type="paragraph" w:styleId="Footer">
     <w:name w:val="footer"/>
-    <w:basedOn w:val="a"/>
-    <w:link w:val="Char0"/>
+    <w:link w:val="FooterChar"/>
     <w:uiPriority w:val="99"/>
-    <w:unhideWhenUsed w:val="1"/>
+    <w:unhideWhenUsed/>
     <w:rsid w:val="007E2443"/>
     <w:pPr>
       <w:tabs>
@@ -2774,39 +8185,38 @@
       <w:snapToGrid w:val="0"/>
     </w:pPr>
   </w:style>
-  <w:style w:type="character" w:styleId="Char0" w:customStyle="1">
-    <w:name w:val="바닥글 Char"/>
-    <w:basedOn w:val="a0"/>
-    <w:link w:val="a5"/>
+  <w:style w:type="character" w:customStyle="1" w:styleId="FooterChar">
+    <w:name w:val="Footer Char"/>
+    <w:basedOn w:val="DefaultParagraphFont"/>
+    <w:link w:val="Footer"/>
     <w:uiPriority w:val="99"/>
     <w:rsid w:val="007E2443"/>
   </w:style>
-  <w:style w:type="paragraph" w:styleId="a6">
+  <w:style w:type="paragraph" w:styleId="BalloonText">
     <w:name w:val="Balloon Text"/>
-    <w:basedOn w:val="a"/>
-    <w:link w:val="Char1"/>
+    <w:link w:val="BalloonTextChar"/>
     <w:uiPriority w:val="99"/>
-    <w:semiHidden w:val="1"/>
-    <w:unhideWhenUsed w:val="1"/>
+    <w:semiHidden/>
+    <w:unhideWhenUsed/>
     <w:rsid w:val="00CF27B7"/>
     <w:pPr>
       <w:spacing w:after="0" w:line="240" w:lineRule="auto"/>
     </w:pPr>
     <w:rPr>
-      <w:rFonts w:asciiTheme="majorHAnsi" w:cstheme="majorBidi" w:eastAsiaTheme="majorEastAsia" w:hAnsiTheme="majorHAnsi"/>
+      <w:rFonts w:asciiTheme="majorHAnsi" w:eastAsiaTheme="majorEastAsia" w:hAnsiTheme="majorHAnsi" w:cstheme="majorBidi"/>
       <w:sz w:val="18"/>
       <w:szCs w:val="18"/>
     </w:rPr>
   </w:style>
-  <w:style w:type="character" w:styleId="Char1" w:customStyle="1">
-    <w:name w:val="풍선 도움말 텍스트 Char"/>
-    <w:basedOn w:val="a0"/>
-    <w:link w:val="a6"/>
+  <w:style w:type="character" w:customStyle="1" w:styleId="BalloonTextChar">
+    <w:name w:val="Balloon Text Char"/>
+    <w:basedOn w:val="DefaultParagraphFont"/>
+    <w:link w:val="BalloonText"/>
     <w:uiPriority w:val="99"/>
-    <w:semiHidden w:val="1"/>
+    <w:semiHidden/>
     <w:rsid w:val="00CF27B7"/>
     <w:rPr>
-      <w:rFonts w:asciiTheme="majorHAnsi" w:cstheme="majorBidi" w:eastAsiaTheme="majorEastAsia" w:hAnsiTheme="majorHAnsi"/>
+      <w:rFonts w:asciiTheme="majorHAnsi" w:eastAsiaTheme="majorEastAsia" w:hAnsiTheme="majorHAnsi" w:cstheme="majorBidi"/>
       <w:sz w:val="18"/>
       <w:szCs w:val="18"/>
     </w:rPr>
@@ -2815,23 +8225,24 @@
     <w:name w:val="Subtitle"/>
     <w:basedOn w:val="Normal"/>
     <w:next w:val="Normal"/>
+    <w:uiPriority w:val="11"/>
+    <w:qFormat/>
     <w:pPr>
-      <w:keepNext w:val="1"/>
-      <w:keepLines w:val="1"/>
-      <w:pageBreakBefore w:val="0"/>
-      <w:spacing w:after="80" w:before="360" w:lineRule="auto"/>
+      <w:keepNext/>
+      <w:keepLines/>
+      <w:spacing w:before="360" w:after="80"/>
     </w:pPr>
     <w:rPr>
-      <w:rFonts w:ascii="Georgia" w:cs="Georgia" w:eastAsia="Georgia" w:hAnsi="Georgia"/>
-      <w:i w:val="1"/>
-      <w:iCs w:val="1"/>
+      <w:rFonts w:ascii="Georgia" w:eastAsia="Georgia" w:hAnsi="Georgia" w:cs="Georgia"/>
+      <w:i/>
+      <w:iCs/>
       <w:color w:val="666666"/>
       <w:sz w:val="48"/>
       <w:szCs w:val="48"/>
     </w:rPr>
   </w:style>
-  <w:style w:type="table" w:styleId="Table1">
-    <w:basedOn w:val="TableNormal"/>
+  <w:style w:type="table" w:customStyle="1" w:styleId="a">
+    <w:basedOn w:val="TableNormal0"/>
     <w:pPr>
       <w:spacing w:after="0" w:line="240" w:lineRule="auto"/>
     </w:pPr>
@@ -2839,15 +8250,15 @@
       <w:tblStyleRowBandSize w:val="1"/>
       <w:tblStyleColBandSize w:val="1"/>
       <w:tblCellMar>
-        <w:top w:w="0.0" w:type="dxa"/>
-        <w:left w:w="0.0" w:type="dxa"/>
-        <w:bottom w:w="0.0" w:type="dxa"/>
-        <w:right w:w="0.0" w:type="dxa"/>
+        <w:top w:w="0" w:type="dxa"/>
+        <w:left w:w="0" w:type="dxa"/>
+        <w:bottom w:w="0" w:type="dxa"/>
+        <w:right w:w="0" w:type="dxa"/>
       </w:tblCellMar>
     </w:tblPr>
   </w:style>
-  <w:style w:type="table" w:styleId="Table2">
-    <w:basedOn w:val="TableNormal"/>
+  <w:style w:type="table" w:customStyle="1" w:styleId="a0">
+    <w:basedOn w:val="TableNormal0"/>
     <w:pPr>
       <w:spacing w:after="0" w:line="240" w:lineRule="auto"/>
     </w:pPr>
@@ -2855,15 +8266,15 @@
       <w:tblStyleRowBandSize w:val="1"/>
       <w:tblStyleColBandSize w:val="1"/>
       <w:tblCellMar>
-        <w:top w:w="0.0" w:type="dxa"/>
-        <w:left w:w="0.0" w:type="dxa"/>
-        <w:bottom w:w="0.0" w:type="dxa"/>
-        <w:right w:w="0.0" w:type="dxa"/>
+        <w:top w:w="0" w:type="dxa"/>
+        <w:left w:w="0" w:type="dxa"/>
+        <w:bottom w:w="0" w:type="dxa"/>
+        <w:right w:w="0" w:type="dxa"/>
       </w:tblCellMar>
     </w:tblPr>
   </w:style>
-  <w:style w:type="table" w:styleId="Table3">
-    <w:basedOn w:val="TableNormal"/>
+  <w:style w:type="table" w:customStyle="1" w:styleId="a1">
+    <w:basedOn w:val="TableNormal0"/>
     <w:pPr>
       <w:spacing w:after="0" w:line="240" w:lineRule="auto"/>
     </w:pPr>
@@ -2871,12 +8282,36 @@
       <w:tblStyleRowBandSize w:val="1"/>
       <w:tblStyleColBandSize w:val="1"/>
       <w:tblCellMar>
-        <w:top w:w="0.0" w:type="dxa"/>
-        <w:left w:w="0.0" w:type="dxa"/>
-        <w:bottom w:w="0.0" w:type="dxa"/>
-        <w:right w:w="0.0" w:type="dxa"/>
+        <w:top w:w="0" w:type="dxa"/>
+        <w:left w:w="0" w:type="dxa"/>
+        <w:bottom w:w="0" w:type="dxa"/>
+        <w:right w:w="0" w:type="dxa"/>
       </w:tblCellMar>
     </w:tblPr>
+  </w:style>
+  <w:style w:type="paragraph" w:styleId="NormalWeb">
+    <w:name w:val="Normal (Web)"/>
+    <w:basedOn w:val="Normal"/>
+    <w:uiPriority w:val="99"/>
+    <w:semiHidden/>
+    <w:unhideWhenUsed/>
+    <w:rsid w:val="00B351A7"/>
+    <w:rPr>
+      <w:rFonts w:ascii="Times New Roman" w:hAnsi="Times New Roman" w:cs="Times New Roman"/>
+      <w:sz w:val="24"/>
+      <w:szCs w:val="24"/>
+    </w:rPr>
+  </w:style>
+  <w:style w:type="paragraph" w:styleId="ListParagraph">
+    <w:name w:val="List Paragraph"/>
+    <w:basedOn w:val="Normal"/>
+    <w:uiPriority w:val="34"/>
+    <w:qFormat/>
+    <w:rsid w:val="00B351A7"/>
+    <w:pPr>
+      <w:ind w:left="720"/>
+      <w:contextualSpacing/>
+    </w:pPr>
   </w:style>
 </w:styles>
 </file>
@@ -3166,17 +8601,17 @@
 </a:theme>
 </file>
 
-<file path=customXML/item1.xml><?xml version="1.0" encoding="utf-8"?>
+<file path=customXml/item1.xml><?xml version="1.0" encoding="utf-8"?>
 <go:gDocsCustomXmlDataStorage xmlns:go="http://customooxmlschemas.google.com/" xmlns:r="http://schemas.openxmlformats.org/officeDocument/2006/relationships" uri="GoogleDocsCustomDataVersion2">
   <go:docsCustomData xmlns:go="http://customooxmlschemas.google.com/" roundtripDataSignature="AMtx7mgMs80v3J5sox0GW+p4LOPhGjdxZQ==">CgMxLjAyDmgueGoxeXN3cHZ1Z2p4Mg5oLmV3ejA1ZzRtYjZ0aTgAciExeU1wVDBDTFpRME1YeEtVRVFBbVpvYTB3bjR5bVNKWUM=</go:docsCustomData>
 </go:gDocsCustomXmlDataStorage>
 </file>
 
-<file path=customXML/itemProps1.xml><?xml version="1.0" encoding="utf-8"?>
+<file path=customXml/itemProps1.xml><?xml version="1.0" encoding="utf-8"?>
 <ds:datastoreItem xmlns:ds="http://schemas.openxmlformats.org/officeDocument/2006/customXml" ds:itemID="{11111111-1234-1234-1234-123412341234}">
   <ds:schemaRefs>
+    <ds:schemaRef ds:uri="http://customooxmlschemas.google.com/"/>
     <ds:schemaRef ds:uri="http://schemas.openxmlformats.org/officeDocument/2006/relationships"/>
-    <ds:schemaRef ds:uri="http://customooxmlschemas.google.com/"/>
   </ds:schemaRefs>
 </ds:datastoreItem>
 </file>